--- a/Tugas Tambahan/Pengerjaan Tugas Tambahan MySQL.docx
+++ b/Tugas Tambahan/Pengerjaan Tugas Tambahan MySQL.docx
@@ -141,6 +141,76 @@
           <w:szCs w:val="24"/>
         </w:rPr>
       </w:pPr>
+    </w:p>
+    <w:p>
+      <w:pPr>
+        <w:jc w:val="center"/>
+        <w:rPr>
+          <w:rFonts w:ascii="Times New Roman" w:hAnsi="Times New Roman" w:cs="Times New Roman"/>
+          <w:sz w:val="24"/>
+          <w:szCs w:val="24"/>
+        </w:rPr>
+      </w:pPr>
+    </w:p>
+    <w:p>
+      <w:pPr>
+        <w:jc w:val="center"/>
+        <w:rPr>
+          <w:rFonts w:ascii="Times New Roman" w:hAnsi="Times New Roman" w:cs="Times New Roman"/>
+          <w:sz w:val="24"/>
+          <w:szCs w:val="24"/>
+        </w:rPr>
+      </w:pPr>
+    </w:p>
+    <w:p>
+      <w:pPr>
+        <w:jc w:val="center"/>
+        <w:rPr>
+          <w:rFonts w:ascii="Times New Roman" w:hAnsi="Times New Roman" w:cs="Times New Roman"/>
+          <w:sz w:val="24"/>
+          <w:szCs w:val="24"/>
+        </w:rPr>
+      </w:pPr>
+    </w:p>
+    <w:p>
+      <w:pPr>
+        <w:jc w:val="center"/>
+        <w:rPr>
+          <w:rFonts w:ascii="Times New Roman" w:hAnsi="Times New Roman" w:cs="Times New Roman"/>
+          <w:sz w:val="24"/>
+          <w:szCs w:val="24"/>
+        </w:rPr>
+      </w:pPr>
+    </w:p>
+    <w:p>
+      <w:pPr>
+        <w:jc w:val="center"/>
+        <w:rPr>
+          <w:rFonts w:ascii="Times New Roman" w:hAnsi="Times New Roman" w:cs="Times New Roman"/>
+          <w:sz w:val="24"/>
+          <w:szCs w:val="24"/>
+        </w:rPr>
+      </w:pPr>
+    </w:p>
+    <w:p>
+      <w:pPr>
+        <w:jc w:val="center"/>
+        <w:rPr>
+          <w:rFonts w:ascii="Times New Roman" w:hAnsi="Times New Roman" w:cs="Times New Roman"/>
+          <w:sz w:val="24"/>
+          <w:szCs w:val="24"/>
+        </w:rPr>
+      </w:pPr>
+    </w:p>
+    <w:p>
+      <w:pPr>
+        <w:jc w:val="center"/>
+        <w:rPr>
+          <w:rFonts w:ascii="Times New Roman" w:hAnsi="Times New Roman" w:cs="Times New Roman"/>
+          <w:sz w:val="24"/>
+          <w:szCs w:val="24"/>
+        </w:rPr>
+      </w:pPr>
       <w:r>
         <w:rPr>
           <w:rFonts w:ascii="Times New Roman" w:hAnsi="Times New Roman" w:cs="Times New Roman"/>
@@ -201,74 +271,16 @@
           <w:sz w:val="24"/>
           <w:szCs w:val="24"/>
         </w:rPr>
-        <w:t>Kelas: X-RPL</w:t>
-      </w:r>
-    </w:p>
-    <w:p>
-      <w:pPr>
-        <w:jc w:val="center"/>
-        <w:rPr>
-          <w:rFonts w:ascii="Times New Roman" w:hAnsi="Times New Roman" w:cs="Times New Roman"/>
-          <w:sz w:val="24"/>
-          <w:szCs w:val="24"/>
-        </w:rPr>
-      </w:pPr>
-    </w:p>
-    <w:p>
-      <w:pPr>
-        <w:jc w:val="center"/>
-        <w:rPr>
-          <w:rFonts w:ascii="Times New Roman" w:hAnsi="Times New Roman" w:cs="Times New Roman"/>
-          <w:sz w:val="24"/>
-          <w:szCs w:val="24"/>
-        </w:rPr>
-      </w:pPr>
-    </w:p>
-    <w:p>
-      <w:pPr>
-        <w:jc w:val="center"/>
-        <w:rPr>
-          <w:rFonts w:ascii="Times New Roman" w:hAnsi="Times New Roman" w:cs="Times New Roman"/>
-          <w:sz w:val="24"/>
-          <w:szCs w:val="24"/>
-        </w:rPr>
-      </w:pPr>
-    </w:p>
-    <w:p>
-      <w:pPr>
-        <w:rPr>
-          <w:rFonts w:ascii="Times New Roman" w:hAnsi="Times New Roman" w:cs="Times New Roman"/>
-          <w:sz w:val="24"/>
-          <w:szCs w:val="24"/>
-        </w:rPr>
-      </w:pPr>
-    </w:p>
-    <w:p>
-      <w:pPr>
-        <w:rPr>
-          <w:rFonts w:ascii="Times New Roman" w:hAnsi="Times New Roman" w:cs="Times New Roman"/>
-          <w:sz w:val="24"/>
-          <w:szCs w:val="24"/>
-        </w:rPr>
-      </w:pPr>
-    </w:p>
-    <w:p>
-      <w:pPr>
-        <w:rPr>
-          <w:rFonts w:ascii="Times New Roman" w:hAnsi="Times New Roman" w:cs="Times New Roman"/>
-          <w:sz w:val="24"/>
-          <w:szCs w:val="24"/>
-        </w:rPr>
-      </w:pPr>
-    </w:p>
-    <w:p>
-      <w:pPr>
-        <w:rPr>
-          <w:rFonts w:ascii="Times New Roman" w:hAnsi="Times New Roman" w:cs="Times New Roman"/>
-          <w:sz w:val="24"/>
-          <w:szCs w:val="24"/>
-        </w:rPr>
-      </w:pPr>
+        <w:t>Kelas: X-RP</w:t>
+      </w:r>
+      <w:r>
+        <w:rPr>
+          <w:rFonts w:ascii="Times New Roman" w:hAnsi="Times New Roman" w:cs="Times New Roman"/>
+          <w:sz w:val="24"/>
+          <w:szCs w:val="24"/>
+        </w:rPr>
+        <w:t>L</w:t>
+      </w:r>
     </w:p>
     <w:p>
       <w:pPr>
@@ -3071,12 +3083,2545 @@
       <w:pPr>
         <w:rPr>
           <w:rFonts w:ascii="Times New Roman" w:hAnsi="Times New Roman" w:cs="Times New Roman"/>
-          <w:b/>
-          <w:bCs/>
-          <w:sz w:val="28"/>
-          <w:szCs w:val="28"/>
-        </w:rPr>
-      </w:pPr>
+          <w:sz w:val="24"/>
+          <w:szCs w:val="24"/>
+        </w:rPr>
+      </w:pPr>
+      <w:r>
+        <w:rPr>
+          <w:rFonts w:ascii="Times New Roman" w:hAnsi="Times New Roman" w:cs="Times New Roman"/>
+          <w:sz w:val="24"/>
+          <w:szCs w:val="24"/>
+        </w:rPr>
+        <w:drawing>
+          <wp:inline distT="0" distB="0" distL="0" distR="0">
+            <wp:extent cx="5731510" cy="2388870"/>
+            <wp:effectExtent l="0" t="0" r="2540" b="0"/>
+            <wp:docPr id="1869387264" name="Picture 4"/>
+            <wp:cNvGraphicFramePr>
+              <a:graphicFrameLocks xmlns:a="http://schemas.openxmlformats.org/drawingml/2006/main" noChangeAspect="1"/>
+            </wp:cNvGraphicFramePr>
+            <a:graphic xmlns:a="http://schemas.openxmlformats.org/drawingml/2006/main">
+              <a:graphicData uri="http://schemas.openxmlformats.org/drawingml/2006/picture">
+                <pic:pic xmlns:pic="http://schemas.openxmlformats.org/drawingml/2006/picture">
+                  <pic:nvPicPr>
+                    <pic:cNvPr id="1869387264" name="Picture 1869387264"/>
+                    <pic:cNvPicPr/>
+                  </pic:nvPicPr>
+                  <pic:blipFill>
+                    <a:blip r:embed="rId31">
+                      <a:extLst>
+                        <a:ext uri="{28A0092B-C50C-407E-A947-70E740481C1C}">
+                          <a14:useLocalDpi xmlns:a14="http://schemas.microsoft.com/office/drawing/2010/main" val="0"/>
+                        </a:ext>
+                      </a:extLst>
+                    </a:blip>
+                    <a:stretch>
+                      <a:fillRect/>
+                    </a:stretch>
+                  </pic:blipFill>
+                  <pic:spPr>
+                    <a:xfrm>
+                      <a:off x="0" y="0"/>
+                      <a:ext cx="5731510" cy="2388870"/>
+                    </a:xfrm>
+                    <a:prstGeom prst="rect">
+                      <a:avLst/>
+                    </a:prstGeom>
+                  </pic:spPr>
+                </pic:pic>
+              </a:graphicData>
+            </a:graphic>
+          </wp:inline>
+        </w:drawing>
+      </w:r>
+    </w:p>
+    <w:p>
+      <w:pPr>
+        <w:rPr>
+          <w:rFonts w:ascii="Times New Roman" w:hAnsi="Times New Roman" w:cs="Times New Roman"/>
+          <w:sz w:val="24"/>
+          <w:szCs w:val="24"/>
+        </w:rPr>
+      </w:pPr>
+      <w:r>
+        <w:rPr>
+          <w:rFonts w:ascii="Times New Roman" w:hAnsi="Times New Roman" w:cs="Times New Roman"/>
+          <w:sz w:val="24"/>
+          <w:szCs w:val="24"/>
+        </w:rPr>
+        <w:t>Dimana struktur tabel tersebut sama seperti pada MySQL:</w:t>
+      </w:r>
+    </w:p>
+    <w:p>
+      <w:pPr>
+        <w:rPr>
+          <w:rFonts w:ascii="Times New Roman" w:hAnsi="Times New Roman" w:cs="Times New Roman"/>
+          <w:sz w:val="24"/>
+          <w:szCs w:val="24"/>
+        </w:rPr>
+      </w:pPr>
+      <w:r>
+        <w:rPr>
+          <w:rFonts w:ascii="Times New Roman" w:hAnsi="Times New Roman" w:cs="Times New Roman"/>
+          <w:sz w:val="24"/>
+          <w:szCs w:val="24"/>
+        </w:rPr>
+        <w:lastRenderedPageBreak/>
+        <w:drawing>
+          <wp:inline distT="0" distB="0" distL="0" distR="0">
+            <wp:extent cx="5731510" cy="2194560"/>
+            <wp:effectExtent l="0" t="0" r="2540" b="0"/>
+            <wp:docPr id="1128177745" name="Picture 5"/>
+            <wp:cNvGraphicFramePr>
+              <a:graphicFrameLocks xmlns:a="http://schemas.openxmlformats.org/drawingml/2006/main" noChangeAspect="1"/>
+            </wp:cNvGraphicFramePr>
+            <a:graphic xmlns:a="http://schemas.openxmlformats.org/drawingml/2006/main">
+              <a:graphicData uri="http://schemas.openxmlformats.org/drawingml/2006/picture">
+                <pic:pic xmlns:pic="http://schemas.openxmlformats.org/drawingml/2006/picture">
+                  <pic:nvPicPr>
+                    <pic:cNvPr id="1128177745" name="Picture 1128177745"/>
+                    <pic:cNvPicPr/>
+                  </pic:nvPicPr>
+                  <pic:blipFill>
+                    <a:blip r:embed="rId32" cstate="print">
+                      <a:extLst>
+                        <a:ext uri="{28A0092B-C50C-407E-A947-70E740481C1C}">
+                          <a14:useLocalDpi xmlns:a14="http://schemas.microsoft.com/office/drawing/2010/main" val="0"/>
+                        </a:ext>
+                      </a:extLst>
+                    </a:blip>
+                    <a:stretch>
+                      <a:fillRect/>
+                    </a:stretch>
+                  </pic:blipFill>
+                  <pic:spPr>
+                    <a:xfrm>
+                      <a:off x="0" y="0"/>
+                      <a:ext cx="5731510" cy="2194560"/>
+                    </a:xfrm>
+                    <a:prstGeom prst="rect">
+                      <a:avLst/>
+                    </a:prstGeom>
+                  </pic:spPr>
+                </pic:pic>
+              </a:graphicData>
+            </a:graphic>
+          </wp:inline>
+        </w:drawing>
+      </w:r>
+    </w:p>
+    <w:p>
+      <w:pPr>
+        <w:rPr>
+          <w:rFonts w:ascii="Times New Roman" w:hAnsi="Times New Roman" w:cs="Times New Roman"/>
+          <w:sz w:val="24"/>
+          <w:szCs w:val="24"/>
+        </w:rPr>
+      </w:pPr>
+    </w:p>
+    <w:p>
+      <w:pPr>
+        <w:rPr>
+          <w:rFonts w:ascii="Times New Roman" w:hAnsi="Times New Roman" w:cs="Times New Roman"/>
+          <w:b/>
+          <w:bCs/>
+          <w:sz w:val="24"/>
+          <w:szCs w:val="24"/>
+          <w:u w:val="single"/>
+        </w:rPr>
+      </w:pPr>
+      <w:r>
+        <w:rPr>
+          <w:rFonts w:ascii="Times New Roman" w:hAnsi="Times New Roman" w:cs="Times New Roman"/>
+          <w:b/>
+          <w:bCs/>
+          <w:sz w:val="24"/>
+          <w:szCs w:val="24"/>
+          <w:u w:val="single"/>
+        </w:rPr>
+        <w:t>Membuat Tabel tblbarang</w:t>
+      </w:r>
+    </w:p>
+    <w:p>
+      <w:pPr>
+        <w:rPr>
+          <w:rFonts w:ascii="Times New Roman" w:hAnsi="Times New Roman" w:cs="Times New Roman"/>
+          <w:sz w:val="24"/>
+          <w:szCs w:val="24"/>
+        </w:rPr>
+      </w:pPr>
+      <w:r>
+        <w:rPr>
+          <w:rFonts w:ascii="Times New Roman" w:hAnsi="Times New Roman" w:cs="Times New Roman"/>
+          <w:sz w:val="24"/>
+          <w:szCs w:val="24"/>
+        </w:rPr>
+        <w:drawing>
+          <wp:inline distT="0" distB="0" distL="0" distR="0">
+            <wp:extent cx="5731510" cy="2510790"/>
+            <wp:effectExtent l="0" t="0" r="2540" b="3810"/>
+            <wp:docPr id="1948827570" name="Picture 4"/>
+            <wp:cNvGraphicFramePr>
+              <a:graphicFrameLocks xmlns:a="http://schemas.openxmlformats.org/drawingml/2006/main" noChangeAspect="1"/>
+            </wp:cNvGraphicFramePr>
+            <a:graphic xmlns:a="http://schemas.openxmlformats.org/drawingml/2006/main">
+              <a:graphicData uri="http://schemas.openxmlformats.org/drawingml/2006/picture">
+                <pic:pic xmlns:pic="http://schemas.openxmlformats.org/drawingml/2006/picture">
+                  <pic:nvPicPr>
+                    <pic:cNvPr id="1948827570" name="Picture 1948827570"/>
+                    <pic:cNvPicPr/>
+                  </pic:nvPicPr>
+                  <pic:blipFill>
+                    <a:blip r:embed="rId33">
+                      <a:extLst>
+                        <a:ext uri="{28A0092B-C50C-407E-A947-70E740481C1C}">
+                          <a14:useLocalDpi xmlns:a14="http://schemas.microsoft.com/office/drawing/2010/main" val="0"/>
+                        </a:ext>
+                      </a:extLst>
+                    </a:blip>
+                    <a:stretch>
+                      <a:fillRect/>
+                    </a:stretch>
+                  </pic:blipFill>
+                  <pic:spPr>
+                    <a:xfrm>
+                      <a:off x="0" y="0"/>
+                      <a:ext cx="5731510" cy="2510790"/>
+                    </a:xfrm>
+                    <a:prstGeom prst="rect">
+                      <a:avLst/>
+                    </a:prstGeom>
+                  </pic:spPr>
+                </pic:pic>
+              </a:graphicData>
+            </a:graphic>
+          </wp:inline>
+        </w:drawing>
+      </w:r>
+    </w:p>
+    <w:p>
+      <w:pPr>
+        <w:rPr>
+          <w:rFonts w:ascii="Times New Roman" w:hAnsi="Times New Roman" w:cs="Times New Roman"/>
+          <w:b/>
+          <w:bCs/>
+          <w:sz w:val="24"/>
+          <w:szCs w:val="24"/>
+        </w:rPr>
+      </w:pPr>
+      <w:r>
+        <w:rPr>
+          <w:rFonts w:ascii="Times New Roman" w:hAnsi="Times New Roman" w:cs="Times New Roman"/>
+          <w:b/>
+          <w:bCs/>
+          <w:sz w:val="24"/>
+          <w:szCs w:val="24"/>
+        </w:rPr>
+        <w:t>Menampilkan Tabel</w:t>
+      </w:r>
+    </w:p>
+    <w:p>
+      <w:pPr>
+        <w:rPr>
+          <w:rFonts w:ascii="Times New Roman" w:hAnsi="Times New Roman" w:cs="Times New Roman"/>
+          <w:b/>
+          <w:bCs/>
+          <w:sz w:val="24"/>
+          <w:szCs w:val="24"/>
+        </w:rPr>
+      </w:pPr>
+      <w:r>
+        <w:rPr>
+          <w:rFonts w:ascii="Times New Roman" w:hAnsi="Times New Roman" w:cs="Times New Roman"/>
+          <w:b/>
+          <w:bCs/>
+          <w:sz w:val="24"/>
+          <w:szCs w:val="24"/>
+        </w:rPr>
+        <w:drawing>
+          <wp:inline distT="0" distB="0" distL="0" distR="0">
+            <wp:extent cx="5232669" cy="2184512"/>
+            <wp:effectExtent l="0" t="0" r="6350" b="6350"/>
+            <wp:docPr id="1055453777" name="Picture 5"/>
+            <wp:cNvGraphicFramePr>
+              <a:graphicFrameLocks xmlns:a="http://schemas.openxmlformats.org/drawingml/2006/main" noChangeAspect="1"/>
+            </wp:cNvGraphicFramePr>
+            <a:graphic xmlns:a="http://schemas.openxmlformats.org/drawingml/2006/main">
+              <a:graphicData uri="http://schemas.openxmlformats.org/drawingml/2006/picture">
+                <pic:pic xmlns:pic="http://schemas.openxmlformats.org/drawingml/2006/picture">
+                  <pic:nvPicPr>
+                    <pic:cNvPr id="1055453777" name="Picture 1055453777"/>
+                    <pic:cNvPicPr/>
+                  </pic:nvPicPr>
+                  <pic:blipFill>
+                    <a:blip r:embed="rId34">
+                      <a:extLst>
+                        <a:ext uri="{28A0092B-C50C-407E-A947-70E740481C1C}">
+                          <a14:useLocalDpi xmlns:a14="http://schemas.microsoft.com/office/drawing/2010/main" val="0"/>
+                        </a:ext>
+                      </a:extLst>
+                    </a:blip>
+                    <a:stretch>
+                      <a:fillRect/>
+                    </a:stretch>
+                  </pic:blipFill>
+                  <pic:spPr>
+                    <a:xfrm>
+                      <a:off x="0" y="0"/>
+                      <a:ext cx="5232669" cy="2184512"/>
+                    </a:xfrm>
+                    <a:prstGeom prst="rect">
+                      <a:avLst/>
+                    </a:prstGeom>
+                  </pic:spPr>
+                </pic:pic>
+              </a:graphicData>
+            </a:graphic>
+          </wp:inline>
+        </w:drawing>
+      </w:r>
+    </w:p>
+    <w:p>
+      <w:pPr>
+        <w:rPr>
+          <w:rFonts w:ascii="Times New Roman" w:hAnsi="Times New Roman" w:cs="Times New Roman"/>
+          <w:b/>
+          <w:bCs/>
+          <w:sz w:val="24"/>
+          <w:szCs w:val="24"/>
+        </w:rPr>
+      </w:pPr>
+    </w:p>
+    <w:p>
+      <w:pPr>
+        <w:rPr>
+          <w:rFonts w:ascii="Times New Roman" w:hAnsi="Times New Roman" w:cs="Times New Roman"/>
+          <w:b/>
+          <w:bCs/>
+          <w:sz w:val="28"/>
+          <w:szCs w:val="28"/>
+        </w:rPr>
+      </w:pPr>
+      <w:r>
+        <w:rPr>
+          <w:rFonts w:ascii="Times New Roman" w:hAnsi="Times New Roman" w:cs="Times New Roman"/>
+          <w:b/>
+          <w:bCs/>
+          <w:sz w:val="28"/>
+          <w:szCs w:val="28"/>
+        </w:rPr>
+        <w:t>Menambah Kolom</w:t>
+      </w:r>
+    </w:p>
+    <w:p>
+      <w:pPr>
+        <w:rPr>
+          <w:rFonts w:ascii="Times New Roman" w:hAnsi="Times New Roman" w:cs="Times New Roman"/>
+          <w:sz w:val="24"/>
+          <w:szCs w:val="24"/>
+        </w:rPr>
+      </w:pPr>
+      <w:r>
+        <w:rPr>
+          <w:rFonts w:ascii="Times New Roman" w:hAnsi="Times New Roman" w:cs="Times New Roman"/>
+          <w:sz w:val="24"/>
+          <w:szCs w:val="24"/>
+        </w:rPr>
+        <w:lastRenderedPageBreak/>
+        <w:t>Menambahkan kolom baru:</w:t>
+      </w:r>
+    </w:p>
+    <w:p>
+      <w:pPr>
+        <w:rPr>
+          <w:rFonts w:ascii="Times New Roman" w:hAnsi="Times New Roman" w:cs="Times New Roman"/>
+          <w:b/>
+          <w:bCs/>
+          <w:sz w:val="28"/>
+          <w:szCs w:val="28"/>
+        </w:rPr>
+      </w:pPr>
+      <w:r>
+        <w:rPr>
+          <w:rFonts w:ascii="Times New Roman" w:hAnsi="Times New Roman" w:cs="Times New Roman"/>
+          <w:b/>
+          <w:bCs/>
+          <w:sz w:val="28"/>
+          <w:szCs w:val="28"/>
+        </w:rPr>
+        <w:drawing>
+          <wp:inline distT="0" distB="0" distL="0" distR="0">
+            <wp:extent cx="5232669" cy="2241665"/>
+            <wp:effectExtent l="0" t="0" r="6350" b="6350"/>
+            <wp:docPr id="1187818628" name="Picture 6"/>
+            <wp:cNvGraphicFramePr>
+              <a:graphicFrameLocks xmlns:a="http://schemas.openxmlformats.org/drawingml/2006/main" noChangeAspect="1"/>
+            </wp:cNvGraphicFramePr>
+            <a:graphic xmlns:a="http://schemas.openxmlformats.org/drawingml/2006/main">
+              <a:graphicData uri="http://schemas.openxmlformats.org/drawingml/2006/picture">
+                <pic:pic xmlns:pic="http://schemas.openxmlformats.org/drawingml/2006/picture">
+                  <pic:nvPicPr>
+                    <pic:cNvPr id="1187818628" name="Picture 1187818628"/>
+                    <pic:cNvPicPr/>
+                  </pic:nvPicPr>
+                  <pic:blipFill>
+                    <a:blip r:embed="rId35">
+                      <a:extLst>
+                        <a:ext uri="{28A0092B-C50C-407E-A947-70E740481C1C}">
+                          <a14:useLocalDpi xmlns:a14="http://schemas.microsoft.com/office/drawing/2010/main" val="0"/>
+                        </a:ext>
+                      </a:extLst>
+                    </a:blip>
+                    <a:stretch>
+                      <a:fillRect/>
+                    </a:stretch>
+                  </pic:blipFill>
+                  <pic:spPr>
+                    <a:xfrm>
+                      <a:off x="0" y="0"/>
+                      <a:ext cx="5232669" cy="2241665"/>
+                    </a:xfrm>
+                    <a:prstGeom prst="rect">
+                      <a:avLst/>
+                    </a:prstGeom>
+                  </pic:spPr>
+                </pic:pic>
+              </a:graphicData>
+            </a:graphic>
+          </wp:inline>
+        </w:drawing>
+      </w:r>
+    </w:p>
+    <w:p>
+      <w:pPr>
+        <w:rPr>
+          <w:rFonts w:ascii="Times New Roman" w:hAnsi="Times New Roman" w:cs="Times New Roman"/>
+          <w:sz w:val="24"/>
+          <w:szCs w:val="24"/>
+        </w:rPr>
+      </w:pPr>
+      <w:r>
+        <w:rPr>
+          <w:rFonts w:ascii="Times New Roman" w:hAnsi="Times New Roman" w:cs="Times New Roman"/>
+          <w:sz w:val="24"/>
+          <w:szCs w:val="24"/>
+        </w:rPr>
+        <w:t>Menampilkan hasil penambahan kolom:</w:t>
+      </w:r>
+    </w:p>
+    <w:p>
+      <w:pPr>
+        <w:rPr>
+          <w:rFonts w:ascii="Times New Roman" w:hAnsi="Times New Roman" w:cs="Times New Roman"/>
+          <w:sz w:val="24"/>
+          <w:szCs w:val="24"/>
+        </w:rPr>
+      </w:pPr>
+      <w:r>
+        <w:rPr>
+          <w:rFonts w:ascii="Times New Roman" w:hAnsi="Times New Roman" w:cs="Times New Roman"/>
+          <w:sz w:val="24"/>
+          <w:szCs w:val="24"/>
+        </w:rPr>
+        <w:drawing>
+          <wp:inline distT="0" distB="0" distL="0" distR="0">
+            <wp:extent cx="5232669" cy="2622685"/>
+            <wp:effectExtent l="0" t="0" r="6350" b="6350"/>
+            <wp:docPr id="1530314634" name="Picture 7"/>
+            <wp:cNvGraphicFramePr>
+              <a:graphicFrameLocks xmlns:a="http://schemas.openxmlformats.org/drawingml/2006/main" noChangeAspect="1"/>
+            </wp:cNvGraphicFramePr>
+            <a:graphic xmlns:a="http://schemas.openxmlformats.org/drawingml/2006/main">
+              <a:graphicData uri="http://schemas.openxmlformats.org/drawingml/2006/picture">
+                <pic:pic xmlns:pic="http://schemas.openxmlformats.org/drawingml/2006/picture">
+                  <pic:nvPicPr>
+                    <pic:cNvPr id="1530314634" name="Picture 1530314634"/>
+                    <pic:cNvPicPr/>
+                  </pic:nvPicPr>
+                  <pic:blipFill>
+                    <a:blip r:embed="rId36">
+                      <a:extLst>
+                        <a:ext uri="{28A0092B-C50C-407E-A947-70E740481C1C}">
+                          <a14:useLocalDpi xmlns:a14="http://schemas.microsoft.com/office/drawing/2010/main" val="0"/>
+                        </a:ext>
+                      </a:extLst>
+                    </a:blip>
+                    <a:stretch>
+                      <a:fillRect/>
+                    </a:stretch>
+                  </pic:blipFill>
+                  <pic:spPr>
+                    <a:xfrm>
+                      <a:off x="0" y="0"/>
+                      <a:ext cx="5232669" cy="2622685"/>
+                    </a:xfrm>
+                    <a:prstGeom prst="rect">
+                      <a:avLst/>
+                    </a:prstGeom>
+                  </pic:spPr>
+                </pic:pic>
+              </a:graphicData>
+            </a:graphic>
+          </wp:inline>
+        </w:drawing>
+      </w:r>
+    </w:p>
+    <w:p>
+      <w:pPr>
+        <w:rPr>
+          <w:rFonts w:ascii="Times New Roman" w:hAnsi="Times New Roman" w:cs="Times New Roman"/>
+          <w:sz w:val="24"/>
+          <w:szCs w:val="24"/>
+        </w:rPr>
+      </w:pPr>
+    </w:p>
+    <w:p>
+      <w:pPr>
+        <w:rPr>
+          <w:rFonts w:ascii="Times New Roman" w:hAnsi="Times New Roman" w:cs="Times New Roman"/>
+          <w:b/>
+          <w:bCs/>
+          <w:sz w:val="28"/>
+          <w:szCs w:val="28"/>
+        </w:rPr>
+      </w:pPr>
+      <w:r>
+        <w:rPr>
+          <w:rFonts w:ascii="Times New Roman" w:hAnsi="Times New Roman" w:cs="Times New Roman"/>
+          <w:b/>
+          <w:bCs/>
+          <w:sz w:val="28"/>
+          <w:szCs w:val="28"/>
+        </w:rPr>
+        <w:t>Merubah Tipe Data</w:t>
+      </w:r>
+    </w:p>
+    <w:p>
+      <w:pPr>
+        <w:rPr>
+          <w:rFonts w:ascii="Times New Roman" w:hAnsi="Times New Roman" w:cs="Times New Roman"/>
+          <w:sz w:val="24"/>
+          <w:szCs w:val="24"/>
+        </w:rPr>
+      </w:pPr>
+      <w:r>
+        <w:rPr>
+          <w:rFonts w:ascii="Times New Roman" w:hAnsi="Times New Roman" w:cs="Times New Roman"/>
+          <w:sz w:val="24"/>
+          <w:szCs w:val="24"/>
+        </w:rPr>
+        <w:t>Merubah Tipe Data:</w:t>
+      </w:r>
+    </w:p>
+    <w:p>
+      <w:pPr>
+        <w:rPr>
+          <w:rFonts w:ascii="Times New Roman" w:hAnsi="Times New Roman" w:cs="Times New Roman"/>
+          <w:sz w:val="24"/>
+          <w:szCs w:val="24"/>
+        </w:rPr>
+      </w:pPr>
+      <w:r>
+        <w:rPr>
+          <w:rFonts w:ascii="Times New Roman" w:hAnsi="Times New Roman" w:cs="Times New Roman"/>
+          <w:sz w:val="24"/>
+          <w:szCs w:val="24"/>
+        </w:rPr>
+        <w:drawing>
+          <wp:inline distT="0" distB="0" distL="0" distR="0">
+            <wp:extent cx="5239019" cy="1473276"/>
+            <wp:effectExtent l="0" t="0" r="0" b="0"/>
+            <wp:docPr id="27180458" name="Picture 9"/>
+            <wp:cNvGraphicFramePr>
+              <a:graphicFrameLocks xmlns:a="http://schemas.openxmlformats.org/drawingml/2006/main" noChangeAspect="1"/>
+            </wp:cNvGraphicFramePr>
+            <a:graphic xmlns:a="http://schemas.openxmlformats.org/drawingml/2006/main">
+              <a:graphicData uri="http://schemas.openxmlformats.org/drawingml/2006/picture">
+                <pic:pic xmlns:pic="http://schemas.openxmlformats.org/drawingml/2006/picture">
+                  <pic:nvPicPr>
+                    <pic:cNvPr id="27180458" name="Picture 27180458"/>
+                    <pic:cNvPicPr/>
+                  </pic:nvPicPr>
+                  <pic:blipFill>
+                    <a:blip r:embed="rId37">
+                      <a:extLst>
+                        <a:ext uri="{28A0092B-C50C-407E-A947-70E740481C1C}">
+                          <a14:useLocalDpi xmlns:a14="http://schemas.microsoft.com/office/drawing/2010/main" val="0"/>
+                        </a:ext>
+                      </a:extLst>
+                    </a:blip>
+                    <a:stretch>
+                      <a:fillRect/>
+                    </a:stretch>
+                  </pic:blipFill>
+                  <pic:spPr>
+                    <a:xfrm>
+                      <a:off x="0" y="0"/>
+                      <a:ext cx="5239019" cy="1473276"/>
+                    </a:xfrm>
+                    <a:prstGeom prst="rect">
+                      <a:avLst/>
+                    </a:prstGeom>
+                  </pic:spPr>
+                </pic:pic>
+              </a:graphicData>
+            </a:graphic>
+          </wp:inline>
+        </w:drawing>
+      </w:r>
+    </w:p>
+    <w:p>
+      <w:pPr>
+        <w:rPr>
+          <w:rFonts w:ascii="Times New Roman" w:hAnsi="Times New Roman" w:cs="Times New Roman"/>
+          <w:sz w:val="24"/>
+          <w:szCs w:val="24"/>
+        </w:rPr>
+      </w:pPr>
+      <w:r>
+        <w:rPr>
+          <w:rFonts w:ascii="Times New Roman" w:hAnsi="Times New Roman" w:cs="Times New Roman"/>
+          <w:sz w:val="24"/>
+          <w:szCs w:val="24"/>
+        </w:rPr>
+        <w:t>Menampilkan Perubahan Tipe Data:</w:t>
+      </w:r>
+    </w:p>
+    <w:p>
+      <w:pPr>
+        <w:rPr>
+          <w:rFonts w:ascii="Times New Roman" w:hAnsi="Times New Roman" w:cs="Times New Roman"/>
+          <w:sz w:val="24"/>
+          <w:szCs w:val="24"/>
+        </w:rPr>
+      </w:pPr>
+      <w:r>
+        <w:rPr>
+          <w:rFonts w:ascii="Times New Roman" w:hAnsi="Times New Roman" w:cs="Times New Roman"/>
+          <w:sz w:val="24"/>
+          <w:szCs w:val="24"/>
+        </w:rPr>
+        <w:lastRenderedPageBreak/>
+        <w:drawing>
+          <wp:inline distT="0" distB="0" distL="0" distR="0">
+            <wp:extent cx="5232669" cy="2590933"/>
+            <wp:effectExtent l="0" t="0" r="6350" b="0"/>
+            <wp:docPr id="1959804171" name="Picture 8"/>
+            <wp:cNvGraphicFramePr>
+              <a:graphicFrameLocks xmlns:a="http://schemas.openxmlformats.org/drawingml/2006/main" noChangeAspect="1"/>
+            </wp:cNvGraphicFramePr>
+            <a:graphic xmlns:a="http://schemas.openxmlformats.org/drawingml/2006/main">
+              <a:graphicData uri="http://schemas.openxmlformats.org/drawingml/2006/picture">
+                <pic:pic xmlns:pic="http://schemas.openxmlformats.org/drawingml/2006/picture">
+                  <pic:nvPicPr>
+                    <pic:cNvPr id="1959804171" name="Picture 1959804171"/>
+                    <pic:cNvPicPr/>
+                  </pic:nvPicPr>
+                  <pic:blipFill>
+                    <a:blip r:embed="rId38">
+                      <a:extLst>
+                        <a:ext uri="{28A0092B-C50C-407E-A947-70E740481C1C}">
+                          <a14:useLocalDpi xmlns:a14="http://schemas.microsoft.com/office/drawing/2010/main" val="0"/>
+                        </a:ext>
+                      </a:extLst>
+                    </a:blip>
+                    <a:stretch>
+                      <a:fillRect/>
+                    </a:stretch>
+                  </pic:blipFill>
+                  <pic:spPr>
+                    <a:xfrm>
+                      <a:off x="0" y="0"/>
+                      <a:ext cx="5232669" cy="2590933"/>
+                    </a:xfrm>
+                    <a:prstGeom prst="rect">
+                      <a:avLst/>
+                    </a:prstGeom>
+                  </pic:spPr>
+                </pic:pic>
+              </a:graphicData>
+            </a:graphic>
+          </wp:inline>
+        </w:drawing>
+      </w:r>
+    </w:p>
+    <w:p>
+      <w:pPr>
+        <w:rPr>
+          <w:rFonts w:ascii="Times New Roman" w:hAnsi="Times New Roman" w:cs="Times New Roman"/>
+          <w:sz w:val="24"/>
+          <w:szCs w:val="24"/>
+        </w:rPr>
+      </w:pPr>
+    </w:p>
+    <w:p>
+      <w:pPr>
+        <w:rPr>
+          <w:rFonts w:ascii="Times New Roman" w:hAnsi="Times New Roman" w:cs="Times New Roman"/>
+          <w:b/>
+          <w:bCs/>
+          <w:sz w:val="28"/>
+          <w:szCs w:val="28"/>
+        </w:rPr>
+      </w:pPr>
+      <w:r>
+        <w:rPr>
+          <w:rFonts w:ascii="Times New Roman" w:hAnsi="Times New Roman" w:cs="Times New Roman"/>
+          <w:b/>
+          <w:bCs/>
+          <w:sz w:val="28"/>
+          <w:szCs w:val="28"/>
+        </w:rPr>
+        <w:t>Memberi Nilai Default Pada Kolom</w:t>
+      </w:r>
+    </w:p>
+    <w:p>
+      <w:pPr>
+        <w:rPr>
+          <w:rFonts w:ascii="Times New Roman" w:hAnsi="Times New Roman" w:cs="Times New Roman"/>
+          <w:sz w:val="24"/>
+          <w:szCs w:val="24"/>
+        </w:rPr>
+      </w:pPr>
+      <w:r>
+        <w:rPr>
+          <w:rFonts w:ascii="Times New Roman" w:hAnsi="Times New Roman" w:cs="Times New Roman"/>
+          <w:sz w:val="24"/>
+          <w:szCs w:val="24"/>
+        </w:rPr>
+        <w:t>Memberi nilai default pada kolom:</w:t>
+      </w:r>
+    </w:p>
+    <w:p>
+      <w:pPr>
+        <w:rPr>
+          <w:rFonts w:ascii="Times New Roman" w:hAnsi="Times New Roman" w:cs="Times New Roman"/>
+          <w:sz w:val="24"/>
+          <w:szCs w:val="24"/>
+        </w:rPr>
+      </w:pPr>
+      <w:r>
+        <w:rPr>
+          <w:rFonts w:ascii="Times New Roman" w:hAnsi="Times New Roman" w:cs="Times New Roman"/>
+          <w:sz w:val="24"/>
+          <w:szCs w:val="24"/>
+        </w:rPr>
+        <w:drawing>
+          <wp:inline distT="0" distB="0" distL="0" distR="0">
+            <wp:extent cx="5731510" cy="1177925"/>
+            <wp:effectExtent l="0" t="0" r="2540" b="3175"/>
+            <wp:docPr id="1600735489" name="Picture 10"/>
+            <wp:cNvGraphicFramePr>
+              <a:graphicFrameLocks xmlns:a="http://schemas.openxmlformats.org/drawingml/2006/main" noChangeAspect="1"/>
+            </wp:cNvGraphicFramePr>
+            <a:graphic xmlns:a="http://schemas.openxmlformats.org/drawingml/2006/main">
+              <a:graphicData uri="http://schemas.openxmlformats.org/drawingml/2006/picture">
+                <pic:pic xmlns:pic="http://schemas.openxmlformats.org/drawingml/2006/picture">
+                  <pic:nvPicPr>
+                    <pic:cNvPr id="1600735489" name="Picture 1600735489"/>
+                    <pic:cNvPicPr/>
+                  </pic:nvPicPr>
+                  <pic:blipFill>
+                    <a:blip r:embed="rId39">
+                      <a:extLst>
+                        <a:ext uri="{28A0092B-C50C-407E-A947-70E740481C1C}">
+                          <a14:useLocalDpi xmlns:a14="http://schemas.microsoft.com/office/drawing/2010/main" val="0"/>
+                        </a:ext>
+                      </a:extLst>
+                    </a:blip>
+                    <a:stretch>
+                      <a:fillRect/>
+                    </a:stretch>
+                  </pic:blipFill>
+                  <pic:spPr>
+                    <a:xfrm>
+                      <a:off x="0" y="0"/>
+                      <a:ext cx="5731510" cy="1177925"/>
+                    </a:xfrm>
+                    <a:prstGeom prst="rect">
+                      <a:avLst/>
+                    </a:prstGeom>
+                  </pic:spPr>
+                </pic:pic>
+              </a:graphicData>
+            </a:graphic>
+          </wp:inline>
+        </w:drawing>
+      </w:r>
+    </w:p>
+    <w:p>
+      <w:pPr>
+        <w:rPr>
+          <w:rFonts w:ascii="Times New Roman" w:hAnsi="Times New Roman" w:cs="Times New Roman"/>
+          <w:sz w:val="24"/>
+          <w:szCs w:val="24"/>
+        </w:rPr>
+      </w:pPr>
+      <w:r>
+        <w:rPr>
+          <w:rFonts w:ascii="Times New Roman" w:hAnsi="Times New Roman" w:cs="Times New Roman"/>
+          <w:sz w:val="24"/>
+          <w:szCs w:val="24"/>
+        </w:rPr>
+        <w:t>Hasil pemberian nilai default pada kolom:</w:t>
+      </w:r>
+    </w:p>
+    <w:p>
+      <w:pPr>
+        <w:rPr>
+          <w:rFonts w:ascii="Times New Roman" w:hAnsi="Times New Roman" w:cs="Times New Roman"/>
+          <w:sz w:val="24"/>
+          <w:szCs w:val="24"/>
+        </w:rPr>
+      </w:pPr>
+      <w:r>
+        <w:rPr>
+          <w:rFonts w:ascii="Times New Roman" w:hAnsi="Times New Roman" w:cs="Times New Roman"/>
+          <w:sz w:val="24"/>
+          <w:szCs w:val="24"/>
+        </w:rPr>
+        <w:drawing>
+          <wp:inline distT="0" distB="0" distL="0" distR="0">
+            <wp:extent cx="5727994" cy="2444876"/>
+            <wp:effectExtent l="0" t="0" r="6350" b="0"/>
+            <wp:docPr id="237388663" name="Picture 11"/>
+            <wp:cNvGraphicFramePr>
+              <a:graphicFrameLocks xmlns:a="http://schemas.openxmlformats.org/drawingml/2006/main" noChangeAspect="1"/>
+            </wp:cNvGraphicFramePr>
+            <a:graphic xmlns:a="http://schemas.openxmlformats.org/drawingml/2006/main">
+              <a:graphicData uri="http://schemas.openxmlformats.org/drawingml/2006/picture">
+                <pic:pic xmlns:pic="http://schemas.openxmlformats.org/drawingml/2006/picture">
+                  <pic:nvPicPr>
+                    <pic:cNvPr id="237388663" name="Picture 237388663"/>
+                    <pic:cNvPicPr/>
+                  </pic:nvPicPr>
+                  <pic:blipFill>
+                    <a:blip r:embed="rId40">
+                      <a:extLst>
+                        <a:ext uri="{28A0092B-C50C-407E-A947-70E740481C1C}">
+                          <a14:useLocalDpi xmlns:a14="http://schemas.microsoft.com/office/drawing/2010/main" val="0"/>
+                        </a:ext>
+                      </a:extLst>
+                    </a:blip>
+                    <a:stretch>
+                      <a:fillRect/>
+                    </a:stretch>
+                  </pic:blipFill>
+                  <pic:spPr>
+                    <a:xfrm>
+                      <a:off x="0" y="0"/>
+                      <a:ext cx="5727994" cy="2444876"/>
+                    </a:xfrm>
+                    <a:prstGeom prst="rect">
+                      <a:avLst/>
+                    </a:prstGeom>
+                  </pic:spPr>
+                </pic:pic>
+              </a:graphicData>
+            </a:graphic>
+          </wp:inline>
+        </w:drawing>
+      </w:r>
+    </w:p>
+    <w:p>
+      <w:pPr>
+        <w:rPr>
+          <w:rFonts w:ascii="Times New Roman" w:hAnsi="Times New Roman" w:cs="Times New Roman"/>
+          <w:sz w:val="24"/>
+          <w:szCs w:val="24"/>
+        </w:rPr>
+      </w:pPr>
+    </w:p>
+    <w:p>
+      <w:pPr>
+        <w:rPr>
+          <w:rFonts w:ascii="Times New Roman" w:hAnsi="Times New Roman" w:cs="Times New Roman"/>
+          <w:b/>
+          <w:bCs/>
+          <w:sz w:val="28"/>
+          <w:szCs w:val="28"/>
+        </w:rPr>
+      </w:pPr>
+      <w:r>
+        <w:rPr>
+          <w:rFonts w:ascii="Times New Roman" w:hAnsi="Times New Roman" w:cs="Times New Roman"/>
+          <w:b/>
+          <w:bCs/>
+          <w:sz w:val="28"/>
+          <w:szCs w:val="28"/>
+        </w:rPr>
+        <w:t>Menghapus Kolom</w:t>
+      </w:r>
+    </w:p>
+    <w:p>
+      <w:pPr>
+        <w:rPr>
+          <w:rFonts w:ascii="Times New Roman" w:hAnsi="Times New Roman" w:cs="Times New Roman"/>
+          <w:sz w:val="24"/>
+          <w:szCs w:val="24"/>
+        </w:rPr>
+      </w:pPr>
+      <w:r>
+        <w:rPr>
+          <w:rFonts w:ascii="Times New Roman" w:hAnsi="Times New Roman" w:cs="Times New Roman"/>
+          <w:sz w:val="24"/>
+          <w:szCs w:val="24"/>
+        </w:rPr>
+        <w:t>Menambahkan kolom baru yang bernama stokminimal pada tabel tblbarang</w:t>
+      </w:r>
+      <w:r>
+        <w:rPr>
+          <w:rFonts w:ascii="Times New Roman" w:hAnsi="Times New Roman" w:cs="Times New Roman"/>
+          <w:sz w:val="24"/>
+          <w:szCs w:val="24"/>
+        </w:rPr>
+        <w:t>:</w:t>
+      </w:r>
+    </w:p>
+    <w:p>
+      <w:pPr>
+        <w:rPr>
+          <w:rFonts w:ascii="Times New Roman" w:hAnsi="Times New Roman" w:cs="Times New Roman"/>
+          <w:sz w:val="24"/>
+          <w:szCs w:val="24"/>
+        </w:rPr>
+      </w:pPr>
+      <w:r>
+        <w:rPr>
+          <w:rFonts w:ascii="Times New Roman" w:hAnsi="Times New Roman" w:cs="Times New Roman"/>
+          <w:sz w:val="24"/>
+          <w:szCs w:val="24"/>
+        </w:rPr>
+        <w:lastRenderedPageBreak/>
+        <w:drawing>
+          <wp:inline distT="0" distB="0" distL="0" distR="0">
+            <wp:extent cx="4985006" cy="1397072"/>
+            <wp:effectExtent l="0" t="0" r="6350" b="0"/>
+            <wp:docPr id="1581642529" name="Picture 12"/>
+            <wp:cNvGraphicFramePr>
+              <a:graphicFrameLocks xmlns:a="http://schemas.openxmlformats.org/drawingml/2006/main" noChangeAspect="1"/>
+            </wp:cNvGraphicFramePr>
+            <a:graphic xmlns:a="http://schemas.openxmlformats.org/drawingml/2006/main">
+              <a:graphicData uri="http://schemas.openxmlformats.org/drawingml/2006/picture">
+                <pic:pic xmlns:pic="http://schemas.openxmlformats.org/drawingml/2006/picture">
+                  <pic:nvPicPr>
+                    <pic:cNvPr id="1581642529" name="Picture 1581642529"/>
+                    <pic:cNvPicPr/>
+                  </pic:nvPicPr>
+                  <pic:blipFill>
+                    <a:blip r:embed="rId41">
+                      <a:extLst>
+                        <a:ext uri="{28A0092B-C50C-407E-A947-70E740481C1C}">
+                          <a14:useLocalDpi xmlns:a14="http://schemas.microsoft.com/office/drawing/2010/main" val="0"/>
+                        </a:ext>
+                      </a:extLst>
+                    </a:blip>
+                    <a:stretch>
+                      <a:fillRect/>
+                    </a:stretch>
+                  </pic:blipFill>
+                  <pic:spPr>
+                    <a:xfrm>
+                      <a:off x="0" y="0"/>
+                      <a:ext cx="4985006" cy="1397072"/>
+                    </a:xfrm>
+                    <a:prstGeom prst="rect">
+                      <a:avLst/>
+                    </a:prstGeom>
+                  </pic:spPr>
+                </pic:pic>
+              </a:graphicData>
+            </a:graphic>
+          </wp:inline>
+        </w:drawing>
+      </w:r>
+    </w:p>
+    <w:p>
+      <w:pPr>
+        <w:rPr>
+          <w:rFonts w:ascii="Times New Roman" w:hAnsi="Times New Roman" w:cs="Times New Roman"/>
+          <w:sz w:val="24"/>
+          <w:szCs w:val="24"/>
+        </w:rPr>
+      </w:pPr>
+      <w:r>
+        <w:rPr>
+          <w:rFonts w:ascii="Times New Roman" w:hAnsi="Times New Roman" w:cs="Times New Roman"/>
+          <w:sz w:val="24"/>
+          <w:szCs w:val="24"/>
+        </w:rPr>
+        <w:t>Menampilkan hasil penambahan kolom baru</w:t>
+      </w:r>
+      <w:r>
+        <w:rPr>
+          <w:rFonts w:ascii="Times New Roman" w:hAnsi="Times New Roman" w:cs="Times New Roman"/>
+          <w:sz w:val="24"/>
+          <w:szCs w:val="24"/>
+        </w:rPr>
+        <w:t>:</w:t>
+      </w:r>
+    </w:p>
+    <w:p>
+      <w:pPr>
+        <w:rPr>
+          <w:rFonts w:ascii="Times New Roman" w:hAnsi="Times New Roman" w:cs="Times New Roman"/>
+          <w:sz w:val="24"/>
+          <w:szCs w:val="24"/>
+        </w:rPr>
+      </w:pPr>
+      <w:r>
+        <w:rPr>
+          <w:rFonts w:ascii="Times New Roman" w:hAnsi="Times New Roman" w:cs="Times New Roman"/>
+          <w:sz w:val="24"/>
+          <w:szCs w:val="24"/>
+        </w:rPr>
+        <w:drawing>
+          <wp:inline distT="0" distB="0" distL="0" distR="0">
+            <wp:extent cx="5315223" cy="2654436"/>
+            <wp:effectExtent l="0" t="0" r="0" b="0"/>
+            <wp:docPr id="1210782043" name="Picture 13"/>
+            <wp:cNvGraphicFramePr>
+              <a:graphicFrameLocks xmlns:a="http://schemas.openxmlformats.org/drawingml/2006/main" noChangeAspect="1"/>
+            </wp:cNvGraphicFramePr>
+            <a:graphic xmlns:a="http://schemas.openxmlformats.org/drawingml/2006/main">
+              <a:graphicData uri="http://schemas.openxmlformats.org/drawingml/2006/picture">
+                <pic:pic xmlns:pic="http://schemas.openxmlformats.org/drawingml/2006/picture">
+                  <pic:nvPicPr>
+                    <pic:cNvPr id="1210782043" name="Picture 1210782043"/>
+                    <pic:cNvPicPr/>
+                  </pic:nvPicPr>
+                  <pic:blipFill>
+                    <a:blip r:embed="rId42">
+                      <a:extLst>
+                        <a:ext uri="{28A0092B-C50C-407E-A947-70E740481C1C}">
+                          <a14:useLocalDpi xmlns:a14="http://schemas.microsoft.com/office/drawing/2010/main" val="0"/>
+                        </a:ext>
+                      </a:extLst>
+                    </a:blip>
+                    <a:stretch>
+                      <a:fillRect/>
+                    </a:stretch>
+                  </pic:blipFill>
+                  <pic:spPr>
+                    <a:xfrm>
+                      <a:off x="0" y="0"/>
+                      <a:ext cx="5315223" cy="2654436"/>
+                    </a:xfrm>
+                    <a:prstGeom prst="rect">
+                      <a:avLst/>
+                    </a:prstGeom>
+                  </pic:spPr>
+                </pic:pic>
+              </a:graphicData>
+            </a:graphic>
+          </wp:inline>
+        </w:drawing>
+      </w:r>
+    </w:p>
+    <w:p>
+      <w:pPr>
+        <w:rPr>
+          <w:rFonts w:ascii="Times New Roman" w:hAnsi="Times New Roman" w:cs="Times New Roman"/>
+          <w:sz w:val="24"/>
+          <w:szCs w:val="24"/>
+        </w:rPr>
+      </w:pPr>
+      <w:r>
+        <w:rPr>
+          <w:rFonts w:ascii="Times New Roman" w:hAnsi="Times New Roman" w:cs="Times New Roman"/>
+          <w:sz w:val="24"/>
+          <w:szCs w:val="24"/>
+        </w:rPr>
+        <w:t>Menghapus kolom yang baru dibuat (bernama stokminimal):</w:t>
+      </w:r>
+    </w:p>
+    <w:p>
+      <w:pPr>
+        <w:rPr>
+          <w:rFonts w:ascii="Times New Roman" w:hAnsi="Times New Roman" w:cs="Times New Roman"/>
+          <w:sz w:val="24"/>
+          <w:szCs w:val="24"/>
+        </w:rPr>
+      </w:pPr>
+      <w:r>
+        <w:rPr>
+          <w:rFonts w:ascii="Times New Roman" w:hAnsi="Times New Roman" w:cs="Times New Roman"/>
+          <w:sz w:val="24"/>
+          <w:szCs w:val="24"/>
+        </w:rPr>
+        <w:drawing>
+          <wp:inline distT="0" distB="0" distL="0" distR="0">
+            <wp:extent cx="5340624" cy="1644735"/>
+            <wp:effectExtent l="0" t="0" r="0" b="0"/>
+            <wp:docPr id="706941379" name="Picture 14"/>
+            <wp:cNvGraphicFramePr>
+              <a:graphicFrameLocks xmlns:a="http://schemas.openxmlformats.org/drawingml/2006/main" noChangeAspect="1"/>
+            </wp:cNvGraphicFramePr>
+            <a:graphic xmlns:a="http://schemas.openxmlformats.org/drawingml/2006/main">
+              <a:graphicData uri="http://schemas.openxmlformats.org/drawingml/2006/picture">
+                <pic:pic xmlns:pic="http://schemas.openxmlformats.org/drawingml/2006/picture">
+                  <pic:nvPicPr>
+                    <pic:cNvPr id="706941379" name="Picture 706941379"/>
+                    <pic:cNvPicPr/>
+                  </pic:nvPicPr>
+                  <pic:blipFill>
+                    <a:blip r:embed="rId43">
+                      <a:extLst>
+                        <a:ext uri="{28A0092B-C50C-407E-A947-70E740481C1C}">
+                          <a14:useLocalDpi xmlns:a14="http://schemas.microsoft.com/office/drawing/2010/main" val="0"/>
+                        </a:ext>
+                      </a:extLst>
+                    </a:blip>
+                    <a:stretch>
+                      <a:fillRect/>
+                    </a:stretch>
+                  </pic:blipFill>
+                  <pic:spPr>
+                    <a:xfrm>
+                      <a:off x="0" y="0"/>
+                      <a:ext cx="5340624" cy="1644735"/>
+                    </a:xfrm>
+                    <a:prstGeom prst="rect">
+                      <a:avLst/>
+                    </a:prstGeom>
+                  </pic:spPr>
+                </pic:pic>
+              </a:graphicData>
+            </a:graphic>
+          </wp:inline>
+        </w:drawing>
+      </w:r>
+    </w:p>
+    <w:p>
+      <w:pPr>
+        <w:rPr>
+          <w:rFonts w:ascii="Times New Roman" w:hAnsi="Times New Roman" w:cs="Times New Roman"/>
+          <w:sz w:val="24"/>
+          <w:szCs w:val="24"/>
+        </w:rPr>
+      </w:pPr>
+      <w:r>
+        <w:rPr>
+          <w:rFonts w:ascii="Times New Roman" w:hAnsi="Times New Roman" w:cs="Times New Roman"/>
+          <w:sz w:val="24"/>
+          <w:szCs w:val="24"/>
+        </w:rPr>
+        <w:t>Hasil penghapusan kolom:</w:t>
+      </w:r>
+    </w:p>
+    <w:p>
+      <w:pPr>
+        <w:rPr>
+          <w:rFonts w:ascii="Times New Roman" w:hAnsi="Times New Roman" w:cs="Times New Roman"/>
+          <w:sz w:val="24"/>
+          <w:szCs w:val="24"/>
+        </w:rPr>
+      </w:pPr>
+      <w:r>
+        <w:rPr>
+          <w:rFonts w:ascii="Times New Roman" w:hAnsi="Times New Roman" w:cs="Times New Roman"/>
+          <w:sz w:val="24"/>
+          <w:szCs w:val="24"/>
+        </w:rPr>
+        <w:lastRenderedPageBreak/>
+        <w:drawing>
+          <wp:inline distT="0" distB="0" distL="0" distR="0">
+            <wp:extent cx="5308873" cy="2648086"/>
+            <wp:effectExtent l="0" t="0" r="6350" b="0"/>
+            <wp:docPr id="938267131" name="Picture 15"/>
+            <wp:cNvGraphicFramePr>
+              <a:graphicFrameLocks xmlns:a="http://schemas.openxmlformats.org/drawingml/2006/main" noChangeAspect="1"/>
+            </wp:cNvGraphicFramePr>
+            <a:graphic xmlns:a="http://schemas.openxmlformats.org/drawingml/2006/main">
+              <a:graphicData uri="http://schemas.openxmlformats.org/drawingml/2006/picture">
+                <pic:pic xmlns:pic="http://schemas.openxmlformats.org/drawingml/2006/picture">
+                  <pic:nvPicPr>
+                    <pic:cNvPr id="938267131" name="Picture 938267131"/>
+                    <pic:cNvPicPr/>
+                  </pic:nvPicPr>
+                  <pic:blipFill>
+                    <a:blip r:embed="rId44">
+                      <a:extLst>
+                        <a:ext uri="{28A0092B-C50C-407E-A947-70E740481C1C}">
+                          <a14:useLocalDpi xmlns:a14="http://schemas.microsoft.com/office/drawing/2010/main" val="0"/>
+                        </a:ext>
+                      </a:extLst>
+                    </a:blip>
+                    <a:stretch>
+                      <a:fillRect/>
+                    </a:stretch>
+                  </pic:blipFill>
+                  <pic:spPr>
+                    <a:xfrm>
+                      <a:off x="0" y="0"/>
+                      <a:ext cx="5308873" cy="2648086"/>
+                    </a:xfrm>
+                    <a:prstGeom prst="rect">
+                      <a:avLst/>
+                    </a:prstGeom>
+                  </pic:spPr>
+                </pic:pic>
+              </a:graphicData>
+            </a:graphic>
+          </wp:inline>
+        </w:drawing>
+      </w:r>
+    </w:p>
+    <w:p>
+      <w:pPr>
+        <w:rPr>
+          <w:rFonts w:ascii="Times New Roman" w:hAnsi="Times New Roman" w:cs="Times New Roman"/>
+          <w:sz w:val="24"/>
+          <w:szCs w:val="24"/>
+        </w:rPr>
+      </w:pPr>
+    </w:p>
+    <w:p>
+      <w:pPr>
+        <w:rPr>
+          <w:rFonts w:ascii="Times New Roman" w:hAnsi="Times New Roman" w:cs="Times New Roman"/>
+          <w:b/>
+          <w:bCs/>
+          <w:sz w:val="28"/>
+          <w:szCs w:val="28"/>
+        </w:rPr>
+      </w:pPr>
+      <w:r>
+        <w:rPr>
+          <w:rFonts w:ascii="Times New Roman" w:hAnsi="Times New Roman" w:cs="Times New Roman"/>
+          <w:b/>
+          <w:bCs/>
+          <w:sz w:val="28"/>
+          <w:szCs w:val="28"/>
+        </w:rPr>
+        <w:t>Merubah Nama Kolom</w:t>
+      </w:r>
+    </w:p>
+    <w:p>
+      <w:pPr>
+        <w:rPr>
+          <w:rFonts w:ascii="Times New Roman" w:hAnsi="Times New Roman" w:cs="Times New Roman"/>
+          <w:sz w:val="24"/>
+          <w:szCs w:val="24"/>
+        </w:rPr>
+      </w:pPr>
+      <w:r>
+        <w:rPr>
+          <w:rFonts w:ascii="Times New Roman" w:hAnsi="Times New Roman" w:cs="Times New Roman"/>
+          <w:sz w:val="24"/>
+          <w:szCs w:val="24"/>
+        </w:rPr>
+        <w:t>Merubah nama kolom:</w:t>
+      </w:r>
+    </w:p>
+    <w:p>
+      <w:pPr>
+        <w:rPr>
+          <w:rFonts w:ascii="Times New Roman" w:hAnsi="Times New Roman" w:cs="Times New Roman"/>
+          <w:sz w:val="24"/>
+          <w:szCs w:val="24"/>
+        </w:rPr>
+      </w:pPr>
+      <w:r>
+        <w:rPr>
+          <w:rFonts w:ascii="Times New Roman" w:hAnsi="Times New Roman" w:cs="Times New Roman"/>
+          <w:sz w:val="24"/>
+          <w:szCs w:val="24"/>
+        </w:rPr>
+        <w:drawing>
+          <wp:inline distT="0" distB="0" distL="0" distR="0">
+            <wp:extent cx="5334274" cy="1200212"/>
+            <wp:effectExtent l="0" t="0" r="0" b="0"/>
+            <wp:docPr id="877265710" name="Picture 17"/>
+            <wp:cNvGraphicFramePr>
+              <a:graphicFrameLocks xmlns:a="http://schemas.openxmlformats.org/drawingml/2006/main" noChangeAspect="1"/>
+            </wp:cNvGraphicFramePr>
+            <a:graphic xmlns:a="http://schemas.openxmlformats.org/drawingml/2006/main">
+              <a:graphicData uri="http://schemas.openxmlformats.org/drawingml/2006/picture">
+                <pic:pic xmlns:pic="http://schemas.openxmlformats.org/drawingml/2006/picture">
+                  <pic:nvPicPr>
+                    <pic:cNvPr id="877265710" name="Picture 877265710"/>
+                    <pic:cNvPicPr/>
+                  </pic:nvPicPr>
+                  <pic:blipFill>
+                    <a:blip r:embed="rId45">
+                      <a:extLst>
+                        <a:ext uri="{28A0092B-C50C-407E-A947-70E740481C1C}">
+                          <a14:useLocalDpi xmlns:a14="http://schemas.microsoft.com/office/drawing/2010/main" val="0"/>
+                        </a:ext>
+                      </a:extLst>
+                    </a:blip>
+                    <a:stretch>
+                      <a:fillRect/>
+                    </a:stretch>
+                  </pic:blipFill>
+                  <pic:spPr>
+                    <a:xfrm>
+                      <a:off x="0" y="0"/>
+                      <a:ext cx="5334274" cy="1200212"/>
+                    </a:xfrm>
+                    <a:prstGeom prst="rect">
+                      <a:avLst/>
+                    </a:prstGeom>
+                  </pic:spPr>
+                </pic:pic>
+              </a:graphicData>
+            </a:graphic>
+          </wp:inline>
+        </w:drawing>
+      </w:r>
+    </w:p>
+    <w:p>
+      <w:pPr>
+        <w:rPr>
+          <w:rFonts w:ascii="Times New Roman" w:hAnsi="Times New Roman" w:cs="Times New Roman"/>
+          <w:sz w:val="24"/>
+          <w:szCs w:val="24"/>
+        </w:rPr>
+      </w:pPr>
+      <w:r>
+        <w:rPr>
+          <w:rFonts w:ascii="Times New Roman" w:hAnsi="Times New Roman" w:cs="Times New Roman"/>
+          <w:sz w:val="24"/>
+          <w:szCs w:val="24"/>
+        </w:rPr>
+        <w:t>Memeriksa struktur tabel:</w:t>
+      </w:r>
+    </w:p>
+    <w:p>
+      <w:pPr>
+        <w:rPr>
+          <w:rFonts w:ascii="Times New Roman" w:hAnsi="Times New Roman" w:cs="Times New Roman"/>
+          <w:sz w:val="24"/>
+          <w:szCs w:val="24"/>
+        </w:rPr>
+      </w:pPr>
+      <w:r>
+        <w:rPr>
+          <w:rFonts w:ascii="Times New Roman" w:hAnsi="Times New Roman" w:cs="Times New Roman"/>
+          <w:sz w:val="24"/>
+          <w:szCs w:val="24"/>
+        </w:rPr>
+        <w:drawing>
+          <wp:inline distT="0" distB="0" distL="0" distR="0">
+            <wp:extent cx="5308873" cy="2692538"/>
+            <wp:effectExtent l="0" t="0" r="6350" b="0"/>
+            <wp:docPr id="1814045178" name="Picture 16"/>
+            <wp:cNvGraphicFramePr>
+              <a:graphicFrameLocks xmlns:a="http://schemas.openxmlformats.org/drawingml/2006/main" noChangeAspect="1"/>
+            </wp:cNvGraphicFramePr>
+            <a:graphic xmlns:a="http://schemas.openxmlformats.org/drawingml/2006/main">
+              <a:graphicData uri="http://schemas.openxmlformats.org/drawingml/2006/picture">
+                <pic:pic xmlns:pic="http://schemas.openxmlformats.org/drawingml/2006/picture">
+                  <pic:nvPicPr>
+                    <pic:cNvPr id="1814045178" name="Picture 1814045178"/>
+                    <pic:cNvPicPr/>
+                  </pic:nvPicPr>
+                  <pic:blipFill>
+                    <a:blip r:embed="rId46">
+                      <a:extLst>
+                        <a:ext uri="{28A0092B-C50C-407E-A947-70E740481C1C}">
+                          <a14:useLocalDpi xmlns:a14="http://schemas.microsoft.com/office/drawing/2010/main" val="0"/>
+                        </a:ext>
+                      </a:extLst>
+                    </a:blip>
+                    <a:stretch>
+                      <a:fillRect/>
+                    </a:stretch>
+                  </pic:blipFill>
+                  <pic:spPr>
+                    <a:xfrm>
+                      <a:off x="0" y="0"/>
+                      <a:ext cx="5308873" cy="2692538"/>
+                    </a:xfrm>
+                    <a:prstGeom prst="rect">
+                      <a:avLst/>
+                    </a:prstGeom>
+                  </pic:spPr>
+                </pic:pic>
+              </a:graphicData>
+            </a:graphic>
+          </wp:inline>
+        </w:drawing>
+      </w:r>
+    </w:p>
+    <w:p>
+      <w:pPr>
+        <w:rPr>
+          <w:rFonts w:ascii="Times New Roman" w:hAnsi="Times New Roman" w:cs="Times New Roman"/>
+          <w:b/>
+          <w:bCs/>
+          <w:sz w:val="24"/>
+          <w:szCs w:val="24"/>
+          <w:u w:val="single"/>
+        </w:rPr>
+      </w:pPr>
+      <w:r>
+        <w:rPr>
+          <w:rFonts w:ascii="Times New Roman" w:hAnsi="Times New Roman" w:cs="Times New Roman"/>
+          <w:b/>
+          <w:bCs/>
+          <w:sz w:val="24"/>
+          <w:szCs w:val="24"/>
+          <w:u w:val="single"/>
+        </w:rPr>
+        <w:t>Membuat Tabel tblpelanggan:</w:t>
+      </w:r>
+    </w:p>
+    <w:p>
+      <w:pPr>
+        <w:rPr>
+          <w:rFonts w:ascii="Times New Roman" w:hAnsi="Times New Roman" w:cs="Times New Roman"/>
+          <w:b/>
+          <w:bCs/>
+          <w:sz w:val="24"/>
+          <w:szCs w:val="24"/>
+          <w:u w:val="single"/>
+        </w:rPr>
+      </w:pPr>
+      <w:r>
+        <w:rPr>
+          <w:rFonts w:ascii="Times New Roman" w:hAnsi="Times New Roman" w:cs="Times New Roman"/>
+          <w:b/>
+          <w:bCs/>
+          <w:sz w:val="24"/>
+          <w:szCs w:val="24"/>
+          <w:u w:val="single"/>
+        </w:rPr>
+        <w:lastRenderedPageBreak/>
+        <w:drawing>
+          <wp:inline distT="0" distB="0" distL="0" distR="0">
+            <wp:extent cx="5315223" cy="1911448"/>
+            <wp:effectExtent l="0" t="0" r="0" b="0"/>
+            <wp:docPr id="1580345914" name="Picture 18"/>
+            <wp:cNvGraphicFramePr>
+              <a:graphicFrameLocks xmlns:a="http://schemas.openxmlformats.org/drawingml/2006/main" noChangeAspect="1"/>
+            </wp:cNvGraphicFramePr>
+            <a:graphic xmlns:a="http://schemas.openxmlformats.org/drawingml/2006/main">
+              <a:graphicData uri="http://schemas.openxmlformats.org/drawingml/2006/picture">
+                <pic:pic xmlns:pic="http://schemas.openxmlformats.org/drawingml/2006/picture">
+                  <pic:nvPicPr>
+                    <pic:cNvPr id="1580345914" name="Picture 1580345914"/>
+                    <pic:cNvPicPr/>
+                  </pic:nvPicPr>
+                  <pic:blipFill>
+                    <a:blip r:embed="rId47">
+                      <a:extLst>
+                        <a:ext uri="{28A0092B-C50C-407E-A947-70E740481C1C}">
+                          <a14:useLocalDpi xmlns:a14="http://schemas.microsoft.com/office/drawing/2010/main" val="0"/>
+                        </a:ext>
+                      </a:extLst>
+                    </a:blip>
+                    <a:stretch>
+                      <a:fillRect/>
+                    </a:stretch>
+                  </pic:blipFill>
+                  <pic:spPr>
+                    <a:xfrm>
+                      <a:off x="0" y="0"/>
+                      <a:ext cx="5315223" cy="1911448"/>
+                    </a:xfrm>
+                    <a:prstGeom prst="rect">
+                      <a:avLst/>
+                    </a:prstGeom>
+                  </pic:spPr>
+                </pic:pic>
+              </a:graphicData>
+            </a:graphic>
+          </wp:inline>
+        </w:drawing>
+      </w:r>
+    </w:p>
+    <w:p>
+      <w:pPr>
+        <w:rPr>
+          <w:rFonts w:ascii="Times New Roman" w:hAnsi="Times New Roman" w:cs="Times New Roman"/>
+          <w:b/>
+          <w:bCs/>
+          <w:sz w:val="24"/>
+          <w:szCs w:val="24"/>
+          <w:u w:val="single"/>
+        </w:rPr>
+      </w:pPr>
+    </w:p>
+    <w:p>
+      <w:pPr>
+        <w:rPr>
+          <w:rFonts w:ascii="Times New Roman" w:hAnsi="Times New Roman" w:cs="Times New Roman"/>
+          <w:b/>
+          <w:bCs/>
+          <w:sz w:val="28"/>
+          <w:szCs w:val="28"/>
+        </w:rPr>
+      </w:pPr>
+      <w:r>
+        <w:rPr>
+          <w:rFonts w:ascii="Times New Roman" w:hAnsi="Times New Roman" w:cs="Times New Roman"/>
+          <w:b/>
+          <w:bCs/>
+          <w:sz w:val="28"/>
+          <w:szCs w:val="28"/>
+        </w:rPr>
+        <w:t>Menambahkan Primary Key</w:t>
+      </w:r>
+    </w:p>
+    <w:p>
+      <w:pPr>
+        <w:rPr>
+          <w:rFonts w:ascii="Times New Roman" w:hAnsi="Times New Roman" w:cs="Times New Roman"/>
+          <w:sz w:val="24"/>
+          <w:szCs w:val="24"/>
+        </w:rPr>
+      </w:pPr>
+      <w:r>
+        <w:rPr>
+          <w:rFonts w:ascii="Times New Roman" w:hAnsi="Times New Roman" w:cs="Times New Roman"/>
+          <w:sz w:val="24"/>
+          <w:szCs w:val="24"/>
+        </w:rPr>
+        <w:t>Primary key pada database ialah</w:t>
+      </w:r>
+      <w:r>
+        <w:rPr>
+          <w:rFonts w:ascii="Times New Roman" w:hAnsi="Times New Roman" w:cs="Times New Roman"/>
+          <w:sz w:val="24"/>
+          <w:szCs w:val="24"/>
+        </w:rPr>
+        <w:t xml:space="preserve"> sebuah kolom yang akan memastikan bahwa setiap data pada kolom tersebut terisi dengan value yang berbeda, tidak boleh ada yang sama dengan value pada data lainnya.</w:t>
+      </w:r>
+    </w:p>
+    <w:p>
+      <w:pPr>
+        <w:rPr>
+          <w:rFonts w:ascii="Times New Roman" w:hAnsi="Times New Roman" w:cs="Times New Roman"/>
+          <w:sz w:val="24"/>
+          <w:szCs w:val="24"/>
+        </w:rPr>
+      </w:pPr>
+      <w:r>
+        <w:rPr>
+          <w:rFonts w:ascii="Times New Roman" w:hAnsi="Times New Roman" w:cs="Times New Roman"/>
+          <w:sz w:val="24"/>
+          <w:szCs w:val="24"/>
+        </w:rPr>
+        <w:drawing>
+          <wp:inline distT="0" distB="0" distL="0" distR="0">
+            <wp:extent cx="5334274" cy="1435174"/>
+            <wp:effectExtent l="0" t="0" r="0" b="0"/>
+            <wp:docPr id="1946947588" name="Picture 19"/>
+            <wp:cNvGraphicFramePr>
+              <a:graphicFrameLocks xmlns:a="http://schemas.openxmlformats.org/drawingml/2006/main" noChangeAspect="1"/>
+            </wp:cNvGraphicFramePr>
+            <a:graphic xmlns:a="http://schemas.openxmlformats.org/drawingml/2006/main">
+              <a:graphicData uri="http://schemas.openxmlformats.org/drawingml/2006/picture">
+                <pic:pic xmlns:pic="http://schemas.openxmlformats.org/drawingml/2006/picture">
+                  <pic:nvPicPr>
+                    <pic:cNvPr id="1946947588" name="Picture 1946947588"/>
+                    <pic:cNvPicPr/>
+                  </pic:nvPicPr>
+                  <pic:blipFill>
+                    <a:blip r:embed="rId48">
+                      <a:extLst>
+                        <a:ext uri="{28A0092B-C50C-407E-A947-70E740481C1C}">
+                          <a14:useLocalDpi xmlns:a14="http://schemas.microsoft.com/office/drawing/2010/main" val="0"/>
+                        </a:ext>
+                      </a:extLst>
+                    </a:blip>
+                    <a:stretch>
+                      <a:fillRect/>
+                    </a:stretch>
+                  </pic:blipFill>
+                  <pic:spPr>
+                    <a:xfrm>
+                      <a:off x="0" y="0"/>
+                      <a:ext cx="5334274" cy="1435174"/>
+                    </a:xfrm>
+                    <a:prstGeom prst="rect">
+                      <a:avLst/>
+                    </a:prstGeom>
+                  </pic:spPr>
+                </pic:pic>
+              </a:graphicData>
+            </a:graphic>
+          </wp:inline>
+        </w:drawing>
+      </w:r>
+    </w:p>
+    <w:p>
+      <w:pPr>
+        <w:rPr>
+          <w:rFonts w:ascii="Times New Roman" w:hAnsi="Times New Roman" w:cs="Times New Roman"/>
+          <w:b/>
+          <w:bCs/>
+          <w:sz w:val="28"/>
+          <w:szCs w:val="28"/>
+        </w:rPr>
+      </w:pPr>
+    </w:p>
+    <w:p>
+      <w:pPr>
+        <w:rPr>
+          <w:rFonts w:ascii="Times New Roman" w:hAnsi="Times New Roman" w:cs="Times New Roman"/>
+          <w:b/>
+          <w:bCs/>
+          <w:sz w:val="28"/>
+          <w:szCs w:val="28"/>
+        </w:rPr>
+      </w:pPr>
+      <w:r>
+        <w:rPr>
+          <w:rFonts w:ascii="Times New Roman" w:hAnsi="Times New Roman" w:cs="Times New Roman"/>
+          <w:b/>
+          <w:bCs/>
+          <w:sz w:val="28"/>
+          <w:szCs w:val="28"/>
+        </w:rPr>
+        <w:t xml:space="preserve">Menampilkan </w:t>
+      </w:r>
+      <w:r>
+        <w:rPr>
+          <w:rFonts w:ascii="Times New Roman" w:hAnsi="Times New Roman" w:cs="Times New Roman"/>
+          <w:b/>
+          <w:bCs/>
+          <w:i/>
+          <w:iCs/>
+          <w:sz w:val="28"/>
+          <w:szCs w:val="28"/>
+        </w:rPr>
+        <w:t>Engine</w:t>
+      </w:r>
+      <w:r>
+        <w:rPr>
+          <w:rFonts w:ascii="Times New Roman" w:hAnsi="Times New Roman" w:cs="Times New Roman"/>
+          <w:b/>
+          <w:bCs/>
+          <w:sz w:val="28"/>
+          <w:szCs w:val="28"/>
+        </w:rPr>
+        <w:t xml:space="preserve"> Yang Digunakan</w:t>
+      </w:r>
+    </w:p>
+    <w:p>
+      <w:pPr>
+        <w:rPr>
+          <w:rFonts w:ascii="Times New Roman" w:hAnsi="Times New Roman" w:cs="Times New Roman"/>
+          <w:sz w:val="24"/>
+          <w:szCs w:val="24"/>
+        </w:rPr>
+      </w:pPr>
+      <w:r>
+        <w:rPr>
+          <w:rFonts w:ascii="Times New Roman" w:hAnsi="Times New Roman" w:cs="Times New Roman"/>
+          <w:sz w:val="24"/>
+          <w:szCs w:val="24"/>
+        </w:rPr>
+        <w:drawing>
+          <wp:inline distT="0" distB="0" distL="0" distR="0">
+            <wp:extent cx="5731510" cy="1471930"/>
+            <wp:effectExtent l="0" t="0" r="2540" b="0"/>
+            <wp:docPr id="186617991" name="Picture 20"/>
+            <wp:cNvGraphicFramePr>
+              <a:graphicFrameLocks xmlns:a="http://schemas.openxmlformats.org/drawingml/2006/main" noChangeAspect="1"/>
+            </wp:cNvGraphicFramePr>
+            <a:graphic xmlns:a="http://schemas.openxmlformats.org/drawingml/2006/main">
+              <a:graphicData uri="http://schemas.openxmlformats.org/drawingml/2006/picture">
+                <pic:pic xmlns:pic="http://schemas.openxmlformats.org/drawingml/2006/picture">
+                  <pic:nvPicPr>
+                    <pic:cNvPr id="186617991" name="Picture 186617991"/>
+                    <pic:cNvPicPr/>
+                  </pic:nvPicPr>
+                  <pic:blipFill>
+                    <a:blip r:embed="rId49" cstate="print">
+                      <a:extLst>
+                        <a:ext uri="{28A0092B-C50C-407E-A947-70E740481C1C}">
+                          <a14:useLocalDpi xmlns:a14="http://schemas.microsoft.com/office/drawing/2010/main" val="0"/>
+                        </a:ext>
+                      </a:extLst>
+                    </a:blip>
+                    <a:stretch>
+                      <a:fillRect/>
+                    </a:stretch>
+                  </pic:blipFill>
+                  <pic:spPr>
+                    <a:xfrm>
+                      <a:off x="0" y="0"/>
+                      <a:ext cx="5731510" cy="1471930"/>
+                    </a:xfrm>
+                    <a:prstGeom prst="rect">
+                      <a:avLst/>
+                    </a:prstGeom>
+                  </pic:spPr>
+                </pic:pic>
+              </a:graphicData>
+            </a:graphic>
+          </wp:inline>
+        </w:drawing>
+      </w:r>
+    </w:p>
+    <w:p>
+      <w:pPr>
+        <w:rPr>
+          <w:rFonts w:ascii="Times New Roman" w:hAnsi="Times New Roman" w:cs="Times New Roman"/>
+          <w:b/>
+          <w:bCs/>
+          <w:sz w:val="24"/>
+          <w:szCs w:val="24"/>
+          <w:u w:val="single"/>
+        </w:rPr>
+      </w:pPr>
+      <w:r>
+        <w:rPr>
+          <w:rFonts w:ascii="Times New Roman" w:hAnsi="Times New Roman" w:cs="Times New Roman"/>
+          <w:b/>
+          <w:bCs/>
+          <w:sz w:val="24"/>
+          <w:szCs w:val="24"/>
+          <w:u w:val="single"/>
+        </w:rPr>
+        <w:t>Membuat Tabel tblorder:</w:t>
+      </w:r>
+    </w:p>
+    <w:p>
+      <w:pPr>
+        <w:rPr>
+          <w:rFonts w:ascii="Times New Roman" w:hAnsi="Times New Roman" w:cs="Times New Roman"/>
+          <w:sz w:val="24"/>
+          <w:szCs w:val="24"/>
+        </w:rPr>
+      </w:pPr>
+      <w:r>
+        <w:rPr>
+          <w:rFonts w:ascii="Times New Roman" w:hAnsi="Times New Roman" w:cs="Times New Roman"/>
+          <w:sz w:val="24"/>
+          <w:szCs w:val="24"/>
+        </w:rPr>
+        <w:t>Perintah untuk membuat tabel:</w:t>
+      </w:r>
+    </w:p>
+    <w:p>
+      <w:pPr>
+        <w:rPr>
+          <w:rFonts w:ascii="Times New Roman" w:hAnsi="Times New Roman" w:cs="Times New Roman"/>
+          <w:sz w:val="24"/>
+          <w:szCs w:val="24"/>
+        </w:rPr>
+      </w:pPr>
+      <w:r>
+        <w:rPr>
+          <w:rFonts w:ascii="Times New Roman" w:hAnsi="Times New Roman" w:cs="Times New Roman"/>
+          <w:sz w:val="24"/>
+          <w:szCs w:val="24"/>
+        </w:rPr>
+        <w:lastRenderedPageBreak/>
+        <w:drawing>
+          <wp:inline distT="0" distB="0" distL="0" distR="0">
+            <wp:extent cx="5531134" cy="2355971"/>
+            <wp:effectExtent l="0" t="0" r="0" b="6350"/>
+            <wp:docPr id="1667098983" name="Picture 21"/>
+            <wp:cNvGraphicFramePr>
+              <a:graphicFrameLocks xmlns:a="http://schemas.openxmlformats.org/drawingml/2006/main" noChangeAspect="1"/>
+            </wp:cNvGraphicFramePr>
+            <a:graphic xmlns:a="http://schemas.openxmlformats.org/drawingml/2006/main">
+              <a:graphicData uri="http://schemas.openxmlformats.org/drawingml/2006/picture">
+                <pic:pic xmlns:pic="http://schemas.openxmlformats.org/drawingml/2006/picture">
+                  <pic:nvPicPr>
+                    <pic:cNvPr id="1667098983" name="Picture 1667098983"/>
+                    <pic:cNvPicPr/>
+                  </pic:nvPicPr>
+                  <pic:blipFill>
+                    <a:blip r:embed="rId50">
+                      <a:extLst>
+                        <a:ext uri="{28A0092B-C50C-407E-A947-70E740481C1C}">
+                          <a14:useLocalDpi xmlns:a14="http://schemas.microsoft.com/office/drawing/2010/main" val="0"/>
+                        </a:ext>
+                      </a:extLst>
+                    </a:blip>
+                    <a:stretch>
+                      <a:fillRect/>
+                    </a:stretch>
+                  </pic:blipFill>
+                  <pic:spPr>
+                    <a:xfrm>
+                      <a:off x="0" y="0"/>
+                      <a:ext cx="5531134" cy="2355971"/>
+                    </a:xfrm>
+                    <a:prstGeom prst="rect">
+                      <a:avLst/>
+                    </a:prstGeom>
+                  </pic:spPr>
+                </pic:pic>
+              </a:graphicData>
+            </a:graphic>
+          </wp:inline>
+        </w:drawing>
+      </w:r>
+    </w:p>
+    <w:p>
+      <w:pPr>
+        <w:rPr>
+          <w:rFonts w:ascii="Times New Roman" w:hAnsi="Times New Roman" w:cs="Times New Roman"/>
+          <w:sz w:val="24"/>
+          <w:szCs w:val="24"/>
+        </w:rPr>
+      </w:pPr>
+      <w:r>
+        <w:rPr>
+          <w:rFonts w:ascii="Times New Roman" w:hAnsi="Times New Roman" w:cs="Times New Roman"/>
+          <w:sz w:val="24"/>
+          <w:szCs w:val="24"/>
+        </w:rPr>
+        <w:t>Hasil pembuatan tabel tblorder:</w:t>
+      </w:r>
+    </w:p>
+    <w:p>
+      <w:pPr>
+        <w:rPr>
+          <w:rFonts w:ascii="Times New Roman" w:hAnsi="Times New Roman" w:cs="Times New Roman"/>
+          <w:sz w:val="24"/>
+          <w:szCs w:val="24"/>
+        </w:rPr>
+      </w:pPr>
+      <w:r>
+        <w:rPr>
+          <w:rFonts w:ascii="Times New Roman" w:hAnsi="Times New Roman" w:cs="Times New Roman"/>
+          <w:sz w:val="24"/>
+          <w:szCs w:val="24"/>
+        </w:rPr>
+        <w:drawing>
+          <wp:inline distT="0" distB="0" distL="0" distR="0">
+            <wp:extent cx="5575587" cy="2419474"/>
+            <wp:effectExtent l="0" t="0" r="6350" b="0"/>
+            <wp:docPr id="684276180" name="Picture 22"/>
+            <wp:cNvGraphicFramePr>
+              <a:graphicFrameLocks xmlns:a="http://schemas.openxmlformats.org/drawingml/2006/main" noChangeAspect="1"/>
+            </wp:cNvGraphicFramePr>
+            <a:graphic xmlns:a="http://schemas.openxmlformats.org/drawingml/2006/main">
+              <a:graphicData uri="http://schemas.openxmlformats.org/drawingml/2006/picture">
+                <pic:pic xmlns:pic="http://schemas.openxmlformats.org/drawingml/2006/picture">
+                  <pic:nvPicPr>
+                    <pic:cNvPr id="684276180" name="Picture 684276180"/>
+                    <pic:cNvPicPr/>
+                  </pic:nvPicPr>
+                  <pic:blipFill>
+                    <a:blip r:embed="rId51">
+                      <a:extLst>
+                        <a:ext uri="{28A0092B-C50C-407E-A947-70E740481C1C}">
+                          <a14:useLocalDpi xmlns:a14="http://schemas.microsoft.com/office/drawing/2010/main" val="0"/>
+                        </a:ext>
+                      </a:extLst>
+                    </a:blip>
+                    <a:stretch>
+                      <a:fillRect/>
+                    </a:stretch>
+                  </pic:blipFill>
+                  <pic:spPr>
+                    <a:xfrm>
+                      <a:off x="0" y="0"/>
+                      <a:ext cx="5575587" cy="2419474"/>
+                    </a:xfrm>
+                    <a:prstGeom prst="rect">
+                      <a:avLst/>
+                    </a:prstGeom>
+                  </pic:spPr>
+                </pic:pic>
+              </a:graphicData>
+            </a:graphic>
+          </wp:inline>
+        </w:drawing>
+      </w:r>
+    </w:p>
+    <w:p>
+      <w:pPr>
+        <w:rPr>
+          <w:rFonts w:ascii="Times New Roman" w:hAnsi="Times New Roman" w:cs="Times New Roman"/>
+          <w:sz w:val="24"/>
+          <w:szCs w:val="24"/>
+        </w:rPr>
+      </w:pPr>
+    </w:p>
+    <w:p>
+      <w:pPr>
+        <w:rPr>
+          <w:rFonts w:ascii="Times New Roman" w:hAnsi="Times New Roman" w:cs="Times New Roman"/>
+          <w:b/>
+          <w:bCs/>
+          <w:sz w:val="28"/>
+          <w:szCs w:val="28"/>
+        </w:rPr>
+      </w:pPr>
+      <w:r>
+        <w:rPr>
+          <w:rFonts w:ascii="Times New Roman" w:hAnsi="Times New Roman" w:cs="Times New Roman"/>
+          <w:b/>
+          <w:bCs/>
+          <w:sz w:val="28"/>
+          <w:szCs w:val="28"/>
+        </w:rPr>
+        <w:t>Menambah Kolom Setelah Kolom</w:t>
+      </w:r>
+    </w:p>
+    <w:p>
+      <w:pPr>
+        <w:rPr>
+          <w:rFonts w:ascii="Times New Roman" w:hAnsi="Times New Roman" w:cs="Times New Roman"/>
+          <w:b/>
+          <w:bCs/>
+          <w:sz w:val="28"/>
+          <w:szCs w:val="28"/>
+        </w:rPr>
+      </w:pPr>
+      <w:r>
+        <w:rPr>
+          <w:rFonts w:ascii="Times New Roman" w:hAnsi="Times New Roman" w:cs="Times New Roman"/>
+          <w:b/>
+          <w:bCs/>
+          <w:sz w:val="28"/>
+          <w:szCs w:val="28"/>
+        </w:rPr>
+        <w:drawing>
+          <wp:inline distT="0" distB="0" distL="0" distR="0">
+            <wp:extent cx="5731510" cy="1023620"/>
+            <wp:effectExtent l="0" t="0" r="2540" b="5080"/>
+            <wp:docPr id="1230772433" name="Picture 23"/>
+            <wp:cNvGraphicFramePr>
+              <a:graphicFrameLocks xmlns:a="http://schemas.openxmlformats.org/drawingml/2006/main" noChangeAspect="1"/>
+            </wp:cNvGraphicFramePr>
+            <a:graphic xmlns:a="http://schemas.openxmlformats.org/drawingml/2006/main">
+              <a:graphicData uri="http://schemas.openxmlformats.org/drawingml/2006/picture">
+                <pic:pic xmlns:pic="http://schemas.openxmlformats.org/drawingml/2006/picture">
+                  <pic:nvPicPr>
+                    <pic:cNvPr id="1230772433" name="Picture 1230772433"/>
+                    <pic:cNvPicPr/>
+                  </pic:nvPicPr>
+                  <pic:blipFill>
+                    <a:blip r:embed="rId52">
+                      <a:extLst>
+                        <a:ext uri="{28A0092B-C50C-407E-A947-70E740481C1C}">
+                          <a14:useLocalDpi xmlns:a14="http://schemas.microsoft.com/office/drawing/2010/main" val="0"/>
+                        </a:ext>
+                      </a:extLst>
+                    </a:blip>
+                    <a:stretch>
+                      <a:fillRect/>
+                    </a:stretch>
+                  </pic:blipFill>
+                  <pic:spPr>
+                    <a:xfrm>
+                      <a:off x="0" y="0"/>
+                      <a:ext cx="5731510" cy="1023620"/>
+                    </a:xfrm>
+                    <a:prstGeom prst="rect">
+                      <a:avLst/>
+                    </a:prstGeom>
+                  </pic:spPr>
+                </pic:pic>
+              </a:graphicData>
+            </a:graphic>
+          </wp:inline>
+        </w:drawing>
+      </w:r>
+    </w:p>
+    <w:p>
+      <w:pPr>
+        <w:rPr>
+          <w:rFonts w:ascii="Times New Roman" w:hAnsi="Times New Roman" w:cs="Times New Roman"/>
+          <w:sz w:val="24"/>
+          <w:szCs w:val="24"/>
+        </w:rPr>
+      </w:pPr>
+      <w:r>
+        <w:rPr>
+          <w:rFonts w:ascii="Times New Roman" w:hAnsi="Times New Roman" w:cs="Times New Roman"/>
+          <w:sz w:val="24"/>
+          <w:szCs w:val="24"/>
+        </w:rPr>
+        <w:t>Hasil:</w:t>
+      </w:r>
+    </w:p>
+    <w:p>
+      <w:pPr>
+        <w:rPr>
+          <w:rFonts w:ascii="Times New Roman" w:hAnsi="Times New Roman" w:cs="Times New Roman"/>
+          <w:sz w:val="24"/>
+          <w:szCs w:val="24"/>
+        </w:rPr>
+      </w:pPr>
+      <w:r>
+        <w:rPr>
+          <w:rFonts w:ascii="Times New Roman" w:hAnsi="Times New Roman" w:cs="Times New Roman"/>
+          <w:sz w:val="24"/>
+          <w:szCs w:val="24"/>
+        </w:rPr>
+        <w:lastRenderedPageBreak/>
+        <w:drawing>
+          <wp:inline distT="0" distB="0" distL="0" distR="0">
+            <wp:extent cx="5731510" cy="2382520"/>
+            <wp:effectExtent l="0" t="0" r="2540" b="0"/>
+            <wp:docPr id="1277814294" name="Picture 24"/>
+            <wp:cNvGraphicFramePr>
+              <a:graphicFrameLocks xmlns:a="http://schemas.openxmlformats.org/drawingml/2006/main" noChangeAspect="1"/>
+            </wp:cNvGraphicFramePr>
+            <a:graphic xmlns:a="http://schemas.openxmlformats.org/drawingml/2006/main">
+              <a:graphicData uri="http://schemas.openxmlformats.org/drawingml/2006/picture">
+                <pic:pic xmlns:pic="http://schemas.openxmlformats.org/drawingml/2006/picture">
+                  <pic:nvPicPr>
+                    <pic:cNvPr id="1277814294" name="Picture 1277814294"/>
+                    <pic:cNvPicPr/>
+                  </pic:nvPicPr>
+                  <pic:blipFill>
+                    <a:blip r:embed="rId53">
+                      <a:extLst>
+                        <a:ext uri="{28A0092B-C50C-407E-A947-70E740481C1C}">
+                          <a14:useLocalDpi xmlns:a14="http://schemas.microsoft.com/office/drawing/2010/main" val="0"/>
+                        </a:ext>
+                      </a:extLst>
+                    </a:blip>
+                    <a:stretch>
+                      <a:fillRect/>
+                    </a:stretch>
+                  </pic:blipFill>
+                  <pic:spPr>
+                    <a:xfrm>
+                      <a:off x="0" y="0"/>
+                      <a:ext cx="5731510" cy="2382520"/>
+                    </a:xfrm>
+                    <a:prstGeom prst="rect">
+                      <a:avLst/>
+                    </a:prstGeom>
+                  </pic:spPr>
+                </pic:pic>
+              </a:graphicData>
+            </a:graphic>
+          </wp:inline>
+        </w:drawing>
+      </w:r>
+    </w:p>
+    <w:p>
+      <w:pPr>
+        <w:rPr>
+          <w:rFonts w:ascii="Times New Roman" w:hAnsi="Times New Roman" w:cs="Times New Roman"/>
+          <w:b/>
+          <w:bCs/>
+          <w:sz w:val="24"/>
+          <w:szCs w:val="24"/>
+          <w:u w:val="single"/>
+        </w:rPr>
+      </w:pPr>
+      <w:r>
+        <w:rPr>
+          <w:rFonts w:ascii="Times New Roman" w:hAnsi="Times New Roman" w:cs="Times New Roman"/>
+          <w:b/>
+          <w:bCs/>
+          <w:sz w:val="24"/>
+          <w:szCs w:val="24"/>
+          <w:u w:val="single"/>
+        </w:rPr>
+        <w:t>Membuat Tabel tblorderdetail:</w:t>
+      </w:r>
+    </w:p>
+    <w:p>
+      <w:pPr>
+        <w:rPr>
+          <w:rFonts w:ascii="Times New Roman" w:hAnsi="Times New Roman" w:cs="Times New Roman"/>
+          <w:b/>
+          <w:bCs/>
+          <w:sz w:val="24"/>
+          <w:szCs w:val="24"/>
+          <w:u w:val="single"/>
+        </w:rPr>
+      </w:pPr>
+      <w:r>
+        <w:rPr>
+          <w:rFonts w:ascii="Times New Roman" w:hAnsi="Times New Roman" w:cs="Times New Roman"/>
+          <w:b/>
+          <w:bCs/>
+          <w:sz w:val="24"/>
+          <w:szCs w:val="24"/>
+          <w:u w:val="single"/>
+        </w:rPr>
+        <w:drawing>
+          <wp:inline distT="0" distB="0" distL="0" distR="0">
+            <wp:extent cx="4845299" cy="2197213"/>
+            <wp:effectExtent l="0" t="0" r="0" b="0"/>
+            <wp:docPr id="1354027833" name="Picture 25"/>
+            <wp:cNvGraphicFramePr>
+              <a:graphicFrameLocks xmlns:a="http://schemas.openxmlformats.org/drawingml/2006/main" noChangeAspect="1"/>
+            </wp:cNvGraphicFramePr>
+            <a:graphic xmlns:a="http://schemas.openxmlformats.org/drawingml/2006/main">
+              <a:graphicData uri="http://schemas.openxmlformats.org/drawingml/2006/picture">
+                <pic:pic xmlns:pic="http://schemas.openxmlformats.org/drawingml/2006/picture">
+                  <pic:nvPicPr>
+                    <pic:cNvPr id="1354027833" name="Picture 1354027833"/>
+                    <pic:cNvPicPr/>
+                  </pic:nvPicPr>
+                  <pic:blipFill>
+                    <a:blip r:embed="rId54">
+                      <a:extLst>
+                        <a:ext uri="{28A0092B-C50C-407E-A947-70E740481C1C}">
+                          <a14:useLocalDpi xmlns:a14="http://schemas.microsoft.com/office/drawing/2010/main" val="0"/>
+                        </a:ext>
+                      </a:extLst>
+                    </a:blip>
+                    <a:stretch>
+                      <a:fillRect/>
+                    </a:stretch>
+                  </pic:blipFill>
+                  <pic:spPr>
+                    <a:xfrm>
+                      <a:off x="0" y="0"/>
+                      <a:ext cx="4845299" cy="2197213"/>
+                    </a:xfrm>
+                    <a:prstGeom prst="rect">
+                      <a:avLst/>
+                    </a:prstGeom>
+                  </pic:spPr>
+                </pic:pic>
+              </a:graphicData>
+            </a:graphic>
+          </wp:inline>
+        </w:drawing>
+      </w:r>
+    </w:p>
+    <w:p>
+      <w:pPr>
+        <w:rPr>
+          <w:rFonts w:ascii="Times New Roman" w:hAnsi="Times New Roman" w:cs="Times New Roman"/>
+          <w:sz w:val="24"/>
+          <w:szCs w:val="24"/>
+        </w:rPr>
+      </w:pPr>
+      <w:r>
+        <w:rPr>
+          <w:rFonts w:ascii="Times New Roman" w:hAnsi="Times New Roman" w:cs="Times New Roman"/>
+          <w:sz w:val="24"/>
+          <w:szCs w:val="24"/>
+        </w:rPr>
+        <w:t>Struktur tabel tblorderdetail:</w:t>
+      </w:r>
+    </w:p>
+    <w:p>
+      <w:pPr>
+        <w:rPr>
+          <w:rFonts w:ascii="Times New Roman" w:hAnsi="Times New Roman" w:cs="Times New Roman"/>
+          <w:sz w:val="24"/>
+          <w:szCs w:val="24"/>
+        </w:rPr>
+      </w:pPr>
+      <w:r>
+        <w:rPr>
+          <w:rFonts w:ascii="Times New Roman" w:hAnsi="Times New Roman" w:cs="Times New Roman"/>
+          <w:sz w:val="24"/>
+          <w:szCs w:val="24"/>
+        </w:rPr>
+        <w:drawing>
+          <wp:inline distT="0" distB="0" distL="0" distR="0">
+            <wp:extent cx="5143764" cy="2394073"/>
+            <wp:effectExtent l="0" t="0" r="0" b="6350"/>
+            <wp:docPr id="1289928762" name="Picture 26"/>
+            <wp:cNvGraphicFramePr>
+              <a:graphicFrameLocks xmlns:a="http://schemas.openxmlformats.org/drawingml/2006/main" noChangeAspect="1"/>
+            </wp:cNvGraphicFramePr>
+            <a:graphic xmlns:a="http://schemas.openxmlformats.org/drawingml/2006/main">
+              <a:graphicData uri="http://schemas.openxmlformats.org/drawingml/2006/picture">
+                <pic:pic xmlns:pic="http://schemas.openxmlformats.org/drawingml/2006/picture">
+                  <pic:nvPicPr>
+                    <pic:cNvPr id="1289928762" name="Picture 1289928762"/>
+                    <pic:cNvPicPr/>
+                  </pic:nvPicPr>
+                  <pic:blipFill>
+                    <a:blip r:embed="rId55">
+                      <a:extLst>
+                        <a:ext uri="{28A0092B-C50C-407E-A947-70E740481C1C}">
+                          <a14:useLocalDpi xmlns:a14="http://schemas.microsoft.com/office/drawing/2010/main" val="0"/>
+                        </a:ext>
+                      </a:extLst>
+                    </a:blip>
+                    <a:stretch>
+                      <a:fillRect/>
+                    </a:stretch>
+                  </pic:blipFill>
+                  <pic:spPr>
+                    <a:xfrm>
+                      <a:off x="0" y="0"/>
+                      <a:ext cx="5143764" cy="2394073"/>
+                    </a:xfrm>
+                    <a:prstGeom prst="rect">
+                      <a:avLst/>
+                    </a:prstGeom>
+                  </pic:spPr>
+                </pic:pic>
+              </a:graphicData>
+            </a:graphic>
+          </wp:inline>
+        </w:drawing>
+      </w:r>
+    </w:p>
+    <w:p>
+      <w:pPr>
+        <w:rPr>
+          <w:rFonts w:ascii="Times New Roman" w:hAnsi="Times New Roman" w:cs="Times New Roman"/>
+          <w:b/>
+          <w:bCs/>
+          <w:sz w:val="28"/>
+          <w:szCs w:val="28"/>
+        </w:rPr>
+      </w:pPr>
+    </w:p>
+    <w:p>
+      <w:pPr>
+        <w:rPr>
+          <w:rFonts w:ascii="Times New Roman" w:hAnsi="Times New Roman" w:cs="Times New Roman"/>
+          <w:b/>
+          <w:bCs/>
+          <w:sz w:val="28"/>
+          <w:szCs w:val="28"/>
+        </w:rPr>
+      </w:pPr>
+      <w:r>
+        <w:rPr>
+          <w:rFonts w:ascii="Times New Roman" w:hAnsi="Times New Roman" w:cs="Times New Roman"/>
+          <w:b/>
+          <w:bCs/>
+          <w:sz w:val="28"/>
+          <w:szCs w:val="28"/>
+        </w:rPr>
+        <w:t>Membuat Index</w:t>
+      </w:r>
+    </w:p>
+    <w:p>
+      <w:pPr>
+        <w:rPr>
+          <w:rFonts w:ascii="Times New Roman" w:hAnsi="Times New Roman" w:cs="Times New Roman"/>
+          <w:sz w:val="24"/>
+          <w:szCs w:val="24"/>
+        </w:rPr>
+      </w:pPr>
+      <w:r>
+        <w:rPr>
+          <w:rFonts w:ascii="Times New Roman" w:hAnsi="Times New Roman" w:cs="Times New Roman"/>
+          <w:sz w:val="24"/>
+          <w:szCs w:val="24"/>
+        </w:rPr>
+        <w:lastRenderedPageBreak/>
+        <w:t>Index pada MySQL ialah suatu syntax yang dapat digunakan untuk mempercepat proses pencarian data agar tidak memakan waktu yang lama</w:t>
+      </w:r>
+    </w:p>
+    <w:p>
+      <w:pPr>
+        <w:rPr>
+          <w:rFonts w:ascii="Times New Roman" w:hAnsi="Times New Roman" w:cs="Times New Roman"/>
+          <w:sz w:val="24"/>
+          <w:szCs w:val="24"/>
+        </w:rPr>
+      </w:pPr>
+      <w:r>
+        <w:rPr>
+          <w:rFonts w:ascii="Times New Roman" w:hAnsi="Times New Roman" w:cs="Times New Roman"/>
+          <w:sz w:val="24"/>
+          <w:szCs w:val="24"/>
+        </w:rPr>
+        <w:drawing>
+          <wp:inline distT="0" distB="0" distL="0" distR="0">
+            <wp:extent cx="5505733" cy="2165461"/>
+            <wp:effectExtent l="0" t="0" r="0" b="6350"/>
+            <wp:docPr id="201561547" name="Picture 27"/>
+            <wp:cNvGraphicFramePr>
+              <a:graphicFrameLocks xmlns:a="http://schemas.openxmlformats.org/drawingml/2006/main" noChangeAspect="1"/>
+            </wp:cNvGraphicFramePr>
+            <a:graphic xmlns:a="http://schemas.openxmlformats.org/drawingml/2006/main">
+              <a:graphicData uri="http://schemas.openxmlformats.org/drawingml/2006/picture">
+                <pic:pic xmlns:pic="http://schemas.openxmlformats.org/drawingml/2006/picture">
+                  <pic:nvPicPr>
+                    <pic:cNvPr id="201561547" name="Picture 201561547"/>
+                    <pic:cNvPicPr/>
+                  </pic:nvPicPr>
+                  <pic:blipFill>
+                    <a:blip r:embed="rId56">
+                      <a:extLst>
+                        <a:ext uri="{28A0092B-C50C-407E-A947-70E740481C1C}">
+                          <a14:useLocalDpi xmlns:a14="http://schemas.microsoft.com/office/drawing/2010/main" val="0"/>
+                        </a:ext>
+                      </a:extLst>
+                    </a:blip>
+                    <a:stretch>
+                      <a:fillRect/>
+                    </a:stretch>
+                  </pic:blipFill>
+                  <pic:spPr>
+                    <a:xfrm>
+                      <a:off x="0" y="0"/>
+                      <a:ext cx="5505733" cy="2165461"/>
+                    </a:xfrm>
+                    <a:prstGeom prst="rect">
+                      <a:avLst/>
+                    </a:prstGeom>
+                  </pic:spPr>
+                </pic:pic>
+              </a:graphicData>
+            </a:graphic>
+          </wp:inline>
+        </w:drawing>
+      </w:r>
+    </w:p>
+    <w:p>
+      <w:pPr>
+        <w:rPr>
+          <w:rFonts w:ascii="Times New Roman" w:hAnsi="Times New Roman" w:cs="Times New Roman"/>
+          <w:sz w:val="24"/>
+          <w:szCs w:val="24"/>
+        </w:rPr>
+      </w:pPr>
+      <w:r>
+        <w:rPr>
+          <w:rFonts w:ascii="Times New Roman" w:hAnsi="Times New Roman" w:cs="Times New Roman"/>
+          <w:sz w:val="24"/>
+          <w:szCs w:val="24"/>
+        </w:rPr>
+        <w:t>Buat index untuk tabel tblbarang:</w:t>
+      </w:r>
+    </w:p>
+    <w:p>
+      <w:pPr>
+        <w:rPr>
+          <w:rFonts w:ascii="Times New Roman" w:hAnsi="Times New Roman" w:cs="Times New Roman"/>
+          <w:sz w:val="24"/>
+          <w:szCs w:val="24"/>
+        </w:rPr>
+      </w:pPr>
+      <w:r>
+        <w:rPr>
+          <w:rFonts w:ascii="Times New Roman" w:hAnsi="Times New Roman" w:cs="Times New Roman"/>
+          <w:sz w:val="24"/>
+          <w:szCs w:val="24"/>
+        </w:rPr>
+        <w:drawing>
+          <wp:inline distT="0" distB="0" distL="0" distR="0">
+            <wp:extent cx="5397777" cy="2025754"/>
+            <wp:effectExtent l="0" t="0" r="0" b="0"/>
+            <wp:docPr id="747322131" name="Picture 28"/>
+            <wp:cNvGraphicFramePr>
+              <a:graphicFrameLocks xmlns:a="http://schemas.openxmlformats.org/drawingml/2006/main" noChangeAspect="1"/>
+            </wp:cNvGraphicFramePr>
+            <a:graphic xmlns:a="http://schemas.openxmlformats.org/drawingml/2006/main">
+              <a:graphicData uri="http://schemas.openxmlformats.org/drawingml/2006/picture">
+                <pic:pic xmlns:pic="http://schemas.openxmlformats.org/drawingml/2006/picture">
+                  <pic:nvPicPr>
+                    <pic:cNvPr id="747322131" name="Picture 747322131"/>
+                    <pic:cNvPicPr/>
+                  </pic:nvPicPr>
+                  <pic:blipFill>
+                    <a:blip r:embed="rId57">
+                      <a:extLst>
+                        <a:ext uri="{28A0092B-C50C-407E-A947-70E740481C1C}">
+                          <a14:useLocalDpi xmlns:a14="http://schemas.microsoft.com/office/drawing/2010/main" val="0"/>
+                        </a:ext>
+                      </a:extLst>
+                    </a:blip>
+                    <a:stretch>
+                      <a:fillRect/>
+                    </a:stretch>
+                  </pic:blipFill>
+                  <pic:spPr>
+                    <a:xfrm>
+                      <a:off x="0" y="0"/>
+                      <a:ext cx="5397777" cy="2025754"/>
+                    </a:xfrm>
+                    <a:prstGeom prst="rect">
+                      <a:avLst/>
+                    </a:prstGeom>
+                  </pic:spPr>
+                </pic:pic>
+              </a:graphicData>
+            </a:graphic>
+          </wp:inline>
+        </w:drawing>
+      </w:r>
+    </w:p>
+    <w:p>
+      <w:pPr>
+        <w:rPr>
+          <w:rFonts w:ascii="Times New Roman" w:hAnsi="Times New Roman" w:cs="Times New Roman"/>
+          <w:sz w:val="24"/>
+          <w:szCs w:val="24"/>
+        </w:rPr>
+      </w:pPr>
+    </w:p>
+    <w:p>
+      <w:pPr>
+        <w:rPr>
+          <w:rFonts w:ascii="Times New Roman" w:hAnsi="Times New Roman" w:cs="Times New Roman"/>
+          <w:b/>
+          <w:bCs/>
+          <w:sz w:val="28"/>
+          <w:szCs w:val="28"/>
+        </w:rPr>
+      </w:pPr>
+      <w:r>
+        <w:rPr>
+          <w:rFonts w:ascii="Times New Roman" w:hAnsi="Times New Roman" w:cs="Times New Roman"/>
+          <w:b/>
+          <w:bCs/>
+          <w:sz w:val="28"/>
+          <w:szCs w:val="28"/>
+        </w:rPr>
+        <w:t>Menampilkan Index</w:t>
+      </w:r>
+    </w:p>
+    <w:p>
+      <w:pPr>
+        <w:rPr>
+          <w:rFonts w:ascii="Times New Roman" w:hAnsi="Times New Roman" w:cs="Times New Roman"/>
+          <w:b/>
+          <w:bCs/>
+          <w:sz w:val="28"/>
+          <w:szCs w:val="28"/>
+        </w:rPr>
+      </w:pPr>
+      <w:r>
+        <w:rPr>
+          <w:rFonts w:ascii="Times New Roman" w:hAnsi="Times New Roman" w:cs="Times New Roman"/>
+          <w:b/>
+          <w:bCs/>
+          <w:sz w:val="28"/>
+          <w:szCs w:val="28"/>
+        </w:rPr>
+        <w:drawing>
+          <wp:inline distT="0" distB="0" distL="0" distR="0">
+            <wp:extent cx="5731510" cy="1051560"/>
+            <wp:effectExtent l="0" t="0" r="2540" b="0"/>
+            <wp:docPr id="866838498" name="Picture 29"/>
+            <wp:cNvGraphicFramePr>
+              <a:graphicFrameLocks xmlns:a="http://schemas.openxmlformats.org/drawingml/2006/main" noChangeAspect="1"/>
+            </wp:cNvGraphicFramePr>
+            <a:graphic xmlns:a="http://schemas.openxmlformats.org/drawingml/2006/main">
+              <a:graphicData uri="http://schemas.openxmlformats.org/drawingml/2006/picture">
+                <pic:pic xmlns:pic="http://schemas.openxmlformats.org/drawingml/2006/picture">
+                  <pic:nvPicPr>
+                    <pic:cNvPr id="866838498" name="Picture 866838498"/>
+                    <pic:cNvPicPr/>
+                  </pic:nvPicPr>
+                  <pic:blipFill>
+                    <a:blip r:embed="rId58" cstate="print">
+                      <a:extLst>
+                        <a:ext uri="{28A0092B-C50C-407E-A947-70E740481C1C}">
+                          <a14:useLocalDpi xmlns:a14="http://schemas.microsoft.com/office/drawing/2010/main" val="0"/>
+                        </a:ext>
+                      </a:extLst>
+                    </a:blip>
+                    <a:stretch>
+                      <a:fillRect/>
+                    </a:stretch>
+                  </pic:blipFill>
+                  <pic:spPr>
+                    <a:xfrm>
+                      <a:off x="0" y="0"/>
+                      <a:ext cx="5731510" cy="1051560"/>
+                    </a:xfrm>
+                    <a:prstGeom prst="rect">
+                      <a:avLst/>
+                    </a:prstGeom>
+                  </pic:spPr>
+                </pic:pic>
+              </a:graphicData>
+            </a:graphic>
+          </wp:inline>
+        </w:drawing>
+      </w:r>
+    </w:p>
+    <w:p>
+      <w:pPr>
+        <w:rPr>
+          <w:rFonts w:ascii="Times New Roman" w:hAnsi="Times New Roman" w:cs="Times New Roman"/>
+          <w:b/>
+          <w:bCs/>
+          <w:sz w:val="28"/>
+          <w:szCs w:val="28"/>
+        </w:rPr>
+      </w:pPr>
+    </w:p>
+    <w:p>
+      <w:pPr>
+        <w:rPr>
+          <w:rFonts w:ascii="Times New Roman" w:hAnsi="Times New Roman" w:cs="Times New Roman"/>
+          <w:b/>
+          <w:bCs/>
+          <w:sz w:val="28"/>
+          <w:szCs w:val="28"/>
+        </w:rPr>
+      </w:pPr>
+      <w:r>
+        <w:rPr>
+          <w:rFonts w:ascii="Times New Roman" w:hAnsi="Times New Roman" w:cs="Times New Roman"/>
+          <w:b/>
+          <w:bCs/>
+          <w:sz w:val="28"/>
+          <w:szCs w:val="28"/>
+        </w:rPr>
+        <w:t>Menghapus Index</w:t>
+      </w:r>
+    </w:p>
+    <w:p>
+      <w:pPr>
+        <w:rPr>
+          <w:rFonts w:ascii="Times New Roman" w:hAnsi="Times New Roman" w:cs="Times New Roman"/>
+          <w:b/>
+          <w:bCs/>
+          <w:sz w:val="28"/>
+          <w:szCs w:val="28"/>
+        </w:rPr>
+      </w:pPr>
+      <w:r>
+        <w:rPr>
+          <w:rFonts w:ascii="Times New Roman" w:hAnsi="Times New Roman" w:cs="Times New Roman"/>
+          <w:b/>
+          <w:bCs/>
+          <w:sz w:val="28"/>
+          <w:szCs w:val="28"/>
+        </w:rPr>
+        <w:lastRenderedPageBreak/>
+        <w:drawing>
+          <wp:inline distT="0" distB="0" distL="0" distR="0">
+            <wp:extent cx="5213618" cy="1409772"/>
+            <wp:effectExtent l="0" t="0" r="6350" b="0"/>
+            <wp:docPr id="604780049" name="Picture 30"/>
+            <wp:cNvGraphicFramePr>
+              <a:graphicFrameLocks xmlns:a="http://schemas.openxmlformats.org/drawingml/2006/main" noChangeAspect="1"/>
+            </wp:cNvGraphicFramePr>
+            <a:graphic xmlns:a="http://schemas.openxmlformats.org/drawingml/2006/main">
+              <a:graphicData uri="http://schemas.openxmlformats.org/drawingml/2006/picture">
+                <pic:pic xmlns:pic="http://schemas.openxmlformats.org/drawingml/2006/picture">
+                  <pic:nvPicPr>
+                    <pic:cNvPr id="604780049" name="Picture 604780049"/>
+                    <pic:cNvPicPr/>
+                  </pic:nvPicPr>
+                  <pic:blipFill>
+                    <a:blip r:embed="rId59">
+                      <a:extLst>
+                        <a:ext uri="{28A0092B-C50C-407E-A947-70E740481C1C}">
+                          <a14:useLocalDpi xmlns:a14="http://schemas.microsoft.com/office/drawing/2010/main" val="0"/>
+                        </a:ext>
+                      </a:extLst>
+                    </a:blip>
+                    <a:stretch>
+                      <a:fillRect/>
+                    </a:stretch>
+                  </pic:blipFill>
+                  <pic:spPr>
+                    <a:xfrm>
+                      <a:off x="0" y="0"/>
+                      <a:ext cx="5213618" cy="1409772"/>
+                    </a:xfrm>
+                    <a:prstGeom prst="rect">
+                      <a:avLst/>
+                    </a:prstGeom>
+                  </pic:spPr>
+                </pic:pic>
+              </a:graphicData>
+            </a:graphic>
+          </wp:inline>
+        </w:drawing>
+      </w:r>
     </w:p>
     <w:sectPr>
       <w:pgSz w:w="11906" w:h="16838"/>

--- a/Tugas Tambahan/Pengerjaan Tugas Tambahan MySQL.docx
+++ b/Tugas Tambahan/Pengerjaan Tugas Tambahan MySQL.docx
@@ -65,7 +65,7 @@
                     <pic:cNvPicPr/>
                   </pic:nvPicPr>
                   <pic:blipFill>
-                    <a:blip r:embed="rId4" cstate="print">
+                    <a:blip r:embed="rId5" cstate="print">
                       <a:extLst>
                         <a:ext uri="{28A0092B-C50C-407E-A947-70E740481C1C}">
                           <a14:useLocalDpi xmlns:a14="http://schemas.microsoft.com/office/drawing/2010/main" val="0"/>
@@ -338,7 +338,7 @@
                     <pic:cNvPicPr/>
                   </pic:nvPicPr>
                   <pic:blipFill>
-                    <a:blip r:embed="rId5">
+                    <a:blip r:embed="rId6">
                       <a:extLst>
                         <a:ext uri="{28A0092B-C50C-407E-A947-70E740481C1C}">
                           <a14:useLocalDpi xmlns:a14="http://schemas.microsoft.com/office/drawing/2010/main" val="0"/>
@@ -431,7 +431,7 @@
                     <pic:cNvPicPr/>
                   </pic:nvPicPr>
                   <pic:blipFill>
-                    <a:blip r:embed="rId6">
+                    <a:blip r:embed="rId7">
                       <a:extLst>
                         <a:ext uri="{28A0092B-C50C-407E-A947-70E740481C1C}">
                           <a14:useLocalDpi xmlns:a14="http://schemas.microsoft.com/office/drawing/2010/main" val="0"/>
@@ -524,7 +524,7 @@
                     <pic:cNvPicPr/>
                   </pic:nvPicPr>
                   <pic:blipFill>
-                    <a:blip r:embed="rId7">
+                    <a:blip r:embed="rId8">
                       <a:extLst>
                         <a:ext uri="{28A0092B-C50C-407E-A947-70E740481C1C}">
                           <a14:useLocalDpi xmlns:a14="http://schemas.microsoft.com/office/drawing/2010/main" val="0"/>
@@ -618,7 +618,7 @@
                     <pic:cNvPicPr/>
                   </pic:nvPicPr>
                   <pic:blipFill>
-                    <a:blip r:embed="rId8">
+                    <a:blip r:embed="rId9">
                       <a:extLst>
                         <a:ext uri="{28A0092B-C50C-407E-A947-70E740481C1C}">
                           <a14:useLocalDpi xmlns:a14="http://schemas.microsoft.com/office/drawing/2010/main" val="0"/>
@@ -728,7 +728,7 @@
                     <pic:cNvPicPr/>
                   </pic:nvPicPr>
                   <pic:blipFill>
-                    <a:blip r:embed="rId9">
+                    <a:blip r:embed="rId10">
                       <a:extLst>
                         <a:ext uri="{28A0092B-C50C-407E-A947-70E740481C1C}">
                           <a14:useLocalDpi xmlns:a14="http://schemas.microsoft.com/office/drawing/2010/main" val="0"/>
@@ -790,7 +790,7 @@
                     <pic:cNvPicPr/>
                   </pic:nvPicPr>
                   <pic:blipFill>
-                    <a:blip r:embed="rId10">
+                    <a:blip r:embed="rId11">
                       <a:extLst>
                         <a:ext uri="{28A0092B-C50C-407E-A947-70E740481C1C}">
                           <a14:useLocalDpi xmlns:a14="http://schemas.microsoft.com/office/drawing/2010/main" val="0"/>
@@ -875,7 +875,7 @@
                     <pic:cNvPicPr/>
                   </pic:nvPicPr>
                   <pic:blipFill>
-                    <a:blip r:embed="rId11">
+                    <a:blip r:embed="rId12">
                       <a:extLst>
                         <a:ext uri="{28A0092B-C50C-407E-A947-70E740481C1C}">
                           <a14:useLocalDpi xmlns:a14="http://schemas.microsoft.com/office/drawing/2010/main" val="0"/>
@@ -933,7 +933,7 @@
                     <pic:cNvPicPr/>
                   </pic:nvPicPr>
                   <pic:blipFill>
-                    <a:blip r:embed="rId12">
+                    <a:blip r:embed="rId13">
                       <a:extLst>
                         <a:ext uri="{28A0092B-C50C-407E-A947-70E740481C1C}">
                           <a14:useLocalDpi xmlns:a14="http://schemas.microsoft.com/office/drawing/2010/main" val="0"/>
@@ -1024,7 +1024,7 @@
                     <pic:cNvPicPr/>
                   </pic:nvPicPr>
                   <pic:blipFill>
-                    <a:blip r:embed="rId13">
+                    <a:blip r:embed="rId14">
                       <a:extLst>
                         <a:ext uri="{28A0092B-C50C-407E-A947-70E740481C1C}">
                           <a14:useLocalDpi xmlns:a14="http://schemas.microsoft.com/office/drawing/2010/main" val="0"/>
@@ -1118,7 +1118,7 @@
                     <pic:cNvPicPr/>
                   </pic:nvPicPr>
                   <pic:blipFill>
-                    <a:blip r:embed="rId14">
+                    <a:blip r:embed="rId15">
                       <a:extLst>
                         <a:ext uri="{28A0092B-C50C-407E-A947-70E740481C1C}">
                           <a14:useLocalDpi xmlns:a14="http://schemas.microsoft.com/office/drawing/2010/main" val="0"/>
@@ -1232,7 +1232,7 @@
                     <pic:cNvPicPr/>
                   </pic:nvPicPr>
                   <pic:blipFill>
-                    <a:blip r:embed="rId15">
+                    <a:blip r:embed="rId16">
                       <a:extLst>
                         <a:ext uri="{28A0092B-C50C-407E-A947-70E740481C1C}">
                           <a14:useLocalDpi xmlns:a14="http://schemas.microsoft.com/office/drawing/2010/main" val="0"/>
@@ -1314,7 +1314,7 @@
                     <pic:cNvPicPr/>
                   </pic:nvPicPr>
                   <pic:blipFill>
-                    <a:blip r:embed="rId16">
+                    <a:blip r:embed="rId17">
                       <a:extLst>
                         <a:ext uri="{28A0092B-C50C-407E-A947-70E740481C1C}">
                           <a14:useLocalDpi xmlns:a14="http://schemas.microsoft.com/office/drawing/2010/main" val="0"/>
@@ -1397,7 +1397,7 @@
                     <pic:cNvPicPr/>
                   </pic:nvPicPr>
                   <pic:blipFill>
-                    <a:blip r:embed="rId17">
+                    <a:blip r:embed="rId18">
                       <a:extLst>
                         <a:ext uri="{28A0092B-C50C-407E-A947-70E740481C1C}">
                           <a14:useLocalDpi xmlns:a14="http://schemas.microsoft.com/office/drawing/2010/main" val="0"/>
@@ -1479,7 +1479,7 @@
                     <pic:cNvPicPr/>
                   </pic:nvPicPr>
                   <pic:blipFill>
-                    <a:blip r:embed="rId18">
+                    <a:blip r:embed="rId19">
                       <a:extLst>
                         <a:ext uri="{28A0092B-C50C-407E-A947-70E740481C1C}">
                           <a14:useLocalDpi xmlns:a14="http://schemas.microsoft.com/office/drawing/2010/main" val="0"/>
@@ -1561,7 +1561,7 @@
                     <pic:cNvPicPr/>
                   </pic:nvPicPr>
                   <pic:blipFill>
-                    <a:blip r:embed="rId19">
+                    <a:blip r:embed="rId20">
                       <a:extLst>
                         <a:ext uri="{28A0092B-C50C-407E-A947-70E740481C1C}">
                           <a14:useLocalDpi xmlns:a14="http://schemas.microsoft.com/office/drawing/2010/main" val="0"/>
@@ -1644,7 +1644,7 @@
                     <pic:cNvPicPr/>
                   </pic:nvPicPr>
                   <pic:blipFill>
-                    <a:blip r:embed="rId20">
+                    <a:blip r:embed="rId21">
                       <a:extLst>
                         <a:ext uri="{28A0092B-C50C-407E-A947-70E740481C1C}">
                           <a14:useLocalDpi xmlns:a14="http://schemas.microsoft.com/office/drawing/2010/main" val="0"/>
@@ -2189,7 +2189,7 @@
                     <pic:cNvPicPr/>
                   </pic:nvPicPr>
                   <pic:blipFill>
-                    <a:blip r:embed="rId21">
+                    <a:blip r:embed="rId22">
                       <a:extLst>
                         <a:ext uri="{28A0092B-C50C-407E-A947-70E740481C1C}">
                           <a14:useLocalDpi xmlns:a14="http://schemas.microsoft.com/office/drawing/2010/main" val="0"/>
@@ -2282,7 +2282,7 @@
                     <pic:cNvPicPr/>
                   </pic:nvPicPr>
                   <pic:blipFill>
-                    <a:blip r:embed="rId22">
+                    <a:blip r:embed="rId23">
                       <a:extLst>
                         <a:ext uri="{28A0092B-C50C-407E-A947-70E740481C1C}">
                           <a14:useLocalDpi xmlns:a14="http://schemas.microsoft.com/office/drawing/2010/main" val="0"/>
@@ -2344,7 +2344,7 @@
                     <pic:cNvPicPr/>
                   </pic:nvPicPr>
                   <pic:blipFill>
-                    <a:blip r:embed="rId23">
+                    <a:blip r:embed="rId24">
                       <a:extLst>
                         <a:ext uri="{28A0092B-C50C-407E-A947-70E740481C1C}">
                           <a14:useLocalDpi xmlns:a14="http://schemas.microsoft.com/office/drawing/2010/main" val="0"/>
@@ -2450,7 +2450,7 @@
                     <pic:cNvPicPr/>
                   </pic:nvPicPr>
                   <pic:blipFill>
-                    <a:blip r:embed="rId23">
+                    <a:blip r:embed="rId24">
                       <a:extLst>
                         <a:ext uri="{28A0092B-C50C-407E-A947-70E740481C1C}">
                           <a14:useLocalDpi xmlns:a14="http://schemas.microsoft.com/office/drawing/2010/main" val="0"/>
@@ -2525,7 +2525,7 @@
                     <pic:cNvPicPr/>
                   </pic:nvPicPr>
                   <pic:blipFill>
-                    <a:blip r:embed="rId24">
+                    <a:blip r:embed="rId25">
                       <a:extLst>
                         <a:ext uri="{28A0092B-C50C-407E-A947-70E740481C1C}">
                           <a14:useLocalDpi xmlns:a14="http://schemas.microsoft.com/office/drawing/2010/main" val="0"/>
@@ -2582,7 +2582,7 @@
                     <pic:cNvPicPr/>
                   </pic:nvPicPr>
                   <pic:blipFill>
-                    <a:blip r:embed="rId25">
+                    <a:blip r:embed="rId26">
                       <a:extLst>
                         <a:ext uri="{28A0092B-C50C-407E-A947-70E740481C1C}">
                           <a14:useLocalDpi xmlns:a14="http://schemas.microsoft.com/office/drawing/2010/main" val="0"/>
@@ -2673,7 +2673,7 @@
                     <pic:cNvPicPr/>
                   </pic:nvPicPr>
                   <pic:blipFill>
-                    <a:blip r:embed="rId26">
+                    <a:blip r:embed="rId27">
                       <a:extLst>
                         <a:ext uri="{28A0092B-C50C-407E-A947-70E740481C1C}">
                           <a14:useLocalDpi xmlns:a14="http://schemas.microsoft.com/office/drawing/2010/main" val="0"/>
@@ -2780,7 +2780,7 @@
                     <pic:cNvPicPr/>
                   </pic:nvPicPr>
                   <pic:blipFill>
-                    <a:blip r:embed="rId27">
+                    <a:blip r:embed="rId28">
                       <a:extLst>
                         <a:ext uri="{28A0092B-C50C-407E-A947-70E740481C1C}">
                           <a14:useLocalDpi xmlns:a14="http://schemas.microsoft.com/office/drawing/2010/main" val="0"/>
@@ -2854,7 +2854,7 @@
                     <pic:cNvPicPr/>
                   </pic:nvPicPr>
                   <pic:blipFill>
-                    <a:blip r:embed="rId28">
+                    <a:blip r:embed="rId29">
                       <a:extLst>
                         <a:ext uri="{28A0092B-C50C-407E-A947-70E740481C1C}">
                           <a14:useLocalDpi xmlns:a14="http://schemas.microsoft.com/office/drawing/2010/main" val="0"/>
@@ -2929,7 +2929,7 @@
                     <pic:cNvPicPr/>
                   </pic:nvPicPr>
                   <pic:blipFill>
-                    <a:blip r:embed="rId29" cstate="print">
+                    <a:blip r:embed="rId30" cstate="print">
                       <a:extLst>
                         <a:ext uri="{28A0092B-C50C-407E-A947-70E740481C1C}">
                           <a14:useLocalDpi xmlns:a14="http://schemas.microsoft.com/office/drawing/2010/main" val="0"/>
@@ -3020,7 +3020,7 @@
                     <pic:cNvPicPr/>
                   </pic:nvPicPr>
                   <pic:blipFill>
-                    <a:blip r:embed="rId30">
+                    <a:blip r:embed="rId31">
                       <a:extLst>
                         <a:ext uri="{28A0092B-C50C-407E-A947-70E740481C1C}">
                           <a14:useLocalDpi xmlns:a14="http://schemas.microsoft.com/office/drawing/2010/main" val="0"/>
@@ -3109,7 +3109,7 @@
                     <pic:cNvPicPr/>
                   </pic:nvPicPr>
                   <pic:blipFill>
-                    <a:blip r:embed="rId31">
+                    <a:blip r:embed="rId32">
                       <a:extLst>
                         <a:ext uri="{28A0092B-C50C-407E-A947-70E740481C1C}">
                           <a14:useLocalDpi xmlns:a14="http://schemas.microsoft.com/office/drawing/2010/main" val="0"/>
@@ -3184,7 +3184,7 @@
                     <pic:cNvPicPr/>
                   </pic:nvPicPr>
                   <pic:blipFill>
-                    <a:blip r:embed="rId32" cstate="print">
+                    <a:blip r:embed="rId33" cstate="print">
                       <a:extLst>
                         <a:ext uri="{28A0092B-C50C-407E-A947-70E740481C1C}">
                           <a14:useLocalDpi xmlns:a14="http://schemas.microsoft.com/office/drawing/2010/main" val="0"/>
@@ -3273,7 +3273,7 @@
                     <pic:cNvPicPr/>
                   </pic:nvPicPr>
                   <pic:blipFill>
-                    <a:blip r:embed="rId33">
+                    <a:blip r:embed="rId34">
                       <a:extLst>
                         <a:ext uri="{28A0092B-C50C-407E-A947-70E740481C1C}">
                           <a14:useLocalDpi xmlns:a14="http://schemas.microsoft.com/office/drawing/2010/main" val="0"/>
@@ -3355,7 +3355,7 @@
                     <pic:cNvPicPr/>
                   </pic:nvPicPr>
                   <pic:blipFill>
-                    <a:blip r:embed="rId34">
+                    <a:blip r:embed="rId35">
                       <a:extLst>
                         <a:ext uri="{28A0092B-C50C-407E-A947-70E740481C1C}">
                           <a14:useLocalDpi xmlns:a14="http://schemas.microsoft.com/office/drawing/2010/main" val="0"/>
@@ -3466,7 +3466,7 @@
                     <pic:cNvPicPr/>
                   </pic:nvPicPr>
                   <pic:blipFill>
-                    <a:blip r:embed="rId35">
+                    <a:blip r:embed="rId36">
                       <a:extLst>
                         <a:ext uri="{28A0092B-C50C-407E-A947-70E740481C1C}">
                           <a14:useLocalDpi xmlns:a14="http://schemas.microsoft.com/office/drawing/2010/main" val="0"/>
@@ -3540,7 +3540,7 @@
                     <pic:cNvPicPr/>
                   </pic:nvPicPr>
                   <pic:blipFill>
-                    <a:blip r:embed="rId36">
+                    <a:blip r:embed="rId37">
                       <a:extLst>
                         <a:ext uri="{28A0092B-C50C-407E-A947-70E740481C1C}">
                           <a14:useLocalDpi xmlns:a14="http://schemas.microsoft.com/office/drawing/2010/main" val="0"/>
@@ -3644,7 +3644,7 @@
                     <pic:cNvPicPr/>
                   </pic:nvPicPr>
                   <pic:blipFill>
-                    <a:blip r:embed="rId37">
+                    <a:blip r:embed="rId38">
                       <a:extLst>
                         <a:ext uri="{28A0092B-C50C-407E-A947-70E740481C1C}">
                           <a14:useLocalDpi xmlns:a14="http://schemas.microsoft.com/office/drawing/2010/main" val="0"/>
@@ -3719,7 +3719,7 @@
                     <pic:cNvPicPr/>
                   </pic:nvPicPr>
                   <pic:blipFill>
-                    <a:blip r:embed="rId38">
+                    <a:blip r:embed="rId39">
                       <a:extLst>
                         <a:ext uri="{28A0092B-C50C-407E-A947-70E740481C1C}">
                           <a14:useLocalDpi xmlns:a14="http://schemas.microsoft.com/office/drawing/2010/main" val="0"/>
@@ -3823,7 +3823,7 @@
                     <pic:cNvPicPr/>
                   </pic:nvPicPr>
                   <pic:blipFill>
-                    <a:blip r:embed="rId39">
+                    <a:blip r:embed="rId40">
                       <a:extLst>
                         <a:ext uri="{28A0092B-C50C-407E-A947-70E740481C1C}">
                           <a14:useLocalDpi xmlns:a14="http://schemas.microsoft.com/office/drawing/2010/main" val="0"/>
@@ -3897,7 +3897,7 @@
                     <pic:cNvPicPr/>
                   </pic:nvPicPr>
                   <pic:blipFill>
-                    <a:blip r:embed="rId40">
+                    <a:blip r:embed="rId41">
                       <a:extLst>
                         <a:ext uri="{28A0092B-C50C-407E-A947-70E740481C1C}">
                           <a14:useLocalDpi xmlns:a14="http://schemas.microsoft.com/office/drawing/2010/main" val="0"/>
@@ -4010,7 +4010,7 @@
                     <pic:cNvPicPr/>
                   </pic:nvPicPr>
                   <pic:blipFill>
-                    <a:blip r:embed="rId41">
+                    <a:blip r:embed="rId42">
                       <a:extLst>
                         <a:ext uri="{28A0092B-C50C-407E-A947-70E740481C1C}">
                           <a14:useLocalDpi xmlns:a14="http://schemas.microsoft.com/office/drawing/2010/main" val="0"/>
@@ -4092,7 +4092,7 @@
                     <pic:cNvPicPr/>
                   </pic:nvPicPr>
                   <pic:blipFill>
-                    <a:blip r:embed="rId42">
+                    <a:blip r:embed="rId43">
                       <a:extLst>
                         <a:ext uri="{28A0092B-C50C-407E-A947-70E740481C1C}">
                           <a14:useLocalDpi xmlns:a14="http://schemas.microsoft.com/office/drawing/2010/main" val="0"/>
@@ -4166,7 +4166,7 @@
                     <pic:cNvPicPr/>
                   </pic:nvPicPr>
                   <pic:blipFill>
-                    <a:blip r:embed="rId43">
+                    <a:blip r:embed="rId44">
                       <a:extLst>
                         <a:ext uri="{28A0092B-C50C-407E-A947-70E740481C1C}">
                           <a14:useLocalDpi xmlns:a14="http://schemas.microsoft.com/office/drawing/2010/main" val="0"/>
@@ -4241,7 +4241,7 @@
                     <pic:cNvPicPr/>
                   </pic:nvPicPr>
                   <pic:blipFill>
-                    <a:blip r:embed="rId44">
+                    <a:blip r:embed="rId45">
                       <a:extLst>
                         <a:ext uri="{28A0092B-C50C-407E-A947-70E740481C1C}">
                           <a14:useLocalDpi xmlns:a14="http://schemas.microsoft.com/office/drawing/2010/main" val="0"/>
@@ -4345,7 +4345,7 @@
                     <pic:cNvPicPr/>
                   </pic:nvPicPr>
                   <pic:blipFill>
-                    <a:blip r:embed="rId45">
+                    <a:blip r:embed="rId46">
                       <a:extLst>
                         <a:ext uri="{28A0092B-C50C-407E-A947-70E740481C1C}">
                           <a14:useLocalDpi xmlns:a14="http://schemas.microsoft.com/office/drawing/2010/main" val="0"/>
@@ -4419,7 +4419,7 @@
                     <pic:cNvPicPr/>
                   </pic:nvPicPr>
                   <pic:blipFill>
-                    <a:blip r:embed="rId46">
+                    <a:blip r:embed="rId47">
                       <a:extLst>
                         <a:ext uri="{28A0092B-C50C-407E-A947-70E740481C1C}">
                           <a14:useLocalDpi xmlns:a14="http://schemas.microsoft.com/office/drawing/2010/main" val="0"/>
@@ -4506,7 +4506,7 @@
                     <pic:cNvPicPr/>
                   </pic:nvPicPr>
                   <pic:blipFill>
-                    <a:blip r:embed="rId47">
+                    <a:blip r:embed="rId48">
                       <a:extLst>
                         <a:ext uri="{28A0092B-C50C-407E-A947-70E740481C1C}">
                           <a14:useLocalDpi xmlns:a14="http://schemas.microsoft.com/office/drawing/2010/main" val="0"/>
@@ -4621,7 +4621,7 @@
                     <pic:cNvPicPr/>
                   </pic:nvPicPr>
                   <pic:blipFill>
-                    <a:blip r:embed="rId48">
+                    <a:blip r:embed="rId49">
                       <a:extLst>
                         <a:ext uri="{28A0092B-C50C-407E-A947-70E740481C1C}">
                           <a14:useLocalDpi xmlns:a14="http://schemas.microsoft.com/office/drawing/2010/main" val="0"/>
@@ -4732,7 +4732,7 @@
                     <pic:cNvPicPr/>
                   </pic:nvPicPr>
                   <pic:blipFill>
-                    <a:blip r:embed="rId49" cstate="print">
+                    <a:blip r:embed="rId50" cstate="print">
                       <a:extLst>
                         <a:ext uri="{28A0092B-C50C-407E-A947-70E740481C1C}">
                           <a14:useLocalDpi xmlns:a14="http://schemas.microsoft.com/office/drawing/2010/main" val="0"/>
@@ -4830,7 +4830,7 @@
                     <pic:cNvPicPr/>
                   </pic:nvPicPr>
                   <pic:blipFill>
-                    <a:blip r:embed="rId50">
+                    <a:blip r:embed="rId51">
                       <a:extLst>
                         <a:ext uri="{28A0092B-C50C-407E-A947-70E740481C1C}">
                           <a14:useLocalDpi xmlns:a14="http://schemas.microsoft.com/office/drawing/2010/main" val="0"/>
@@ -4904,7 +4904,7 @@
                     <pic:cNvPicPr/>
                   </pic:nvPicPr>
                   <pic:blipFill>
-                    <a:blip r:embed="rId51">
+                    <a:blip r:embed="rId52">
                       <a:extLst>
                         <a:ext uri="{28A0092B-C50C-407E-A947-70E740481C1C}">
                           <a14:useLocalDpi xmlns:a14="http://schemas.microsoft.com/office/drawing/2010/main" val="0"/>
@@ -4995,7 +4995,7 @@
                     <pic:cNvPicPr/>
                   </pic:nvPicPr>
                   <pic:blipFill>
-                    <a:blip r:embed="rId52">
+                    <a:blip r:embed="rId53">
                       <a:extLst>
                         <a:ext uri="{28A0092B-C50C-407E-A947-70E740481C1C}">
                           <a14:useLocalDpi xmlns:a14="http://schemas.microsoft.com/office/drawing/2010/main" val="0"/>
@@ -5070,7 +5070,7 @@
                     <pic:cNvPicPr/>
                   </pic:nvPicPr>
                   <pic:blipFill>
-                    <a:blip r:embed="rId53">
+                    <a:blip r:embed="rId54">
                       <a:extLst>
                         <a:ext uri="{28A0092B-C50C-407E-A947-70E740481C1C}">
                           <a14:useLocalDpi xmlns:a14="http://schemas.microsoft.com/office/drawing/2010/main" val="0"/>
@@ -5156,7 +5156,7 @@
                     <pic:cNvPicPr/>
                   </pic:nvPicPr>
                   <pic:blipFill>
-                    <a:blip r:embed="rId54">
+                    <a:blip r:embed="rId55">
                       <a:extLst>
                         <a:ext uri="{28A0092B-C50C-407E-A947-70E740481C1C}">
                           <a14:useLocalDpi xmlns:a14="http://schemas.microsoft.com/office/drawing/2010/main" val="0"/>
@@ -5230,7 +5230,7 @@
                     <pic:cNvPicPr/>
                   </pic:nvPicPr>
                   <pic:blipFill>
-                    <a:blip r:embed="rId55">
+                    <a:blip r:embed="rId56">
                       <a:extLst>
                         <a:ext uri="{28A0092B-C50C-407E-A947-70E740481C1C}">
                           <a14:useLocalDpi xmlns:a14="http://schemas.microsoft.com/office/drawing/2010/main" val="0"/>
@@ -5337,7 +5337,7 @@
                     <pic:cNvPicPr/>
                   </pic:nvPicPr>
                   <pic:blipFill>
-                    <a:blip r:embed="rId56">
+                    <a:blip r:embed="rId57">
                       <a:extLst>
                         <a:ext uri="{28A0092B-C50C-407E-A947-70E740481C1C}">
                           <a14:useLocalDpi xmlns:a14="http://schemas.microsoft.com/office/drawing/2010/main" val="0"/>
@@ -5411,7 +5411,7 @@
                     <pic:cNvPicPr/>
                   </pic:nvPicPr>
                   <pic:blipFill>
-                    <a:blip r:embed="rId57">
+                    <a:blip r:embed="rId58">
                       <a:extLst>
                         <a:ext uri="{28A0092B-C50C-407E-A947-70E740481C1C}">
                           <a14:useLocalDpi xmlns:a14="http://schemas.microsoft.com/office/drawing/2010/main" val="0"/>
@@ -5502,7 +5502,7 @@
                     <pic:cNvPicPr/>
                   </pic:nvPicPr>
                   <pic:blipFill>
-                    <a:blip r:embed="rId58" cstate="print">
+                    <a:blip r:embed="rId59" cstate="print">
                       <a:extLst>
                         <a:ext uri="{28A0092B-C50C-407E-A947-70E740481C1C}">
                           <a14:useLocalDpi xmlns:a14="http://schemas.microsoft.com/office/drawing/2010/main" val="0"/>
@@ -5596,7 +5596,7 @@
                     <pic:cNvPicPr/>
                   </pic:nvPicPr>
                   <pic:blipFill>
-                    <a:blip r:embed="rId59">
+                    <a:blip r:embed="rId60">
                       <a:extLst>
                         <a:ext uri="{28A0092B-C50C-407E-A947-70E740481C1C}">
                           <a14:useLocalDpi xmlns:a14="http://schemas.microsoft.com/office/drawing/2010/main" val="0"/>
@@ -5623,6 +5623,3103 @@
         </w:drawing>
       </w:r>
     </w:p>
+    <w:p>
+      <w:pPr>
+        <w:rPr>
+          <w:rFonts w:ascii="Times New Roman" w:hAnsi="Times New Roman" w:cs="Times New Roman"/>
+          <w:b/>
+          <w:bCs/>
+          <w:sz w:val="28"/>
+          <w:szCs w:val="28"/>
+        </w:rPr>
+      </w:pPr>
+    </w:p>
+    <w:p>
+      <w:pPr>
+        <w:rPr>
+          <w:rFonts w:ascii="Times New Roman" w:hAnsi="Times New Roman" w:cs="Times New Roman"/>
+          <w:b/>
+          <w:bCs/>
+          <w:sz w:val="28"/>
+          <w:szCs w:val="28"/>
+        </w:rPr>
+      </w:pPr>
+    </w:p>
+    <w:p>
+      <w:pPr>
+        <w:rPr>
+          <w:rFonts w:ascii="Times New Roman" w:hAnsi="Times New Roman" w:cs="Times New Roman"/>
+          <w:b/>
+          <w:bCs/>
+          <w:sz w:val="28"/>
+          <w:szCs w:val="28"/>
+        </w:rPr>
+      </w:pPr>
+      <w:r>
+        <w:rPr>
+          <w:rFonts w:ascii="Times New Roman" w:hAnsi="Times New Roman" w:cs="Times New Roman"/>
+          <w:b/>
+          <w:bCs/>
+          <w:sz w:val="28"/>
+          <w:szCs w:val="28"/>
+        </w:rPr>
+        <w:br w:type="page"/>
+      </w:r>
+    </w:p>
+    <w:p>
+      <w:pPr>
+        <w:jc w:val="center"/>
+        <w:rPr>
+          <w:rFonts w:ascii="Times New Roman" w:hAnsi="Times New Roman" w:cs="Times New Roman"/>
+          <w:b/>
+          <w:bCs/>
+          <w:sz w:val="144"/>
+          <w:szCs w:val="144"/>
+        </w:rPr>
+      </w:pPr>
+      <w:r>
+        <w:rPr>
+          <w:rFonts w:ascii="Times New Roman" w:hAnsi="Times New Roman" w:cs="Times New Roman"/>
+          <w:b/>
+          <w:bCs/>
+          <w:sz w:val="24"/>
+          <w:szCs w:val="24"/>
+        </w:rPr>
+        <w:lastRenderedPageBreak/>
+        <mc:AlternateContent>
+          <mc:Choice Requires="wps">
+            <w:drawing>
+              <wp:anchor distT="0" distB="0" distL="114300" distR="114300" simplePos="0" relativeHeight="251665408" behindDoc="0" locked="0" layoutInCell="1" allowOverlap="1" wp14:anchorId="7B2F1FA5" wp14:editId="59DDFA4C">
+                <wp:simplePos x="0" y="0"/>
+                <wp:positionH relativeFrom="column">
+                  <wp:posOffset>-19050</wp:posOffset>
+                </wp:positionH>
+                <wp:positionV relativeFrom="paragraph">
+                  <wp:posOffset>0</wp:posOffset>
+                </wp:positionV>
+                <wp:extent cx="5772150" cy="0"/>
+                <wp:effectExtent l="0" t="19050" r="19050" b="19050"/>
+                <wp:wrapNone/>
+                <wp:docPr id="1807029591" name="Straight Connector 1"/>
+                <wp:cNvGraphicFramePr/>
+                <a:graphic xmlns:a="http://schemas.openxmlformats.org/drawingml/2006/main">
+                  <a:graphicData uri="http://schemas.microsoft.com/office/word/2010/wordprocessingShape">
+                    <wps:wsp>
+                      <wps:cNvCnPr/>
+                      <wps:spPr>
+                        <a:xfrm>
+                          <a:off x="0" y="0"/>
+                          <a:ext cx="5772150" cy="0"/>
+                        </a:xfrm>
+                        <a:prstGeom prst="line">
+                          <a:avLst/>
+                        </a:prstGeom>
+                        <a:ln w="28575">
+                          <a:solidFill>
+                            <a:schemeClr val="tx1"/>
+                          </a:solidFill>
+                        </a:ln>
+                      </wps:spPr>
+                      <wps:style>
+                        <a:lnRef idx="1">
+                          <a:schemeClr val="accent1"/>
+                        </a:lnRef>
+                        <a:fillRef idx="0">
+                          <a:schemeClr val="accent1"/>
+                        </a:fillRef>
+                        <a:effectRef idx="0">
+                          <a:schemeClr val="accent1"/>
+                        </a:effectRef>
+                        <a:fontRef idx="minor">
+                          <a:schemeClr val="tx1"/>
+                        </a:fontRef>
+                      </wps:style>
+                      <wps:bodyPr/>
+                    </wps:wsp>
+                  </a:graphicData>
+                </a:graphic>
+              </wp:anchor>
+            </w:drawing>
+          </mc:Choice>
+          <mc:Fallback>
+            <w:pict>
+              <v:line w14:anchorId="68313D66" id="Straight Connector 1" o:spid="_x0000_s1026" style="position:absolute;z-index:251665408;visibility:visible;mso-wrap-style:square;mso-wrap-distance-left:9pt;mso-wrap-distance-top:0;mso-wrap-distance-right:9pt;mso-wrap-distance-bottom:0;mso-position-horizontal:absolute;mso-position-horizontal-relative:text;mso-position-vertical:absolute;mso-position-vertical-relative:text" from="-1.5pt,0" to="453pt,0" o:gfxdata="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" strokecolor="black [3213]" strokeweight="2.25pt">
+                <v:stroke joinstyle="miter"/>
+              </v:line>
+            </w:pict>
+          </mc:Fallback>
+        </mc:AlternateContent>
+      </w:r>
+    </w:p>
+    <w:p>
+      <w:pPr>
+        <w:jc w:val="center"/>
+        <w:rPr>
+          <w:rFonts w:ascii="Times New Roman" w:hAnsi="Times New Roman" w:cs="Times New Roman"/>
+          <w:b/>
+          <w:bCs/>
+          <w:sz w:val="144"/>
+          <w:szCs w:val="144"/>
+        </w:rPr>
+      </w:pPr>
+    </w:p>
+    <w:p>
+      <w:pPr>
+        <w:jc w:val="center"/>
+        <w:rPr>
+          <w:rFonts w:ascii="Times New Roman" w:hAnsi="Times New Roman" w:cs="Times New Roman"/>
+          <w:b/>
+          <w:bCs/>
+          <w:sz w:val="144"/>
+          <w:szCs w:val="144"/>
+        </w:rPr>
+      </w:pPr>
+      <w:r>
+        <w:rPr>
+          <w:rFonts w:ascii="Times New Roman" w:hAnsi="Times New Roman" w:cs="Times New Roman"/>
+          <w:b/>
+          <w:bCs/>
+          <w:sz w:val="144"/>
+          <w:szCs w:val="144"/>
+        </w:rPr>
+        <w:t>DML</w:t>
+      </w:r>
+    </w:p>
+    <w:p>
+      <w:pPr>
+        <w:jc w:val="center"/>
+        <w:rPr>
+          <w:rFonts w:ascii="Times New Roman" w:hAnsi="Times New Roman" w:cs="Times New Roman"/>
+          <w:b/>
+          <w:bCs/>
+          <w:i/>
+          <w:iCs/>
+          <w:sz w:val="32"/>
+          <w:szCs w:val="32"/>
+        </w:rPr>
+      </w:pPr>
+      <w:r>
+        <w:rPr>
+          <w:rFonts w:ascii="Times New Roman" w:hAnsi="Times New Roman" w:cs="Times New Roman"/>
+          <w:b/>
+          <w:bCs/>
+          <w:i/>
+          <w:iCs/>
+          <w:sz w:val="32"/>
+          <w:szCs w:val="32"/>
+        </w:rPr>
+        <w:t>Data Manipulation Language</w:t>
+      </w:r>
+    </w:p>
+    <w:p>
+      <w:pPr>
+        <w:jc w:val="center"/>
+        <w:rPr>
+          <w:rFonts w:ascii="Times New Roman" w:hAnsi="Times New Roman" w:cs="Times New Roman"/>
+          <w:b/>
+          <w:bCs/>
+          <w:sz w:val="28"/>
+          <w:szCs w:val="28"/>
+        </w:rPr>
+      </w:pPr>
+      <w:r>
+        <w:rPr>
+          <w:rFonts w:ascii="Times New Roman" w:hAnsi="Times New Roman" w:cs="Times New Roman"/>
+          <w:b/>
+          <w:bCs/>
+          <w:sz w:val="24"/>
+          <w:szCs w:val="24"/>
+        </w:rPr>
+        <mc:AlternateContent>
+          <mc:Choice Requires="wps">
+            <w:drawing>
+              <wp:anchor distT="0" distB="0" distL="114300" distR="114300" simplePos="0" relativeHeight="251666432" behindDoc="0" locked="0" layoutInCell="1" allowOverlap="1" wp14:anchorId="022EC7F4" wp14:editId="57B99782">
+                <wp:simplePos x="0" y="0"/>
+                <wp:positionH relativeFrom="column">
+                  <wp:posOffset>-19050</wp:posOffset>
+                </wp:positionH>
+                <wp:positionV relativeFrom="paragraph">
+                  <wp:posOffset>4738370</wp:posOffset>
+                </wp:positionV>
+                <wp:extent cx="5772150" cy="0"/>
+                <wp:effectExtent l="0" t="19050" r="19050" b="19050"/>
+                <wp:wrapNone/>
+                <wp:docPr id="2128647388" name="Straight Connector 1"/>
+                <wp:cNvGraphicFramePr/>
+                <a:graphic xmlns:a="http://schemas.openxmlformats.org/drawingml/2006/main">
+                  <a:graphicData uri="http://schemas.microsoft.com/office/word/2010/wordprocessingShape">
+                    <wps:wsp>
+                      <wps:cNvCnPr/>
+                      <wps:spPr>
+                        <a:xfrm>
+                          <a:off x="0" y="0"/>
+                          <a:ext cx="5772150" cy="0"/>
+                        </a:xfrm>
+                        <a:prstGeom prst="line">
+                          <a:avLst/>
+                        </a:prstGeom>
+                        <a:ln w="28575">
+                          <a:solidFill>
+                            <a:schemeClr val="tx1"/>
+                          </a:solidFill>
+                        </a:ln>
+                      </wps:spPr>
+                      <wps:style>
+                        <a:lnRef idx="1">
+                          <a:schemeClr val="accent1"/>
+                        </a:lnRef>
+                        <a:fillRef idx="0">
+                          <a:schemeClr val="accent1"/>
+                        </a:fillRef>
+                        <a:effectRef idx="0">
+                          <a:schemeClr val="accent1"/>
+                        </a:effectRef>
+                        <a:fontRef idx="minor">
+                          <a:schemeClr val="tx1"/>
+                        </a:fontRef>
+                      </wps:style>
+                      <wps:bodyPr/>
+                    </wps:wsp>
+                  </a:graphicData>
+                </a:graphic>
+              </wp:anchor>
+            </w:drawing>
+          </mc:Choice>
+          <mc:Fallback>
+            <w:pict>
+              <v:line w14:anchorId="3478325D" id="Straight Connector 1" o:spid="_x0000_s1026" style="position:absolute;z-index:251666432;visibility:visible;mso-wrap-style:square;mso-wrap-distance-left:9pt;mso-wrap-distance-top:0;mso-wrap-distance-right:9pt;mso-wrap-distance-bottom:0;mso-position-horizontal:absolute;mso-position-horizontal-relative:text;mso-position-vertical:absolute;mso-position-vertical-relative:text" from="-1.5pt,373.1pt" to="453pt,373.1pt" o:gfxdata="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" strokecolor="black [3213]" strokeweight="2.25pt">
+                <v:stroke joinstyle="miter"/>
+              </v:line>
+            </w:pict>
+          </mc:Fallback>
+        </mc:AlternateContent>
+      </w:r>
+      <w:r>
+        <w:rPr>
+          <w:rFonts w:ascii="Times New Roman" w:hAnsi="Times New Roman" w:cs="Times New Roman"/>
+          <w:b/>
+          <w:bCs/>
+          <w:sz w:val="28"/>
+          <w:szCs w:val="28"/>
+        </w:rPr>
+        <w:t>Insert, Delete, Update, Select, View, Trigger, Procedure, &amp; Function</w:t>
+      </w:r>
+    </w:p>
+    <w:p>
+      <w:pPr>
+        <w:rPr>
+          <w:rFonts w:ascii="Times New Roman" w:hAnsi="Times New Roman" w:cs="Times New Roman"/>
+          <w:b/>
+          <w:bCs/>
+          <w:sz w:val="28"/>
+          <w:szCs w:val="28"/>
+        </w:rPr>
+      </w:pPr>
+      <w:r>
+        <w:rPr>
+          <w:rFonts w:ascii="Times New Roman" w:hAnsi="Times New Roman" w:cs="Times New Roman"/>
+          <w:b/>
+          <w:bCs/>
+          <w:sz w:val="28"/>
+          <w:szCs w:val="28"/>
+        </w:rPr>
+        <w:br w:type="page"/>
+      </w:r>
+    </w:p>
+    <w:p>
+      <w:pPr>
+        <w:rPr>
+          <w:rFonts w:ascii="Times New Roman" w:hAnsi="Times New Roman" w:cs="Times New Roman"/>
+          <w:b/>
+          <w:bCs/>
+          <w:sz w:val="28"/>
+          <w:szCs w:val="28"/>
+        </w:rPr>
+      </w:pPr>
+      <w:r>
+        <w:rPr>
+          <w:rFonts w:ascii="Times New Roman" w:hAnsi="Times New Roman" w:cs="Times New Roman"/>
+          <w:b/>
+          <w:bCs/>
+          <w:sz w:val="28"/>
+          <w:szCs w:val="28"/>
+        </w:rPr>
+        <w:lastRenderedPageBreak/>
+        <w:t>Insert Semua Kolom</w:t>
+      </w:r>
+    </w:p>
+    <w:p>
+      <w:pPr>
+        <w:rPr>
+          <w:rFonts w:ascii="Times New Roman" w:hAnsi="Times New Roman" w:cs="Times New Roman"/>
+          <w:b/>
+          <w:bCs/>
+          <w:sz w:val="28"/>
+          <w:szCs w:val="28"/>
+        </w:rPr>
+      </w:pPr>
+      <w:r>
+        <w:rPr>
+          <w:rFonts w:ascii="Times New Roman" w:hAnsi="Times New Roman" w:cs="Times New Roman"/>
+          <w:b/>
+          <w:bCs/>
+          <w:sz w:val="28"/>
+          <w:szCs w:val="28"/>
+        </w:rPr>
+        <w:drawing>
+          <wp:inline distT="0" distB="0" distL="0" distR="0">
+            <wp:extent cx="5581937" cy="3105310"/>
+            <wp:effectExtent l="0" t="0" r="0" b="0"/>
+            <wp:docPr id="294229193" name="Picture 31"/>
+            <wp:cNvGraphicFramePr>
+              <a:graphicFrameLocks xmlns:a="http://schemas.openxmlformats.org/drawingml/2006/main" noChangeAspect="1"/>
+            </wp:cNvGraphicFramePr>
+            <a:graphic xmlns:a="http://schemas.openxmlformats.org/drawingml/2006/main">
+              <a:graphicData uri="http://schemas.openxmlformats.org/drawingml/2006/picture">
+                <pic:pic xmlns:pic="http://schemas.openxmlformats.org/drawingml/2006/picture">
+                  <pic:nvPicPr>
+                    <pic:cNvPr id="294229193" name="Picture 294229193"/>
+                    <pic:cNvPicPr/>
+                  </pic:nvPicPr>
+                  <pic:blipFill>
+                    <a:blip r:embed="rId61">
+                      <a:extLst>
+                        <a:ext uri="{28A0092B-C50C-407E-A947-70E740481C1C}">
+                          <a14:useLocalDpi xmlns:a14="http://schemas.microsoft.com/office/drawing/2010/main" val="0"/>
+                        </a:ext>
+                      </a:extLst>
+                    </a:blip>
+                    <a:stretch>
+                      <a:fillRect/>
+                    </a:stretch>
+                  </pic:blipFill>
+                  <pic:spPr>
+                    <a:xfrm>
+                      <a:off x="0" y="0"/>
+                      <a:ext cx="5581937" cy="3105310"/>
+                    </a:xfrm>
+                    <a:prstGeom prst="rect">
+                      <a:avLst/>
+                    </a:prstGeom>
+                  </pic:spPr>
+                </pic:pic>
+              </a:graphicData>
+            </a:graphic>
+          </wp:inline>
+        </w:drawing>
+      </w:r>
+    </w:p>
+    <w:p>
+      <w:pPr>
+        <w:rPr>
+          <w:rFonts w:ascii="Times New Roman" w:hAnsi="Times New Roman" w:cs="Times New Roman"/>
+          <w:sz w:val="24"/>
+          <w:szCs w:val="24"/>
+        </w:rPr>
+      </w:pPr>
+      <w:r>
+        <w:rPr>
+          <w:rFonts w:ascii="Times New Roman" w:hAnsi="Times New Roman" w:cs="Times New Roman"/>
+          <w:sz w:val="24"/>
+          <w:szCs w:val="24"/>
+        </w:rPr>
+        <w:t>Latihan dengan menggunakan tabel tblkelompok, karena saya belum memiliki tabelnya, maka saya akan membuat tabelnya terlebih dahulu:</w:t>
+      </w:r>
+    </w:p>
+    <w:p>
+      <w:pPr>
+        <w:rPr>
+          <w:rFonts w:ascii="Times New Roman" w:hAnsi="Times New Roman" w:cs="Times New Roman"/>
+          <w:sz w:val="24"/>
+          <w:szCs w:val="24"/>
+        </w:rPr>
+      </w:pPr>
+      <w:r>
+        <w:rPr>
+          <w:rFonts w:ascii="Times New Roman" w:hAnsi="Times New Roman" w:cs="Times New Roman"/>
+          <w:sz w:val="24"/>
+          <w:szCs w:val="24"/>
+        </w:rPr>
+        <w:drawing>
+          <wp:inline distT="0" distB="0" distL="0" distR="0">
+            <wp:extent cx="5562886" cy="1873346"/>
+            <wp:effectExtent l="0" t="0" r="0" b="0"/>
+            <wp:docPr id="316472735" name="Picture 32"/>
+            <wp:cNvGraphicFramePr>
+              <a:graphicFrameLocks xmlns:a="http://schemas.openxmlformats.org/drawingml/2006/main" noChangeAspect="1"/>
+            </wp:cNvGraphicFramePr>
+            <a:graphic xmlns:a="http://schemas.openxmlformats.org/drawingml/2006/main">
+              <a:graphicData uri="http://schemas.openxmlformats.org/drawingml/2006/picture">
+                <pic:pic xmlns:pic="http://schemas.openxmlformats.org/drawingml/2006/picture">
+                  <pic:nvPicPr>
+                    <pic:cNvPr id="316472735" name="Picture 316472735"/>
+                    <pic:cNvPicPr/>
+                  </pic:nvPicPr>
+                  <pic:blipFill>
+                    <a:blip r:embed="rId62">
+                      <a:extLst>
+                        <a:ext uri="{28A0092B-C50C-407E-A947-70E740481C1C}">
+                          <a14:useLocalDpi xmlns:a14="http://schemas.microsoft.com/office/drawing/2010/main" val="0"/>
+                        </a:ext>
+                      </a:extLst>
+                    </a:blip>
+                    <a:stretch>
+                      <a:fillRect/>
+                    </a:stretch>
+                  </pic:blipFill>
+                  <pic:spPr>
+                    <a:xfrm>
+                      <a:off x="0" y="0"/>
+                      <a:ext cx="5562886" cy="1873346"/>
+                    </a:xfrm>
+                    <a:prstGeom prst="rect">
+                      <a:avLst/>
+                    </a:prstGeom>
+                  </pic:spPr>
+                </pic:pic>
+              </a:graphicData>
+            </a:graphic>
+          </wp:inline>
+        </w:drawing>
+      </w:r>
+    </w:p>
+    <w:p>
+      <w:pPr>
+        <w:rPr>
+          <w:rFonts w:ascii="Times New Roman" w:hAnsi="Times New Roman" w:cs="Times New Roman"/>
+          <w:sz w:val="24"/>
+          <w:szCs w:val="24"/>
+        </w:rPr>
+      </w:pPr>
+      <w:r>
+        <w:rPr>
+          <w:rFonts w:ascii="Times New Roman" w:hAnsi="Times New Roman" w:cs="Times New Roman"/>
+          <w:sz w:val="24"/>
+          <w:szCs w:val="24"/>
+        </w:rPr>
+        <w:t>Kemudian saya akan melihat terlebih dahulu pada tabel daftarsiswa:</w:t>
+      </w:r>
+    </w:p>
+    <w:p>
+      <w:pPr>
+        <w:rPr>
+          <w:rFonts w:ascii="Times New Roman" w:hAnsi="Times New Roman" w:cs="Times New Roman"/>
+          <w:sz w:val="24"/>
+          <w:szCs w:val="24"/>
+        </w:rPr>
+      </w:pPr>
+      <w:r>
+        <w:rPr>
+          <w:rFonts w:ascii="Times New Roman" w:hAnsi="Times New Roman" w:cs="Times New Roman"/>
+          <w:sz w:val="24"/>
+          <w:szCs w:val="24"/>
+        </w:rPr>
+        <w:drawing>
+          <wp:inline distT="0" distB="0" distL="0" distR="0">
+            <wp:extent cx="5556536" cy="2273417"/>
+            <wp:effectExtent l="0" t="0" r="6350" b="0"/>
+            <wp:docPr id="883246910" name="Picture 33"/>
+            <wp:cNvGraphicFramePr>
+              <a:graphicFrameLocks xmlns:a="http://schemas.openxmlformats.org/drawingml/2006/main" noChangeAspect="1"/>
+            </wp:cNvGraphicFramePr>
+            <a:graphic xmlns:a="http://schemas.openxmlformats.org/drawingml/2006/main">
+              <a:graphicData uri="http://schemas.openxmlformats.org/drawingml/2006/picture">
+                <pic:pic xmlns:pic="http://schemas.openxmlformats.org/drawingml/2006/picture">
+                  <pic:nvPicPr>
+                    <pic:cNvPr id="883246910" name="Picture 883246910"/>
+                    <pic:cNvPicPr/>
+                  </pic:nvPicPr>
+                  <pic:blipFill>
+                    <a:blip r:embed="rId63">
+                      <a:extLst>
+                        <a:ext uri="{28A0092B-C50C-407E-A947-70E740481C1C}">
+                          <a14:useLocalDpi xmlns:a14="http://schemas.microsoft.com/office/drawing/2010/main" val="0"/>
+                        </a:ext>
+                      </a:extLst>
+                    </a:blip>
+                    <a:stretch>
+                      <a:fillRect/>
+                    </a:stretch>
+                  </pic:blipFill>
+                  <pic:spPr>
+                    <a:xfrm>
+                      <a:off x="0" y="0"/>
+                      <a:ext cx="5556536" cy="2273417"/>
+                    </a:xfrm>
+                    <a:prstGeom prst="rect">
+                      <a:avLst/>
+                    </a:prstGeom>
+                  </pic:spPr>
+                </pic:pic>
+              </a:graphicData>
+            </a:graphic>
+          </wp:inline>
+        </w:drawing>
+      </w:r>
+    </w:p>
+    <w:p>
+      <w:pPr>
+        <w:rPr>
+          <w:rFonts w:ascii="Times New Roman" w:hAnsi="Times New Roman" w:cs="Times New Roman"/>
+          <w:sz w:val="24"/>
+          <w:szCs w:val="24"/>
+        </w:rPr>
+      </w:pPr>
+      <w:r>
+        <w:rPr>
+          <w:rFonts w:ascii="Times New Roman" w:hAnsi="Times New Roman" w:cs="Times New Roman"/>
+          <w:sz w:val="24"/>
+          <w:szCs w:val="24"/>
+        </w:rPr>
+        <w:lastRenderedPageBreak/>
+        <w:t>Insert 2 kolom, yaitu [idkelompok] dan [kelompok]:</w:t>
+      </w:r>
+    </w:p>
+    <w:p>
+      <w:pPr>
+        <w:rPr>
+          <w:rFonts w:ascii="Times New Roman" w:hAnsi="Times New Roman" w:cs="Times New Roman"/>
+          <w:sz w:val="24"/>
+          <w:szCs w:val="24"/>
+        </w:rPr>
+      </w:pPr>
+      <w:r>
+        <w:rPr>
+          <w:rFonts w:ascii="Times New Roman" w:hAnsi="Times New Roman" w:cs="Times New Roman"/>
+          <w:sz w:val="24"/>
+          <w:szCs w:val="24"/>
+        </w:rPr>
+        <w:drawing>
+          <wp:inline distT="0" distB="0" distL="0" distR="0">
+            <wp:extent cx="5575587" cy="1212912"/>
+            <wp:effectExtent l="0" t="0" r="6350" b="6350"/>
+            <wp:docPr id="1423185487" name="Picture 34"/>
+            <wp:cNvGraphicFramePr>
+              <a:graphicFrameLocks xmlns:a="http://schemas.openxmlformats.org/drawingml/2006/main" noChangeAspect="1"/>
+            </wp:cNvGraphicFramePr>
+            <a:graphic xmlns:a="http://schemas.openxmlformats.org/drawingml/2006/main">
+              <a:graphicData uri="http://schemas.openxmlformats.org/drawingml/2006/picture">
+                <pic:pic xmlns:pic="http://schemas.openxmlformats.org/drawingml/2006/picture">
+                  <pic:nvPicPr>
+                    <pic:cNvPr id="1423185487" name="Picture 1423185487"/>
+                    <pic:cNvPicPr/>
+                  </pic:nvPicPr>
+                  <pic:blipFill>
+                    <a:blip r:embed="rId64">
+                      <a:extLst>
+                        <a:ext uri="{28A0092B-C50C-407E-A947-70E740481C1C}">
+                          <a14:useLocalDpi xmlns:a14="http://schemas.microsoft.com/office/drawing/2010/main" val="0"/>
+                        </a:ext>
+                      </a:extLst>
+                    </a:blip>
+                    <a:stretch>
+                      <a:fillRect/>
+                    </a:stretch>
+                  </pic:blipFill>
+                  <pic:spPr>
+                    <a:xfrm>
+                      <a:off x="0" y="0"/>
+                      <a:ext cx="5575587" cy="1212912"/>
+                    </a:xfrm>
+                    <a:prstGeom prst="rect">
+                      <a:avLst/>
+                    </a:prstGeom>
+                  </pic:spPr>
+                </pic:pic>
+              </a:graphicData>
+            </a:graphic>
+          </wp:inline>
+        </w:drawing>
+      </w:r>
+    </w:p>
+    <w:p>
+      <w:pPr>
+        <w:rPr>
+          <w:rFonts w:ascii="Times New Roman" w:hAnsi="Times New Roman" w:cs="Times New Roman"/>
+          <w:sz w:val="24"/>
+          <w:szCs w:val="24"/>
+        </w:rPr>
+      </w:pPr>
+      <w:r>
+        <w:rPr>
+          <w:rFonts w:ascii="Times New Roman" w:hAnsi="Times New Roman" w:cs="Times New Roman"/>
+          <w:sz w:val="24"/>
+          <w:szCs w:val="24"/>
+        </w:rPr>
+        <w:t>Mengecek jika data yang di-insert berhasil:</w:t>
+      </w:r>
+    </w:p>
+    <w:p>
+      <w:pPr>
+        <w:rPr>
+          <w:rFonts w:ascii="Times New Roman" w:hAnsi="Times New Roman" w:cs="Times New Roman"/>
+          <w:sz w:val="24"/>
+          <w:szCs w:val="24"/>
+        </w:rPr>
+      </w:pPr>
+      <w:r>
+        <w:rPr>
+          <w:rFonts w:ascii="Times New Roman" w:hAnsi="Times New Roman" w:cs="Times New Roman"/>
+          <w:sz w:val="24"/>
+          <w:szCs w:val="24"/>
+        </w:rPr>
+        <w:drawing>
+          <wp:inline distT="0" distB="0" distL="0" distR="0">
+            <wp:extent cx="5581937" cy="1974951"/>
+            <wp:effectExtent l="0" t="0" r="0" b="6350"/>
+            <wp:docPr id="88128639" name="Picture 35"/>
+            <wp:cNvGraphicFramePr>
+              <a:graphicFrameLocks xmlns:a="http://schemas.openxmlformats.org/drawingml/2006/main" noChangeAspect="1"/>
+            </wp:cNvGraphicFramePr>
+            <a:graphic xmlns:a="http://schemas.openxmlformats.org/drawingml/2006/main">
+              <a:graphicData uri="http://schemas.openxmlformats.org/drawingml/2006/picture">
+                <pic:pic xmlns:pic="http://schemas.openxmlformats.org/drawingml/2006/picture">
+                  <pic:nvPicPr>
+                    <pic:cNvPr id="88128639" name="Picture 88128639"/>
+                    <pic:cNvPicPr/>
+                  </pic:nvPicPr>
+                  <pic:blipFill>
+                    <a:blip r:embed="rId65">
+                      <a:extLst>
+                        <a:ext uri="{28A0092B-C50C-407E-A947-70E740481C1C}">
+                          <a14:useLocalDpi xmlns:a14="http://schemas.microsoft.com/office/drawing/2010/main" val="0"/>
+                        </a:ext>
+                      </a:extLst>
+                    </a:blip>
+                    <a:stretch>
+                      <a:fillRect/>
+                    </a:stretch>
+                  </pic:blipFill>
+                  <pic:spPr>
+                    <a:xfrm>
+                      <a:off x="0" y="0"/>
+                      <a:ext cx="5581937" cy="1974951"/>
+                    </a:xfrm>
+                    <a:prstGeom prst="rect">
+                      <a:avLst/>
+                    </a:prstGeom>
+                  </pic:spPr>
+                </pic:pic>
+              </a:graphicData>
+            </a:graphic>
+          </wp:inline>
+        </w:drawing>
+      </w:r>
+    </w:p>
+    <w:p>
+      <w:pPr>
+        <w:rPr>
+          <w:rFonts w:ascii="Times New Roman" w:hAnsi="Times New Roman" w:cs="Times New Roman"/>
+          <w:sz w:val="24"/>
+          <w:szCs w:val="24"/>
+        </w:rPr>
+      </w:pPr>
+    </w:p>
+    <w:p>
+      <w:pPr>
+        <w:rPr>
+          <w:rFonts w:ascii="Times New Roman" w:hAnsi="Times New Roman" w:cs="Times New Roman"/>
+          <w:b/>
+          <w:bCs/>
+          <w:sz w:val="28"/>
+          <w:szCs w:val="28"/>
+        </w:rPr>
+      </w:pPr>
+      <w:r>
+        <w:rPr>
+          <w:rFonts w:ascii="Times New Roman" w:hAnsi="Times New Roman" w:cs="Times New Roman"/>
+          <w:b/>
+          <w:bCs/>
+          <w:sz w:val="28"/>
+          <w:szCs w:val="28"/>
+        </w:rPr>
+        <w:t>Insert Sebagian Kolom</w:t>
+      </w:r>
+    </w:p>
+    <w:p>
+      <w:pPr>
+        <w:rPr>
+          <w:rFonts w:ascii="Times New Roman" w:hAnsi="Times New Roman" w:cs="Times New Roman"/>
+          <w:sz w:val="28"/>
+          <w:szCs w:val="28"/>
+        </w:rPr>
+      </w:pPr>
+      <w:r>
+        <w:rPr>
+          <w:rFonts w:ascii="Times New Roman" w:hAnsi="Times New Roman" w:cs="Times New Roman"/>
+          <w:sz w:val="28"/>
+          <w:szCs w:val="28"/>
+        </w:rPr>
+        <w:drawing>
+          <wp:inline distT="0" distB="0" distL="0" distR="0">
+            <wp:extent cx="5562886" cy="1003352"/>
+            <wp:effectExtent l="0" t="0" r="0" b="6350"/>
+            <wp:docPr id="1625574691" name="Picture 36"/>
+            <wp:cNvGraphicFramePr>
+              <a:graphicFrameLocks xmlns:a="http://schemas.openxmlformats.org/drawingml/2006/main" noChangeAspect="1"/>
+            </wp:cNvGraphicFramePr>
+            <a:graphic xmlns:a="http://schemas.openxmlformats.org/drawingml/2006/main">
+              <a:graphicData uri="http://schemas.openxmlformats.org/drawingml/2006/picture">
+                <pic:pic xmlns:pic="http://schemas.openxmlformats.org/drawingml/2006/picture">
+                  <pic:nvPicPr>
+                    <pic:cNvPr id="1625574691" name="Picture 1625574691"/>
+                    <pic:cNvPicPr/>
+                  </pic:nvPicPr>
+                  <pic:blipFill>
+                    <a:blip r:embed="rId66">
+                      <a:extLst>
+                        <a:ext uri="{28A0092B-C50C-407E-A947-70E740481C1C}">
+                          <a14:useLocalDpi xmlns:a14="http://schemas.microsoft.com/office/drawing/2010/main" val="0"/>
+                        </a:ext>
+                      </a:extLst>
+                    </a:blip>
+                    <a:stretch>
+                      <a:fillRect/>
+                    </a:stretch>
+                  </pic:blipFill>
+                  <pic:spPr>
+                    <a:xfrm>
+                      <a:off x="0" y="0"/>
+                      <a:ext cx="5562886" cy="1003352"/>
+                    </a:xfrm>
+                    <a:prstGeom prst="rect">
+                      <a:avLst/>
+                    </a:prstGeom>
+                  </pic:spPr>
+                </pic:pic>
+              </a:graphicData>
+            </a:graphic>
+          </wp:inline>
+        </w:drawing>
+      </w:r>
+    </w:p>
+    <w:p>
+      <w:pPr>
+        <w:rPr>
+          <w:rFonts w:ascii="Times New Roman" w:hAnsi="Times New Roman" w:cs="Times New Roman"/>
+          <w:sz w:val="24"/>
+          <w:szCs w:val="24"/>
+        </w:rPr>
+      </w:pPr>
+      <w:r>
+        <w:rPr>
+          <w:rFonts w:ascii="Times New Roman" w:hAnsi="Times New Roman" w:cs="Times New Roman"/>
+          <w:b/>
+          <w:bCs/>
+          <w:color w:val="EE0000"/>
+          <w:sz w:val="24"/>
+          <w:szCs w:val="24"/>
+        </w:rPr>
+        <w:t>Tugas:</w:t>
+      </w:r>
+      <w:r>
+        <w:rPr>
+          <w:rFonts w:ascii="Times New Roman" w:hAnsi="Times New Roman" w:cs="Times New Roman"/>
+          <w:b/>
+          <w:bCs/>
+          <w:sz w:val="24"/>
+          <w:szCs w:val="24"/>
+        </w:rPr>
+        <w:t xml:space="preserve"> </w:t>
+      </w:r>
+      <w:r>
+        <w:rPr>
+          <w:rFonts w:ascii="Times New Roman" w:hAnsi="Times New Roman" w:cs="Times New Roman"/>
+          <w:sz w:val="24"/>
+          <w:szCs w:val="24"/>
+        </w:rPr>
+        <w:t xml:space="preserve">Lakukan Insert data </w:t>
+      </w:r>
+      <w:r>
+        <w:rPr>
+          <w:rFonts w:ascii="Times New Roman" w:hAnsi="Times New Roman" w:cs="Times New Roman"/>
+          <w:sz w:val="24"/>
+          <w:szCs w:val="24"/>
+        </w:rPr>
+        <w:t>hingga diperoleh data sebagai berikut:</w:t>
+      </w:r>
+    </w:p>
+    <w:p>
+      <w:pPr>
+        <w:rPr>
+          <w:rFonts w:ascii="Times New Roman" w:hAnsi="Times New Roman" w:cs="Times New Roman"/>
+          <w:sz w:val="24"/>
+          <w:szCs w:val="24"/>
+        </w:rPr>
+      </w:pPr>
+      <w:r>
+        <w:rPr>
+          <w:rFonts w:ascii="Times New Roman" w:hAnsi="Times New Roman" w:cs="Times New Roman"/>
+          <w:sz w:val="24"/>
+          <w:szCs w:val="24"/>
+        </w:rPr>
+        <w:drawing>
+          <wp:inline distT="0" distB="0" distL="0" distR="0">
+            <wp:extent cx="5731510" cy="1968500"/>
+            <wp:effectExtent l="0" t="0" r="2540" b="0"/>
+            <wp:docPr id="1141171466" name="Picture 37"/>
+            <wp:cNvGraphicFramePr>
+              <a:graphicFrameLocks xmlns:a="http://schemas.openxmlformats.org/drawingml/2006/main" noChangeAspect="1"/>
+            </wp:cNvGraphicFramePr>
+            <a:graphic xmlns:a="http://schemas.openxmlformats.org/drawingml/2006/main">
+              <a:graphicData uri="http://schemas.openxmlformats.org/drawingml/2006/picture">
+                <pic:pic xmlns:pic="http://schemas.openxmlformats.org/drawingml/2006/picture">
+                  <pic:nvPicPr>
+                    <pic:cNvPr id="1141171466" name="Picture 1141171466"/>
+                    <pic:cNvPicPr/>
+                  </pic:nvPicPr>
+                  <pic:blipFill>
+                    <a:blip r:embed="rId67">
+                      <a:extLst>
+                        <a:ext uri="{28A0092B-C50C-407E-A947-70E740481C1C}">
+                          <a14:useLocalDpi xmlns:a14="http://schemas.microsoft.com/office/drawing/2010/main" val="0"/>
+                        </a:ext>
+                      </a:extLst>
+                    </a:blip>
+                    <a:stretch>
+                      <a:fillRect/>
+                    </a:stretch>
+                  </pic:blipFill>
+                  <pic:spPr>
+                    <a:xfrm>
+                      <a:off x="0" y="0"/>
+                      <a:ext cx="5731510" cy="1968500"/>
+                    </a:xfrm>
+                    <a:prstGeom prst="rect">
+                      <a:avLst/>
+                    </a:prstGeom>
+                  </pic:spPr>
+                </pic:pic>
+              </a:graphicData>
+            </a:graphic>
+          </wp:inline>
+        </w:drawing>
+      </w:r>
+    </w:p>
+    <w:p>
+      <w:pPr>
+        <w:rPr>
+          <w:rFonts w:ascii="Times New Roman" w:hAnsi="Times New Roman" w:cs="Times New Roman"/>
+          <w:b/>
+          <w:bCs/>
+          <w:color w:val="00B050"/>
+          <w:sz w:val="24"/>
+          <w:szCs w:val="24"/>
+        </w:rPr>
+      </w:pPr>
+      <w:r>
+        <w:rPr>
+          <w:rFonts w:ascii="Times New Roman" w:hAnsi="Times New Roman" w:cs="Times New Roman"/>
+          <w:b/>
+          <w:bCs/>
+          <w:color w:val="00B050"/>
+          <w:sz w:val="24"/>
+          <w:szCs w:val="24"/>
+        </w:rPr>
+        <w:t>Penyelesaian Tugas:</w:t>
+      </w:r>
+    </w:p>
+    <w:p>
+      <w:pPr>
+        <w:rPr>
+          <w:rFonts w:ascii="Times New Roman" w:hAnsi="Times New Roman" w:cs="Times New Roman"/>
+          <w:b/>
+          <w:bCs/>
+          <w:color w:val="00B050"/>
+          <w:sz w:val="24"/>
+          <w:szCs w:val="24"/>
+        </w:rPr>
+      </w:pPr>
+      <w:r>
+        <w:rPr>
+          <w:rFonts w:ascii="Times New Roman" w:hAnsi="Times New Roman" w:cs="Times New Roman"/>
+          <w:b/>
+          <w:bCs/>
+          <w:color w:val="00B050"/>
+          <w:sz w:val="24"/>
+          <w:szCs w:val="24"/>
+        </w:rPr>
+        <w:lastRenderedPageBreak/>
+        <w:drawing>
+          <wp:inline distT="0" distB="0" distL="0" distR="0">
+            <wp:extent cx="5731510" cy="596265"/>
+            <wp:effectExtent l="0" t="0" r="2540" b="0"/>
+            <wp:docPr id="426435385" name="Picture 38"/>
+            <wp:cNvGraphicFramePr>
+              <a:graphicFrameLocks xmlns:a="http://schemas.openxmlformats.org/drawingml/2006/main" noChangeAspect="1"/>
+            </wp:cNvGraphicFramePr>
+            <a:graphic xmlns:a="http://schemas.openxmlformats.org/drawingml/2006/main">
+              <a:graphicData uri="http://schemas.openxmlformats.org/drawingml/2006/picture">
+                <pic:pic xmlns:pic="http://schemas.openxmlformats.org/drawingml/2006/picture">
+                  <pic:nvPicPr>
+                    <pic:cNvPr id="426435385" name="Picture 426435385"/>
+                    <pic:cNvPicPr/>
+                  </pic:nvPicPr>
+                  <pic:blipFill>
+                    <a:blip r:embed="rId68">
+                      <a:extLst>
+                        <a:ext uri="{28A0092B-C50C-407E-A947-70E740481C1C}">
+                          <a14:useLocalDpi xmlns:a14="http://schemas.microsoft.com/office/drawing/2010/main" val="0"/>
+                        </a:ext>
+                      </a:extLst>
+                    </a:blip>
+                    <a:stretch>
+                      <a:fillRect/>
+                    </a:stretch>
+                  </pic:blipFill>
+                  <pic:spPr>
+                    <a:xfrm>
+                      <a:off x="0" y="0"/>
+                      <a:ext cx="5731510" cy="596265"/>
+                    </a:xfrm>
+                    <a:prstGeom prst="rect">
+                      <a:avLst/>
+                    </a:prstGeom>
+                  </pic:spPr>
+                </pic:pic>
+              </a:graphicData>
+            </a:graphic>
+          </wp:inline>
+        </w:drawing>
+      </w:r>
+    </w:p>
+    <w:p>
+      <w:pPr>
+        <w:rPr>
+          <w:rFonts w:ascii="Times New Roman" w:hAnsi="Times New Roman" w:cs="Times New Roman"/>
+          <w:b/>
+          <w:bCs/>
+          <w:color w:val="00B050"/>
+          <w:sz w:val="24"/>
+          <w:szCs w:val="24"/>
+        </w:rPr>
+      </w:pPr>
+    </w:p>
+    <w:p>
+      <w:pPr>
+        <w:rPr>
+          <w:rFonts w:ascii="Times New Roman" w:hAnsi="Times New Roman" w:cs="Times New Roman"/>
+          <w:b/>
+          <w:bCs/>
+          <w:sz w:val="28"/>
+          <w:szCs w:val="28"/>
+        </w:rPr>
+      </w:pPr>
+      <w:r>
+        <w:rPr>
+          <w:rFonts w:ascii="Times New Roman" w:hAnsi="Times New Roman" w:cs="Times New Roman"/>
+          <w:b/>
+          <w:bCs/>
+          <w:sz w:val="28"/>
+          <w:szCs w:val="28"/>
+        </w:rPr>
+        <w:t xml:space="preserve">Delete Sebagian </w:t>
+      </w:r>
+      <w:r>
+        <w:rPr>
+          <w:rFonts w:ascii="Times New Roman" w:hAnsi="Times New Roman" w:cs="Times New Roman"/>
+          <w:b/>
+          <w:bCs/>
+          <w:i/>
+          <w:iCs/>
+          <w:sz w:val="28"/>
+          <w:szCs w:val="28"/>
+        </w:rPr>
+        <w:t xml:space="preserve">Record </w:t>
+      </w:r>
+      <w:r>
+        <w:rPr>
+          <w:rFonts w:ascii="Times New Roman" w:hAnsi="Times New Roman" w:cs="Times New Roman"/>
+          <w:b/>
+          <w:bCs/>
+          <w:sz w:val="28"/>
+          <w:szCs w:val="28"/>
+        </w:rPr>
+        <w:t>(Baris Data)</w:t>
+      </w:r>
+    </w:p>
+    <w:p>
+      <w:pPr>
+        <w:rPr>
+          <w:rFonts w:ascii="Times New Roman" w:hAnsi="Times New Roman" w:cs="Times New Roman"/>
+          <w:b/>
+          <w:bCs/>
+          <w:sz w:val="28"/>
+          <w:szCs w:val="28"/>
+        </w:rPr>
+      </w:pPr>
+      <w:r>
+        <w:rPr>
+          <w:rFonts w:ascii="Times New Roman" w:hAnsi="Times New Roman" w:cs="Times New Roman"/>
+          <w:b/>
+          <w:bCs/>
+          <w:sz w:val="28"/>
+          <w:szCs w:val="28"/>
+        </w:rPr>
+        <w:drawing>
+          <wp:inline distT="0" distB="0" distL="0" distR="0">
+            <wp:extent cx="5731510" cy="1281430"/>
+            <wp:effectExtent l="0" t="0" r="2540" b="0"/>
+            <wp:docPr id="1684571377" name="Picture 39"/>
+            <wp:cNvGraphicFramePr>
+              <a:graphicFrameLocks xmlns:a="http://schemas.openxmlformats.org/drawingml/2006/main" noChangeAspect="1"/>
+            </wp:cNvGraphicFramePr>
+            <a:graphic xmlns:a="http://schemas.openxmlformats.org/drawingml/2006/main">
+              <a:graphicData uri="http://schemas.openxmlformats.org/drawingml/2006/picture">
+                <pic:pic xmlns:pic="http://schemas.openxmlformats.org/drawingml/2006/picture">
+                  <pic:nvPicPr>
+                    <pic:cNvPr id="1684571377" name="Picture 1684571377"/>
+                    <pic:cNvPicPr/>
+                  </pic:nvPicPr>
+                  <pic:blipFill>
+                    <a:blip r:embed="rId69">
+                      <a:extLst>
+                        <a:ext uri="{28A0092B-C50C-407E-A947-70E740481C1C}">
+                          <a14:useLocalDpi xmlns:a14="http://schemas.microsoft.com/office/drawing/2010/main" val="0"/>
+                        </a:ext>
+                      </a:extLst>
+                    </a:blip>
+                    <a:stretch>
+                      <a:fillRect/>
+                    </a:stretch>
+                  </pic:blipFill>
+                  <pic:spPr>
+                    <a:xfrm>
+                      <a:off x="0" y="0"/>
+                      <a:ext cx="5731510" cy="1281430"/>
+                    </a:xfrm>
+                    <a:prstGeom prst="rect">
+                      <a:avLst/>
+                    </a:prstGeom>
+                  </pic:spPr>
+                </pic:pic>
+              </a:graphicData>
+            </a:graphic>
+          </wp:inline>
+        </w:drawing>
+      </w:r>
+    </w:p>
+    <w:p>
+      <w:pPr>
+        <w:rPr>
+          <w:rFonts w:ascii="Times New Roman" w:hAnsi="Times New Roman" w:cs="Times New Roman"/>
+          <w:sz w:val="24"/>
+          <w:szCs w:val="24"/>
+        </w:rPr>
+      </w:pPr>
+      <w:r>
+        <w:rPr>
+          <w:rFonts w:ascii="Times New Roman" w:hAnsi="Times New Roman" w:cs="Times New Roman"/>
+          <w:sz w:val="24"/>
+          <w:szCs w:val="24"/>
+        </w:rPr>
+        <w:t>Baris data (</w:t>
+      </w:r>
+      <w:r>
+        <w:rPr>
+          <w:rFonts w:ascii="Times New Roman" w:hAnsi="Times New Roman" w:cs="Times New Roman"/>
+          <w:i/>
+          <w:iCs/>
+          <w:sz w:val="24"/>
+          <w:szCs w:val="24"/>
+        </w:rPr>
+        <w:t>Record</w:t>
+      </w:r>
+      <w:r>
+        <w:rPr>
+          <w:rFonts w:ascii="Times New Roman" w:hAnsi="Times New Roman" w:cs="Times New Roman"/>
+          <w:sz w:val="24"/>
+          <w:szCs w:val="24"/>
+        </w:rPr>
+        <w:t>) setelah dihapus:</w:t>
+      </w:r>
+    </w:p>
+    <w:p>
+      <w:pPr>
+        <w:rPr>
+          <w:rFonts w:ascii="Times New Roman" w:hAnsi="Times New Roman" w:cs="Times New Roman"/>
+          <w:sz w:val="24"/>
+          <w:szCs w:val="24"/>
+        </w:rPr>
+      </w:pPr>
+      <w:r>
+        <w:rPr>
+          <w:rFonts w:ascii="Times New Roman" w:hAnsi="Times New Roman" w:cs="Times New Roman"/>
+          <w:sz w:val="24"/>
+          <w:szCs w:val="24"/>
+        </w:rPr>
+        <w:drawing>
+          <wp:inline distT="0" distB="0" distL="0" distR="0">
+            <wp:extent cx="5731510" cy="2325370"/>
+            <wp:effectExtent l="0" t="0" r="2540" b="0"/>
+            <wp:docPr id="914644081" name="Picture 40"/>
+            <wp:cNvGraphicFramePr>
+              <a:graphicFrameLocks xmlns:a="http://schemas.openxmlformats.org/drawingml/2006/main" noChangeAspect="1"/>
+            </wp:cNvGraphicFramePr>
+            <a:graphic xmlns:a="http://schemas.openxmlformats.org/drawingml/2006/main">
+              <a:graphicData uri="http://schemas.openxmlformats.org/drawingml/2006/picture">
+                <pic:pic xmlns:pic="http://schemas.openxmlformats.org/drawingml/2006/picture">
+                  <pic:nvPicPr>
+                    <pic:cNvPr id="914644081" name="Picture 914644081"/>
+                    <pic:cNvPicPr/>
+                  </pic:nvPicPr>
+                  <pic:blipFill>
+                    <a:blip r:embed="rId70">
+                      <a:extLst>
+                        <a:ext uri="{28A0092B-C50C-407E-A947-70E740481C1C}">
+                          <a14:useLocalDpi xmlns:a14="http://schemas.microsoft.com/office/drawing/2010/main" val="0"/>
+                        </a:ext>
+                      </a:extLst>
+                    </a:blip>
+                    <a:stretch>
+                      <a:fillRect/>
+                    </a:stretch>
+                  </pic:blipFill>
+                  <pic:spPr>
+                    <a:xfrm>
+                      <a:off x="0" y="0"/>
+                      <a:ext cx="5731510" cy="2325370"/>
+                    </a:xfrm>
+                    <a:prstGeom prst="rect">
+                      <a:avLst/>
+                    </a:prstGeom>
+                  </pic:spPr>
+                </pic:pic>
+              </a:graphicData>
+            </a:graphic>
+          </wp:inline>
+        </w:drawing>
+      </w:r>
+    </w:p>
+    <w:p>
+      <w:pPr>
+        <w:rPr>
+          <w:rFonts w:ascii="Times New Roman" w:hAnsi="Times New Roman" w:cs="Times New Roman"/>
+          <w:sz w:val="24"/>
+          <w:szCs w:val="24"/>
+        </w:rPr>
+      </w:pPr>
+    </w:p>
+    <w:p>
+      <w:pPr>
+        <w:rPr>
+          <w:rFonts w:ascii="Times New Roman" w:hAnsi="Times New Roman" w:cs="Times New Roman"/>
+          <w:b/>
+          <w:bCs/>
+          <w:sz w:val="28"/>
+          <w:szCs w:val="28"/>
+        </w:rPr>
+      </w:pPr>
+      <w:r>
+        <w:rPr>
+          <w:rFonts w:ascii="Times New Roman" w:hAnsi="Times New Roman" w:cs="Times New Roman"/>
+          <w:b/>
+          <w:bCs/>
+          <w:sz w:val="28"/>
+          <w:szCs w:val="28"/>
+        </w:rPr>
+        <w:t>Delete Semua Record</w:t>
+      </w:r>
+    </w:p>
+    <w:p>
+      <w:pPr>
+        <w:rPr>
+          <w:rFonts w:ascii="Times New Roman" w:hAnsi="Times New Roman" w:cs="Times New Roman"/>
+          <w:sz w:val="24"/>
+          <w:szCs w:val="24"/>
+        </w:rPr>
+      </w:pPr>
+      <w:r>
+        <w:rPr>
+          <w:rFonts w:ascii="Times New Roman" w:hAnsi="Times New Roman" w:cs="Times New Roman"/>
+          <w:sz w:val="24"/>
+          <w:szCs w:val="24"/>
+        </w:rPr>
+        <w:t>Delete semua record bertujuan untuk menghapus seluruh baris data yang ada pada database yang dipilih, dengan cara:</w:t>
+      </w:r>
+    </w:p>
+    <w:p>
+      <w:pPr>
+        <w:rPr>
+          <w:rFonts w:ascii="Times New Roman" w:hAnsi="Times New Roman" w:cs="Times New Roman"/>
+          <w:sz w:val="24"/>
+          <w:szCs w:val="24"/>
+        </w:rPr>
+      </w:pPr>
+      <w:r>
+        <w:rPr>
+          <w:rFonts w:ascii="Times New Roman" w:hAnsi="Times New Roman" w:cs="Times New Roman"/>
+          <w:sz w:val="24"/>
+          <w:szCs w:val="24"/>
+        </w:rPr>
+        <w:drawing>
+          <wp:inline distT="0" distB="0" distL="0" distR="0">
+            <wp:extent cx="4673840" cy="1371670"/>
+            <wp:effectExtent l="0" t="0" r="0" b="0"/>
+            <wp:docPr id="1716409221" name="Picture 41"/>
+            <wp:cNvGraphicFramePr>
+              <a:graphicFrameLocks xmlns:a="http://schemas.openxmlformats.org/drawingml/2006/main" noChangeAspect="1"/>
+            </wp:cNvGraphicFramePr>
+            <a:graphic xmlns:a="http://schemas.openxmlformats.org/drawingml/2006/main">
+              <a:graphicData uri="http://schemas.openxmlformats.org/drawingml/2006/picture">
+                <pic:pic xmlns:pic="http://schemas.openxmlformats.org/drawingml/2006/picture">
+                  <pic:nvPicPr>
+                    <pic:cNvPr id="1716409221" name="Picture 1716409221"/>
+                    <pic:cNvPicPr/>
+                  </pic:nvPicPr>
+                  <pic:blipFill>
+                    <a:blip r:embed="rId71">
+                      <a:extLst>
+                        <a:ext uri="{28A0092B-C50C-407E-A947-70E740481C1C}">
+                          <a14:useLocalDpi xmlns:a14="http://schemas.microsoft.com/office/drawing/2010/main" val="0"/>
+                        </a:ext>
+                      </a:extLst>
+                    </a:blip>
+                    <a:stretch>
+                      <a:fillRect/>
+                    </a:stretch>
+                  </pic:blipFill>
+                  <pic:spPr>
+                    <a:xfrm>
+                      <a:off x="0" y="0"/>
+                      <a:ext cx="4673840" cy="1371670"/>
+                    </a:xfrm>
+                    <a:prstGeom prst="rect">
+                      <a:avLst/>
+                    </a:prstGeom>
+                  </pic:spPr>
+                </pic:pic>
+              </a:graphicData>
+            </a:graphic>
+          </wp:inline>
+        </w:drawing>
+      </w:r>
+    </w:p>
+    <w:p>
+      <w:pPr>
+        <w:rPr>
+          <w:rFonts w:ascii="Times New Roman" w:hAnsi="Times New Roman" w:cs="Times New Roman"/>
+          <w:sz w:val="24"/>
+          <w:szCs w:val="24"/>
+        </w:rPr>
+      </w:pPr>
+      <w:r>
+        <w:rPr>
+          <w:rFonts w:ascii="Times New Roman" w:hAnsi="Times New Roman" w:cs="Times New Roman"/>
+          <w:sz w:val="24"/>
+          <w:szCs w:val="24"/>
+        </w:rPr>
+        <w:t>Saat diperiksa, maka akan menampilkan kosong, karena seluruh data telah berhasil dihapus:</w:t>
+      </w:r>
+    </w:p>
+    <w:p>
+      <w:pPr>
+        <w:rPr>
+          <w:rFonts w:ascii="Times New Roman" w:hAnsi="Times New Roman" w:cs="Times New Roman"/>
+          <w:sz w:val="24"/>
+          <w:szCs w:val="24"/>
+        </w:rPr>
+      </w:pPr>
+    </w:p>
+    <w:p>
+      <w:pPr>
+        <w:rPr>
+          <w:rFonts w:ascii="Times New Roman" w:hAnsi="Times New Roman" w:cs="Times New Roman"/>
+          <w:sz w:val="24"/>
+          <w:szCs w:val="24"/>
+        </w:rPr>
+      </w:pPr>
+      <w:r>
+        <w:rPr>
+          <w:rFonts w:ascii="Times New Roman" w:hAnsi="Times New Roman" w:cs="Times New Roman"/>
+          <w:sz w:val="24"/>
+          <w:szCs w:val="24"/>
+        </w:rPr>
+        <w:lastRenderedPageBreak/>
+        <w:drawing>
+          <wp:inline distT="0" distB="0" distL="0" distR="0">
+            <wp:extent cx="4673840" cy="1155759"/>
+            <wp:effectExtent l="0" t="0" r="0" b="6350"/>
+            <wp:docPr id="1678444983" name="Picture 42"/>
+            <wp:cNvGraphicFramePr>
+              <a:graphicFrameLocks xmlns:a="http://schemas.openxmlformats.org/drawingml/2006/main" noChangeAspect="1"/>
+            </wp:cNvGraphicFramePr>
+            <a:graphic xmlns:a="http://schemas.openxmlformats.org/drawingml/2006/main">
+              <a:graphicData uri="http://schemas.openxmlformats.org/drawingml/2006/picture">
+                <pic:pic xmlns:pic="http://schemas.openxmlformats.org/drawingml/2006/picture">
+                  <pic:nvPicPr>
+                    <pic:cNvPr id="1678444983" name="Picture 1678444983"/>
+                    <pic:cNvPicPr/>
+                  </pic:nvPicPr>
+                  <pic:blipFill>
+                    <a:blip r:embed="rId72">
+                      <a:extLst>
+                        <a:ext uri="{28A0092B-C50C-407E-A947-70E740481C1C}">
+                          <a14:useLocalDpi xmlns:a14="http://schemas.microsoft.com/office/drawing/2010/main" val="0"/>
+                        </a:ext>
+                      </a:extLst>
+                    </a:blip>
+                    <a:stretch>
+                      <a:fillRect/>
+                    </a:stretch>
+                  </pic:blipFill>
+                  <pic:spPr>
+                    <a:xfrm>
+                      <a:off x="0" y="0"/>
+                      <a:ext cx="4673840" cy="1155759"/>
+                    </a:xfrm>
+                    <a:prstGeom prst="rect">
+                      <a:avLst/>
+                    </a:prstGeom>
+                  </pic:spPr>
+                </pic:pic>
+              </a:graphicData>
+            </a:graphic>
+          </wp:inline>
+        </w:drawing>
+      </w:r>
+    </w:p>
+    <w:p>
+      <w:pPr>
+        <w:rPr>
+          <w:rFonts w:ascii="Times New Roman" w:hAnsi="Times New Roman" w:cs="Times New Roman"/>
+          <w:sz w:val="24"/>
+          <w:szCs w:val="24"/>
+        </w:rPr>
+      </w:pPr>
+    </w:p>
+    <w:p>
+      <w:pPr>
+        <w:rPr>
+          <w:rFonts w:ascii="Times New Roman" w:hAnsi="Times New Roman" w:cs="Times New Roman"/>
+          <w:b/>
+          <w:bCs/>
+          <w:sz w:val="28"/>
+          <w:szCs w:val="28"/>
+        </w:rPr>
+      </w:pPr>
+      <w:r>
+        <w:rPr>
+          <w:rFonts w:ascii="Times New Roman" w:hAnsi="Times New Roman" w:cs="Times New Roman"/>
+          <w:b/>
+          <w:bCs/>
+          <w:sz w:val="28"/>
+          <w:szCs w:val="28"/>
+        </w:rPr>
+        <w:t>Update Sebagian Record</w:t>
+      </w:r>
+    </w:p>
+    <w:p>
+      <w:pPr>
+        <w:rPr>
+          <w:rFonts w:ascii="Times New Roman" w:hAnsi="Times New Roman" w:cs="Times New Roman"/>
+          <w:sz w:val="24"/>
+          <w:szCs w:val="24"/>
+        </w:rPr>
+      </w:pPr>
+      <w:r>
+        <w:rPr>
+          <w:rFonts w:ascii="Times New Roman" w:hAnsi="Times New Roman" w:cs="Times New Roman"/>
+          <w:b/>
+          <w:bCs/>
+          <w:color w:val="EE0000"/>
+          <w:sz w:val="24"/>
+          <w:szCs w:val="24"/>
+        </w:rPr>
+        <w:t xml:space="preserve">Latihan: </w:t>
+      </w:r>
+      <w:r>
+        <w:rPr>
+          <w:rFonts w:ascii="Times New Roman" w:hAnsi="Times New Roman" w:cs="Times New Roman"/>
+          <w:sz w:val="24"/>
+          <w:szCs w:val="24"/>
+        </w:rPr>
+        <w:t>Isilah data pada tabel tblkelompok hingga berisi seperti ini:</w:t>
+      </w:r>
+    </w:p>
+    <w:p>
+      <w:pPr>
+        <w:rPr>
+          <w:rFonts w:ascii="Times New Roman" w:hAnsi="Times New Roman" w:cs="Times New Roman"/>
+          <w:sz w:val="24"/>
+          <w:szCs w:val="24"/>
+        </w:rPr>
+      </w:pPr>
+      <w:r>
+        <w:rPr>
+          <w:rFonts w:ascii="Times New Roman" w:hAnsi="Times New Roman" w:cs="Times New Roman"/>
+          <w:sz w:val="24"/>
+          <w:szCs w:val="24"/>
+        </w:rPr>
+        <w:drawing>
+          <wp:inline distT="0" distB="0" distL="0" distR="0">
+            <wp:extent cx="5731510" cy="1948815"/>
+            <wp:effectExtent l="0" t="0" r="2540" b="0"/>
+            <wp:docPr id="1972272830" name="Picture 47"/>
+            <wp:cNvGraphicFramePr>
+              <a:graphicFrameLocks xmlns:a="http://schemas.openxmlformats.org/drawingml/2006/main" noChangeAspect="1"/>
+            </wp:cNvGraphicFramePr>
+            <a:graphic xmlns:a="http://schemas.openxmlformats.org/drawingml/2006/main">
+              <a:graphicData uri="http://schemas.openxmlformats.org/drawingml/2006/picture">
+                <pic:pic xmlns:pic="http://schemas.openxmlformats.org/drawingml/2006/picture">
+                  <pic:nvPicPr>
+                    <pic:cNvPr id="1972272830" name="Picture 1972272830"/>
+                    <pic:cNvPicPr/>
+                  </pic:nvPicPr>
+                  <pic:blipFill>
+                    <a:blip r:embed="rId73">
+                      <a:extLst>
+                        <a:ext uri="{28A0092B-C50C-407E-A947-70E740481C1C}">
+                          <a14:useLocalDpi xmlns:a14="http://schemas.microsoft.com/office/drawing/2010/main" val="0"/>
+                        </a:ext>
+                      </a:extLst>
+                    </a:blip>
+                    <a:stretch>
+                      <a:fillRect/>
+                    </a:stretch>
+                  </pic:blipFill>
+                  <pic:spPr>
+                    <a:xfrm>
+                      <a:off x="0" y="0"/>
+                      <a:ext cx="5731510" cy="1948815"/>
+                    </a:xfrm>
+                    <a:prstGeom prst="rect">
+                      <a:avLst/>
+                    </a:prstGeom>
+                  </pic:spPr>
+                </pic:pic>
+              </a:graphicData>
+            </a:graphic>
+          </wp:inline>
+        </w:drawing>
+      </w:r>
+    </w:p>
+    <w:p>
+      <w:pPr>
+        <w:rPr>
+          <w:rFonts w:ascii="Times New Roman" w:hAnsi="Times New Roman" w:cs="Times New Roman"/>
+          <w:color w:val="00B050"/>
+          <w:sz w:val="24"/>
+          <w:szCs w:val="24"/>
+        </w:rPr>
+      </w:pPr>
+      <w:r>
+        <w:rPr>
+          <w:rFonts w:ascii="Times New Roman" w:hAnsi="Times New Roman" w:cs="Times New Roman"/>
+          <w:b/>
+          <w:bCs/>
+          <w:color w:val="00B050"/>
+          <w:sz w:val="24"/>
+          <w:szCs w:val="24"/>
+        </w:rPr>
+        <w:t xml:space="preserve">Penyelesaian: </w:t>
+      </w:r>
+    </w:p>
+    <w:p>
+      <w:pPr>
+        <w:rPr>
+          <w:rFonts w:ascii="Times New Roman" w:hAnsi="Times New Roman" w:cs="Times New Roman"/>
+          <w:color w:val="00B050"/>
+          <w:sz w:val="24"/>
+          <w:szCs w:val="24"/>
+        </w:rPr>
+      </w:pPr>
+      <w:r>
+        <w:rPr>
+          <w:rFonts w:ascii="Times New Roman" w:hAnsi="Times New Roman" w:cs="Times New Roman"/>
+          <w:color w:val="00B050"/>
+          <w:sz w:val="24"/>
+          <w:szCs w:val="24"/>
+        </w:rPr>
+        <w:drawing>
+          <wp:inline distT="0" distB="0" distL="0" distR="0">
+            <wp:extent cx="5731510" cy="1075055"/>
+            <wp:effectExtent l="0" t="0" r="2540" b="0"/>
+            <wp:docPr id="867896396" name="Picture 48"/>
+            <wp:cNvGraphicFramePr>
+              <a:graphicFrameLocks xmlns:a="http://schemas.openxmlformats.org/drawingml/2006/main" noChangeAspect="1"/>
+            </wp:cNvGraphicFramePr>
+            <a:graphic xmlns:a="http://schemas.openxmlformats.org/drawingml/2006/main">
+              <a:graphicData uri="http://schemas.openxmlformats.org/drawingml/2006/picture">
+                <pic:pic xmlns:pic="http://schemas.openxmlformats.org/drawingml/2006/picture">
+                  <pic:nvPicPr>
+                    <pic:cNvPr id="867896396" name="Picture 867896396"/>
+                    <pic:cNvPicPr/>
+                  </pic:nvPicPr>
+                  <pic:blipFill>
+                    <a:blip r:embed="rId74">
+                      <a:extLst>
+                        <a:ext uri="{28A0092B-C50C-407E-A947-70E740481C1C}">
+                          <a14:useLocalDpi xmlns:a14="http://schemas.microsoft.com/office/drawing/2010/main" val="0"/>
+                        </a:ext>
+                      </a:extLst>
+                    </a:blip>
+                    <a:stretch>
+                      <a:fillRect/>
+                    </a:stretch>
+                  </pic:blipFill>
+                  <pic:spPr>
+                    <a:xfrm>
+                      <a:off x="0" y="0"/>
+                      <a:ext cx="5731510" cy="1075055"/>
+                    </a:xfrm>
+                    <a:prstGeom prst="rect">
+                      <a:avLst/>
+                    </a:prstGeom>
+                  </pic:spPr>
+                </pic:pic>
+              </a:graphicData>
+            </a:graphic>
+          </wp:inline>
+        </w:drawing>
+      </w:r>
+    </w:p>
+    <w:p>
+      <w:pPr>
+        <w:rPr>
+          <w:rFonts w:ascii="Times New Roman" w:hAnsi="Times New Roman" w:cs="Times New Roman"/>
+          <w:sz w:val="24"/>
+          <w:szCs w:val="24"/>
+        </w:rPr>
+      </w:pPr>
+      <w:r>
+        <w:rPr>
+          <w:rFonts w:ascii="Times New Roman" w:hAnsi="Times New Roman" w:cs="Times New Roman"/>
+          <w:sz w:val="24"/>
+          <w:szCs w:val="24"/>
+        </w:rPr>
+        <w:t>Kita akan ubah data ‘Jajan’ menjadi ‘Snek’ dengan cara:</w:t>
+      </w:r>
+    </w:p>
+    <w:p>
+      <w:pPr>
+        <w:rPr>
+          <w:rFonts w:ascii="Times New Roman" w:hAnsi="Times New Roman" w:cs="Times New Roman"/>
+          <w:sz w:val="24"/>
+          <w:szCs w:val="24"/>
+        </w:rPr>
+      </w:pPr>
+      <w:r>
+        <w:rPr>
+          <w:rFonts w:ascii="Times New Roman" w:hAnsi="Times New Roman" w:cs="Times New Roman"/>
+          <w:sz w:val="24"/>
+          <w:szCs w:val="24"/>
+        </w:rPr>
+        <w:drawing>
+          <wp:inline distT="0" distB="0" distL="0" distR="0">
+            <wp:extent cx="5731510" cy="1186815"/>
+            <wp:effectExtent l="0" t="0" r="2540" b="0"/>
+            <wp:docPr id="340130994" name="Picture 45"/>
+            <wp:cNvGraphicFramePr>
+              <a:graphicFrameLocks xmlns:a="http://schemas.openxmlformats.org/drawingml/2006/main" noChangeAspect="1"/>
+            </wp:cNvGraphicFramePr>
+            <a:graphic xmlns:a="http://schemas.openxmlformats.org/drawingml/2006/main">
+              <a:graphicData uri="http://schemas.openxmlformats.org/drawingml/2006/picture">
+                <pic:pic xmlns:pic="http://schemas.openxmlformats.org/drawingml/2006/picture">
+                  <pic:nvPicPr>
+                    <pic:cNvPr id="340130994" name="Picture 340130994"/>
+                    <pic:cNvPicPr/>
+                  </pic:nvPicPr>
+                  <pic:blipFill>
+                    <a:blip r:embed="rId75">
+                      <a:extLst>
+                        <a:ext uri="{28A0092B-C50C-407E-A947-70E740481C1C}">
+                          <a14:useLocalDpi xmlns:a14="http://schemas.microsoft.com/office/drawing/2010/main" val="0"/>
+                        </a:ext>
+                      </a:extLst>
+                    </a:blip>
+                    <a:stretch>
+                      <a:fillRect/>
+                    </a:stretch>
+                  </pic:blipFill>
+                  <pic:spPr>
+                    <a:xfrm>
+                      <a:off x="0" y="0"/>
+                      <a:ext cx="5731510" cy="1186815"/>
+                    </a:xfrm>
+                    <a:prstGeom prst="rect">
+                      <a:avLst/>
+                    </a:prstGeom>
+                  </pic:spPr>
+                </pic:pic>
+              </a:graphicData>
+            </a:graphic>
+          </wp:inline>
+        </w:drawing>
+      </w:r>
+    </w:p>
+    <w:p>
+      <w:pPr>
+        <w:rPr>
+          <w:rFonts w:ascii="Times New Roman" w:hAnsi="Times New Roman" w:cs="Times New Roman"/>
+          <w:sz w:val="24"/>
+          <w:szCs w:val="24"/>
+        </w:rPr>
+      </w:pPr>
+      <w:r>
+        <w:rPr>
+          <w:rFonts w:ascii="Times New Roman" w:hAnsi="Times New Roman" w:cs="Times New Roman"/>
+          <w:sz w:val="24"/>
+          <w:szCs w:val="24"/>
+        </w:rPr>
+        <w:t>Memeriksa data yang sudah diubah:</w:t>
+      </w:r>
+    </w:p>
+    <w:p>
+      <w:pPr>
+        <w:rPr>
+          <w:rFonts w:ascii="Times New Roman" w:hAnsi="Times New Roman" w:cs="Times New Roman"/>
+          <w:sz w:val="24"/>
+          <w:szCs w:val="24"/>
+        </w:rPr>
+      </w:pPr>
+      <w:r>
+        <w:rPr>
+          <w:rFonts w:ascii="Times New Roman" w:hAnsi="Times New Roman" w:cs="Times New Roman"/>
+          <w:sz w:val="24"/>
+          <w:szCs w:val="24"/>
+        </w:rPr>
+        <w:lastRenderedPageBreak/>
+        <w:drawing>
+          <wp:inline distT="0" distB="0" distL="0" distR="0">
+            <wp:extent cx="4089610" cy="1994002"/>
+            <wp:effectExtent l="0" t="0" r="6350" b="6350"/>
+            <wp:docPr id="1451473308" name="Picture 49"/>
+            <wp:cNvGraphicFramePr>
+              <a:graphicFrameLocks xmlns:a="http://schemas.openxmlformats.org/drawingml/2006/main" noChangeAspect="1"/>
+            </wp:cNvGraphicFramePr>
+            <a:graphic xmlns:a="http://schemas.openxmlformats.org/drawingml/2006/main">
+              <a:graphicData uri="http://schemas.openxmlformats.org/drawingml/2006/picture">
+                <pic:pic xmlns:pic="http://schemas.openxmlformats.org/drawingml/2006/picture">
+                  <pic:nvPicPr>
+                    <pic:cNvPr id="1451473308" name="Picture 1451473308"/>
+                    <pic:cNvPicPr/>
+                  </pic:nvPicPr>
+                  <pic:blipFill>
+                    <a:blip r:embed="rId76">
+                      <a:extLst>
+                        <a:ext uri="{28A0092B-C50C-407E-A947-70E740481C1C}">
+                          <a14:useLocalDpi xmlns:a14="http://schemas.microsoft.com/office/drawing/2010/main" val="0"/>
+                        </a:ext>
+                      </a:extLst>
+                    </a:blip>
+                    <a:stretch>
+                      <a:fillRect/>
+                    </a:stretch>
+                  </pic:blipFill>
+                  <pic:spPr>
+                    <a:xfrm>
+                      <a:off x="0" y="0"/>
+                      <a:ext cx="4089610" cy="1994002"/>
+                    </a:xfrm>
+                    <a:prstGeom prst="rect">
+                      <a:avLst/>
+                    </a:prstGeom>
+                  </pic:spPr>
+                </pic:pic>
+              </a:graphicData>
+            </a:graphic>
+          </wp:inline>
+        </w:drawing>
+      </w:r>
+    </w:p>
+    <w:p>
+      <w:pPr>
+        <w:rPr>
+          <w:rFonts w:ascii="Times New Roman" w:hAnsi="Times New Roman" w:cs="Times New Roman"/>
+          <w:b/>
+          <w:bCs/>
+          <w:sz w:val="28"/>
+          <w:szCs w:val="28"/>
+        </w:rPr>
+      </w:pPr>
+    </w:p>
+    <w:p>
+      <w:pPr>
+        <w:rPr>
+          <w:rFonts w:ascii="Times New Roman" w:hAnsi="Times New Roman" w:cs="Times New Roman"/>
+          <w:b/>
+          <w:bCs/>
+          <w:sz w:val="28"/>
+          <w:szCs w:val="28"/>
+        </w:rPr>
+      </w:pPr>
+      <w:r>
+        <w:rPr>
+          <w:rFonts w:ascii="Times New Roman" w:hAnsi="Times New Roman" w:cs="Times New Roman"/>
+          <w:b/>
+          <w:bCs/>
+          <w:sz w:val="28"/>
+          <w:szCs w:val="28"/>
+        </w:rPr>
+        <w:t>Update Semua Record</w:t>
+      </w:r>
+    </w:p>
+    <w:p>
+      <w:pPr>
+        <w:rPr>
+          <w:rFonts w:ascii="Times New Roman" w:hAnsi="Times New Roman" w:cs="Times New Roman"/>
+          <w:sz w:val="24"/>
+          <w:szCs w:val="24"/>
+        </w:rPr>
+      </w:pPr>
+      <w:r>
+        <w:rPr>
+          <w:rFonts w:ascii="Times New Roman" w:hAnsi="Times New Roman" w:cs="Times New Roman"/>
+          <w:sz w:val="24"/>
+          <w:szCs w:val="24"/>
+        </w:rPr>
+        <w:t>Update semua record bertujuan untuk memperbarui seluruh baris data pada database yang dipilih, dengan cara mengetikkan:</w:t>
+      </w:r>
+    </w:p>
+    <w:p>
+      <w:pPr>
+        <w:rPr>
+          <w:rFonts w:ascii="Times New Roman" w:hAnsi="Times New Roman" w:cs="Times New Roman"/>
+          <w:sz w:val="24"/>
+          <w:szCs w:val="24"/>
+        </w:rPr>
+      </w:pPr>
+      <w:r>
+        <w:rPr>
+          <w:rFonts w:ascii="Times New Roman" w:hAnsi="Times New Roman" w:cs="Times New Roman"/>
+          <w:sz w:val="24"/>
+          <w:szCs w:val="24"/>
+        </w:rPr>
+        <w:drawing>
+          <wp:inline distT="0" distB="0" distL="0" distR="0">
+            <wp:extent cx="4921503" cy="1143059"/>
+            <wp:effectExtent l="0" t="0" r="0" b="0"/>
+            <wp:docPr id="447980556" name="Picture 50"/>
+            <wp:cNvGraphicFramePr>
+              <a:graphicFrameLocks xmlns:a="http://schemas.openxmlformats.org/drawingml/2006/main" noChangeAspect="1"/>
+            </wp:cNvGraphicFramePr>
+            <a:graphic xmlns:a="http://schemas.openxmlformats.org/drawingml/2006/main">
+              <a:graphicData uri="http://schemas.openxmlformats.org/drawingml/2006/picture">
+                <pic:pic xmlns:pic="http://schemas.openxmlformats.org/drawingml/2006/picture">
+                  <pic:nvPicPr>
+                    <pic:cNvPr id="447980556" name="Picture 447980556"/>
+                    <pic:cNvPicPr/>
+                  </pic:nvPicPr>
+                  <pic:blipFill>
+                    <a:blip r:embed="rId77">
+                      <a:extLst>
+                        <a:ext uri="{28A0092B-C50C-407E-A947-70E740481C1C}">
+                          <a14:useLocalDpi xmlns:a14="http://schemas.microsoft.com/office/drawing/2010/main" val="0"/>
+                        </a:ext>
+                      </a:extLst>
+                    </a:blip>
+                    <a:stretch>
+                      <a:fillRect/>
+                    </a:stretch>
+                  </pic:blipFill>
+                  <pic:spPr>
+                    <a:xfrm>
+                      <a:off x="0" y="0"/>
+                      <a:ext cx="4921503" cy="1143059"/>
+                    </a:xfrm>
+                    <a:prstGeom prst="rect">
+                      <a:avLst/>
+                    </a:prstGeom>
+                  </pic:spPr>
+                </pic:pic>
+              </a:graphicData>
+            </a:graphic>
+          </wp:inline>
+        </w:drawing>
+      </w:r>
+    </w:p>
+    <w:p>
+      <w:pPr>
+        <w:rPr>
+          <w:rFonts w:ascii="Times New Roman" w:hAnsi="Times New Roman" w:cs="Times New Roman"/>
+          <w:sz w:val="24"/>
+          <w:szCs w:val="24"/>
+        </w:rPr>
+      </w:pPr>
+      <w:r>
+        <w:rPr>
+          <w:rFonts w:ascii="Times New Roman" w:hAnsi="Times New Roman" w:cs="Times New Roman"/>
+          <w:sz w:val="24"/>
+          <w:szCs w:val="24"/>
+        </w:rPr>
+        <w:t>Memeriksa data yang sudah diubah dengan cara:</w:t>
+      </w:r>
+    </w:p>
+    <w:p>
+      <w:pPr>
+        <w:rPr>
+          <w:rFonts w:ascii="Times New Roman" w:hAnsi="Times New Roman" w:cs="Times New Roman"/>
+          <w:sz w:val="24"/>
+          <w:szCs w:val="24"/>
+        </w:rPr>
+      </w:pPr>
+      <w:r>
+        <w:rPr>
+          <w:rFonts w:ascii="Times New Roman" w:hAnsi="Times New Roman" w:cs="Times New Roman"/>
+          <w:sz w:val="24"/>
+          <w:szCs w:val="24"/>
+        </w:rPr>
+        <w:drawing>
+          <wp:inline distT="0" distB="0" distL="0" distR="0">
+            <wp:extent cx="4915153" cy="2044805"/>
+            <wp:effectExtent l="0" t="0" r="0" b="0"/>
+            <wp:docPr id="1749537126" name="Picture 51"/>
+            <wp:cNvGraphicFramePr>
+              <a:graphicFrameLocks xmlns:a="http://schemas.openxmlformats.org/drawingml/2006/main" noChangeAspect="1"/>
+            </wp:cNvGraphicFramePr>
+            <a:graphic xmlns:a="http://schemas.openxmlformats.org/drawingml/2006/main">
+              <a:graphicData uri="http://schemas.openxmlformats.org/drawingml/2006/picture">
+                <pic:pic xmlns:pic="http://schemas.openxmlformats.org/drawingml/2006/picture">
+                  <pic:nvPicPr>
+                    <pic:cNvPr id="1749537126" name="Picture 1749537126"/>
+                    <pic:cNvPicPr/>
+                  </pic:nvPicPr>
+                  <pic:blipFill>
+                    <a:blip r:embed="rId78">
+                      <a:extLst>
+                        <a:ext uri="{28A0092B-C50C-407E-A947-70E740481C1C}">
+                          <a14:useLocalDpi xmlns:a14="http://schemas.microsoft.com/office/drawing/2010/main" val="0"/>
+                        </a:ext>
+                      </a:extLst>
+                    </a:blip>
+                    <a:stretch>
+                      <a:fillRect/>
+                    </a:stretch>
+                  </pic:blipFill>
+                  <pic:spPr>
+                    <a:xfrm>
+                      <a:off x="0" y="0"/>
+                      <a:ext cx="4915153" cy="2044805"/>
+                    </a:xfrm>
+                    <a:prstGeom prst="rect">
+                      <a:avLst/>
+                    </a:prstGeom>
+                  </pic:spPr>
+                </pic:pic>
+              </a:graphicData>
+            </a:graphic>
+          </wp:inline>
+        </w:drawing>
+      </w:r>
+    </w:p>
+    <w:p>
+      <w:pPr>
+        <w:rPr>
+          <w:rFonts w:ascii="Times New Roman" w:hAnsi="Times New Roman" w:cs="Times New Roman"/>
+          <w:sz w:val="24"/>
+          <w:szCs w:val="24"/>
+        </w:rPr>
+      </w:pPr>
+      <w:r>
+        <w:rPr>
+          <w:rFonts w:ascii="Times New Roman" w:hAnsi="Times New Roman" w:cs="Times New Roman"/>
+          <w:b/>
+          <w:bCs/>
+          <w:color w:val="EE0000"/>
+          <w:sz w:val="24"/>
+          <w:szCs w:val="24"/>
+        </w:rPr>
+        <w:t>Latihan:</w:t>
+      </w:r>
+      <w:r>
+        <w:rPr>
+          <w:rFonts w:ascii="Times New Roman" w:hAnsi="Times New Roman" w:cs="Times New Roman"/>
+          <w:b/>
+          <w:bCs/>
+          <w:sz w:val="24"/>
+          <w:szCs w:val="24"/>
+        </w:rPr>
+        <w:t xml:space="preserve"> </w:t>
+      </w:r>
+      <w:r>
+        <w:rPr>
+          <w:rFonts w:ascii="Times New Roman" w:hAnsi="Times New Roman" w:cs="Times New Roman"/>
+          <w:sz w:val="24"/>
+          <w:szCs w:val="24"/>
+        </w:rPr>
+        <w:t>Lakukan Update hingga menghasilkan seperti berikut</w:t>
+      </w:r>
+    </w:p>
+    <w:p>
+      <w:pPr>
+        <w:rPr>
+          <w:rFonts w:ascii="Times New Roman" w:hAnsi="Times New Roman" w:cs="Times New Roman"/>
+          <w:sz w:val="24"/>
+          <w:szCs w:val="24"/>
+        </w:rPr>
+      </w:pPr>
+      <w:r>
+        <w:rPr>
+          <w:rFonts w:ascii="Times New Roman" w:hAnsi="Times New Roman" w:cs="Times New Roman"/>
+          <w:sz w:val="24"/>
+          <w:szCs w:val="24"/>
+        </w:rPr>
+        <w:lastRenderedPageBreak/>
+        <w:drawing>
+          <wp:inline distT="0" distB="0" distL="0" distR="0">
+            <wp:extent cx="4953255" cy="2165461"/>
+            <wp:effectExtent l="0" t="0" r="0" b="6350"/>
+            <wp:docPr id="914294956" name="Picture 52"/>
+            <wp:cNvGraphicFramePr>
+              <a:graphicFrameLocks xmlns:a="http://schemas.openxmlformats.org/drawingml/2006/main" noChangeAspect="1"/>
+            </wp:cNvGraphicFramePr>
+            <a:graphic xmlns:a="http://schemas.openxmlformats.org/drawingml/2006/main">
+              <a:graphicData uri="http://schemas.openxmlformats.org/drawingml/2006/picture">
+                <pic:pic xmlns:pic="http://schemas.openxmlformats.org/drawingml/2006/picture">
+                  <pic:nvPicPr>
+                    <pic:cNvPr id="914294956" name="Picture 914294956"/>
+                    <pic:cNvPicPr/>
+                  </pic:nvPicPr>
+                  <pic:blipFill>
+                    <a:blip r:embed="rId79">
+                      <a:extLst>
+                        <a:ext uri="{28A0092B-C50C-407E-A947-70E740481C1C}">
+                          <a14:useLocalDpi xmlns:a14="http://schemas.microsoft.com/office/drawing/2010/main" val="0"/>
+                        </a:ext>
+                      </a:extLst>
+                    </a:blip>
+                    <a:stretch>
+                      <a:fillRect/>
+                    </a:stretch>
+                  </pic:blipFill>
+                  <pic:spPr>
+                    <a:xfrm>
+                      <a:off x="0" y="0"/>
+                      <a:ext cx="4953255" cy="2165461"/>
+                    </a:xfrm>
+                    <a:prstGeom prst="rect">
+                      <a:avLst/>
+                    </a:prstGeom>
+                  </pic:spPr>
+                </pic:pic>
+              </a:graphicData>
+            </a:graphic>
+          </wp:inline>
+        </w:drawing>
+      </w:r>
+    </w:p>
+    <w:p>
+      <w:pPr>
+        <w:rPr>
+          <w:rFonts w:ascii="Times New Roman" w:hAnsi="Times New Roman" w:cs="Times New Roman"/>
+          <w:b/>
+          <w:bCs/>
+          <w:color w:val="00B050"/>
+          <w:sz w:val="24"/>
+          <w:szCs w:val="24"/>
+        </w:rPr>
+      </w:pPr>
+      <w:r>
+        <w:rPr>
+          <w:rFonts w:ascii="Times New Roman" w:hAnsi="Times New Roman" w:cs="Times New Roman"/>
+          <w:b/>
+          <w:bCs/>
+          <w:color w:val="00B050"/>
+          <w:sz w:val="24"/>
+          <w:szCs w:val="24"/>
+        </w:rPr>
+        <w:t>Penyelesaian:</w:t>
+      </w:r>
+    </w:p>
+    <w:p>
+      <w:pPr>
+        <w:rPr>
+          <w:rFonts w:ascii="Times New Roman" w:hAnsi="Times New Roman" w:cs="Times New Roman"/>
+          <w:b/>
+          <w:bCs/>
+          <w:sz w:val="28"/>
+          <w:szCs w:val="28"/>
+        </w:rPr>
+      </w:pPr>
+      <w:r>
+        <w:rPr>
+          <w:rFonts w:ascii="Times New Roman" w:hAnsi="Times New Roman" w:cs="Times New Roman"/>
+          <w:b/>
+          <w:bCs/>
+          <w:sz w:val="28"/>
+          <w:szCs w:val="28"/>
+        </w:rPr>
+        <w:drawing>
+          <wp:inline distT="0" distB="0" distL="0" distR="0">
+            <wp:extent cx="5731510" cy="2084070"/>
+            <wp:effectExtent l="0" t="0" r="2540" b="0"/>
+            <wp:docPr id="1439093804" name="Picture 53"/>
+            <wp:cNvGraphicFramePr>
+              <a:graphicFrameLocks xmlns:a="http://schemas.openxmlformats.org/drawingml/2006/main" noChangeAspect="1"/>
+            </wp:cNvGraphicFramePr>
+            <a:graphic xmlns:a="http://schemas.openxmlformats.org/drawingml/2006/main">
+              <a:graphicData uri="http://schemas.openxmlformats.org/drawingml/2006/picture">
+                <pic:pic xmlns:pic="http://schemas.openxmlformats.org/drawingml/2006/picture">
+                  <pic:nvPicPr>
+                    <pic:cNvPr id="1439093804" name="Picture 1439093804"/>
+                    <pic:cNvPicPr/>
+                  </pic:nvPicPr>
+                  <pic:blipFill>
+                    <a:blip r:embed="rId80">
+                      <a:extLst>
+                        <a:ext uri="{28A0092B-C50C-407E-A947-70E740481C1C}">
+                          <a14:useLocalDpi xmlns:a14="http://schemas.microsoft.com/office/drawing/2010/main" val="0"/>
+                        </a:ext>
+                      </a:extLst>
+                    </a:blip>
+                    <a:stretch>
+                      <a:fillRect/>
+                    </a:stretch>
+                  </pic:blipFill>
+                  <pic:spPr>
+                    <a:xfrm>
+                      <a:off x="0" y="0"/>
+                      <a:ext cx="5731510" cy="2084070"/>
+                    </a:xfrm>
+                    <a:prstGeom prst="rect">
+                      <a:avLst/>
+                    </a:prstGeom>
+                  </pic:spPr>
+                </pic:pic>
+              </a:graphicData>
+            </a:graphic>
+          </wp:inline>
+        </w:drawing>
+      </w:r>
+    </w:p>
+    <w:p>
+      <w:pPr>
+        <w:rPr>
+          <w:rFonts w:ascii="Times New Roman" w:hAnsi="Times New Roman" w:cs="Times New Roman"/>
+          <w:b/>
+          <w:bCs/>
+          <w:sz w:val="28"/>
+          <w:szCs w:val="28"/>
+        </w:rPr>
+      </w:pPr>
+    </w:p>
+    <w:p>
+      <w:pPr>
+        <w:rPr>
+          <w:rFonts w:ascii="Times New Roman" w:hAnsi="Times New Roman" w:cs="Times New Roman"/>
+          <w:b/>
+          <w:bCs/>
+          <w:sz w:val="28"/>
+          <w:szCs w:val="28"/>
+        </w:rPr>
+      </w:pPr>
+      <w:r>
+        <w:rPr>
+          <w:rFonts w:ascii="Times New Roman" w:hAnsi="Times New Roman" w:cs="Times New Roman"/>
+          <w:b/>
+          <w:bCs/>
+          <w:sz w:val="28"/>
+          <w:szCs w:val="28"/>
+        </w:rPr>
+        <w:t>Tabel Master dan Tabel Transaksi (Detail)</w:t>
+      </w:r>
+    </w:p>
+    <w:p>
+      <w:pPr>
+        <w:rPr>
+          <w:rFonts w:ascii="Times New Roman" w:hAnsi="Times New Roman" w:cs="Times New Roman"/>
+          <w:b/>
+          <w:bCs/>
+          <w:sz w:val="24"/>
+          <w:szCs w:val="24"/>
+        </w:rPr>
+      </w:pPr>
+      <w:r>
+        <w:rPr>
+          <w:rFonts w:ascii="Times New Roman" w:hAnsi="Times New Roman" w:cs="Times New Roman"/>
+          <w:b/>
+          <w:bCs/>
+          <w:sz w:val="24"/>
+          <w:szCs w:val="24"/>
+        </w:rPr>
+        <w:t>Tblkelompok</w:t>
+      </w:r>
+    </w:p>
+    <w:p>
+      <w:pPr>
+        <w:rPr>
+          <w:rFonts w:ascii="Times New Roman" w:hAnsi="Times New Roman" w:cs="Times New Roman"/>
+          <w:b/>
+          <w:bCs/>
+          <w:sz w:val="24"/>
+          <w:szCs w:val="24"/>
+        </w:rPr>
+      </w:pPr>
+      <w:r>
+        <w:rPr>
+          <w:rFonts w:ascii="Times New Roman" w:hAnsi="Times New Roman" w:cs="Times New Roman"/>
+          <w:b/>
+          <w:bCs/>
+          <w:sz w:val="24"/>
+          <w:szCs w:val="24"/>
+        </w:rPr>
+        <w:drawing>
+          <wp:inline distT="0" distB="0" distL="0" distR="0">
+            <wp:extent cx="5658141" cy="2127359"/>
+            <wp:effectExtent l="0" t="0" r="0" b="6350"/>
+            <wp:docPr id="2114079325" name="Picture 55"/>
+            <wp:cNvGraphicFramePr>
+              <a:graphicFrameLocks xmlns:a="http://schemas.openxmlformats.org/drawingml/2006/main" noChangeAspect="1"/>
+            </wp:cNvGraphicFramePr>
+            <a:graphic xmlns:a="http://schemas.openxmlformats.org/drawingml/2006/main">
+              <a:graphicData uri="http://schemas.openxmlformats.org/drawingml/2006/picture">
+                <pic:pic xmlns:pic="http://schemas.openxmlformats.org/drawingml/2006/picture">
+                  <pic:nvPicPr>
+                    <pic:cNvPr id="2114079325" name="Picture 2114079325"/>
+                    <pic:cNvPicPr/>
+                  </pic:nvPicPr>
+                  <pic:blipFill>
+                    <a:blip r:embed="rId81">
+                      <a:extLst>
+                        <a:ext uri="{28A0092B-C50C-407E-A947-70E740481C1C}">
+                          <a14:useLocalDpi xmlns:a14="http://schemas.microsoft.com/office/drawing/2010/main" val="0"/>
+                        </a:ext>
+                      </a:extLst>
+                    </a:blip>
+                    <a:stretch>
+                      <a:fillRect/>
+                    </a:stretch>
+                  </pic:blipFill>
+                  <pic:spPr>
+                    <a:xfrm>
+                      <a:off x="0" y="0"/>
+                      <a:ext cx="5658141" cy="2127359"/>
+                    </a:xfrm>
+                    <a:prstGeom prst="rect">
+                      <a:avLst/>
+                    </a:prstGeom>
+                  </pic:spPr>
+                </pic:pic>
+              </a:graphicData>
+            </a:graphic>
+          </wp:inline>
+        </w:drawing>
+      </w:r>
+    </w:p>
+    <w:p>
+      <w:pPr>
+        <w:rPr>
+          <w:rFonts w:ascii="Times New Roman" w:hAnsi="Times New Roman" w:cs="Times New Roman"/>
+          <w:b/>
+          <w:bCs/>
+          <w:sz w:val="24"/>
+          <w:szCs w:val="24"/>
+        </w:rPr>
+      </w:pPr>
+      <w:r>
+        <w:rPr>
+          <w:rFonts w:ascii="Times New Roman" w:hAnsi="Times New Roman" w:cs="Times New Roman"/>
+          <w:b/>
+          <w:bCs/>
+          <w:sz w:val="24"/>
+          <w:szCs w:val="24"/>
+        </w:rPr>
+        <w:t>Tblbarang</w:t>
+      </w:r>
+    </w:p>
+    <w:p>
+      <w:pPr>
+        <w:rPr>
+          <w:rFonts w:ascii="Times New Roman" w:hAnsi="Times New Roman" w:cs="Times New Roman"/>
+          <w:b/>
+          <w:bCs/>
+          <w:sz w:val="24"/>
+          <w:szCs w:val="24"/>
+        </w:rPr>
+      </w:pPr>
+      <w:r>
+        <w:rPr>
+          <w:rFonts w:ascii="Times New Roman" w:hAnsi="Times New Roman" w:cs="Times New Roman"/>
+          <w:b/>
+          <w:bCs/>
+          <w:sz w:val="24"/>
+          <w:szCs w:val="24"/>
+        </w:rPr>
+        <w:lastRenderedPageBreak/>
+        <w:drawing>
+          <wp:inline distT="0" distB="0" distL="0" distR="0">
+            <wp:extent cx="5594638" cy="2451226"/>
+            <wp:effectExtent l="0" t="0" r="6350" b="6350"/>
+            <wp:docPr id="928087284" name="Picture 54"/>
+            <wp:cNvGraphicFramePr>
+              <a:graphicFrameLocks xmlns:a="http://schemas.openxmlformats.org/drawingml/2006/main" noChangeAspect="1"/>
+            </wp:cNvGraphicFramePr>
+            <a:graphic xmlns:a="http://schemas.openxmlformats.org/drawingml/2006/main">
+              <a:graphicData uri="http://schemas.openxmlformats.org/drawingml/2006/picture">
+                <pic:pic xmlns:pic="http://schemas.openxmlformats.org/drawingml/2006/picture">
+                  <pic:nvPicPr>
+                    <pic:cNvPr id="928087284" name="Picture 928087284"/>
+                    <pic:cNvPicPr/>
+                  </pic:nvPicPr>
+                  <pic:blipFill>
+                    <a:blip r:embed="rId82">
+                      <a:extLst>
+                        <a:ext uri="{28A0092B-C50C-407E-A947-70E740481C1C}">
+                          <a14:useLocalDpi xmlns:a14="http://schemas.microsoft.com/office/drawing/2010/main" val="0"/>
+                        </a:ext>
+                      </a:extLst>
+                    </a:blip>
+                    <a:stretch>
+                      <a:fillRect/>
+                    </a:stretch>
+                  </pic:blipFill>
+                  <pic:spPr>
+                    <a:xfrm>
+                      <a:off x="0" y="0"/>
+                      <a:ext cx="5594638" cy="2451226"/>
+                    </a:xfrm>
+                    <a:prstGeom prst="rect">
+                      <a:avLst/>
+                    </a:prstGeom>
+                  </pic:spPr>
+                </pic:pic>
+              </a:graphicData>
+            </a:graphic>
+          </wp:inline>
+        </w:drawing>
+      </w:r>
+    </w:p>
+    <w:p>
+      <w:pPr>
+        <w:pStyle w:val="ListParagraph"/>
+        <w:numPr>
+          <w:ilvl w:val="0"/>
+          <w:numId w:val="1"/>
+        </w:numPr>
+        <w:rPr>
+          <w:rFonts w:ascii="Times New Roman" w:hAnsi="Times New Roman" w:cs="Times New Roman"/>
+          <w:b/>
+          <w:bCs/>
+          <w:sz w:val="24"/>
+          <w:szCs w:val="24"/>
+        </w:rPr>
+      </w:pPr>
+      <w:r>
+        <w:rPr>
+          <w:rFonts w:ascii="Times New Roman" w:hAnsi="Times New Roman" w:cs="Times New Roman"/>
+          <w:b/>
+          <w:bCs/>
+          <w:sz w:val="24"/>
+          <w:szCs w:val="24"/>
+        </w:rPr>
+        <w:t xml:space="preserve">Tabel Master: </w:t>
+      </w:r>
+      <w:r>
+        <w:rPr>
+          <w:rFonts w:ascii="Times New Roman" w:hAnsi="Times New Roman" w:cs="Times New Roman"/>
+          <w:sz w:val="24"/>
+          <w:szCs w:val="24"/>
+        </w:rPr>
+        <w:t>Tabel yang memasuki tabel lain</w:t>
+      </w:r>
+    </w:p>
+    <w:p>
+      <w:pPr>
+        <w:pStyle w:val="ListParagraph"/>
+        <w:numPr>
+          <w:ilvl w:val="0"/>
+          <w:numId w:val="1"/>
+        </w:numPr>
+        <w:rPr>
+          <w:rFonts w:ascii="Times New Roman" w:hAnsi="Times New Roman" w:cs="Times New Roman"/>
+          <w:b/>
+          <w:bCs/>
+          <w:sz w:val="24"/>
+          <w:szCs w:val="24"/>
+        </w:rPr>
+      </w:pPr>
+      <w:r>
+        <w:rPr>
+          <w:rFonts w:ascii="Times New Roman" w:hAnsi="Times New Roman" w:cs="Times New Roman"/>
+          <w:b/>
+          <w:bCs/>
+          <w:sz w:val="24"/>
+          <w:szCs w:val="24"/>
+        </w:rPr>
+        <w:t xml:space="preserve">Tabel Transaksi: </w:t>
+      </w:r>
+      <w:r>
+        <w:rPr>
+          <w:rFonts w:ascii="Times New Roman" w:hAnsi="Times New Roman" w:cs="Times New Roman"/>
+          <w:sz w:val="24"/>
+          <w:szCs w:val="24"/>
+        </w:rPr>
+        <w:t>Tabel yang dimasuki oleh tabel lain</w:t>
+      </w:r>
+    </w:p>
+    <w:p>
+      <w:pPr>
+        <w:pStyle w:val="ListParagraph"/>
+        <w:numPr>
+          <w:ilvl w:val="0"/>
+          <w:numId w:val="1"/>
+        </w:numPr>
+        <w:rPr>
+          <w:rFonts w:ascii="Times New Roman" w:hAnsi="Times New Roman" w:cs="Times New Roman"/>
+          <w:b/>
+          <w:bCs/>
+          <w:sz w:val="24"/>
+          <w:szCs w:val="24"/>
+        </w:rPr>
+      </w:pPr>
+      <w:r>
+        <w:rPr>
+          <w:rFonts w:ascii="Times New Roman" w:hAnsi="Times New Roman" w:cs="Times New Roman"/>
+          <w:b/>
+          <w:bCs/>
+          <w:sz w:val="24"/>
+          <w:szCs w:val="24"/>
+        </w:rPr>
+        <w:t>Primary Key:</w:t>
+      </w:r>
+      <w:r>
+        <w:rPr>
+          <w:rFonts w:ascii="Times New Roman" w:hAnsi="Times New Roman" w:cs="Times New Roman"/>
+          <w:sz w:val="24"/>
+          <w:szCs w:val="24"/>
+        </w:rPr>
+        <w:t xml:space="preserve"> Untuk membedakan suatu baris data dengan yang lainnya, dengan cara mengubah value pada suatu baris agar tidak sama pada baris-baris lainnya</w:t>
+      </w:r>
+    </w:p>
+    <w:p>
+      <w:pPr>
+        <w:pStyle w:val="ListParagraph"/>
+        <w:numPr>
+          <w:ilvl w:val="0"/>
+          <w:numId w:val="1"/>
+        </w:numPr>
+        <w:rPr>
+          <w:rFonts w:ascii="Times New Roman" w:hAnsi="Times New Roman" w:cs="Times New Roman"/>
+          <w:b/>
+          <w:bCs/>
+          <w:sz w:val="24"/>
+          <w:szCs w:val="24"/>
+        </w:rPr>
+      </w:pPr>
+      <w:r>
+        <w:rPr>
+          <w:rFonts w:ascii="Times New Roman" w:hAnsi="Times New Roman" w:cs="Times New Roman"/>
+          <w:b/>
+          <w:bCs/>
+          <w:sz w:val="24"/>
+          <w:szCs w:val="24"/>
+        </w:rPr>
+        <w:t xml:space="preserve">Foreign Key: </w:t>
+      </w:r>
+      <w:r>
+        <w:rPr>
+          <w:rFonts w:ascii="Times New Roman" w:hAnsi="Times New Roman" w:cs="Times New Roman"/>
+          <w:sz w:val="24"/>
+          <w:szCs w:val="24"/>
+        </w:rPr>
+        <w:t>Kolom yang masuk dari tabel lain</w:t>
+      </w:r>
+    </w:p>
+    <w:p>
+      <w:pPr>
+        <w:rPr>
+          <w:rFonts w:ascii="Times New Roman" w:hAnsi="Times New Roman" w:cs="Times New Roman"/>
+          <w:b/>
+          <w:bCs/>
+          <w:sz w:val="24"/>
+          <w:szCs w:val="24"/>
+        </w:rPr>
+      </w:pPr>
+    </w:p>
+    <w:p>
+      <w:pPr>
+        <w:rPr>
+          <w:rFonts w:ascii="Times New Roman" w:hAnsi="Times New Roman" w:cs="Times New Roman"/>
+          <w:b/>
+          <w:bCs/>
+          <w:sz w:val="28"/>
+          <w:szCs w:val="28"/>
+        </w:rPr>
+      </w:pPr>
+      <w:r>
+        <w:rPr>
+          <w:rFonts w:ascii="Times New Roman" w:hAnsi="Times New Roman" w:cs="Times New Roman"/>
+          <w:b/>
+          <w:bCs/>
+          <w:sz w:val="28"/>
+          <w:szCs w:val="28"/>
+        </w:rPr>
+        <w:t>Proses Bisnis (Alur Kerja)</w:t>
+      </w:r>
+    </w:p>
+    <w:p>
+      <w:pPr>
+        <w:rPr>
+          <w:rFonts w:ascii="Times New Roman" w:hAnsi="Times New Roman" w:cs="Times New Roman"/>
+          <w:sz w:val="24"/>
+          <w:szCs w:val="24"/>
+        </w:rPr>
+      </w:pPr>
+      <w:r>
+        <w:rPr>
+          <w:rFonts w:ascii="Times New Roman" w:hAnsi="Times New Roman" w:cs="Times New Roman"/>
+          <w:sz w:val="24"/>
+          <w:szCs w:val="24"/>
+        </w:rPr>
+        <w:t>Contoh:</w:t>
+      </w:r>
+    </w:p>
+    <w:p>
+      <w:pPr>
+        <w:rPr>
+          <w:rFonts w:ascii="Times New Roman" w:hAnsi="Times New Roman" w:cs="Times New Roman"/>
+          <w:sz w:val="24"/>
+          <w:szCs w:val="24"/>
+        </w:rPr>
+      </w:pPr>
+      <w:r>
+        <w:rPr>
+          <w:rFonts w:ascii="Times New Roman" w:hAnsi="Times New Roman" w:cs="Times New Roman"/>
+          <w:sz w:val="24"/>
+          <w:szCs w:val="24"/>
+        </w:rPr>
+        <w:t>Toko menjual gula, beras, dan tepung:</w:t>
+      </w:r>
+    </w:p>
+    <w:p>
+      <w:pPr>
+        <w:rPr>
+          <w:rFonts w:ascii="Times New Roman" w:hAnsi="Times New Roman" w:cs="Times New Roman"/>
+          <w:sz w:val="24"/>
+          <w:szCs w:val="24"/>
+        </w:rPr>
+      </w:pPr>
+      <w:r>
+        <w:rPr>
+          <w:rFonts w:ascii="Times New Roman" w:hAnsi="Times New Roman" w:cs="Times New Roman"/>
+          <w:sz w:val="24"/>
+          <w:szCs w:val="24"/>
+        </w:rPr>
+        <w:drawing>
+          <wp:inline distT="0" distB="0" distL="0" distR="0">
+            <wp:extent cx="4953255" cy="2165461"/>
+            <wp:effectExtent l="0" t="0" r="0" b="6350"/>
+            <wp:docPr id="101640567" name="Picture 56"/>
+            <wp:cNvGraphicFramePr>
+              <a:graphicFrameLocks xmlns:a="http://schemas.openxmlformats.org/drawingml/2006/main" noChangeAspect="1"/>
+            </wp:cNvGraphicFramePr>
+            <a:graphic xmlns:a="http://schemas.openxmlformats.org/drawingml/2006/main">
+              <a:graphicData uri="http://schemas.openxmlformats.org/drawingml/2006/picture">
+                <pic:pic xmlns:pic="http://schemas.openxmlformats.org/drawingml/2006/picture">
+                  <pic:nvPicPr>
+                    <pic:cNvPr id="101640567" name="Picture 101640567"/>
+                    <pic:cNvPicPr/>
+                  </pic:nvPicPr>
+                  <pic:blipFill>
+                    <a:blip r:embed="rId79">
+                      <a:extLst>
+                        <a:ext uri="{28A0092B-C50C-407E-A947-70E740481C1C}">
+                          <a14:useLocalDpi xmlns:a14="http://schemas.microsoft.com/office/drawing/2010/main" val="0"/>
+                        </a:ext>
+                      </a:extLst>
+                    </a:blip>
+                    <a:stretch>
+                      <a:fillRect/>
+                    </a:stretch>
+                  </pic:blipFill>
+                  <pic:spPr>
+                    <a:xfrm>
+                      <a:off x="0" y="0"/>
+                      <a:ext cx="4953255" cy="2165461"/>
+                    </a:xfrm>
+                    <a:prstGeom prst="rect">
+                      <a:avLst/>
+                    </a:prstGeom>
+                  </pic:spPr>
+                </pic:pic>
+              </a:graphicData>
+            </a:graphic>
+          </wp:inline>
+        </w:drawing>
+      </w:r>
+    </w:p>
+    <w:p>
+      <w:pPr>
+        <w:rPr>
+          <w:rFonts w:ascii="Times New Roman" w:hAnsi="Times New Roman" w:cs="Times New Roman"/>
+          <w:sz w:val="24"/>
+          <w:szCs w:val="24"/>
+        </w:rPr>
+      </w:pPr>
+      <w:r>
+        <w:rPr>
+          <w:rFonts w:ascii="Times New Roman" w:hAnsi="Times New Roman" w:cs="Times New Roman"/>
+          <w:sz w:val="24"/>
+          <w:szCs w:val="24"/>
+        </w:rPr>
+        <w:t>Setiap kelompok pada database akan diwakili oleh kolom PRIMARY KEY yang akan dimasukkan ke tabel lain untuk menunjukkan bahwa kolom tersebut adalah anggota dari tabel yang lain:</w:t>
+      </w:r>
+    </w:p>
+    <w:p>
+      <w:pPr>
+        <w:rPr>
+          <w:rFonts w:ascii="Times New Roman" w:hAnsi="Times New Roman" w:cs="Times New Roman"/>
+          <w:sz w:val="24"/>
+          <w:szCs w:val="24"/>
+        </w:rPr>
+      </w:pPr>
+      <w:r>
+        <w:rPr>
+          <w:rFonts w:ascii="Times New Roman" w:hAnsi="Times New Roman" w:cs="Times New Roman"/>
+          <w:sz w:val="24"/>
+          <w:szCs w:val="24"/>
+        </w:rPr>
+        <w:lastRenderedPageBreak/>
+        <w:drawing>
+          <wp:inline distT="0" distB="0" distL="0" distR="0">
+            <wp:extent cx="5594638" cy="2451226"/>
+            <wp:effectExtent l="0" t="0" r="6350" b="6350"/>
+            <wp:docPr id="1549473879" name="Picture 57"/>
+            <wp:cNvGraphicFramePr>
+              <a:graphicFrameLocks xmlns:a="http://schemas.openxmlformats.org/drawingml/2006/main" noChangeAspect="1"/>
+            </wp:cNvGraphicFramePr>
+            <a:graphic xmlns:a="http://schemas.openxmlformats.org/drawingml/2006/main">
+              <a:graphicData uri="http://schemas.openxmlformats.org/drawingml/2006/picture">
+                <pic:pic xmlns:pic="http://schemas.openxmlformats.org/drawingml/2006/picture">
+                  <pic:nvPicPr>
+                    <pic:cNvPr id="1549473879" name="Picture 1549473879"/>
+                    <pic:cNvPicPr/>
+                  </pic:nvPicPr>
+                  <pic:blipFill>
+                    <a:blip r:embed="rId82">
+                      <a:extLst>
+                        <a:ext uri="{28A0092B-C50C-407E-A947-70E740481C1C}">
+                          <a14:useLocalDpi xmlns:a14="http://schemas.microsoft.com/office/drawing/2010/main" val="0"/>
+                        </a:ext>
+                      </a:extLst>
+                    </a:blip>
+                    <a:stretch>
+                      <a:fillRect/>
+                    </a:stretch>
+                  </pic:blipFill>
+                  <pic:spPr>
+                    <a:xfrm>
+                      <a:off x="0" y="0"/>
+                      <a:ext cx="5594638" cy="2451226"/>
+                    </a:xfrm>
+                    <a:prstGeom prst="rect">
+                      <a:avLst/>
+                    </a:prstGeom>
+                  </pic:spPr>
+                </pic:pic>
+              </a:graphicData>
+            </a:graphic>
+          </wp:inline>
+        </w:drawing>
+      </w:r>
+    </w:p>
+    <w:p>
+      <w:pPr>
+        <w:rPr>
+          <w:rFonts w:ascii="Times New Roman" w:hAnsi="Times New Roman" w:cs="Times New Roman"/>
+          <w:sz w:val="24"/>
+          <w:szCs w:val="24"/>
+        </w:rPr>
+      </w:pPr>
+    </w:p>
+    <w:p>
+      <w:pPr>
+        <w:rPr>
+          <w:rFonts w:ascii="Times New Roman" w:hAnsi="Times New Roman" w:cs="Times New Roman"/>
+          <w:b/>
+          <w:bCs/>
+          <w:sz w:val="28"/>
+          <w:szCs w:val="28"/>
+        </w:rPr>
+      </w:pPr>
+      <w:r>
+        <w:rPr>
+          <w:rFonts w:ascii="Times New Roman" w:hAnsi="Times New Roman" w:cs="Times New Roman"/>
+          <w:b/>
+          <w:bCs/>
+          <w:sz w:val="28"/>
+          <w:szCs w:val="28"/>
+        </w:rPr>
+        <w:t>Membuat Relasi Antar Tabel</w:t>
+      </w:r>
+    </w:p>
+    <w:p>
+      <w:pPr>
+        <w:rPr>
+          <w:rFonts w:ascii="Times New Roman" w:hAnsi="Times New Roman" w:cs="Times New Roman"/>
+          <w:sz w:val="24"/>
+          <w:szCs w:val="24"/>
+        </w:rPr>
+      </w:pPr>
+      <w:r>
+        <w:rPr>
+          <w:rFonts w:ascii="Times New Roman" w:hAnsi="Times New Roman" w:cs="Times New Roman"/>
+          <w:sz w:val="24"/>
+          <w:szCs w:val="24"/>
+        </w:rPr>
+        <w:t>Melihat struktur tabel yang akan dibuat relasinya:</w:t>
+      </w:r>
+    </w:p>
+    <w:p>
+      <w:pPr>
+        <w:rPr>
+          <w:rFonts w:ascii="Times New Roman" w:hAnsi="Times New Roman" w:cs="Times New Roman"/>
+          <w:sz w:val="24"/>
+          <w:szCs w:val="24"/>
+        </w:rPr>
+      </w:pPr>
+      <w:r>
+        <w:rPr>
+          <w:rFonts w:ascii="Times New Roman" w:hAnsi="Times New Roman" w:cs="Times New Roman"/>
+          <w:sz w:val="24"/>
+          <w:szCs w:val="24"/>
+        </w:rPr>
+        <w:drawing>
+          <wp:inline distT="0" distB="0" distL="0" distR="0">
+            <wp:extent cx="5594638" cy="2451226"/>
+            <wp:effectExtent l="0" t="0" r="6350" b="6350"/>
+            <wp:docPr id="1740756099" name="Picture 58"/>
+            <wp:cNvGraphicFramePr>
+              <a:graphicFrameLocks xmlns:a="http://schemas.openxmlformats.org/drawingml/2006/main" noChangeAspect="1"/>
+            </wp:cNvGraphicFramePr>
+            <a:graphic xmlns:a="http://schemas.openxmlformats.org/drawingml/2006/main">
+              <a:graphicData uri="http://schemas.openxmlformats.org/drawingml/2006/picture">
+                <pic:pic xmlns:pic="http://schemas.openxmlformats.org/drawingml/2006/picture">
+                  <pic:nvPicPr>
+                    <pic:cNvPr id="1740756099" name="Picture 1740756099"/>
+                    <pic:cNvPicPr/>
+                  </pic:nvPicPr>
+                  <pic:blipFill>
+                    <a:blip r:embed="rId82">
+                      <a:extLst>
+                        <a:ext uri="{28A0092B-C50C-407E-A947-70E740481C1C}">
+                          <a14:useLocalDpi xmlns:a14="http://schemas.microsoft.com/office/drawing/2010/main" val="0"/>
+                        </a:ext>
+                      </a:extLst>
+                    </a:blip>
+                    <a:stretch>
+                      <a:fillRect/>
+                    </a:stretch>
+                  </pic:blipFill>
+                  <pic:spPr>
+                    <a:xfrm>
+                      <a:off x="0" y="0"/>
+                      <a:ext cx="5594638" cy="2451226"/>
+                    </a:xfrm>
+                    <a:prstGeom prst="rect">
+                      <a:avLst/>
+                    </a:prstGeom>
+                  </pic:spPr>
+                </pic:pic>
+              </a:graphicData>
+            </a:graphic>
+          </wp:inline>
+        </w:drawing>
+      </w:r>
+    </w:p>
+    <w:p>
+      <w:pPr>
+        <w:rPr>
+          <w:rFonts w:ascii="Times New Roman" w:hAnsi="Times New Roman" w:cs="Times New Roman"/>
+          <w:sz w:val="24"/>
+          <w:szCs w:val="24"/>
+        </w:rPr>
+      </w:pPr>
+      <w:r>
+        <w:rPr>
+          <w:rFonts w:ascii="Times New Roman" w:hAnsi="Times New Roman" w:cs="Times New Roman"/>
+          <w:sz w:val="24"/>
+          <w:szCs w:val="24"/>
+        </w:rPr>
+        <w:t>Membuat relasi dengan cara:</w:t>
+      </w:r>
+    </w:p>
+    <w:p>
+      <w:pPr>
+        <w:rPr>
+          <w:rFonts w:ascii="Times New Roman" w:hAnsi="Times New Roman" w:cs="Times New Roman"/>
+          <w:sz w:val="24"/>
+          <w:szCs w:val="24"/>
+        </w:rPr>
+      </w:pPr>
+      <w:r>
+        <w:rPr>
+          <w:rFonts w:ascii="Times New Roman" w:hAnsi="Times New Roman" w:cs="Times New Roman"/>
+          <w:sz w:val="24"/>
+          <w:szCs w:val="24"/>
+        </w:rPr>
+        <w:drawing>
+          <wp:inline distT="0" distB="0" distL="0" distR="0">
+            <wp:extent cx="5632739" cy="1612983"/>
+            <wp:effectExtent l="0" t="0" r="6350" b="6350"/>
+            <wp:docPr id="1939287391" name="Picture 59"/>
+            <wp:cNvGraphicFramePr>
+              <a:graphicFrameLocks xmlns:a="http://schemas.openxmlformats.org/drawingml/2006/main" noChangeAspect="1"/>
+            </wp:cNvGraphicFramePr>
+            <a:graphic xmlns:a="http://schemas.openxmlformats.org/drawingml/2006/main">
+              <a:graphicData uri="http://schemas.openxmlformats.org/drawingml/2006/picture">
+                <pic:pic xmlns:pic="http://schemas.openxmlformats.org/drawingml/2006/picture">
+                  <pic:nvPicPr>
+                    <pic:cNvPr id="1939287391" name="Picture 1939287391"/>
+                    <pic:cNvPicPr/>
+                  </pic:nvPicPr>
+                  <pic:blipFill>
+                    <a:blip r:embed="rId83">
+                      <a:extLst>
+                        <a:ext uri="{28A0092B-C50C-407E-A947-70E740481C1C}">
+                          <a14:useLocalDpi xmlns:a14="http://schemas.microsoft.com/office/drawing/2010/main" val="0"/>
+                        </a:ext>
+                      </a:extLst>
+                    </a:blip>
+                    <a:stretch>
+                      <a:fillRect/>
+                    </a:stretch>
+                  </pic:blipFill>
+                  <pic:spPr>
+                    <a:xfrm>
+                      <a:off x="0" y="0"/>
+                      <a:ext cx="5632739" cy="1612983"/>
+                    </a:xfrm>
+                    <a:prstGeom prst="rect">
+                      <a:avLst/>
+                    </a:prstGeom>
+                  </pic:spPr>
+                </pic:pic>
+              </a:graphicData>
+            </a:graphic>
+          </wp:inline>
+        </w:drawing>
+      </w:r>
+    </w:p>
+    <w:p>
+      <w:pPr>
+        <w:rPr>
+          <w:rFonts w:ascii="Times New Roman" w:hAnsi="Times New Roman" w:cs="Times New Roman"/>
+          <w:sz w:val="24"/>
+          <w:szCs w:val="24"/>
+        </w:rPr>
+      </w:pPr>
+      <w:r>
+        <w:rPr>
+          <w:rFonts w:ascii="Times New Roman" w:hAnsi="Times New Roman" w:cs="Times New Roman"/>
+          <w:sz w:val="24"/>
+          <w:szCs w:val="24"/>
+        </w:rPr>
+        <w:t>Melihat hasil pembuatan relasi:</w:t>
+      </w:r>
+    </w:p>
+    <w:p>
+      <w:pPr>
+        <w:rPr>
+          <w:rFonts w:ascii="Times New Roman" w:hAnsi="Times New Roman" w:cs="Times New Roman"/>
+          <w:sz w:val="24"/>
+          <w:szCs w:val="24"/>
+        </w:rPr>
+      </w:pPr>
+      <w:r>
+        <w:rPr>
+          <w:rFonts w:ascii="Times New Roman" w:hAnsi="Times New Roman" w:cs="Times New Roman"/>
+          <w:sz w:val="24"/>
+          <w:szCs w:val="24"/>
+        </w:rPr>
+        <w:lastRenderedPageBreak/>
+        <w:drawing>
+          <wp:inline distT="0" distB="0" distL="0" distR="0">
+            <wp:extent cx="5620039" cy="628682"/>
+            <wp:effectExtent l="0" t="0" r="0" b="0"/>
+            <wp:docPr id="845953430" name="Picture 60"/>
+            <wp:cNvGraphicFramePr>
+              <a:graphicFrameLocks xmlns:a="http://schemas.openxmlformats.org/drawingml/2006/main" noChangeAspect="1"/>
+            </wp:cNvGraphicFramePr>
+            <a:graphic xmlns:a="http://schemas.openxmlformats.org/drawingml/2006/main">
+              <a:graphicData uri="http://schemas.openxmlformats.org/drawingml/2006/picture">
+                <pic:pic xmlns:pic="http://schemas.openxmlformats.org/drawingml/2006/picture">
+                  <pic:nvPicPr>
+                    <pic:cNvPr id="845953430" name="Picture 845953430"/>
+                    <pic:cNvPicPr/>
+                  </pic:nvPicPr>
+                  <pic:blipFill>
+                    <a:blip r:embed="rId84">
+                      <a:extLst>
+                        <a:ext uri="{28A0092B-C50C-407E-A947-70E740481C1C}">
+                          <a14:useLocalDpi xmlns:a14="http://schemas.microsoft.com/office/drawing/2010/main" val="0"/>
+                        </a:ext>
+                      </a:extLst>
+                    </a:blip>
+                    <a:stretch>
+                      <a:fillRect/>
+                    </a:stretch>
+                  </pic:blipFill>
+                  <pic:spPr>
+                    <a:xfrm>
+                      <a:off x="0" y="0"/>
+                      <a:ext cx="5620039" cy="628682"/>
+                    </a:xfrm>
+                    <a:prstGeom prst="rect">
+                      <a:avLst/>
+                    </a:prstGeom>
+                  </pic:spPr>
+                </pic:pic>
+              </a:graphicData>
+            </a:graphic>
+          </wp:inline>
+        </w:drawing>
+      </w:r>
+    </w:p>
+    <w:p>
+      <w:pPr>
+        <w:rPr>
+          <w:rFonts w:ascii="Times New Roman" w:hAnsi="Times New Roman" w:cs="Times New Roman"/>
+          <w:sz w:val="24"/>
+          <w:szCs w:val="24"/>
+        </w:rPr>
+      </w:pPr>
+      <w:r>
+        <w:rPr>
+          <w:rFonts w:ascii="Times New Roman" w:hAnsi="Times New Roman" w:cs="Times New Roman"/>
+          <w:sz w:val="24"/>
+          <w:szCs w:val="24"/>
+        </w:rPr>
+        <w:t>Tampilan jika relasi berhasil dibuat:</w:t>
+      </w:r>
+    </w:p>
+    <w:p>
+      <w:pPr>
+        <w:rPr>
+          <w:rFonts w:ascii="Times New Roman" w:hAnsi="Times New Roman" w:cs="Times New Roman"/>
+          <w:sz w:val="24"/>
+          <w:szCs w:val="24"/>
+        </w:rPr>
+      </w:pPr>
+      <w:r>
+        <w:rPr>
+          <w:rFonts w:ascii="Times New Roman" w:hAnsi="Times New Roman" w:cs="Times New Roman"/>
+          <w:sz w:val="24"/>
+          <w:szCs w:val="24"/>
+        </w:rPr>
+        <w:drawing>
+          <wp:inline distT="0" distB="0" distL="0" distR="0">
+            <wp:extent cx="5731510" cy="3849370"/>
+            <wp:effectExtent l="0" t="0" r="2540" b="0"/>
+            <wp:docPr id="1442405629" name="Picture 61"/>
+            <wp:cNvGraphicFramePr>
+              <a:graphicFrameLocks xmlns:a="http://schemas.openxmlformats.org/drawingml/2006/main" noChangeAspect="1"/>
+            </wp:cNvGraphicFramePr>
+            <a:graphic xmlns:a="http://schemas.openxmlformats.org/drawingml/2006/main">
+              <a:graphicData uri="http://schemas.openxmlformats.org/drawingml/2006/picture">
+                <pic:pic xmlns:pic="http://schemas.openxmlformats.org/drawingml/2006/picture">
+                  <pic:nvPicPr>
+                    <pic:cNvPr id="1442405629" name="Picture 1442405629"/>
+                    <pic:cNvPicPr/>
+                  </pic:nvPicPr>
+                  <pic:blipFill>
+                    <a:blip r:embed="rId85">
+                      <a:extLst>
+                        <a:ext uri="{28A0092B-C50C-407E-A947-70E740481C1C}">
+                          <a14:useLocalDpi xmlns:a14="http://schemas.microsoft.com/office/drawing/2010/main" val="0"/>
+                        </a:ext>
+                      </a:extLst>
+                    </a:blip>
+                    <a:stretch>
+                      <a:fillRect/>
+                    </a:stretch>
+                  </pic:blipFill>
+                  <pic:spPr>
+                    <a:xfrm>
+                      <a:off x="0" y="0"/>
+                      <a:ext cx="5731510" cy="3849370"/>
+                    </a:xfrm>
+                    <a:prstGeom prst="rect">
+                      <a:avLst/>
+                    </a:prstGeom>
+                  </pic:spPr>
+                </pic:pic>
+              </a:graphicData>
+            </a:graphic>
+          </wp:inline>
+        </w:drawing>
+      </w:r>
+    </w:p>
+    <w:p>
+      <w:pPr>
+        <w:rPr>
+          <w:rFonts w:ascii="Times New Roman" w:hAnsi="Times New Roman" w:cs="Times New Roman"/>
+          <w:sz w:val="24"/>
+          <w:szCs w:val="24"/>
+        </w:rPr>
+      </w:pPr>
+    </w:p>
+    <w:p>
+      <w:pPr>
+        <w:rPr>
+          <w:rFonts w:ascii="Times New Roman" w:hAnsi="Times New Roman" w:cs="Times New Roman"/>
+          <w:b/>
+          <w:bCs/>
+          <w:sz w:val="28"/>
+          <w:szCs w:val="28"/>
+        </w:rPr>
+      </w:pPr>
+      <w:r>
+        <w:rPr>
+          <w:rFonts w:ascii="Times New Roman" w:hAnsi="Times New Roman" w:cs="Times New Roman"/>
+          <w:b/>
+          <w:bCs/>
+          <w:sz w:val="28"/>
+          <w:szCs w:val="28"/>
+        </w:rPr>
+        <w:t>Menguji Hasil Pembuatan Relasi</w:t>
+      </w:r>
+    </w:p>
+    <w:p>
+      <w:pPr>
+        <w:rPr>
+          <w:rFonts w:ascii="Times New Roman" w:hAnsi="Times New Roman" w:cs="Times New Roman"/>
+          <w:sz w:val="24"/>
+          <w:szCs w:val="24"/>
+        </w:rPr>
+      </w:pPr>
+      <w:r>
+        <w:rPr>
+          <w:rFonts w:ascii="Times New Roman" w:hAnsi="Times New Roman" w:cs="Times New Roman"/>
+          <w:sz w:val="24"/>
+          <w:szCs w:val="24"/>
+        </w:rPr>
+        <w:t>Pertama-tama, lakukan INSERT data pada tabel master terlebih dahulu:</w:t>
+      </w:r>
+    </w:p>
+    <w:p>
+      <w:pPr>
+        <w:rPr>
+          <w:rFonts w:ascii="Times New Roman" w:hAnsi="Times New Roman" w:cs="Times New Roman"/>
+          <w:sz w:val="24"/>
+          <w:szCs w:val="24"/>
+        </w:rPr>
+      </w:pPr>
+      <w:r>
+        <w:rPr>
+          <w:rFonts w:ascii="Times New Roman" w:hAnsi="Times New Roman" w:cs="Times New Roman"/>
+          <w:sz w:val="24"/>
+          <w:szCs w:val="24"/>
+        </w:rPr>
+        <w:drawing>
+          <wp:inline distT="0" distB="0" distL="0" distR="0">
+            <wp:extent cx="5639090" cy="2051155"/>
+            <wp:effectExtent l="0" t="0" r="0" b="6350"/>
+            <wp:docPr id="279143878" name="Picture 63"/>
+            <wp:cNvGraphicFramePr>
+              <a:graphicFrameLocks xmlns:a="http://schemas.openxmlformats.org/drawingml/2006/main" noChangeAspect="1"/>
+            </wp:cNvGraphicFramePr>
+            <a:graphic xmlns:a="http://schemas.openxmlformats.org/drawingml/2006/main">
+              <a:graphicData uri="http://schemas.openxmlformats.org/drawingml/2006/picture">
+                <pic:pic xmlns:pic="http://schemas.openxmlformats.org/drawingml/2006/picture">
+                  <pic:nvPicPr>
+                    <pic:cNvPr id="279143878" name="Picture 279143878"/>
+                    <pic:cNvPicPr/>
+                  </pic:nvPicPr>
+                  <pic:blipFill>
+                    <a:blip r:embed="rId86">
+                      <a:extLst>
+                        <a:ext uri="{28A0092B-C50C-407E-A947-70E740481C1C}">
+                          <a14:useLocalDpi xmlns:a14="http://schemas.microsoft.com/office/drawing/2010/main" val="0"/>
+                        </a:ext>
+                      </a:extLst>
+                    </a:blip>
+                    <a:stretch>
+                      <a:fillRect/>
+                    </a:stretch>
+                  </pic:blipFill>
+                  <pic:spPr>
+                    <a:xfrm>
+                      <a:off x="0" y="0"/>
+                      <a:ext cx="5639090" cy="2051155"/>
+                    </a:xfrm>
+                    <a:prstGeom prst="rect">
+                      <a:avLst/>
+                    </a:prstGeom>
+                  </pic:spPr>
+                </pic:pic>
+              </a:graphicData>
+            </a:graphic>
+          </wp:inline>
+        </w:drawing>
+      </w:r>
+    </w:p>
+    <w:p>
+      <w:pPr>
+        <w:rPr>
+          <w:rFonts w:ascii="Times New Roman" w:hAnsi="Times New Roman" w:cs="Times New Roman"/>
+          <w:sz w:val="24"/>
+          <w:szCs w:val="24"/>
+        </w:rPr>
+      </w:pPr>
+      <w:r>
+        <w:rPr>
+          <w:rFonts w:ascii="Times New Roman" w:hAnsi="Times New Roman" w:cs="Times New Roman"/>
+          <w:sz w:val="24"/>
+          <w:szCs w:val="24"/>
+        </w:rPr>
+        <w:t>Menampilkan struktur tabel agar memudahkan proses insert data:</w:t>
+      </w:r>
+    </w:p>
+    <w:p>
+      <w:pPr>
+        <w:rPr>
+          <w:rFonts w:ascii="Times New Roman" w:hAnsi="Times New Roman" w:cs="Times New Roman"/>
+          <w:sz w:val="24"/>
+          <w:szCs w:val="24"/>
+        </w:rPr>
+      </w:pPr>
+      <w:r>
+        <w:rPr>
+          <w:rFonts w:ascii="Times New Roman" w:hAnsi="Times New Roman" w:cs="Times New Roman"/>
+          <w:sz w:val="24"/>
+          <w:szCs w:val="24"/>
+        </w:rPr>
+        <w:lastRenderedPageBreak/>
+        <w:drawing>
+          <wp:inline distT="0" distB="0" distL="0" distR="0">
+            <wp:extent cx="5594638" cy="2451226"/>
+            <wp:effectExtent l="0" t="0" r="6350" b="6350"/>
+            <wp:docPr id="1534181362" name="Picture 64"/>
+            <wp:cNvGraphicFramePr>
+              <a:graphicFrameLocks xmlns:a="http://schemas.openxmlformats.org/drawingml/2006/main" noChangeAspect="1"/>
+            </wp:cNvGraphicFramePr>
+            <a:graphic xmlns:a="http://schemas.openxmlformats.org/drawingml/2006/main">
+              <a:graphicData uri="http://schemas.openxmlformats.org/drawingml/2006/picture">
+                <pic:pic xmlns:pic="http://schemas.openxmlformats.org/drawingml/2006/picture">
+                  <pic:nvPicPr>
+                    <pic:cNvPr id="1534181362" name="Picture 1534181362"/>
+                    <pic:cNvPicPr/>
+                  </pic:nvPicPr>
+                  <pic:blipFill>
+                    <a:blip r:embed="rId82">
+                      <a:extLst>
+                        <a:ext uri="{28A0092B-C50C-407E-A947-70E740481C1C}">
+                          <a14:useLocalDpi xmlns:a14="http://schemas.microsoft.com/office/drawing/2010/main" val="0"/>
+                        </a:ext>
+                      </a:extLst>
+                    </a:blip>
+                    <a:stretch>
+                      <a:fillRect/>
+                    </a:stretch>
+                  </pic:blipFill>
+                  <pic:spPr>
+                    <a:xfrm>
+                      <a:off x="0" y="0"/>
+                      <a:ext cx="5594638" cy="2451226"/>
+                    </a:xfrm>
+                    <a:prstGeom prst="rect">
+                      <a:avLst/>
+                    </a:prstGeom>
+                  </pic:spPr>
+                </pic:pic>
+              </a:graphicData>
+            </a:graphic>
+          </wp:inline>
+        </w:drawing>
+      </w:r>
+    </w:p>
     <w:sectPr>
       <w:pgSz w:w="11906" w:h="16838"/>
       <w:pgMar w:top="1440" w:right="1440" w:bottom="1440" w:left="1440" w:header="708" w:footer="708" w:gutter="0"/>
@@ -5631,6 +8728,127 @@
     </w:sectPr>
   </w:body>
 </w:document>
+</file>
+
+<file path=word/numbering.xml><?xml version="1.0" encoding="utf-8"?>
+<w:numbering xmlns:wpc="http://schemas.microsoft.com/office/word/2010/wordprocessingCanvas" xmlns:cx="http://schemas.microsoft.com/office/drawing/2014/chartex" xmlns:cx1="http://schemas.microsoft.com/office/drawing/2015/9/8/chartex" xmlns:cx2="http://schemas.microsoft.com/office/drawing/2015/10/21/chartex" xmlns:cx3="http://schemas.microsoft.com/office/drawing/2016/5/9/chartex" xmlns:cx4="http://schemas.microsoft.com/office/drawing/2016/5/10/chartex" xmlns:cx5="http://schemas.microsoft.com/office/drawing/2016/5/11/chartex" xmlns:cx6="http://schemas.microsoft.com/office/drawing/2016/5/12/chartex" xmlns:cx7="http://schemas.microsoft.com/office/drawing/2016/5/13/chartex" xmlns:cx8="http://schemas.microsoft.com/office/drawing/2016/5/14/chartex" xmlns:mc="http://schemas.openxmlformats.org/markup-compatibility/2006" xmlns:aink="http://schemas.microsoft.com/office/drawing/2016/ink" xmlns:am3d="http://schemas.microsoft.com/office/drawing/2017/model3d" xmlns:o="urn:schemas-microsoft-com:office:office" xmlns:oel="http://schemas.microsoft.com/office/2019/extlst" xmlns:r="http://schemas.openxmlformats.org/officeDocument/2006/relationships" xmlns:m="http://schemas.openxmlformats.org/officeDocument/2006/math" xmlns:v="urn:schemas-microsoft-com:vml" xmlns:wp14="http://schemas.microsoft.com/office/word/2010/wordprocessingDrawing" xmlns:wp="http://schemas.openxmlformats.org/drawingml/2006/wordprocessingDrawing" xmlns:w10="urn:schemas-microsoft-com:office:word" xmlns:w="http://schemas.openxmlformats.org/wordprocessingml/2006/main" xmlns:w14="http://schemas.microsoft.com/office/word/2010/wordml" xmlns:w15="http://schemas.microsoft.com/office/word/2012/wordml" xmlns:w16cex="http://schemas.microsoft.com/office/word/2018/wordml/cex" xmlns:w16cid="http://schemas.microsoft.com/office/word/2016/wordml/cid" xmlns:w16="http://schemas.microsoft.com/office/word/2018/wordml" xmlns:w16du="http://schemas.microsoft.com/office/word/2023/wordml/word16du" xmlns:w16sdtdh="http://schemas.microsoft.com/office/word/2020/wordml/sdtdatahash" xmlns:w16sdtfl="http://schemas.microsoft.com/office/word/2024/wordml/sdtformatlock" xmlns:w16se="http://schemas.microsoft.com/office/word/2015/wordml/symex" xmlns:wpg="http://schemas.microsoft.com/office/word/2010/wordprocessingGroup" xmlns:wpi="http://schemas.microsoft.com/office/word/2010/wordprocessingInk" xmlns:wne="http://schemas.microsoft.com/office/word/2006/wordml" xmlns:wps="http://schemas.microsoft.com/office/word/2010/wordprocessingShape" mc:Ignorable="w14 w15 w16se w16cid w16 w16cex w16sdtdh w16sdtfl w16du wp14">
+  <w:abstractNum w:abstractNumId="0" w15:restartNumberingAfterBreak="0">
+    <w:nsid w:val="3F6E1830"/>
+    <w:multiLevelType w:val="hybridMultilevel"/>
+    <w:tmpl w:val="22D808D0"/>
+    <w:lvl w:ilvl="0" w:tplc="38090001">
+      <w:start w:val="1"/>
+      <w:numFmt w:val="bullet"/>
+      <w:lvlText w:val=""/>
+      <w:lvlJc w:val="left"/>
+      <w:pPr>
+        <w:ind w:left="720" w:hanging="360"/>
+      </w:pPr>
+      <w:rPr>
+        <w:rFonts w:ascii="Symbol" w:hAnsi="Symbol" w:hint="default"/>
+      </w:rPr>
+    </w:lvl>
+    <w:lvl w:ilvl="1" w:tplc="38090003" w:tentative="1">
+      <w:start w:val="1"/>
+      <w:numFmt w:val="bullet"/>
+      <w:lvlText w:val="o"/>
+      <w:lvlJc w:val="left"/>
+      <w:pPr>
+        <w:ind w:left="1440" w:hanging="360"/>
+      </w:pPr>
+      <w:rPr>
+        <w:rFonts w:ascii="Courier New" w:hAnsi="Courier New" w:cs="Courier New" w:hint="default"/>
+      </w:rPr>
+    </w:lvl>
+    <w:lvl w:ilvl="2" w:tplc="38090005" w:tentative="1">
+      <w:start w:val="1"/>
+      <w:numFmt w:val="bullet"/>
+      <w:lvlText w:val=""/>
+      <w:lvlJc w:val="left"/>
+      <w:pPr>
+        <w:ind w:left="2160" w:hanging="360"/>
+      </w:pPr>
+      <w:rPr>
+        <w:rFonts w:ascii="Wingdings" w:hAnsi="Wingdings" w:hint="default"/>
+      </w:rPr>
+    </w:lvl>
+    <w:lvl w:ilvl="3" w:tplc="38090001" w:tentative="1">
+      <w:start w:val="1"/>
+      <w:numFmt w:val="bullet"/>
+      <w:lvlText w:val=""/>
+      <w:lvlJc w:val="left"/>
+      <w:pPr>
+        <w:ind w:left="2880" w:hanging="360"/>
+      </w:pPr>
+      <w:rPr>
+        <w:rFonts w:ascii="Symbol" w:hAnsi="Symbol" w:hint="default"/>
+      </w:rPr>
+    </w:lvl>
+    <w:lvl w:ilvl="4" w:tplc="38090003" w:tentative="1">
+      <w:start w:val="1"/>
+      <w:numFmt w:val="bullet"/>
+      <w:lvlText w:val="o"/>
+      <w:lvlJc w:val="left"/>
+      <w:pPr>
+        <w:ind w:left="3600" w:hanging="360"/>
+      </w:pPr>
+      <w:rPr>
+        <w:rFonts w:ascii="Courier New" w:hAnsi="Courier New" w:cs="Courier New" w:hint="default"/>
+      </w:rPr>
+    </w:lvl>
+    <w:lvl w:ilvl="5" w:tplc="38090005" w:tentative="1">
+      <w:start w:val="1"/>
+      <w:numFmt w:val="bullet"/>
+      <w:lvlText w:val=""/>
+      <w:lvlJc w:val="left"/>
+      <w:pPr>
+        <w:ind w:left="4320" w:hanging="360"/>
+      </w:pPr>
+      <w:rPr>
+        <w:rFonts w:ascii="Wingdings" w:hAnsi="Wingdings" w:hint="default"/>
+      </w:rPr>
+    </w:lvl>
+    <w:lvl w:ilvl="6" w:tplc="38090001" w:tentative="1">
+      <w:start w:val="1"/>
+      <w:numFmt w:val="bullet"/>
+      <w:lvlText w:val=""/>
+      <w:lvlJc w:val="left"/>
+      <w:pPr>
+        <w:ind w:left="5040" w:hanging="360"/>
+      </w:pPr>
+      <w:rPr>
+        <w:rFonts w:ascii="Symbol" w:hAnsi="Symbol" w:hint="default"/>
+      </w:rPr>
+    </w:lvl>
+    <w:lvl w:ilvl="7" w:tplc="38090003" w:tentative="1">
+      <w:start w:val="1"/>
+      <w:numFmt w:val="bullet"/>
+      <w:lvlText w:val="o"/>
+      <w:lvlJc w:val="left"/>
+      <w:pPr>
+        <w:ind w:left="5760" w:hanging="360"/>
+      </w:pPr>
+      <w:rPr>
+        <w:rFonts w:ascii="Courier New" w:hAnsi="Courier New" w:cs="Courier New" w:hint="default"/>
+      </w:rPr>
+    </w:lvl>
+    <w:lvl w:ilvl="8" w:tplc="38090005" w:tentative="1">
+      <w:start w:val="1"/>
+      <w:numFmt w:val="bullet"/>
+      <w:lvlText w:val=""/>
+      <w:lvlJc w:val="left"/>
+      <w:pPr>
+        <w:ind w:left="6480" w:hanging="360"/>
+      </w:pPr>
+      <w:rPr>
+        <w:rFonts w:ascii="Wingdings" w:hAnsi="Wingdings" w:hint="default"/>
+      </w:rPr>
+    </w:lvl>
+  </w:abstractNum>
+  <w:num w:numId="1" w16cid:durableId="904072917">
+    <w:abstractNumId w:val="0"/>
+  </w:num>
+</w:numbering>
 </file>
 
 <file path=word/styles.xml><?xml version="1.0" encoding="utf-8"?>

--- a/Tugas Tambahan/Pengerjaan Tugas Tambahan MySQL.docx
+++ b/Tugas Tambahan/Pengerjaan Tugas Tambahan MySQL.docx
@@ -675,6 +675,23 @@
           <w:szCs w:val="28"/>
         </w:rPr>
         <w:t>Menampilkan Help MySQL</w:t>
+      </w:r>
+    </w:p>
+    <w:p>
+      <w:pPr>
+        <w:rPr>
+          <w:rFonts w:ascii="Times New Roman" w:hAnsi="Times New Roman" w:cs="Times New Roman"/>
+          <w:sz w:val="24"/>
+          <w:szCs w:val="24"/>
+        </w:rPr>
+      </w:pPr>
+      <w:r>
+        <w:rPr>
+          <w:rFonts w:ascii="Times New Roman" w:hAnsi="Times New Roman" w:cs="Times New Roman"/>
+          <w:sz w:val="24"/>
+          <w:szCs w:val="24"/>
+        </w:rPr>
+        <w:t>Dengan menggunakan help, kita dapat mengetahui apa saja perintah-perintah (syntax) yang terdapat pada mysql, yaitu dengan menggunakan salah satu cara:</w:t>
       </w:r>
     </w:p>
     <w:p>

--- a/Tugas Tambahan/Pengerjaan Tugas Tambahan MySQL.docx
+++ b/Tugas Tambahan/Pengerjaan Tugas Tambahan MySQL.docx
@@ -65,7 +65,7 @@
                     <pic:cNvPicPr/>
                   </pic:nvPicPr>
                   <pic:blipFill>
-                    <a:blip r:embed="rId5" cstate="print">
+                    <a:blip r:embed="rId6" cstate="print">
                       <a:extLst>
                         <a:ext uri="{28A0092B-C50C-407E-A947-70E740481C1C}">
                           <a14:useLocalDpi xmlns:a14="http://schemas.microsoft.com/office/drawing/2010/main" val="0"/>
@@ -338,7 +338,7 @@
                     <pic:cNvPicPr/>
                   </pic:nvPicPr>
                   <pic:blipFill>
-                    <a:blip r:embed="rId6">
+                    <a:blip r:embed="rId7">
                       <a:extLst>
                         <a:ext uri="{28A0092B-C50C-407E-A947-70E740481C1C}">
                           <a14:useLocalDpi xmlns:a14="http://schemas.microsoft.com/office/drawing/2010/main" val="0"/>
@@ -431,7 +431,7 @@
                     <pic:cNvPicPr/>
                   </pic:nvPicPr>
                   <pic:blipFill>
-                    <a:blip r:embed="rId7">
+                    <a:blip r:embed="rId8">
                       <a:extLst>
                         <a:ext uri="{28A0092B-C50C-407E-A947-70E740481C1C}">
                           <a14:useLocalDpi xmlns:a14="http://schemas.microsoft.com/office/drawing/2010/main" val="0"/>
@@ -524,7 +524,7 @@
                     <pic:cNvPicPr/>
                   </pic:nvPicPr>
                   <pic:blipFill>
-                    <a:blip r:embed="rId8">
+                    <a:blip r:embed="rId9">
                       <a:extLst>
                         <a:ext uri="{28A0092B-C50C-407E-A947-70E740481C1C}">
                           <a14:useLocalDpi xmlns:a14="http://schemas.microsoft.com/office/drawing/2010/main" val="0"/>
@@ -618,7 +618,7 @@
                     <pic:cNvPicPr/>
                   </pic:nvPicPr>
                   <pic:blipFill>
-                    <a:blip r:embed="rId9">
+                    <a:blip r:embed="rId10">
                       <a:extLst>
                         <a:ext uri="{28A0092B-C50C-407E-A947-70E740481C1C}">
                           <a14:useLocalDpi xmlns:a14="http://schemas.microsoft.com/office/drawing/2010/main" val="0"/>
@@ -745,7 +745,7 @@
                     <pic:cNvPicPr/>
                   </pic:nvPicPr>
                   <pic:blipFill>
-                    <a:blip r:embed="rId10">
+                    <a:blip r:embed="rId11">
                       <a:extLst>
                         <a:ext uri="{28A0092B-C50C-407E-A947-70E740481C1C}">
                           <a14:useLocalDpi xmlns:a14="http://schemas.microsoft.com/office/drawing/2010/main" val="0"/>
@@ -807,7 +807,7 @@
                     <pic:cNvPicPr/>
                   </pic:nvPicPr>
                   <pic:blipFill>
-                    <a:blip r:embed="rId11">
+                    <a:blip r:embed="rId12">
                       <a:extLst>
                         <a:ext uri="{28A0092B-C50C-407E-A947-70E740481C1C}">
                           <a14:useLocalDpi xmlns:a14="http://schemas.microsoft.com/office/drawing/2010/main" val="0"/>
@@ -892,7 +892,7 @@
                     <pic:cNvPicPr/>
                   </pic:nvPicPr>
                   <pic:blipFill>
-                    <a:blip r:embed="rId12">
+                    <a:blip r:embed="rId13">
                       <a:extLst>
                         <a:ext uri="{28A0092B-C50C-407E-A947-70E740481C1C}">
                           <a14:useLocalDpi xmlns:a14="http://schemas.microsoft.com/office/drawing/2010/main" val="0"/>
@@ -950,7 +950,7 @@
                     <pic:cNvPicPr/>
                   </pic:nvPicPr>
                   <pic:blipFill>
-                    <a:blip r:embed="rId13">
+                    <a:blip r:embed="rId14">
                       <a:extLst>
                         <a:ext uri="{28A0092B-C50C-407E-A947-70E740481C1C}">
                           <a14:useLocalDpi xmlns:a14="http://schemas.microsoft.com/office/drawing/2010/main" val="0"/>
@@ -1041,7 +1041,7 @@
                     <pic:cNvPicPr/>
                   </pic:nvPicPr>
                   <pic:blipFill>
-                    <a:blip r:embed="rId14">
+                    <a:blip r:embed="rId15">
                       <a:extLst>
                         <a:ext uri="{28A0092B-C50C-407E-A947-70E740481C1C}">
                           <a14:useLocalDpi xmlns:a14="http://schemas.microsoft.com/office/drawing/2010/main" val="0"/>
@@ -1135,7 +1135,7 @@
                     <pic:cNvPicPr/>
                   </pic:nvPicPr>
                   <pic:blipFill>
-                    <a:blip r:embed="rId15">
+                    <a:blip r:embed="rId16">
                       <a:extLst>
                         <a:ext uri="{28A0092B-C50C-407E-A947-70E740481C1C}">
                           <a14:useLocalDpi xmlns:a14="http://schemas.microsoft.com/office/drawing/2010/main" val="0"/>
@@ -1249,7 +1249,7 @@
                     <pic:cNvPicPr/>
                   </pic:nvPicPr>
                   <pic:blipFill>
-                    <a:blip r:embed="rId16">
+                    <a:blip r:embed="rId17">
                       <a:extLst>
                         <a:ext uri="{28A0092B-C50C-407E-A947-70E740481C1C}">
                           <a14:useLocalDpi xmlns:a14="http://schemas.microsoft.com/office/drawing/2010/main" val="0"/>
@@ -1331,7 +1331,7 @@
                     <pic:cNvPicPr/>
                   </pic:nvPicPr>
                   <pic:blipFill>
-                    <a:blip r:embed="rId17">
+                    <a:blip r:embed="rId18">
                       <a:extLst>
                         <a:ext uri="{28A0092B-C50C-407E-A947-70E740481C1C}">
                           <a14:useLocalDpi xmlns:a14="http://schemas.microsoft.com/office/drawing/2010/main" val="0"/>
@@ -1414,7 +1414,7 @@
                     <pic:cNvPicPr/>
                   </pic:nvPicPr>
                   <pic:blipFill>
-                    <a:blip r:embed="rId18">
+                    <a:blip r:embed="rId19">
                       <a:extLst>
                         <a:ext uri="{28A0092B-C50C-407E-A947-70E740481C1C}">
                           <a14:useLocalDpi xmlns:a14="http://schemas.microsoft.com/office/drawing/2010/main" val="0"/>
@@ -1496,7 +1496,7 @@
                     <pic:cNvPicPr/>
                   </pic:nvPicPr>
                   <pic:blipFill>
-                    <a:blip r:embed="rId19">
+                    <a:blip r:embed="rId20">
                       <a:extLst>
                         <a:ext uri="{28A0092B-C50C-407E-A947-70E740481C1C}">
                           <a14:useLocalDpi xmlns:a14="http://schemas.microsoft.com/office/drawing/2010/main" val="0"/>
@@ -1578,7 +1578,7 @@
                     <pic:cNvPicPr/>
                   </pic:nvPicPr>
                   <pic:blipFill>
-                    <a:blip r:embed="rId20">
+                    <a:blip r:embed="rId21">
                       <a:extLst>
                         <a:ext uri="{28A0092B-C50C-407E-A947-70E740481C1C}">
                           <a14:useLocalDpi xmlns:a14="http://schemas.microsoft.com/office/drawing/2010/main" val="0"/>
@@ -1661,7 +1661,7 @@
                     <pic:cNvPicPr/>
                   </pic:nvPicPr>
                   <pic:blipFill>
-                    <a:blip r:embed="rId21">
+                    <a:blip r:embed="rId22">
                       <a:extLst>
                         <a:ext uri="{28A0092B-C50C-407E-A947-70E740481C1C}">
                           <a14:useLocalDpi xmlns:a14="http://schemas.microsoft.com/office/drawing/2010/main" val="0"/>
@@ -2206,7 +2206,7 @@
                     <pic:cNvPicPr/>
                   </pic:nvPicPr>
                   <pic:blipFill>
-                    <a:blip r:embed="rId22">
+                    <a:blip r:embed="rId23">
                       <a:extLst>
                         <a:ext uri="{28A0092B-C50C-407E-A947-70E740481C1C}">
                           <a14:useLocalDpi xmlns:a14="http://schemas.microsoft.com/office/drawing/2010/main" val="0"/>
@@ -2299,7 +2299,7 @@
                     <pic:cNvPicPr/>
                   </pic:nvPicPr>
                   <pic:blipFill>
-                    <a:blip r:embed="rId23">
+                    <a:blip r:embed="rId24">
                       <a:extLst>
                         <a:ext uri="{28A0092B-C50C-407E-A947-70E740481C1C}">
                           <a14:useLocalDpi xmlns:a14="http://schemas.microsoft.com/office/drawing/2010/main" val="0"/>
@@ -2361,7 +2361,7 @@
                     <pic:cNvPicPr/>
                   </pic:nvPicPr>
                   <pic:blipFill>
-                    <a:blip r:embed="rId24">
+                    <a:blip r:embed="rId25">
                       <a:extLst>
                         <a:ext uri="{28A0092B-C50C-407E-A947-70E740481C1C}">
                           <a14:useLocalDpi xmlns:a14="http://schemas.microsoft.com/office/drawing/2010/main" val="0"/>
@@ -2467,7 +2467,7 @@
                     <pic:cNvPicPr/>
                   </pic:nvPicPr>
                   <pic:blipFill>
-                    <a:blip r:embed="rId24">
+                    <a:blip r:embed="rId25">
                       <a:extLst>
                         <a:ext uri="{28A0092B-C50C-407E-A947-70E740481C1C}">
                           <a14:useLocalDpi xmlns:a14="http://schemas.microsoft.com/office/drawing/2010/main" val="0"/>
@@ -2542,7 +2542,7 @@
                     <pic:cNvPicPr/>
                   </pic:nvPicPr>
                   <pic:blipFill>
-                    <a:blip r:embed="rId25">
+                    <a:blip r:embed="rId26">
                       <a:extLst>
                         <a:ext uri="{28A0092B-C50C-407E-A947-70E740481C1C}">
                           <a14:useLocalDpi xmlns:a14="http://schemas.microsoft.com/office/drawing/2010/main" val="0"/>
@@ -2599,7 +2599,7 @@
                     <pic:cNvPicPr/>
                   </pic:nvPicPr>
                   <pic:blipFill>
-                    <a:blip r:embed="rId26">
+                    <a:blip r:embed="rId27">
                       <a:extLst>
                         <a:ext uri="{28A0092B-C50C-407E-A947-70E740481C1C}">
                           <a14:useLocalDpi xmlns:a14="http://schemas.microsoft.com/office/drawing/2010/main" val="0"/>
@@ -2690,7 +2690,7 @@
                     <pic:cNvPicPr/>
                   </pic:nvPicPr>
                   <pic:blipFill>
-                    <a:blip r:embed="rId27">
+                    <a:blip r:embed="rId28">
                       <a:extLst>
                         <a:ext uri="{28A0092B-C50C-407E-A947-70E740481C1C}">
                           <a14:useLocalDpi xmlns:a14="http://schemas.microsoft.com/office/drawing/2010/main" val="0"/>
@@ -2797,7 +2797,7 @@
                     <pic:cNvPicPr/>
                   </pic:nvPicPr>
                   <pic:blipFill>
-                    <a:blip r:embed="rId28">
+                    <a:blip r:embed="rId29">
                       <a:extLst>
                         <a:ext uri="{28A0092B-C50C-407E-A947-70E740481C1C}">
                           <a14:useLocalDpi xmlns:a14="http://schemas.microsoft.com/office/drawing/2010/main" val="0"/>
@@ -2871,7 +2871,7 @@
                     <pic:cNvPicPr/>
                   </pic:nvPicPr>
                   <pic:blipFill>
-                    <a:blip r:embed="rId29">
+                    <a:blip r:embed="rId30">
                       <a:extLst>
                         <a:ext uri="{28A0092B-C50C-407E-A947-70E740481C1C}">
                           <a14:useLocalDpi xmlns:a14="http://schemas.microsoft.com/office/drawing/2010/main" val="0"/>
@@ -2946,7 +2946,7 @@
                     <pic:cNvPicPr/>
                   </pic:nvPicPr>
                   <pic:blipFill>
-                    <a:blip r:embed="rId30" cstate="print">
+                    <a:blip r:embed="rId31" cstate="print">
                       <a:extLst>
                         <a:ext uri="{28A0092B-C50C-407E-A947-70E740481C1C}">
                           <a14:useLocalDpi xmlns:a14="http://schemas.microsoft.com/office/drawing/2010/main" val="0"/>
@@ -3037,7 +3037,7 @@
                     <pic:cNvPicPr/>
                   </pic:nvPicPr>
                   <pic:blipFill>
-                    <a:blip r:embed="rId31">
+                    <a:blip r:embed="rId32">
                       <a:extLst>
                         <a:ext uri="{28A0092B-C50C-407E-A947-70E740481C1C}">
                           <a14:useLocalDpi xmlns:a14="http://schemas.microsoft.com/office/drawing/2010/main" val="0"/>
@@ -3126,7 +3126,7 @@
                     <pic:cNvPicPr/>
                   </pic:nvPicPr>
                   <pic:blipFill>
-                    <a:blip r:embed="rId32">
+                    <a:blip r:embed="rId33">
                       <a:extLst>
                         <a:ext uri="{28A0092B-C50C-407E-A947-70E740481C1C}">
                           <a14:useLocalDpi xmlns:a14="http://schemas.microsoft.com/office/drawing/2010/main" val="0"/>
@@ -3201,7 +3201,7 @@
                     <pic:cNvPicPr/>
                   </pic:nvPicPr>
                   <pic:blipFill>
-                    <a:blip r:embed="rId33" cstate="print">
+                    <a:blip r:embed="rId34" cstate="print">
                       <a:extLst>
                         <a:ext uri="{28A0092B-C50C-407E-A947-70E740481C1C}">
                           <a14:useLocalDpi xmlns:a14="http://schemas.microsoft.com/office/drawing/2010/main" val="0"/>
@@ -3290,7 +3290,7 @@
                     <pic:cNvPicPr/>
                   </pic:nvPicPr>
                   <pic:blipFill>
-                    <a:blip r:embed="rId34">
+                    <a:blip r:embed="rId35">
                       <a:extLst>
                         <a:ext uri="{28A0092B-C50C-407E-A947-70E740481C1C}">
                           <a14:useLocalDpi xmlns:a14="http://schemas.microsoft.com/office/drawing/2010/main" val="0"/>
@@ -3372,7 +3372,7 @@
                     <pic:cNvPicPr/>
                   </pic:nvPicPr>
                   <pic:blipFill>
-                    <a:blip r:embed="rId35">
+                    <a:blip r:embed="rId36">
                       <a:extLst>
                         <a:ext uri="{28A0092B-C50C-407E-A947-70E740481C1C}">
                           <a14:useLocalDpi xmlns:a14="http://schemas.microsoft.com/office/drawing/2010/main" val="0"/>
@@ -3483,7 +3483,7 @@
                     <pic:cNvPicPr/>
                   </pic:nvPicPr>
                   <pic:blipFill>
-                    <a:blip r:embed="rId36">
+                    <a:blip r:embed="rId37">
                       <a:extLst>
                         <a:ext uri="{28A0092B-C50C-407E-A947-70E740481C1C}">
                           <a14:useLocalDpi xmlns:a14="http://schemas.microsoft.com/office/drawing/2010/main" val="0"/>
@@ -3557,7 +3557,7 @@
                     <pic:cNvPicPr/>
                   </pic:nvPicPr>
                   <pic:blipFill>
-                    <a:blip r:embed="rId37">
+                    <a:blip r:embed="rId38">
                       <a:extLst>
                         <a:ext uri="{28A0092B-C50C-407E-A947-70E740481C1C}">
                           <a14:useLocalDpi xmlns:a14="http://schemas.microsoft.com/office/drawing/2010/main" val="0"/>
@@ -3661,7 +3661,7 @@
                     <pic:cNvPicPr/>
                   </pic:nvPicPr>
                   <pic:blipFill>
-                    <a:blip r:embed="rId38">
+                    <a:blip r:embed="rId39">
                       <a:extLst>
                         <a:ext uri="{28A0092B-C50C-407E-A947-70E740481C1C}">
                           <a14:useLocalDpi xmlns:a14="http://schemas.microsoft.com/office/drawing/2010/main" val="0"/>
@@ -3736,7 +3736,7 @@
                     <pic:cNvPicPr/>
                   </pic:nvPicPr>
                   <pic:blipFill>
-                    <a:blip r:embed="rId39">
+                    <a:blip r:embed="rId40">
                       <a:extLst>
                         <a:ext uri="{28A0092B-C50C-407E-A947-70E740481C1C}">
                           <a14:useLocalDpi xmlns:a14="http://schemas.microsoft.com/office/drawing/2010/main" val="0"/>
@@ -3840,7 +3840,7 @@
                     <pic:cNvPicPr/>
                   </pic:nvPicPr>
                   <pic:blipFill>
-                    <a:blip r:embed="rId40">
+                    <a:blip r:embed="rId41">
                       <a:extLst>
                         <a:ext uri="{28A0092B-C50C-407E-A947-70E740481C1C}">
                           <a14:useLocalDpi xmlns:a14="http://schemas.microsoft.com/office/drawing/2010/main" val="0"/>
@@ -3914,7 +3914,7 @@
                     <pic:cNvPicPr/>
                   </pic:nvPicPr>
                   <pic:blipFill>
-                    <a:blip r:embed="rId41">
+                    <a:blip r:embed="rId42">
                       <a:extLst>
                         <a:ext uri="{28A0092B-C50C-407E-A947-70E740481C1C}">
                           <a14:useLocalDpi xmlns:a14="http://schemas.microsoft.com/office/drawing/2010/main" val="0"/>
@@ -4027,7 +4027,7 @@
                     <pic:cNvPicPr/>
                   </pic:nvPicPr>
                   <pic:blipFill>
-                    <a:blip r:embed="rId42">
+                    <a:blip r:embed="rId43">
                       <a:extLst>
                         <a:ext uri="{28A0092B-C50C-407E-A947-70E740481C1C}">
                           <a14:useLocalDpi xmlns:a14="http://schemas.microsoft.com/office/drawing/2010/main" val="0"/>
@@ -4109,7 +4109,7 @@
                     <pic:cNvPicPr/>
                   </pic:nvPicPr>
                   <pic:blipFill>
-                    <a:blip r:embed="rId43">
+                    <a:blip r:embed="rId44">
                       <a:extLst>
                         <a:ext uri="{28A0092B-C50C-407E-A947-70E740481C1C}">
                           <a14:useLocalDpi xmlns:a14="http://schemas.microsoft.com/office/drawing/2010/main" val="0"/>
@@ -4183,7 +4183,7 @@
                     <pic:cNvPicPr/>
                   </pic:nvPicPr>
                   <pic:blipFill>
-                    <a:blip r:embed="rId44">
+                    <a:blip r:embed="rId45">
                       <a:extLst>
                         <a:ext uri="{28A0092B-C50C-407E-A947-70E740481C1C}">
                           <a14:useLocalDpi xmlns:a14="http://schemas.microsoft.com/office/drawing/2010/main" val="0"/>
@@ -4258,7 +4258,7 @@
                     <pic:cNvPicPr/>
                   </pic:nvPicPr>
                   <pic:blipFill>
-                    <a:blip r:embed="rId45">
+                    <a:blip r:embed="rId46">
                       <a:extLst>
                         <a:ext uri="{28A0092B-C50C-407E-A947-70E740481C1C}">
                           <a14:useLocalDpi xmlns:a14="http://schemas.microsoft.com/office/drawing/2010/main" val="0"/>
@@ -4362,7 +4362,7 @@
                     <pic:cNvPicPr/>
                   </pic:nvPicPr>
                   <pic:blipFill>
-                    <a:blip r:embed="rId46">
+                    <a:blip r:embed="rId47">
                       <a:extLst>
                         <a:ext uri="{28A0092B-C50C-407E-A947-70E740481C1C}">
                           <a14:useLocalDpi xmlns:a14="http://schemas.microsoft.com/office/drawing/2010/main" val="0"/>
@@ -4436,7 +4436,7 @@
                     <pic:cNvPicPr/>
                   </pic:nvPicPr>
                   <pic:blipFill>
-                    <a:blip r:embed="rId47">
+                    <a:blip r:embed="rId48">
                       <a:extLst>
                         <a:ext uri="{28A0092B-C50C-407E-A947-70E740481C1C}">
                           <a14:useLocalDpi xmlns:a14="http://schemas.microsoft.com/office/drawing/2010/main" val="0"/>
@@ -4523,7 +4523,7 @@
                     <pic:cNvPicPr/>
                   </pic:nvPicPr>
                   <pic:blipFill>
-                    <a:blip r:embed="rId48">
+                    <a:blip r:embed="rId49">
                       <a:extLst>
                         <a:ext uri="{28A0092B-C50C-407E-A947-70E740481C1C}">
                           <a14:useLocalDpi xmlns:a14="http://schemas.microsoft.com/office/drawing/2010/main" val="0"/>
@@ -4638,7 +4638,7 @@
                     <pic:cNvPicPr/>
                   </pic:nvPicPr>
                   <pic:blipFill>
-                    <a:blip r:embed="rId49">
+                    <a:blip r:embed="rId50">
                       <a:extLst>
                         <a:ext uri="{28A0092B-C50C-407E-A947-70E740481C1C}">
                           <a14:useLocalDpi xmlns:a14="http://schemas.microsoft.com/office/drawing/2010/main" val="0"/>
@@ -4749,7 +4749,7 @@
                     <pic:cNvPicPr/>
                   </pic:nvPicPr>
                   <pic:blipFill>
-                    <a:blip r:embed="rId50" cstate="print">
+                    <a:blip r:embed="rId51" cstate="print">
                       <a:extLst>
                         <a:ext uri="{28A0092B-C50C-407E-A947-70E740481C1C}">
                           <a14:useLocalDpi xmlns:a14="http://schemas.microsoft.com/office/drawing/2010/main" val="0"/>
@@ -4847,7 +4847,7 @@
                     <pic:cNvPicPr/>
                   </pic:nvPicPr>
                   <pic:blipFill>
-                    <a:blip r:embed="rId51">
+                    <a:blip r:embed="rId52">
                       <a:extLst>
                         <a:ext uri="{28A0092B-C50C-407E-A947-70E740481C1C}">
                           <a14:useLocalDpi xmlns:a14="http://schemas.microsoft.com/office/drawing/2010/main" val="0"/>
@@ -4921,7 +4921,7 @@
                     <pic:cNvPicPr/>
                   </pic:nvPicPr>
                   <pic:blipFill>
-                    <a:blip r:embed="rId52">
+                    <a:blip r:embed="rId53">
                       <a:extLst>
                         <a:ext uri="{28A0092B-C50C-407E-A947-70E740481C1C}">
                           <a14:useLocalDpi xmlns:a14="http://schemas.microsoft.com/office/drawing/2010/main" val="0"/>
@@ -5012,7 +5012,7 @@
                     <pic:cNvPicPr/>
                   </pic:nvPicPr>
                   <pic:blipFill>
-                    <a:blip r:embed="rId53">
+                    <a:blip r:embed="rId54">
                       <a:extLst>
                         <a:ext uri="{28A0092B-C50C-407E-A947-70E740481C1C}">
                           <a14:useLocalDpi xmlns:a14="http://schemas.microsoft.com/office/drawing/2010/main" val="0"/>
@@ -5087,7 +5087,7 @@
                     <pic:cNvPicPr/>
                   </pic:nvPicPr>
                   <pic:blipFill>
-                    <a:blip r:embed="rId54">
+                    <a:blip r:embed="rId55">
                       <a:extLst>
                         <a:ext uri="{28A0092B-C50C-407E-A947-70E740481C1C}">
                           <a14:useLocalDpi xmlns:a14="http://schemas.microsoft.com/office/drawing/2010/main" val="0"/>
@@ -5173,7 +5173,7 @@
                     <pic:cNvPicPr/>
                   </pic:nvPicPr>
                   <pic:blipFill>
-                    <a:blip r:embed="rId55">
+                    <a:blip r:embed="rId56">
                       <a:extLst>
                         <a:ext uri="{28A0092B-C50C-407E-A947-70E740481C1C}">
                           <a14:useLocalDpi xmlns:a14="http://schemas.microsoft.com/office/drawing/2010/main" val="0"/>
@@ -5247,7 +5247,7 @@
                     <pic:cNvPicPr/>
                   </pic:nvPicPr>
                   <pic:blipFill>
-                    <a:blip r:embed="rId56">
+                    <a:blip r:embed="rId57">
                       <a:extLst>
                         <a:ext uri="{28A0092B-C50C-407E-A947-70E740481C1C}">
                           <a14:useLocalDpi xmlns:a14="http://schemas.microsoft.com/office/drawing/2010/main" val="0"/>
@@ -5354,7 +5354,7 @@
                     <pic:cNvPicPr/>
                   </pic:nvPicPr>
                   <pic:blipFill>
-                    <a:blip r:embed="rId57">
+                    <a:blip r:embed="rId58">
                       <a:extLst>
                         <a:ext uri="{28A0092B-C50C-407E-A947-70E740481C1C}">
                           <a14:useLocalDpi xmlns:a14="http://schemas.microsoft.com/office/drawing/2010/main" val="0"/>
@@ -5428,7 +5428,7 @@
                     <pic:cNvPicPr/>
                   </pic:nvPicPr>
                   <pic:blipFill>
-                    <a:blip r:embed="rId58">
+                    <a:blip r:embed="rId59">
                       <a:extLst>
                         <a:ext uri="{28A0092B-C50C-407E-A947-70E740481C1C}">
                           <a14:useLocalDpi xmlns:a14="http://schemas.microsoft.com/office/drawing/2010/main" val="0"/>
@@ -5519,7 +5519,7 @@
                     <pic:cNvPicPr/>
                   </pic:nvPicPr>
                   <pic:blipFill>
-                    <a:blip r:embed="rId59" cstate="print">
+                    <a:blip r:embed="rId60" cstate="print">
                       <a:extLst>
                         <a:ext uri="{28A0092B-C50C-407E-A947-70E740481C1C}">
                           <a14:useLocalDpi xmlns:a14="http://schemas.microsoft.com/office/drawing/2010/main" val="0"/>
@@ -5613,7 +5613,7 @@
                     <pic:cNvPicPr/>
                   </pic:nvPicPr>
                   <pic:blipFill>
-                    <a:blip r:embed="rId60">
+                    <a:blip r:embed="rId61">
                       <a:extLst>
                         <a:ext uri="{28A0092B-C50C-407E-A947-70E740481C1C}">
                           <a14:useLocalDpi xmlns:a14="http://schemas.microsoft.com/office/drawing/2010/main" val="0"/>
@@ -5999,7 +5999,7 @@
                     <pic:cNvPicPr/>
                   </pic:nvPicPr>
                   <pic:blipFill>
-                    <a:blip r:embed="rId61">
+                    <a:blip r:embed="rId62">
                       <a:extLst>
                         <a:ext uri="{28A0092B-C50C-407E-A947-70E740481C1C}">
                           <a14:useLocalDpi xmlns:a14="http://schemas.microsoft.com/office/drawing/2010/main" val="0"/>
@@ -6073,7 +6073,7 @@
                     <pic:cNvPicPr/>
                   </pic:nvPicPr>
                   <pic:blipFill>
-                    <a:blip r:embed="rId62">
+                    <a:blip r:embed="rId63">
                       <a:extLst>
                         <a:ext uri="{28A0092B-C50C-407E-A947-70E740481C1C}">
                           <a14:useLocalDpi xmlns:a14="http://schemas.microsoft.com/office/drawing/2010/main" val="0"/>
@@ -6147,7 +6147,7 @@
                     <pic:cNvPicPr/>
                   </pic:nvPicPr>
                   <pic:blipFill>
-                    <a:blip r:embed="rId63">
+                    <a:blip r:embed="rId64">
                       <a:extLst>
                         <a:ext uri="{28A0092B-C50C-407E-A947-70E740481C1C}">
                           <a14:useLocalDpi xmlns:a14="http://schemas.microsoft.com/office/drawing/2010/main" val="0"/>
@@ -6222,7 +6222,7 @@
                     <pic:cNvPicPr/>
                   </pic:nvPicPr>
                   <pic:blipFill>
-                    <a:blip r:embed="rId64">
+                    <a:blip r:embed="rId65">
                       <a:extLst>
                         <a:ext uri="{28A0092B-C50C-407E-A947-70E740481C1C}">
                           <a14:useLocalDpi xmlns:a14="http://schemas.microsoft.com/office/drawing/2010/main" val="0"/>
@@ -6296,7 +6296,7 @@
                     <pic:cNvPicPr/>
                   </pic:nvPicPr>
                   <pic:blipFill>
-                    <a:blip r:embed="rId65">
+                    <a:blip r:embed="rId66">
                       <a:extLst>
                         <a:ext uri="{28A0092B-C50C-407E-A947-70E740481C1C}">
                           <a14:useLocalDpi xmlns:a14="http://schemas.microsoft.com/office/drawing/2010/main" val="0"/>
@@ -6383,7 +6383,7 @@
                     <pic:cNvPicPr/>
                   </pic:nvPicPr>
                   <pic:blipFill>
-                    <a:blip r:embed="rId66">
+                    <a:blip r:embed="rId67">
                       <a:extLst>
                         <a:ext uri="{28A0092B-C50C-407E-A947-70E740481C1C}">
                           <a14:useLocalDpi xmlns:a14="http://schemas.microsoft.com/office/drawing/2010/main" val="0"/>
@@ -6486,7 +6486,7 @@
                     <pic:cNvPicPr/>
                   </pic:nvPicPr>
                   <pic:blipFill>
-                    <a:blip r:embed="rId67">
+                    <a:blip r:embed="rId68">
                       <a:extLst>
                         <a:ext uri="{28A0092B-C50C-407E-A947-70E740481C1C}">
                           <a14:useLocalDpi xmlns:a14="http://schemas.microsoft.com/office/drawing/2010/main" val="0"/>
@@ -6573,7 +6573,7 @@
                     <pic:cNvPicPr/>
                   </pic:nvPicPr>
                   <pic:blipFill>
-                    <a:blip r:embed="rId68">
+                    <a:blip r:embed="rId69">
                       <a:extLst>
                         <a:ext uri="{28A0092B-C50C-407E-A947-70E740481C1C}">
                           <a14:useLocalDpi xmlns:a14="http://schemas.microsoft.com/office/drawing/2010/main" val="0"/>
@@ -6689,7 +6689,7 @@
                     <pic:cNvPicPr/>
                   </pic:nvPicPr>
                   <pic:blipFill>
-                    <a:blip r:embed="rId69">
+                    <a:blip r:embed="rId70">
                       <a:extLst>
                         <a:ext uri="{28A0092B-C50C-407E-A947-70E740481C1C}">
                           <a14:useLocalDpi xmlns:a14="http://schemas.microsoft.com/office/drawing/2010/main" val="0"/>
@@ -6781,7 +6781,7 @@
                     <pic:cNvPicPr/>
                   </pic:nvPicPr>
                   <pic:blipFill>
-                    <a:blip r:embed="rId70">
+                    <a:blip r:embed="rId71">
                       <a:extLst>
                         <a:ext uri="{28A0092B-C50C-407E-A947-70E740481C1C}">
                           <a14:useLocalDpi xmlns:a14="http://schemas.microsoft.com/office/drawing/2010/main" val="0"/>
@@ -6885,7 +6885,7 @@
                     <pic:cNvPicPr/>
                   </pic:nvPicPr>
                   <pic:blipFill>
-                    <a:blip r:embed="rId71">
+                    <a:blip r:embed="rId72">
                       <a:extLst>
                         <a:ext uri="{28A0092B-C50C-407E-A947-70E740481C1C}">
                           <a14:useLocalDpi xmlns:a14="http://schemas.microsoft.com/office/drawing/2010/main" val="0"/>
@@ -6969,7 +6969,7 @@
                     <pic:cNvPicPr/>
                   </pic:nvPicPr>
                   <pic:blipFill>
-                    <a:blip r:embed="rId72">
+                    <a:blip r:embed="rId73">
                       <a:extLst>
                         <a:ext uri="{28A0092B-C50C-407E-A947-70E740481C1C}">
                           <a14:useLocalDpi xmlns:a14="http://schemas.microsoft.com/office/drawing/2010/main" val="0"/>
@@ -7084,7 +7084,7 @@
                     <pic:cNvPicPr/>
                   </pic:nvPicPr>
                   <pic:blipFill>
-                    <a:blip r:embed="rId73">
+                    <a:blip r:embed="rId74">
                       <a:extLst>
                         <a:ext uri="{28A0092B-C50C-407E-A947-70E740481C1C}">
                           <a14:useLocalDpi xmlns:a14="http://schemas.microsoft.com/office/drawing/2010/main" val="0"/>
@@ -7164,7 +7164,7 @@
                     <pic:cNvPicPr/>
                   </pic:nvPicPr>
                   <pic:blipFill>
-                    <a:blip r:embed="rId74">
+                    <a:blip r:embed="rId75">
                       <a:extLst>
                         <a:ext uri="{28A0092B-C50C-407E-A947-70E740481C1C}">
                           <a14:useLocalDpi xmlns:a14="http://schemas.microsoft.com/office/drawing/2010/main" val="0"/>
@@ -7238,7 +7238,7 @@
                     <pic:cNvPicPr/>
                   </pic:nvPicPr>
                   <pic:blipFill>
-                    <a:blip r:embed="rId75">
+                    <a:blip r:embed="rId76">
                       <a:extLst>
                         <a:ext uri="{28A0092B-C50C-407E-A947-70E740481C1C}">
                           <a14:useLocalDpi xmlns:a14="http://schemas.microsoft.com/office/drawing/2010/main" val="0"/>
@@ -7313,7 +7313,7 @@
                     <pic:cNvPicPr/>
                   </pic:nvPicPr>
                   <pic:blipFill>
-                    <a:blip r:embed="rId76">
+                    <a:blip r:embed="rId77">
                       <a:extLst>
                         <a:ext uri="{28A0092B-C50C-407E-A947-70E740481C1C}">
                           <a14:useLocalDpi xmlns:a14="http://schemas.microsoft.com/office/drawing/2010/main" val="0"/>
@@ -7419,7 +7419,7 @@
                     <pic:cNvPicPr/>
                   </pic:nvPicPr>
                   <pic:blipFill>
-                    <a:blip r:embed="rId77">
+                    <a:blip r:embed="rId78">
                       <a:extLst>
                         <a:ext uri="{28A0092B-C50C-407E-A947-70E740481C1C}">
                           <a14:useLocalDpi xmlns:a14="http://schemas.microsoft.com/office/drawing/2010/main" val="0"/>
@@ -7493,7 +7493,7 @@
                     <pic:cNvPicPr/>
                   </pic:nvPicPr>
                   <pic:blipFill>
-                    <a:blip r:embed="rId78">
+                    <a:blip r:embed="rId79">
                       <a:extLst>
                         <a:ext uri="{28A0092B-C50C-407E-A947-70E740481C1C}">
                           <a14:useLocalDpi xmlns:a14="http://schemas.microsoft.com/office/drawing/2010/main" val="0"/>
@@ -7589,7 +7589,7 @@
                     <pic:cNvPicPr/>
                   </pic:nvPicPr>
                   <pic:blipFill>
-                    <a:blip r:embed="rId79">
+                    <a:blip r:embed="rId80">
                       <a:extLst>
                         <a:ext uri="{28A0092B-C50C-407E-A947-70E740481C1C}">
                           <a14:useLocalDpi xmlns:a14="http://schemas.microsoft.com/office/drawing/2010/main" val="0"/>
@@ -7673,7 +7673,7 @@
                     <pic:cNvPicPr/>
                   </pic:nvPicPr>
                   <pic:blipFill>
-                    <a:blip r:embed="rId80">
+                    <a:blip r:embed="rId81">
                       <a:extLst>
                         <a:ext uri="{28A0092B-C50C-407E-A947-70E740481C1C}">
                           <a14:useLocalDpi xmlns:a14="http://schemas.microsoft.com/office/drawing/2010/main" val="0"/>
@@ -7787,7 +7787,7 @@
                     <pic:cNvPicPr/>
                   </pic:nvPicPr>
                   <pic:blipFill>
-                    <a:blip r:embed="rId81">
+                    <a:blip r:embed="rId82">
                       <a:extLst>
                         <a:ext uri="{28A0092B-C50C-407E-A947-70E740481C1C}">
                           <a14:useLocalDpi xmlns:a14="http://schemas.microsoft.com/office/drawing/2010/main" val="0"/>
@@ -7870,7 +7870,7 @@
                     <pic:cNvPicPr/>
                   </pic:nvPicPr>
                   <pic:blipFill>
-                    <a:blip r:embed="rId82">
+                    <a:blip r:embed="rId83">
                       <a:extLst>
                         <a:ext uri="{28A0092B-C50C-407E-A947-70E740481C1C}">
                           <a14:useLocalDpi xmlns:a14="http://schemas.microsoft.com/office/drawing/2010/main" val="0"/>
@@ -8129,7 +8129,7 @@
                     <pic:cNvPicPr/>
                   </pic:nvPicPr>
                   <pic:blipFill>
-                    <a:blip r:embed="rId79">
+                    <a:blip r:embed="rId80">
                       <a:extLst>
                         <a:ext uri="{28A0092B-C50C-407E-A947-70E740481C1C}">
                           <a14:useLocalDpi xmlns:a14="http://schemas.microsoft.com/office/drawing/2010/main" val="0"/>
@@ -8204,7 +8204,7 @@
                     <pic:cNvPicPr/>
                   </pic:nvPicPr>
                   <pic:blipFill>
-                    <a:blip r:embed="rId82">
+                    <a:blip r:embed="rId83">
                       <a:extLst>
                         <a:ext uri="{28A0092B-C50C-407E-A947-70E740481C1C}">
                           <a14:useLocalDpi xmlns:a14="http://schemas.microsoft.com/office/drawing/2010/main" val="0"/>
@@ -8308,7 +8308,7 @@
                     <pic:cNvPicPr/>
                   </pic:nvPicPr>
                   <pic:blipFill>
-                    <a:blip r:embed="rId82">
+                    <a:blip r:embed="rId83">
                       <a:extLst>
                         <a:ext uri="{28A0092B-C50C-407E-A947-70E740481C1C}">
                           <a14:useLocalDpi xmlns:a14="http://schemas.microsoft.com/office/drawing/2010/main" val="0"/>
@@ -8382,7 +8382,7 @@
                     <pic:cNvPicPr/>
                   </pic:nvPicPr>
                   <pic:blipFill>
-                    <a:blip r:embed="rId83">
+                    <a:blip r:embed="rId84">
                       <a:extLst>
                         <a:ext uri="{28A0092B-C50C-407E-A947-70E740481C1C}">
                           <a14:useLocalDpi xmlns:a14="http://schemas.microsoft.com/office/drawing/2010/main" val="0"/>
@@ -8457,7 +8457,7 @@
                     <pic:cNvPicPr/>
                   </pic:nvPicPr>
                   <pic:blipFill>
-                    <a:blip r:embed="rId84">
+                    <a:blip r:embed="rId85">
                       <a:extLst>
                         <a:ext uri="{28A0092B-C50C-407E-A947-70E740481C1C}">
                           <a14:useLocalDpi xmlns:a14="http://schemas.microsoft.com/office/drawing/2010/main" val="0"/>
@@ -8531,7 +8531,7 @@
                     <pic:cNvPicPr/>
                   </pic:nvPicPr>
                   <pic:blipFill>
-                    <a:blip r:embed="rId85">
+                    <a:blip r:embed="rId86">
                       <a:extLst>
                         <a:ext uri="{28A0092B-C50C-407E-A947-70E740481C1C}">
                           <a14:useLocalDpi xmlns:a14="http://schemas.microsoft.com/office/drawing/2010/main" val="0"/>
@@ -8635,7 +8635,7 @@
                     <pic:cNvPicPr/>
                   </pic:nvPicPr>
                   <pic:blipFill>
-                    <a:blip r:embed="rId86">
+                    <a:blip r:embed="rId87">
                       <a:extLst>
                         <a:ext uri="{28A0092B-C50C-407E-A947-70E740481C1C}">
                           <a14:useLocalDpi xmlns:a14="http://schemas.microsoft.com/office/drawing/2010/main" val="0"/>
@@ -8710,7 +8710,7 @@
                     <pic:cNvPicPr/>
                   </pic:nvPicPr>
                   <pic:blipFill>
-                    <a:blip r:embed="rId82">
+                    <a:blip r:embed="rId83">
                       <a:extLst>
                         <a:ext uri="{28A0092B-C50C-407E-A947-70E740481C1C}">
                           <a14:useLocalDpi xmlns:a14="http://schemas.microsoft.com/office/drawing/2010/main" val="0"/>
@@ -8737,6 +8737,4993 @@
         </w:drawing>
       </w:r>
     </w:p>
+    <w:p>
+      <w:pPr>
+        <w:rPr>
+          <w:rFonts w:ascii="Times New Roman" w:hAnsi="Times New Roman" w:cs="Times New Roman"/>
+          <w:sz w:val="24"/>
+          <w:szCs w:val="24"/>
+        </w:rPr>
+      </w:pPr>
+      <w:r>
+        <w:rPr>
+          <w:rFonts w:ascii="Times New Roman" w:hAnsi="Times New Roman" w:cs="Times New Roman"/>
+          <w:sz w:val="24"/>
+          <w:szCs w:val="24"/>
+        </w:rPr>
+        <w:t>Mengganti kolom dengan petik kosong karena iDCLrang AUTO_INCREMENT:</w:t>
+      </w:r>
+    </w:p>
+    <w:p>
+      <w:pPr>
+        <w:rPr>
+          <w:rFonts w:ascii="Times New Roman" w:hAnsi="Times New Roman" w:cs="Times New Roman"/>
+          <w:sz w:val="24"/>
+          <w:szCs w:val="24"/>
+        </w:rPr>
+      </w:pPr>
+      <w:r>
+        <w:rPr>
+          <w:rFonts w:ascii="Times New Roman" w:hAnsi="Times New Roman" w:cs="Times New Roman"/>
+          <w:sz w:val="24"/>
+          <w:szCs w:val="24"/>
+        </w:rPr>
+        <w:drawing>
+          <wp:inline distT="0" distB="0" distL="0" distR="0">
+            <wp:extent cx="5731510" cy="898525"/>
+            <wp:effectExtent l="0" t="0" r="2540" b="0"/>
+            <wp:docPr id="1170880019" name="Picture 6"/>
+            <wp:cNvGraphicFramePr>
+              <a:graphicFrameLocks xmlns:a="http://schemas.openxmlformats.org/drawingml/2006/main" noChangeAspect="1"/>
+            </wp:cNvGraphicFramePr>
+            <a:graphic xmlns:a="http://schemas.openxmlformats.org/drawingml/2006/main">
+              <a:graphicData uri="http://schemas.openxmlformats.org/drawingml/2006/picture">
+                <pic:pic xmlns:pic="http://schemas.openxmlformats.org/drawingml/2006/picture">
+                  <pic:nvPicPr>
+                    <pic:cNvPr id="1170880019" name="Picture 1170880019"/>
+                    <pic:cNvPicPr/>
+                  </pic:nvPicPr>
+                  <pic:blipFill>
+                    <a:blip r:embed="rId88">
+                      <a:extLst>
+                        <a:ext uri="{28A0092B-C50C-407E-A947-70E740481C1C}">
+                          <a14:useLocalDpi xmlns:a14="http://schemas.microsoft.com/office/drawing/2010/main" val="0"/>
+                        </a:ext>
+                      </a:extLst>
+                    </a:blip>
+                    <a:stretch>
+                      <a:fillRect/>
+                    </a:stretch>
+                  </pic:blipFill>
+                  <pic:spPr>
+                    <a:xfrm>
+                      <a:off x="0" y="0"/>
+                      <a:ext cx="5731510" cy="898525"/>
+                    </a:xfrm>
+                    <a:prstGeom prst="rect">
+                      <a:avLst/>
+                    </a:prstGeom>
+                  </pic:spPr>
+                </pic:pic>
+              </a:graphicData>
+            </a:graphic>
+          </wp:inline>
+        </w:drawing>
+      </w:r>
+    </w:p>
+    <w:p>
+      <w:pPr>
+        <w:rPr>
+          <w:rFonts w:ascii="Times New Roman" w:hAnsi="Times New Roman" w:cs="Times New Roman"/>
+          <w:color w:val="000000" w:themeColor="text1"/>
+          <w:sz w:val="24"/>
+          <w:szCs w:val="24"/>
+        </w:rPr>
+      </w:pPr>
+      <w:r>
+        <w:rPr>
+          <w:rFonts w:ascii="Times New Roman" w:hAnsi="Times New Roman" w:cs="Times New Roman"/>
+          <w:b/>
+          <w:bCs/>
+          <w:color w:val="EE0000"/>
+          <w:sz w:val="24"/>
+          <w:szCs w:val="24"/>
+        </w:rPr>
+        <w:t xml:space="preserve">Latihan: </w:t>
+      </w:r>
+      <w:r>
+        <w:rPr>
+          <w:rFonts w:ascii="Times New Roman" w:hAnsi="Times New Roman" w:cs="Times New Roman"/>
+          <w:color w:val="000000" w:themeColor="text1"/>
+          <w:sz w:val="24"/>
+          <w:szCs w:val="24"/>
+        </w:rPr>
+        <w:t>Lakukan insert data hingga menghasilkan tabel seperti berikut ini</w:t>
+      </w:r>
+    </w:p>
+    <w:p>
+      <w:pPr>
+        <w:rPr>
+          <w:rFonts w:ascii="Times New Roman" w:hAnsi="Times New Roman" w:cs="Times New Roman"/>
+          <w:color w:val="000000" w:themeColor="text1"/>
+          <w:sz w:val="24"/>
+          <w:szCs w:val="24"/>
+        </w:rPr>
+      </w:pPr>
+      <w:r>
+        <w:rPr>
+          <w:rFonts w:ascii="Times New Roman" w:hAnsi="Times New Roman" w:cs="Times New Roman"/>
+          <w:color w:val="000000" w:themeColor="text1"/>
+          <w:sz w:val="24"/>
+          <w:szCs w:val="24"/>
+        </w:rPr>
+        <w:drawing>
+          <wp:inline distT="0" distB="0" distL="0" distR="0">
+            <wp:extent cx="4750044" cy="2000353"/>
+            <wp:effectExtent l="0" t="0" r="0" b="0"/>
+            <wp:docPr id="638716072" name="Picture 7"/>
+            <wp:cNvGraphicFramePr>
+              <a:graphicFrameLocks xmlns:a="http://schemas.openxmlformats.org/drawingml/2006/main" noChangeAspect="1"/>
+            </wp:cNvGraphicFramePr>
+            <a:graphic xmlns:a="http://schemas.openxmlformats.org/drawingml/2006/main">
+              <a:graphicData uri="http://schemas.openxmlformats.org/drawingml/2006/picture">
+                <pic:pic xmlns:pic="http://schemas.openxmlformats.org/drawingml/2006/picture">
+                  <pic:nvPicPr>
+                    <pic:cNvPr id="638716072" name="Picture 638716072"/>
+                    <pic:cNvPicPr/>
+                  </pic:nvPicPr>
+                  <pic:blipFill>
+                    <a:blip r:embed="rId89">
+                      <a:extLst>
+                        <a:ext uri="{28A0092B-C50C-407E-A947-70E740481C1C}">
+                          <a14:useLocalDpi xmlns:a14="http://schemas.microsoft.com/office/drawing/2010/main" val="0"/>
+                        </a:ext>
+                      </a:extLst>
+                    </a:blip>
+                    <a:stretch>
+                      <a:fillRect/>
+                    </a:stretch>
+                  </pic:blipFill>
+                  <pic:spPr>
+                    <a:xfrm>
+                      <a:off x="0" y="0"/>
+                      <a:ext cx="4750044" cy="2000353"/>
+                    </a:xfrm>
+                    <a:prstGeom prst="rect">
+                      <a:avLst/>
+                    </a:prstGeom>
+                  </pic:spPr>
+                </pic:pic>
+              </a:graphicData>
+            </a:graphic>
+          </wp:inline>
+        </w:drawing>
+      </w:r>
+    </w:p>
+    <w:p>
+      <w:pPr>
+        <w:rPr>
+          <w:rFonts w:ascii="Times New Roman" w:hAnsi="Times New Roman" w:cs="Times New Roman"/>
+          <w:b/>
+          <w:bCs/>
+          <w:color w:val="00B050"/>
+          <w:sz w:val="24"/>
+          <w:szCs w:val="24"/>
+        </w:rPr>
+      </w:pPr>
+      <w:r>
+        <w:rPr>
+          <w:rFonts w:ascii="Times New Roman" w:hAnsi="Times New Roman" w:cs="Times New Roman"/>
+          <w:b/>
+          <w:bCs/>
+          <w:color w:val="00B050"/>
+          <w:sz w:val="24"/>
+          <w:szCs w:val="24"/>
+        </w:rPr>
+        <w:t>Penyelesaian:</w:t>
+      </w:r>
+    </w:p>
+    <w:p>
+      <w:pPr>
+        <w:rPr>
+          <w:rFonts w:ascii="Times New Roman" w:hAnsi="Times New Roman" w:cs="Times New Roman"/>
+          <w:b/>
+          <w:bCs/>
+          <w:color w:val="00B050"/>
+          <w:sz w:val="24"/>
+          <w:szCs w:val="24"/>
+        </w:rPr>
+      </w:pPr>
+      <w:r>
+        <w:rPr>
+          <w:rFonts w:ascii="Times New Roman" w:hAnsi="Times New Roman" w:cs="Times New Roman"/>
+          <w:b/>
+          <w:bCs/>
+          <w:color w:val="00B050"/>
+          <w:sz w:val="24"/>
+          <w:szCs w:val="24"/>
+        </w:rPr>
+        <w:lastRenderedPageBreak/>
+        <w:drawing>
+          <wp:inline distT="0" distB="0" distL="0" distR="0">
+            <wp:extent cx="5731510" cy="2590800"/>
+            <wp:effectExtent l="0" t="0" r="2540" b="0"/>
+            <wp:docPr id="602503063" name="Picture 8"/>
+            <wp:cNvGraphicFramePr>
+              <a:graphicFrameLocks xmlns:a="http://schemas.openxmlformats.org/drawingml/2006/main" noChangeAspect="1"/>
+            </wp:cNvGraphicFramePr>
+            <a:graphic xmlns:a="http://schemas.openxmlformats.org/drawingml/2006/main">
+              <a:graphicData uri="http://schemas.openxmlformats.org/drawingml/2006/picture">
+                <pic:pic xmlns:pic="http://schemas.openxmlformats.org/drawingml/2006/picture">
+                  <pic:nvPicPr>
+                    <pic:cNvPr id="602503063" name="Picture 602503063"/>
+                    <pic:cNvPicPr/>
+                  </pic:nvPicPr>
+                  <pic:blipFill>
+                    <a:blip r:embed="rId90">
+                      <a:extLst>
+                        <a:ext uri="{28A0092B-C50C-407E-A947-70E740481C1C}">
+                          <a14:useLocalDpi xmlns:a14="http://schemas.microsoft.com/office/drawing/2010/main" val="0"/>
+                        </a:ext>
+                      </a:extLst>
+                    </a:blip>
+                    <a:stretch>
+                      <a:fillRect/>
+                    </a:stretch>
+                  </pic:blipFill>
+                  <pic:spPr>
+                    <a:xfrm>
+                      <a:off x="0" y="0"/>
+                      <a:ext cx="5731510" cy="2590800"/>
+                    </a:xfrm>
+                    <a:prstGeom prst="rect">
+                      <a:avLst/>
+                    </a:prstGeom>
+                  </pic:spPr>
+                </pic:pic>
+              </a:graphicData>
+            </a:graphic>
+          </wp:inline>
+        </w:drawing>
+      </w:r>
+      <w:r>
+        <w:rPr>
+          <w:rFonts w:ascii="Times New Roman" w:hAnsi="Times New Roman" w:cs="Times New Roman"/>
+          <w:b/>
+          <w:bCs/>
+          <w:color w:val="00B050"/>
+          <w:sz w:val="24"/>
+          <w:szCs w:val="24"/>
+        </w:rPr>
+        <w:drawing>
+          <wp:inline distT="0" distB="0" distL="0" distR="0">
+            <wp:extent cx="5731510" cy="3144520"/>
+            <wp:effectExtent l="0" t="0" r="2540" b="0"/>
+            <wp:docPr id="107213066" name="Picture 9"/>
+            <wp:cNvGraphicFramePr>
+              <a:graphicFrameLocks xmlns:a="http://schemas.openxmlformats.org/drawingml/2006/main" noChangeAspect="1"/>
+            </wp:cNvGraphicFramePr>
+            <a:graphic xmlns:a="http://schemas.openxmlformats.org/drawingml/2006/main">
+              <a:graphicData uri="http://schemas.openxmlformats.org/drawingml/2006/picture">
+                <pic:pic xmlns:pic="http://schemas.openxmlformats.org/drawingml/2006/picture">
+                  <pic:nvPicPr>
+                    <pic:cNvPr id="107213066" name="Picture 107213066"/>
+                    <pic:cNvPicPr/>
+                  </pic:nvPicPr>
+                  <pic:blipFill>
+                    <a:blip r:embed="rId91">
+                      <a:extLst>
+                        <a:ext uri="{28A0092B-C50C-407E-A947-70E740481C1C}">
+                          <a14:useLocalDpi xmlns:a14="http://schemas.microsoft.com/office/drawing/2010/main" val="0"/>
+                        </a:ext>
+                      </a:extLst>
+                    </a:blip>
+                    <a:stretch>
+                      <a:fillRect/>
+                    </a:stretch>
+                  </pic:blipFill>
+                  <pic:spPr>
+                    <a:xfrm>
+                      <a:off x="0" y="0"/>
+                      <a:ext cx="5731510" cy="3144520"/>
+                    </a:xfrm>
+                    <a:prstGeom prst="rect">
+                      <a:avLst/>
+                    </a:prstGeom>
+                  </pic:spPr>
+                </pic:pic>
+              </a:graphicData>
+            </a:graphic>
+          </wp:inline>
+        </w:drawing>
+      </w:r>
+    </w:p>
+    <w:p>
+      <w:pPr>
+        <w:rPr>
+          <w:rFonts w:ascii="Times New Roman" w:hAnsi="Times New Roman" w:cs="Times New Roman"/>
+          <w:sz w:val="24"/>
+          <w:szCs w:val="24"/>
+        </w:rPr>
+      </w:pPr>
+    </w:p>
+    <w:p>
+      <w:pPr>
+        <w:rPr>
+          <w:rFonts w:ascii="Times New Roman" w:hAnsi="Times New Roman" w:cs="Times New Roman"/>
+          <w:b/>
+          <w:bCs/>
+          <w:sz w:val="28"/>
+          <w:szCs w:val="28"/>
+        </w:rPr>
+      </w:pPr>
+      <w:r>
+        <w:rPr>
+          <w:rFonts w:ascii="Times New Roman" w:hAnsi="Times New Roman" w:cs="Times New Roman"/>
+          <w:b/>
+          <w:bCs/>
+          <w:sz w:val="28"/>
+          <w:szCs w:val="28"/>
+        </w:rPr>
+        <w:t>Pengujian Insert</w:t>
+      </w:r>
+    </w:p>
+    <w:p>
+      <w:pPr>
+        <w:rPr>
+          <w:rFonts w:ascii="Times New Roman" w:hAnsi="Times New Roman" w:cs="Times New Roman"/>
+          <w:sz w:val="24"/>
+          <w:szCs w:val="24"/>
+        </w:rPr>
+      </w:pPr>
+      <w:r>
+        <w:rPr>
+          <w:rFonts w:ascii="Times New Roman" w:hAnsi="Times New Roman" w:cs="Times New Roman"/>
+          <w:sz w:val="24"/>
+          <w:szCs w:val="24"/>
+        </w:rPr>
+        <w:t>Menguji insert jika idkelompok yang digunakan adalah 9, yang dimana itu tidak tersedia pada tabel master [tblkelompok]:</w:t>
+      </w:r>
+    </w:p>
+    <w:p>
+      <w:pPr>
+        <w:rPr>
+          <w:rFonts w:ascii="Times New Roman" w:hAnsi="Times New Roman" w:cs="Times New Roman"/>
+          <w:sz w:val="24"/>
+          <w:szCs w:val="24"/>
+        </w:rPr>
+      </w:pPr>
+      <w:r>
+        <w:rPr>
+          <w:rFonts w:ascii="Times New Roman" w:hAnsi="Times New Roman" w:cs="Times New Roman"/>
+          <w:sz w:val="24"/>
+          <w:szCs w:val="24"/>
+        </w:rPr>
+        <w:drawing>
+          <wp:inline distT="0" distB="0" distL="0" distR="0">
+            <wp:extent cx="5731510" cy="1240790"/>
+            <wp:effectExtent l="0" t="0" r="2540" b="0"/>
+            <wp:docPr id="724989744" name="Picture 10"/>
+            <wp:cNvGraphicFramePr>
+              <a:graphicFrameLocks xmlns:a="http://schemas.openxmlformats.org/drawingml/2006/main" noChangeAspect="1"/>
+            </wp:cNvGraphicFramePr>
+            <a:graphic xmlns:a="http://schemas.openxmlformats.org/drawingml/2006/main">
+              <a:graphicData uri="http://schemas.openxmlformats.org/drawingml/2006/picture">
+                <pic:pic xmlns:pic="http://schemas.openxmlformats.org/drawingml/2006/picture">
+                  <pic:nvPicPr>
+                    <pic:cNvPr id="724989744" name="Picture 724989744"/>
+                    <pic:cNvPicPr/>
+                  </pic:nvPicPr>
+                  <pic:blipFill>
+                    <a:blip r:embed="rId92">
+                      <a:extLst>
+                        <a:ext uri="{28A0092B-C50C-407E-A947-70E740481C1C}">
+                          <a14:useLocalDpi xmlns:a14="http://schemas.microsoft.com/office/drawing/2010/main" val="0"/>
+                        </a:ext>
+                      </a:extLst>
+                    </a:blip>
+                    <a:stretch>
+                      <a:fillRect/>
+                    </a:stretch>
+                  </pic:blipFill>
+                  <pic:spPr>
+                    <a:xfrm>
+                      <a:off x="0" y="0"/>
+                      <a:ext cx="5731510" cy="1240790"/>
+                    </a:xfrm>
+                    <a:prstGeom prst="rect">
+                      <a:avLst/>
+                    </a:prstGeom>
+                  </pic:spPr>
+                </pic:pic>
+              </a:graphicData>
+            </a:graphic>
+          </wp:inline>
+        </w:drawing>
+      </w:r>
+    </w:p>
+    <w:p>
+      <w:pPr>
+        <w:rPr>
+          <w:rFonts w:ascii="Times New Roman" w:hAnsi="Times New Roman" w:cs="Times New Roman"/>
+          <w:sz w:val="24"/>
+          <w:szCs w:val="24"/>
+        </w:rPr>
+      </w:pPr>
+    </w:p>
+    <w:p>
+      <w:pPr>
+        <w:rPr>
+          <w:rFonts w:ascii="Times New Roman" w:hAnsi="Times New Roman" w:cs="Times New Roman"/>
+          <w:sz w:val="28"/>
+          <w:szCs w:val="28"/>
+        </w:rPr>
+      </w:pPr>
+      <w:r>
+        <w:rPr>
+          <w:rFonts w:ascii="Times New Roman" w:hAnsi="Times New Roman" w:cs="Times New Roman"/>
+          <w:b/>
+          <w:bCs/>
+          <w:sz w:val="28"/>
+          <w:szCs w:val="28"/>
+        </w:rPr>
+        <w:t>Pengujian Update</w:t>
+      </w:r>
+    </w:p>
+    <w:p>
+      <w:pPr>
+        <w:rPr>
+          <w:rFonts w:ascii="Times New Roman" w:hAnsi="Times New Roman" w:cs="Times New Roman"/>
+          <w:sz w:val="24"/>
+          <w:szCs w:val="24"/>
+        </w:rPr>
+      </w:pPr>
+      <w:r>
+        <w:rPr>
+          <w:rFonts w:ascii="Times New Roman" w:hAnsi="Times New Roman" w:cs="Times New Roman"/>
+          <w:sz w:val="24"/>
+          <w:szCs w:val="24"/>
+        </w:rPr>
+        <w:lastRenderedPageBreak/>
+        <w:t>Mengubah idkelompok tepung dari 8 menjadi 9:</w:t>
+      </w:r>
+    </w:p>
+    <w:p>
+      <w:pPr>
+        <w:rPr>
+          <w:rFonts w:ascii="Times New Roman" w:hAnsi="Times New Roman" w:cs="Times New Roman"/>
+          <w:sz w:val="24"/>
+          <w:szCs w:val="24"/>
+        </w:rPr>
+      </w:pPr>
+      <w:r>
+        <w:rPr>
+          <w:rFonts w:ascii="Times New Roman" w:hAnsi="Times New Roman" w:cs="Times New Roman"/>
+          <w:sz w:val="24"/>
+          <w:szCs w:val="24"/>
+        </w:rPr>
+        <w:drawing>
+          <wp:inline distT="0" distB="0" distL="0" distR="0">
+            <wp:extent cx="5731510" cy="1085850"/>
+            <wp:effectExtent l="0" t="0" r="2540" b="0"/>
+            <wp:docPr id="466241627" name="Picture 11"/>
+            <wp:cNvGraphicFramePr>
+              <a:graphicFrameLocks xmlns:a="http://schemas.openxmlformats.org/drawingml/2006/main" noChangeAspect="1"/>
+            </wp:cNvGraphicFramePr>
+            <a:graphic xmlns:a="http://schemas.openxmlformats.org/drawingml/2006/main">
+              <a:graphicData uri="http://schemas.openxmlformats.org/drawingml/2006/picture">
+                <pic:pic xmlns:pic="http://schemas.openxmlformats.org/drawingml/2006/picture">
+                  <pic:nvPicPr>
+                    <pic:cNvPr id="466241627" name="Picture 466241627"/>
+                    <pic:cNvPicPr/>
+                  </pic:nvPicPr>
+                  <pic:blipFill>
+                    <a:blip r:embed="rId93">
+                      <a:extLst>
+                        <a:ext uri="{28A0092B-C50C-407E-A947-70E740481C1C}">
+                          <a14:useLocalDpi xmlns:a14="http://schemas.microsoft.com/office/drawing/2010/main" val="0"/>
+                        </a:ext>
+                      </a:extLst>
+                    </a:blip>
+                    <a:stretch>
+                      <a:fillRect/>
+                    </a:stretch>
+                  </pic:blipFill>
+                  <pic:spPr>
+                    <a:xfrm>
+                      <a:off x="0" y="0"/>
+                      <a:ext cx="5731510" cy="1085850"/>
+                    </a:xfrm>
+                    <a:prstGeom prst="rect">
+                      <a:avLst/>
+                    </a:prstGeom>
+                  </pic:spPr>
+                </pic:pic>
+              </a:graphicData>
+            </a:graphic>
+          </wp:inline>
+        </w:drawing>
+      </w:r>
+    </w:p>
+    <w:p>
+      <w:pPr>
+        <w:rPr>
+          <w:rFonts w:ascii="Times New Roman" w:hAnsi="Times New Roman" w:cs="Times New Roman"/>
+          <w:sz w:val="24"/>
+          <w:szCs w:val="24"/>
+        </w:rPr>
+      </w:pPr>
+      <w:r>
+        <w:rPr>
+          <w:rFonts w:ascii="Times New Roman" w:hAnsi="Times New Roman" w:cs="Times New Roman"/>
+          <w:sz w:val="24"/>
+          <w:szCs w:val="24"/>
+        </w:rPr>
+        <w:t>Memeriksa hasil perubahan pada tblkelompok:</w:t>
+      </w:r>
+    </w:p>
+    <w:p>
+      <w:pPr>
+        <w:rPr>
+          <w:rFonts w:ascii="Times New Roman" w:hAnsi="Times New Roman" w:cs="Times New Roman"/>
+          <w:sz w:val="24"/>
+          <w:szCs w:val="24"/>
+        </w:rPr>
+      </w:pPr>
+      <w:r>
+        <w:rPr>
+          <w:rFonts w:ascii="Times New Roman" w:hAnsi="Times New Roman" w:cs="Times New Roman"/>
+          <w:sz w:val="24"/>
+          <w:szCs w:val="24"/>
+        </w:rPr>
+        <w:drawing>
+          <wp:inline distT="0" distB="0" distL="0" distR="0">
+            <wp:extent cx="4045158" cy="2222614"/>
+            <wp:effectExtent l="0" t="0" r="0" b="6350"/>
+            <wp:docPr id="1045567060" name="Picture 12"/>
+            <wp:cNvGraphicFramePr>
+              <a:graphicFrameLocks xmlns:a="http://schemas.openxmlformats.org/drawingml/2006/main" noChangeAspect="1"/>
+            </wp:cNvGraphicFramePr>
+            <a:graphic xmlns:a="http://schemas.openxmlformats.org/drawingml/2006/main">
+              <a:graphicData uri="http://schemas.openxmlformats.org/drawingml/2006/picture">
+                <pic:pic xmlns:pic="http://schemas.openxmlformats.org/drawingml/2006/picture">
+                  <pic:nvPicPr>
+                    <pic:cNvPr id="1045567060" name="Picture 1045567060"/>
+                    <pic:cNvPicPr/>
+                  </pic:nvPicPr>
+                  <pic:blipFill>
+                    <a:blip r:embed="rId94">
+                      <a:extLst>
+                        <a:ext uri="{28A0092B-C50C-407E-A947-70E740481C1C}">
+                          <a14:useLocalDpi xmlns:a14="http://schemas.microsoft.com/office/drawing/2010/main" val="0"/>
+                        </a:ext>
+                      </a:extLst>
+                    </a:blip>
+                    <a:stretch>
+                      <a:fillRect/>
+                    </a:stretch>
+                  </pic:blipFill>
+                  <pic:spPr>
+                    <a:xfrm>
+                      <a:off x="0" y="0"/>
+                      <a:ext cx="4045158" cy="2222614"/>
+                    </a:xfrm>
+                    <a:prstGeom prst="rect">
+                      <a:avLst/>
+                    </a:prstGeom>
+                  </pic:spPr>
+                </pic:pic>
+              </a:graphicData>
+            </a:graphic>
+          </wp:inline>
+        </w:drawing>
+      </w:r>
+    </w:p>
+    <w:p>
+      <w:pPr>
+        <w:rPr>
+          <w:rFonts w:ascii="Times New Roman" w:hAnsi="Times New Roman" w:cs="Times New Roman"/>
+          <w:sz w:val="24"/>
+          <w:szCs w:val="24"/>
+        </w:rPr>
+      </w:pPr>
+      <w:r>
+        <w:rPr>
+          <w:rFonts w:ascii="Times New Roman" w:hAnsi="Times New Roman" w:cs="Times New Roman"/>
+          <w:sz w:val="24"/>
+          <w:szCs w:val="24"/>
+        </w:rPr>
+        <w:t>Memeriksa hasil perubahan pada tblbarang:</w:t>
+      </w:r>
+    </w:p>
+    <w:p>
+      <w:pPr>
+        <w:rPr>
+          <w:rFonts w:ascii="Times New Roman" w:hAnsi="Times New Roman" w:cs="Times New Roman"/>
+          <w:sz w:val="24"/>
+          <w:szCs w:val="24"/>
+        </w:rPr>
+      </w:pPr>
+      <w:r>
+        <w:rPr>
+          <w:rFonts w:ascii="Times New Roman" w:hAnsi="Times New Roman" w:cs="Times New Roman"/>
+          <w:sz w:val="24"/>
+          <w:szCs w:val="24"/>
+        </w:rPr>
+        <w:drawing>
+          <wp:inline distT="0" distB="0" distL="0" distR="0">
+            <wp:extent cx="5731510" cy="3111500"/>
+            <wp:effectExtent l="0" t="0" r="2540" b="0"/>
+            <wp:docPr id="1699503117" name="Picture 13"/>
+            <wp:cNvGraphicFramePr>
+              <a:graphicFrameLocks xmlns:a="http://schemas.openxmlformats.org/drawingml/2006/main" noChangeAspect="1"/>
+            </wp:cNvGraphicFramePr>
+            <a:graphic xmlns:a="http://schemas.openxmlformats.org/drawingml/2006/main">
+              <a:graphicData uri="http://schemas.openxmlformats.org/drawingml/2006/picture">
+                <pic:pic xmlns:pic="http://schemas.openxmlformats.org/drawingml/2006/picture">
+                  <pic:nvPicPr>
+                    <pic:cNvPr id="1699503117" name="Picture 1699503117"/>
+                    <pic:cNvPicPr/>
+                  </pic:nvPicPr>
+                  <pic:blipFill>
+                    <a:blip r:embed="rId95">
+                      <a:extLst>
+                        <a:ext uri="{28A0092B-C50C-407E-A947-70E740481C1C}">
+                          <a14:useLocalDpi xmlns:a14="http://schemas.microsoft.com/office/drawing/2010/main" val="0"/>
+                        </a:ext>
+                      </a:extLst>
+                    </a:blip>
+                    <a:stretch>
+                      <a:fillRect/>
+                    </a:stretch>
+                  </pic:blipFill>
+                  <pic:spPr>
+                    <a:xfrm>
+                      <a:off x="0" y="0"/>
+                      <a:ext cx="5731510" cy="3111500"/>
+                    </a:xfrm>
+                    <a:prstGeom prst="rect">
+                      <a:avLst/>
+                    </a:prstGeom>
+                  </pic:spPr>
+                </pic:pic>
+              </a:graphicData>
+            </a:graphic>
+          </wp:inline>
+        </w:drawing>
+      </w:r>
+    </w:p>
+    <w:p>
+      <w:pPr>
+        <w:rPr>
+          <w:rFonts w:ascii="Times New Roman" w:hAnsi="Times New Roman" w:cs="Times New Roman"/>
+          <w:sz w:val="24"/>
+          <w:szCs w:val="24"/>
+        </w:rPr>
+      </w:pPr>
+      <w:r>
+        <w:rPr>
+          <w:rFonts w:ascii="Times New Roman" w:hAnsi="Times New Roman" w:cs="Times New Roman"/>
+          <w:sz w:val="24"/>
+          <w:szCs w:val="24"/>
+        </w:rPr>
+        <w:t>Disini dapat kita lihat perbedaannya bahwa idkelompok dari barang Tepung Terigu, Tapioka, dan juga Kanji telah berubah menjadi 9 yang dimana sebelumnya ialah 8</w:t>
+      </w:r>
+    </w:p>
+    <w:p>
+      <w:pPr>
+        <w:rPr>
+          <w:rFonts w:ascii="Times New Roman" w:hAnsi="Times New Roman" w:cs="Times New Roman"/>
+          <w:sz w:val="24"/>
+          <w:szCs w:val="24"/>
+        </w:rPr>
+      </w:pPr>
+    </w:p>
+    <w:p>
+      <w:pPr>
+        <w:rPr>
+          <w:rFonts w:ascii="Times New Roman" w:hAnsi="Times New Roman" w:cs="Times New Roman"/>
+          <w:b/>
+          <w:bCs/>
+          <w:sz w:val="28"/>
+          <w:szCs w:val="28"/>
+        </w:rPr>
+      </w:pPr>
+      <w:r>
+        <w:rPr>
+          <w:rFonts w:ascii="Times New Roman" w:hAnsi="Times New Roman" w:cs="Times New Roman"/>
+          <w:b/>
+          <w:bCs/>
+          <w:sz w:val="28"/>
+          <w:szCs w:val="28"/>
+        </w:rPr>
+        <w:t>Pengujian Delete</w:t>
+      </w:r>
+    </w:p>
+    <w:p>
+      <w:pPr>
+        <w:rPr>
+          <w:rFonts w:ascii="Times New Roman" w:hAnsi="Times New Roman" w:cs="Times New Roman"/>
+          <w:sz w:val="24"/>
+          <w:szCs w:val="24"/>
+        </w:rPr>
+      </w:pPr>
+      <w:r>
+        <w:rPr>
+          <w:rFonts w:ascii="Times New Roman" w:hAnsi="Times New Roman" w:cs="Times New Roman"/>
+          <w:sz w:val="24"/>
+          <w:szCs w:val="24"/>
+        </w:rPr>
+        <w:lastRenderedPageBreak/>
+        <w:t>Menghapus tabel master:</w:t>
+      </w:r>
+    </w:p>
+    <w:p>
+      <w:pPr>
+        <w:rPr>
+          <w:rFonts w:ascii="Times New Roman" w:hAnsi="Times New Roman" w:cs="Times New Roman"/>
+          <w:sz w:val="24"/>
+          <w:szCs w:val="24"/>
+        </w:rPr>
+      </w:pPr>
+      <w:r>
+        <w:rPr>
+          <w:rFonts w:ascii="Times New Roman" w:hAnsi="Times New Roman" w:cs="Times New Roman"/>
+          <w:sz w:val="24"/>
+          <w:szCs w:val="24"/>
+        </w:rPr>
+        <w:drawing>
+          <wp:inline distT="0" distB="0" distL="0" distR="0">
+            <wp:extent cx="5731510" cy="1186815"/>
+            <wp:effectExtent l="0" t="0" r="2540" b="0"/>
+            <wp:docPr id="776761985" name="Picture 6"/>
+            <wp:cNvGraphicFramePr>
+              <a:graphicFrameLocks xmlns:a="http://schemas.openxmlformats.org/drawingml/2006/main" noChangeAspect="1"/>
+            </wp:cNvGraphicFramePr>
+            <a:graphic xmlns:a="http://schemas.openxmlformats.org/drawingml/2006/main">
+              <a:graphicData uri="http://schemas.openxmlformats.org/drawingml/2006/picture">
+                <pic:pic xmlns:pic="http://schemas.openxmlformats.org/drawingml/2006/picture">
+                  <pic:nvPicPr>
+                    <pic:cNvPr id="776761985" name="Picture 776761985"/>
+                    <pic:cNvPicPr/>
+                  </pic:nvPicPr>
+                  <pic:blipFill>
+                    <a:blip r:embed="rId96">
+                      <a:extLst>
+                        <a:ext uri="{28A0092B-C50C-407E-A947-70E740481C1C}">
+                          <a14:useLocalDpi xmlns:a14="http://schemas.microsoft.com/office/drawing/2010/main" val="0"/>
+                        </a:ext>
+                      </a:extLst>
+                    </a:blip>
+                    <a:stretch>
+                      <a:fillRect/>
+                    </a:stretch>
+                  </pic:blipFill>
+                  <pic:spPr>
+                    <a:xfrm>
+                      <a:off x="0" y="0"/>
+                      <a:ext cx="5731510" cy="1186815"/>
+                    </a:xfrm>
+                    <a:prstGeom prst="rect">
+                      <a:avLst/>
+                    </a:prstGeom>
+                  </pic:spPr>
+                </pic:pic>
+              </a:graphicData>
+            </a:graphic>
+          </wp:inline>
+        </w:drawing>
+      </w:r>
+    </w:p>
+    <w:p>
+      <w:pPr>
+        <w:rPr>
+          <w:rFonts w:ascii="Times New Roman" w:hAnsi="Times New Roman" w:cs="Times New Roman"/>
+          <w:sz w:val="24"/>
+          <w:szCs w:val="24"/>
+        </w:rPr>
+      </w:pPr>
+      <w:r>
+        <w:rPr>
+          <w:rFonts w:ascii="Times New Roman" w:hAnsi="Times New Roman" w:cs="Times New Roman"/>
+          <w:sz w:val="24"/>
+          <w:szCs w:val="24"/>
+        </w:rPr>
+        <w:t>Mencoba untuk insert data baru pada tabel master:</w:t>
+      </w:r>
+    </w:p>
+    <w:p>
+      <w:pPr>
+        <w:rPr>
+          <w:rFonts w:ascii="Times New Roman" w:hAnsi="Times New Roman" w:cs="Times New Roman"/>
+          <w:sz w:val="24"/>
+          <w:szCs w:val="24"/>
+        </w:rPr>
+      </w:pPr>
+      <w:r>
+        <w:rPr>
+          <w:rFonts w:ascii="Times New Roman" w:hAnsi="Times New Roman" w:cs="Times New Roman"/>
+          <w:sz w:val="24"/>
+          <w:szCs w:val="24"/>
+        </w:rPr>
+        <w:drawing>
+          <wp:inline distT="0" distB="0" distL="0" distR="0">
+            <wp:extent cx="5194567" cy="984301"/>
+            <wp:effectExtent l="0" t="0" r="6350" b="6350"/>
+            <wp:docPr id="53400582" name="Picture 7"/>
+            <wp:cNvGraphicFramePr>
+              <a:graphicFrameLocks xmlns:a="http://schemas.openxmlformats.org/drawingml/2006/main" noChangeAspect="1"/>
+            </wp:cNvGraphicFramePr>
+            <a:graphic xmlns:a="http://schemas.openxmlformats.org/drawingml/2006/main">
+              <a:graphicData uri="http://schemas.openxmlformats.org/drawingml/2006/picture">
+                <pic:pic xmlns:pic="http://schemas.openxmlformats.org/drawingml/2006/picture">
+                  <pic:nvPicPr>
+                    <pic:cNvPr id="53400582" name="Picture 53400582"/>
+                    <pic:cNvPicPr/>
+                  </pic:nvPicPr>
+                  <pic:blipFill>
+                    <a:blip r:embed="rId97">
+                      <a:extLst>
+                        <a:ext uri="{28A0092B-C50C-407E-A947-70E740481C1C}">
+                          <a14:useLocalDpi xmlns:a14="http://schemas.microsoft.com/office/drawing/2010/main" val="0"/>
+                        </a:ext>
+                      </a:extLst>
+                    </a:blip>
+                    <a:stretch>
+                      <a:fillRect/>
+                    </a:stretch>
+                  </pic:blipFill>
+                  <pic:spPr>
+                    <a:xfrm>
+                      <a:off x="0" y="0"/>
+                      <a:ext cx="5194567" cy="984301"/>
+                    </a:xfrm>
+                    <a:prstGeom prst="rect">
+                      <a:avLst/>
+                    </a:prstGeom>
+                  </pic:spPr>
+                </pic:pic>
+              </a:graphicData>
+            </a:graphic>
+          </wp:inline>
+        </w:drawing>
+      </w:r>
+    </w:p>
+    <w:p>
+      <w:pPr>
+        <w:rPr>
+          <w:rFonts w:ascii="Times New Roman" w:hAnsi="Times New Roman" w:cs="Times New Roman"/>
+          <w:sz w:val="24"/>
+          <w:szCs w:val="24"/>
+        </w:rPr>
+      </w:pPr>
+      <w:r>
+        <w:rPr>
+          <w:rFonts w:ascii="Times New Roman" w:hAnsi="Times New Roman" w:cs="Times New Roman"/>
+          <w:sz w:val="24"/>
+          <w:szCs w:val="24"/>
+        </w:rPr>
+        <w:t>Memeriksa data yang sudah dimasukkan:</w:t>
+      </w:r>
+    </w:p>
+    <w:p>
+      <w:pPr>
+        <w:rPr>
+          <w:rFonts w:ascii="Times New Roman" w:hAnsi="Times New Roman" w:cs="Times New Roman"/>
+          <w:sz w:val="24"/>
+          <w:szCs w:val="24"/>
+        </w:rPr>
+      </w:pPr>
+      <w:r>
+        <w:rPr>
+          <w:rFonts w:ascii="Times New Roman" w:hAnsi="Times New Roman" w:cs="Times New Roman"/>
+          <w:sz w:val="24"/>
+          <w:szCs w:val="24"/>
+        </w:rPr>
+        <w:drawing>
+          <wp:inline distT="0" distB="0" distL="0" distR="0">
+            <wp:extent cx="5188217" cy="1892397"/>
+            <wp:effectExtent l="0" t="0" r="0" b="0"/>
+            <wp:docPr id="1402298231" name="Picture 8"/>
+            <wp:cNvGraphicFramePr>
+              <a:graphicFrameLocks xmlns:a="http://schemas.openxmlformats.org/drawingml/2006/main" noChangeAspect="1"/>
+            </wp:cNvGraphicFramePr>
+            <a:graphic xmlns:a="http://schemas.openxmlformats.org/drawingml/2006/main">
+              <a:graphicData uri="http://schemas.openxmlformats.org/drawingml/2006/picture">
+                <pic:pic xmlns:pic="http://schemas.openxmlformats.org/drawingml/2006/picture">
+                  <pic:nvPicPr>
+                    <pic:cNvPr id="1402298231" name="Picture 1402298231"/>
+                    <pic:cNvPicPr/>
+                  </pic:nvPicPr>
+                  <pic:blipFill>
+                    <a:blip r:embed="rId98">
+                      <a:extLst>
+                        <a:ext uri="{28A0092B-C50C-407E-A947-70E740481C1C}">
+                          <a14:useLocalDpi xmlns:a14="http://schemas.microsoft.com/office/drawing/2010/main" val="0"/>
+                        </a:ext>
+                      </a:extLst>
+                    </a:blip>
+                    <a:stretch>
+                      <a:fillRect/>
+                    </a:stretch>
+                  </pic:blipFill>
+                  <pic:spPr>
+                    <a:xfrm>
+                      <a:off x="0" y="0"/>
+                      <a:ext cx="5188217" cy="1892397"/>
+                    </a:xfrm>
+                    <a:prstGeom prst="rect">
+                      <a:avLst/>
+                    </a:prstGeom>
+                  </pic:spPr>
+                </pic:pic>
+              </a:graphicData>
+            </a:graphic>
+          </wp:inline>
+        </w:drawing>
+      </w:r>
+    </w:p>
+    <w:p>
+      <w:pPr>
+        <w:rPr>
+          <w:rFonts w:ascii="Times New Roman" w:hAnsi="Times New Roman" w:cs="Times New Roman"/>
+          <w:sz w:val="24"/>
+          <w:szCs w:val="24"/>
+        </w:rPr>
+      </w:pPr>
+      <w:r>
+        <w:rPr>
+          <w:rFonts w:ascii="Times New Roman" w:hAnsi="Times New Roman" w:cs="Times New Roman"/>
+          <w:sz w:val="24"/>
+          <w:szCs w:val="24"/>
+        </w:rPr>
+        <w:t>Menghapus idkelompok 10 karena belum digunakan pada tabel transaksi:</w:t>
+      </w:r>
+    </w:p>
+    <w:p>
+      <w:pPr>
+        <w:rPr>
+          <w:rFonts w:ascii="Times New Roman" w:hAnsi="Times New Roman" w:cs="Times New Roman"/>
+          <w:sz w:val="24"/>
+          <w:szCs w:val="24"/>
+        </w:rPr>
+      </w:pPr>
+      <w:r>
+        <w:rPr>
+          <w:rFonts w:ascii="Times New Roman" w:hAnsi="Times New Roman" w:cs="Times New Roman"/>
+          <w:sz w:val="24"/>
+          <w:szCs w:val="24"/>
+        </w:rPr>
+        <w:drawing>
+          <wp:inline distT="0" distB="0" distL="0" distR="0">
+            <wp:extent cx="5213618" cy="1136708"/>
+            <wp:effectExtent l="0" t="0" r="6350" b="6350"/>
+            <wp:docPr id="999155822" name="Picture 9"/>
+            <wp:cNvGraphicFramePr>
+              <a:graphicFrameLocks xmlns:a="http://schemas.openxmlformats.org/drawingml/2006/main" noChangeAspect="1"/>
+            </wp:cNvGraphicFramePr>
+            <a:graphic xmlns:a="http://schemas.openxmlformats.org/drawingml/2006/main">
+              <a:graphicData uri="http://schemas.openxmlformats.org/drawingml/2006/picture">
+                <pic:pic xmlns:pic="http://schemas.openxmlformats.org/drawingml/2006/picture">
+                  <pic:nvPicPr>
+                    <pic:cNvPr id="999155822" name="Picture 999155822"/>
+                    <pic:cNvPicPr/>
+                  </pic:nvPicPr>
+                  <pic:blipFill>
+                    <a:blip r:embed="rId99">
+                      <a:extLst>
+                        <a:ext uri="{28A0092B-C50C-407E-A947-70E740481C1C}">
+                          <a14:useLocalDpi xmlns:a14="http://schemas.microsoft.com/office/drawing/2010/main" val="0"/>
+                        </a:ext>
+                      </a:extLst>
+                    </a:blip>
+                    <a:stretch>
+                      <a:fillRect/>
+                    </a:stretch>
+                  </pic:blipFill>
+                  <pic:spPr>
+                    <a:xfrm>
+                      <a:off x="0" y="0"/>
+                      <a:ext cx="5213618" cy="1136708"/>
+                    </a:xfrm>
+                    <a:prstGeom prst="rect">
+                      <a:avLst/>
+                    </a:prstGeom>
+                  </pic:spPr>
+                </pic:pic>
+              </a:graphicData>
+            </a:graphic>
+          </wp:inline>
+        </w:drawing>
+      </w:r>
+    </w:p>
+    <w:p>
+      <w:pPr>
+        <w:rPr>
+          <w:rFonts w:ascii="Times New Roman" w:hAnsi="Times New Roman" w:cs="Times New Roman"/>
+          <w:sz w:val="24"/>
+          <w:szCs w:val="24"/>
+        </w:rPr>
+      </w:pPr>
+      <w:r>
+        <w:rPr>
+          <w:rFonts w:ascii="Times New Roman" w:hAnsi="Times New Roman" w:cs="Times New Roman"/>
+          <w:sz w:val="24"/>
+          <w:szCs w:val="24"/>
+        </w:rPr>
+        <w:t>Memeriksa tabel yang sudah dihapus:</w:t>
+      </w:r>
+    </w:p>
+    <w:p>
+      <w:pPr>
+        <w:rPr>
+          <w:rFonts w:ascii="Times New Roman" w:hAnsi="Times New Roman" w:cs="Times New Roman"/>
+          <w:sz w:val="24"/>
+          <w:szCs w:val="24"/>
+        </w:rPr>
+      </w:pPr>
+      <w:r>
+        <w:rPr>
+          <w:rFonts w:ascii="Times New Roman" w:hAnsi="Times New Roman" w:cs="Times New Roman"/>
+          <w:sz w:val="24"/>
+          <w:szCs w:val="24"/>
+        </w:rPr>
+        <w:lastRenderedPageBreak/>
+        <w:drawing>
+          <wp:inline distT="0" distB="0" distL="0" distR="0">
+            <wp:extent cx="5200917" cy="2165461"/>
+            <wp:effectExtent l="0" t="0" r="0" b="6350"/>
+            <wp:docPr id="1741793076" name="Picture 10"/>
+            <wp:cNvGraphicFramePr>
+              <a:graphicFrameLocks xmlns:a="http://schemas.openxmlformats.org/drawingml/2006/main" noChangeAspect="1"/>
+            </wp:cNvGraphicFramePr>
+            <a:graphic xmlns:a="http://schemas.openxmlformats.org/drawingml/2006/main">
+              <a:graphicData uri="http://schemas.openxmlformats.org/drawingml/2006/picture">
+                <pic:pic xmlns:pic="http://schemas.openxmlformats.org/drawingml/2006/picture">
+                  <pic:nvPicPr>
+                    <pic:cNvPr id="1741793076" name="Picture 1741793076"/>
+                    <pic:cNvPicPr/>
+                  </pic:nvPicPr>
+                  <pic:blipFill>
+                    <a:blip r:embed="rId100">
+                      <a:extLst>
+                        <a:ext uri="{28A0092B-C50C-407E-A947-70E740481C1C}">
+                          <a14:useLocalDpi xmlns:a14="http://schemas.microsoft.com/office/drawing/2010/main" val="0"/>
+                        </a:ext>
+                      </a:extLst>
+                    </a:blip>
+                    <a:stretch>
+                      <a:fillRect/>
+                    </a:stretch>
+                  </pic:blipFill>
+                  <pic:spPr>
+                    <a:xfrm>
+                      <a:off x="0" y="0"/>
+                      <a:ext cx="5200917" cy="2165461"/>
+                    </a:xfrm>
+                    <a:prstGeom prst="rect">
+                      <a:avLst/>
+                    </a:prstGeom>
+                  </pic:spPr>
+                </pic:pic>
+              </a:graphicData>
+            </a:graphic>
+          </wp:inline>
+        </w:drawing>
+      </w:r>
+    </w:p>
+    <w:p>
+      <w:pPr>
+        <w:rPr>
+          <w:rFonts w:ascii="Times New Roman" w:hAnsi="Times New Roman" w:cs="Times New Roman"/>
+          <w:b/>
+          <w:bCs/>
+          <w:sz w:val="28"/>
+          <w:szCs w:val="28"/>
+        </w:rPr>
+      </w:pPr>
+    </w:p>
+    <w:p>
+      <w:pPr>
+        <w:rPr>
+          <w:rFonts w:ascii="Times New Roman" w:hAnsi="Times New Roman" w:cs="Times New Roman"/>
+          <w:b/>
+          <w:bCs/>
+          <w:sz w:val="28"/>
+          <w:szCs w:val="28"/>
+        </w:rPr>
+      </w:pPr>
+      <w:r>
+        <w:rPr>
+          <w:rFonts w:ascii="Times New Roman" w:hAnsi="Times New Roman" w:cs="Times New Roman"/>
+          <w:b/>
+          <w:bCs/>
+          <w:sz w:val="28"/>
+          <w:szCs w:val="28"/>
+        </w:rPr>
+        <w:t>Pembuatan View:</w:t>
+      </w:r>
+    </w:p>
+    <w:p>
+      <w:pPr>
+        <w:rPr>
+          <w:rFonts w:ascii="Times New Roman" w:hAnsi="Times New Roman" w:cs="Times New Roman"/>
+          <w:sz w:val="24"/>
+          <w:szCs w:val="24"/>
+        </w:rPr>
+      </w:pPr>
+      <w:r>
+        <w:rPr>
+          <w:rFonts w:ascii="Times New Roman" w:hAnsi="Times New Roman" w:cs="Times New Roman"/>
+          <w:sz w:val="24"/>
+          <w:szCs w:val="24"/>
+        </w:rPr>
+        <w:t>View digunakan untuk menggabungkan tabel master dan transaksi menjadi tabel baru:</w:t>
+      </w:r>
+    </w:p>
+    <w:p>
+      <w:pPr>
+        <w:rPr>
+          <w:rFonts w:ascii="Times New Roman" w:hAnsi="Times New Roman" w:cs="Times New Roman"/>
+          <w:sz w:val="24"/>
+          <w:szCs w:val="24"/>
+        </w:rPr>
+      </w:pPr>
+      <w:r>
+        <w:rPr>
+          <w:rFonts w:ascii="Times New Roman" w:hAnsi="Times New Roman" w:cs="Times New Roman"/>
+          <w:sz w:val="24"/>
+          <w:szCs w:val="24"/>
+        </w:rPr>
+        <w:drawing>
+          <wp:inline distT="0" distB="0" distL="0" distR="0">
+            <wp:extent cx="5731510" cy="1594485"/>
+            <wp:effectExtent l="0" t="0" r="2540" b="5715"/>
+            <wp:docPr id="1513700573" name="Picture 11"/>
+            <wp:cNvGraphicFramePr>
+              <a:graphicFrameLocks xmlns:a="http://schemas.openxmlformats.org/drawingml/2006/main" noChangeAspect="1"/>
+            </wp:cNvGraphicFramePr>
+            <a:graphic xmlns:a="http://schemas.openxmlformats.org/drawingml/2006/main">
+              <a:graphicData uri="http://schemas.openxmlformats.org/drawingml/2006/picture">
+                <pic:pic xmlns:pic="http://schemas.openxmlformats.org/drawingml/2006/picture">
+                  <pic:nvPicPr>
+                    <pic:cNvPr id="1513700573" name="Picture 1513700573"/>
+                    <pic:cNvPicPr/>
+                  </pic:nvPicPr>
+                  <pic:blipFill>
+                    <a:blip r:embed="rId101">
+                      <a:extLst>
+                        <a:ext uri="{28A0092B-C50C-407E-A947-70E740481C1C}">
+                          <a14:useLocalDpi xmlns:a14="http://schemas.microsoft.com/office/drawing/2010/main" val="0"/>
+                        </a:ext>
+                      </a:extLst>
+                    </a:blip>
+                    <a:stretch>
+                      <a:fillRect/>
+                    </a:stretch>
+                  </pic:blipFill>
+                  <pic:spPr>
+                    <a:xfrm>
+                      <a:off x="0" y="0"/>
+                      <a:ext cx="5731510" cy="1594485"/>
+                    </a:xfrm>
+                    <a:prstGeom prst="rect">
+                      <a:avLst/>
+                    </a:prstGeom>
+                  </pic:spPr>
+                </pic:pic>
+              </a:graphicData>
+            </a:graphic>
+          </wp:inline>
+        </w:drawing>
+      </w:r>
+    </w:p>
+    <w:p>
+      <w:pPr>
+        <w:rPr>
+          <w:rFonts w:ascii="Times New Roman" w:hAnsi="Times New Roman" w:cs="Times New Roman"/>
+          <w:sz w:val="24"/>
+          <w:szCs w:val="24"/>
+        </w:rPr>
+      </w:pPr>
+    </w:p>
+    <w:p>
+      <w:pPr>
+        <w:rPr>
+          <w:rFonts w:ascii="Times New Roman" w:hAnsi="Times New Roman" w:cs="Times New Roman"/>
+          <w:b/>
+          <w:bCs/>
+          <w:sz w:val="28"/>
+          <w:szCs w:val="28"/>
+        </w:rPr>
+      </w:pPr>
+      <w:r>
+        <w:rPr>
+          <w:rFonts w:ascii="Times New Roman" w:hAnsi="Times New Roman" w:cs="Times New Roman"/>
+          <w:b/>
+          <w:bCs/>
+          <w:sz w:val="28"/>
+          <w:szCs w:val="28"/>
+        </w:rPr>
+        <w:t>Menampilkan Semua View yang Telah Dibuat:</w:t>
+      </w:r>
+    </w:p>
+    <w:p>
+      <w:pPr>
+        <w:rPr>
+          <w:rFonts w:ascii="Times New Roman" w:hAnsi="Times New Roman" w:cs="Times New Roman"/>
+          <w:b/>
+          <w:bCs/>
+          <w:sz w:val="28"/>
+          <w:szCs w:val="28"/>
+        </w:rPr>
+      </w:pPr>
+      <w:r>
+        <w:rPr>
+          <w:rFonts w:ascii="Times New Roman" w:hAnsi="Times New Roman" w:cs="Times New Roman"/>
+          <w:b/>
+          <w:bCs/>
+          <w:sz w:val="28"/>
+          <w:szCs w:val="28"/>
+        </w:rPr>
+        <w:drawing>
+          <wp:inline distT="0" distB="0" distL="0" distR="0">
+            <wp:extent cx="5731510" cy="1637665"/>
+            <wp:effectExtent l="0" t="0" r="2540" b="635"/>
+            <wp:docPr id="1755785280" name="Picture 12"/>
+            <wp:cNvGraphicFramePr>
+              <a:graphicFrameLocks xmlns:a="http://schemas.openxmlformats.org/drawingml/2006/main" noChangeAspect="1"/>
+            </wp:cNvGraphicFramePr>
+            <a:graphic xmlns:a="http://schemas.openxmlformats.org/drawingml/2006/main">
+              <a:graphicData uri="http://schemas.openxmlformats.org/drawingml/2006/picture">
+                <pic:pic xmlns:pic="http://schemas.openxmlformats.org/drawingml/2006/picture">
+                  <pic:nvPicPr>
+                    <pic:cNvPr id="1755785280" name="Picture 1755785280"/>
+                    <pic:cNvPicPr/>
+                  </pic:nvPicPr>
+                  <pic:blipFill>
+                    <a:blip r:embed="rId102">
+                      <a:extLst>
+                        <a:ext uri="{28A0092B-C50C-407E-A947-70E740481C1C}">
+                          <a14:useLocalDpi xmlns:a14="http://schemas.microsoft.com/office/drawing/2010/main" val="0"/>
+                        </a:ext>
+                      </a:extLst>
+                    </a:blip>
+                    <a:stretch>
+                      <a:fillRect/>
+                    </a:stretch>
+                  </pic:blipFill>
+                  <pic:spPr>
+                    <a:xfrm>
+                      <a:off x="0" y="0"/>
+                      <a:ext cx="5731510" cy="1637665"/>
+                    </a:xfrm>
+                    <a:prstGeom prst="rect">
+                      <a:avLst/>
+                    </a:prstGeom>
+                  </pic:spPr>
+                </pic:pic>
+              </a:graphicData>
+            </a:graphic>
+          </wp:inline>
+        </w:drawing>
+      </w:r>
+    </w:p>
+    <w:p>
+      <w:pPr>
+        <w:rPr>
+          <w:rFonts w:ascii="Times New Roman" w:hAnsi="Times New Roman" w:cs="Times New Roman"/>
+          <w:b/>
+          <w:bCs/>
+          <w:sz w:val="28"/>
+          <w:szCs w:val="28"/>
+        </w:rPr>
+      </w:pPr>
+    </w:p>
+    <w:p>
+      <w:pPr>
+        <w:rPr>
+          <w:rFonts w:ascii="Times New Roman" w:hAnsi="Times New Roman" w:cs="Times New Roman"/>
+          <w:b/>
+          <w:bCs/>
+          <w:sz w:val="28"/>
+          <w:szCs w:val="28"/>
+        </w:rPr>
+      </w:pPr>
+      <w:r>
+        <w:rPr>
+          <w:rFonts w:ascii="Times New Roman" w:hAnsi="Times New Roman" w:cs="Times New Roman"/>
+          <w:b/>
+          <w:bCs/>
+          <w:sz w:val="28"/>
+          <w:szCs w:val="28"/>
+        </w:rPr>
+        <w:t>Melihat Isi View:</w:t>
+      </w:r>
+    </w:p>
+    <w:p>
+      <w:pPr>
+        <w:rPr>
+          <w:rFonts w:ascii="Times New Roman" w:hAnsi="Times New Roman" w:cs="Times New Roman"/>
+          <w:b/>
+          <w:bCs/>
+          <w:sz w:val="28"/>
+          <w:szCs w:val="28"/>
+        </w:rPr>
+      </w:pPr>
+      <w:r>
+        <w:rPr>
+          <w:rFonts w:ascii="Times New Roman" w:hAnsi="Times New Roman" w:cs="Times New Roman"/>
+          <w:b/>
+          <w:bCs/>
+          <w:sz w:val="28"/>
+          <w:szCs w:val="28"/>
+        </w:rPr>
+        <w:lastRenderedPageBreak/>
+        <w:drawing>
+          <wp:inline distT="0" distB="0" distL="0" distR="0">
+            <wp:extent cx="5731510" cy="2759075"/>
+            <wp:effectExtent l="0" t="0" r="2540" b="3175"/>
+            <wp:docPr id="274678460" name="Picture 13"/>
+            <wp:cNvGraphicFramePr>
+              <a:graphicFrameLocks xmlns:a="http://schemas.openxmlformats.org/drawingml/2006/main" noChangeAspect="1"/>
+            </wp:cNvGraphicFramePr>
+            <a:graphic xmlns:a="http://schemas.openxmlformats.org/drawingml/2006/main">
+              <a:graphicData uri="http://schemas.openxmlformats.org/drawingml/2006/picture">
+                <pic:pic xmlns:pic="http://schemas.openxmlformats.org/drawingml/2006/picture">
+                  <pic:nvPicPr>
+                    <pic:cNvPr id="274678460" name="Picture 274678460"/>
+                    <pic:cNvPicPr/>
+                  </pic:nvPicPr>
+                  <pic:blipFill>
+                    <a:blip r:embed="rId103">
+                      <a:extLst>
+                        <a:ext uri="{28A0092B-C50C-407E-A947-70E740481C1C}">
+                          <a14:useLocalDpi xmlns:a14="http://schemas.microsoft.com/office/drawing/2010/main" val="0"/>
+                        </a:ext>
+                      </a:extLst>
+                    </a:blip>
+                    <a:stretch>
+                      <a:fillRect/>
+                    </a:stretch>
+                  </pic:blipFill>
+                  <pic:spPr>
+                    <a:xfrm>
+                      <a:off x="0" y="0"/>
+                      <a:ext cx="5731510" cy="2759075"/>
+                    </a:xfrm>
+                    <a:prstGeom prst="rect">
+                      <a:avLst/>
+                    </a:prstGeom>
+                  </pic:spPr>
+                </pic:pic>
+              </a:graphicData>
+            </a:graphic>
+          </wp:inline>
+        </w:drawing>
+      </w:r>
+    </w:p>
+    <w:p>
+      <w:pPr>
+        <w:rPr>
+          <w:rFonts w:ascii="Times New Roman" w:hAnsi="Times New Roman" w:cs="Times New Roman"/>
+          <w:b/>
+          <w:bCs/>
+          <w:sz w:val="28"/>
+          <w:szCs w:val="28"/>
+        </w:rPr>
+      </w:pPr>
+    </w:p>
+    <w:p>
+      <w:pPr>
+        <w:rPr>
+          <w:rFonts w:ascii="Times New Roman" w:hAnsi="Times New Roman" w:cs="Times New Roman"/>
+          <w:b/>
+          <w:bCs/>
+          <w:sz w:val="28"/>
+          <w:szCs w:val="28"/>
+        </w:rPr>
+      </w:pPr>
+      <w:r>
+        <w:rPr>
+          <w:rFonts w:ascii="Times New Roman" w:hAnsi="Times New Roman" w:cs="Times New Roman"/>
+          <w:b/>
+          <w:bCs/>
+          <w:sz w:val="28"/>
+          <w:szCs w:val="28"/>
+        </w:rPr>
+        <w:t>Menghapus View:</w:t>
+      </w:r>
+    </w:p>
+    <w:p>
+      <w:pPr>
+        <w:rPr>
+          <w:rFonts w:ascii="Times New Roman" w:hAnsi="Times New Roman" w:cs="Times New Roman"/>
+          <w:sz w:val="24"/>
+          <w:szCs w:val="24"/>
+        </w:rPr>
+      </w:pPr>
+      <w:r>
+        <w:rPr>
+          <w:rFonts w:ascii="Times New Roman" w:hAnsi="Times New Roman" w:cs="Times New Roman"/>
+          <w:sz w:val="24"/>
+          <w:szCs w:val="24"/>
+        </w:rPr>
+        <w:t>Menghapus view:</w:t>
+      </w:r>
+    </w:p>
+    <w:p>
+      <w:pPr>
+        <w:rPr>
+          <w:rFonts w:ascii="Times New Roman" w:hAnsi="Times New Roman" w:cs="Times New Roman"/>
+          <w:b/>
+          <w:bCs/>
+          <w:sz w:val="28"/>
+          <w:szCs w:val="28"/>
+        </w:rPr>
+      </w:pPr>
+      <w:r>
+        <w:rPr>
+          <w:rFonts w:ascii="Times New Roman" w:hAnsi="Times New Roman" w:cs="Times New Roman"/>
+          <w:b/>
+          <w:bCs/>
+          <w:sz w:val="28"/>
+          <w:szCs w:val="28"/>
+        </w:rPr>
+        <w:drawing>
+          <wp:inline distT="0" distB="0" distL="0" distR="0">
+            <wp:extent cx="5731510" cy="971550"/>
+            <wp:effectExtent l="0" t="0" r="2540" b="0"/>
+            <wp:docPr id="1118611857" name="Picture 14"/>
+            <wp:cNvGraphicFramePr>
+              <a:graphicFrameLocks xmlns:a="http://schemas.openxmlformats.org/drawingml/2006/main" noChangeAspect="1"/>
+            </wp:cNvGraphicFramePr>
+            <a:graphic xmlns:a="http://schemas.openxmlformats.org/drawingml/2006/main">
+              <a:graphicData uri="http://schemas.openxmlformats.org/drawingml/2006/picture">
+                <pic:pic xmlns:pic="http://schemas.openxmlformats.org/drawingml/2006/picture">
+                  <pic:nvPicPr>
+                    <pic:cNvPr id="1118611857" name="Picture 1118611857"/>
+                    <pic:cNvPicPr/>
+                  </pic:nvPicPr>
+                  <pic:blipFill>
+                    <a:blip r:embed="rId104">
+                      <a:extLst>
+                        <a:ext uri="{28A0092B-C50C-407E-A947-70E740481C1C}">
+                          <a14:useLocalDpi xmlns:a14="http://schemas.microsoft.com/office/drawing/2010/main" val="0"/>
+                        </a:ext>
+                      </a:extLst>
+                    </a:blip>
+                    <a:stretch>
+                      <a:fillRect/>
+                    </a:stretch>
+                  </pic:blipFill>
+                  <pic:spPr>
+                    <a:xfrm>
+                      <a:off x="0" y="0"/>
+                      <a:ext cx="5731510" cy="971550"/>
+                    </a:xfrm>
+                    <a:prstGeom prst="rect">
+                      <a:avLst/>
+                    </a:prstGeom>
+                  </pic:spPr>
+                </pic:pic>
+              </a:graphicData>
+            </a:graphic>
+          </wp:inline>
+        </w:drawing>
+      </w:r>
+    </w:p>
+    <w:p>
+      <w:pPr>
+        <w:rPr>
+          <w:rFonts w:ascii="Times New Roman" w:hAnsi="Times New Roman" w:cs="Times New Roman"/>
+          <w:sz w:val="24"/>
+          <w:szCs w:val="24"/>
+        </w:rPr>
+      </w:pPr>
+      <w:r>
+        <w:rPr>
+          <w:rFonts w:ascii="Times New Roman" w:hAnsi="Times New Roman" w:cs="Times New Roman"/>
+          <w:sz w:val="24"/>
+          <w:szCs w:val="24"/>
+        </w:rPr>
+        <w:t>Memeriksa hasil view yang dihapus:</w:t>
+      </w:r>
+    </w:p>
+    <w:p>
+      <w:pPr>
+        <w:rPr>
+          <w:rFonts w:ascii="Times New Roman" w:hAnsi="Times New Roman" w:cs="Times New Roman"/>
+          <w:sz w:val="24"/>
+          <w:szCs w:val="24"/>
+        </w:rPr>
+      </w:pPr>
+      <w:r>
+        <w:rPr>
+          <w:rFonts w:ascii="Times New Roman" w:hAnsi="Times New Roman" w:cs="Times New Roman"/>
+          <w:sz w:val="24"/>
+          <w:szCs w:val="24"/>
+        </w:rPr>
+        <w:drawing>
+          <wp:inline distT="0" distB="0" distL="0" distR="0">
+            <wp:extent cx="5731510" cy="991235"/>
+            <wp:effectExtent l="0" t="0" r="2540" b="0"/>
+            <wp:docPr id="458360551" name="Picture 15"/>
+            <wp:cNvGraphicFramePr>
+              <a:graphicFrameLocks xmlns:a="http://schemas.openxmlformats.org/drawingml/2006/main" noChangeAspect="1"/>
+            </wp:cNvGraphicFramePr>
+            <a:graphic xmlns:a="http://schemas.openxmlformats.org/drawingml/2006/main">
+              <a:graphicData uri="http://schemas.openxmlformats.org/drawingml/2006/picture">
+                <pic:pic xmlns:pic="http://schemas.openxmlformats.org/drawingml/2006/picture">
+                  <pic:nvPicPr>
+                    <pic:cNvPr id="458360551" name="Picture 458360551"/>
+                    <pic:cNvPicPr/>
+                  </pic:nvPicPr>
+                  <pic:blipFill>
+                    <a:blip r:embed="rId105">
+                      <a:extLst>
+                        <a:ext uri="{28A0092B-C50C-407E-A947-70E740481C1C}">
+                          <a14:useLocalDpi xmlns:a14="http://schemas.microsoft.com/office/drawing/2010/main" val="0"/>
+                        </a:ext>
+                      </a:extLst>
+                    </a:blip>
+                    <a:stretch>
+                      <a:fillRect/>
+                    </a:stretch>
+                  </pic:blipFill>
+                  <pic:spPr>
+                    <a:xfrm>
+                      <a:off x="0" y="0"/>
+                      <a:ext cx="5731510" cy="991235"/>
+                    </a:xfrm>
+                    <a:prstGeom prst="rect">
+                      <a:avLst/>
+                    </a:prstGeom>
+                  </pic:spPr>
+                </pic:pic>
+              </a:graphicData>
+            </a:graphic>
+          </wp:inline>
+        </w:drawing>
+      </w:r>
+    </w:p>
+    <w:p>
+      <w:pPr>
+        <w:rPr>
+          <w:rFonts w:ascii="Times New Roman" w:hAnsi="Times New Roman" w:cs="Times New Roman"/>
+          <w:b/>
+          <w:bCs/>
+          <w:sz w:val="28"/>
+          <w:szCs w:val="28"/>
+        </w:rPr>
+      </w:pPr>
+    </w:p>
+    <w:p>
+      <w:pPr>
+        <w:rPr>
+          <w:rFonts w:ascii="Times New Roman" w:hAnsi="Times New Roman" w:cs="Times New Roman"/>
+          <w:b/>
+          <w:bCs/>
+          <w:sz w:val="28"/>
+          <w:szCs w:val="28"/>
+        </w:rPr>
+      </w:pPr>
+      <w:r>
+        <w:rPr>
+          <w:rFonts w:ascii="Times New Roman" w:hAnsi="Times New Roman" w:cs="Times New Roman"/>
+          <w:b/>
+          <w:bCs/>
+          <w:sz w:val="28"/>
+          <w:szCs w:val="28"/>
+        </w:rPr>
+        <w:t>Select Semua Kolom (*):</w:t>
+      </w:r>
+    </w:p>
+    <w:p>
+      <w:pPr>
+        <w:rPr>
+          <w:rFonts w:ascii="Times New Roman" w:hAnsi="Times New Roman" w:cs="Times New Roman"/>
+          <w:sz w:val="24"/>
+          <w:szCs w:val="24"/>
+        </w:rPr>
+      </w:pPr>
+      <w:r>
+        <w:rPr>
+          <w:rFonts w:ascii="Times New Roman" w:hAnsi="Times New Roman" w:cs="Times New Roman"/>
+          <w:sz w:val="24"/>
+          <w:szCs w:val="24"/>
+        </w:rPr>
+        <w:t>Menampilkan semua kolom dari suatu tabel (contoh: tblbarang):</w:t>
+      </w:r>
+    </w:p>
+    <w:p>
+      <w:pPr>
+        <w:rPr>
+          <w:rFonts w:ascii="Times New Roman" w:hAnsi="Times New Roman" w:cs="Times New Roman"/>
+          <w:sz w:val="24"/>
+          <w:szCs w:val="24"/>
+        </w:rPr>
+      </w:pPr>
+      <w:r>
+        <w:rPr>
+          <w:rFonts w:ascii="Times New Roman" w:hAnsi="Times New Roman" w:cs="Times New Roman"/>
+          <w:sz w:val="24"/>
+          <w:szCs w:val="24"/>
+        </w:rPr>
+        <w:lastRenderedPageBreak/>
+        <w:drawing>
+          <wp:inline distT="0" distB="0" distL="0" distR="0">
+            <wp:extent cx="5731510" cy="2809240"/>
+            <wp:effectExtent l="0" t="0" r="2540" b="0"/>
+            <wp:docPr id="343665065" name="Picture 17"/>
+            <wp:cNvGraphicFramePr>
+              <a:graphicFrameLocks xmlns:a="http://schemas.openxmlformats.org/drawingml/2006/main" noChangeAspect="1"/>
+            </wp:cNvGraphicFramePr>
+            <a:graphic xmlns:a="http://schemas.openxmlformats.org/drawingml/2006/main">
+              <a:graphicData uri="http://schemas.openxmlformats.org/drawingml/2006/picture">
+                <pic:pic xmlns:pic="http://schemas.openxmlformats.org/drawingml/2006/picture">
+                  <pic:nvPicPr>
+                    <pic:cNvPr id="343665065" name="Picture 343665065"/>
+                    <pic:cNvPicPr/>
+                  </pic:nvPicPr>
+                  <pic:blipFill>
+                    <a:blip r:embed="rId106">
+                      <a:extLst>
+                        <a:ext uri="{28A0092B-C50C-407E-A947-70E740481C1C}">
+                          <a14:useLocalDpi xmlns:a14="http://schemas.microsoft.com/office/drawing/2010/main" val="0"/>
+                        </a:ext>
+                      </a:extLst>
+                    </a:blip>
+                    <a:stretch>
+                      <a:fillRect/>
+                    </a:stretch>
+                  </pic:blipFill>
+                  <pic:spPr>
+                    <a:xfrm>
+                      <a:off x="0" y="0"/>
+                      <a:ext cx="5731510" cy="2809240"/>
+                    </a:xfrm>
+                    <a:prstGeom prst="rect">
+                      <a:avLst/>
+                    </a:prstGeom>
+                  </pic:spPr>
+                </pic:pic>
+              </a:graphicData>
+            </a:graphic>
+          </wp:inline>
+        </w:drawing>
+      </w:r>
+    </w:p>
+    <w:p>
+      <w:pPr>
+        <w:rPr>
+          <w:rFonts w:ascii="Times New Roman" w:hAnsi="Times New Roman" w:cs="Times New Roman"/>
+          <w:sz w:val="24"/>
+          <w:szCs w:val="24"/>
+        </w:rPr>
+      </w:pPr>
+      <w:r>
+        <w:rPr>
+          <w:rFonts w:ascii="Times New Roman" w:hAnsi="Times New Roman" w:cs="Times New Roman"/>
+          <w:sz w:val="24"/>
+          <w:szCs w:val="24"/>
+        </w:rPr>
+        <w:t>Menampilkan semua kolom dari view:</w:t>
+      </w:r>
+    </w:p>
+    <w:p>
+      <w:pPr>
+        <w:rPr>
+          <w:rFonts w:ascii="Times New Roman" w:hAnsi="Times New Roman" w:cs="Times New Roman"/>
+          <w:sz w:val="24"/>
+          <w:szCs w:val="24"/>
+        </w:rPr>
+      </w:pPr>
+      <w:r>
+        <w:rPr>
+          <w:rFonts w:ascii="Times New Roman" w:hAnsi="Times New Roman" w:cs="Times New Roman"/>
+          <w:sz w:val="24"/>
+          <w:szCs w:val="24"/>
+        </w:rPr>
+        <w:drawing>
+          <wp:inline distT="0" distB="0" distL="0" distR="0">
+            <wp:extent cx="5731510" cy="2759075"/>
+            <wp:effectExtent l="0" t="0" r="2540" b="3175"/>
+            <wp:docPr id="1714961781" name="Picture 16"/>
+            <wp:cNvGraphicFramePr>
+              <a:graphicFrameLocks xmlns:a="http://schemas.openxmlformats.org/drawingml/2006/main" noChangeAspect="1"/>
+            </wp:cNvGraphicFramePr>
+            <a:graphic xmlns:a="http://schemas.openxmlformats.org/drawingml/2006/main">
+              <a:graphicData uri="http://schemas.openxmlformats.org/drawingml/2006/picture">
+                <pic:pic xmlns:pic="http://schemas.openxmlformats.org/drawingml/2006/picture">
+                  <pic:nvPicPr>
+                    <pic:cNvPr id="1714961781" name="Picture 1714961781"/>
+                    <pic:cNvPicPr/>
+                  </pic:nvPicPr>
+                  <pic:blipFill>
+                    <a:blip r:embed="rId103">
+                      <a:extLst>
+                        <a:ext uri="{28A0092B-C50C-407E-A947-70E740481C1C}">
+                          <a14:useLocalDpi xmlns:a14="http://schemas.microsoft.com/office/drawing/2010/main" val="0"/>
+                        </a:ext>
+                      </a:extLst>
+                    </a:blip>
+                    <a:stretch>
+                      <a:fillRect/>
+                    </a:stretch>
+                  </pic:blipFill>
+                  <pic:spPr>
+                    <a:xfrm>
+                      <a:off x="0" y="0"/>
+                      <a:ext cx="5731510" cy="2759075"/>
+                    </a:xfrm>
+                    <a:prstGeom prst="rect">
+                      <a:avLst/>
+                    </a:prstGeom>
+                  </pic:spPr>
+                </pic:pic>
+              </a:graphicData>
+            </a:graphic>
+          </wp:inline>
+        </w:drawing>
+      </w:r>
+    </w:p>
+    <w:p>
+      <w:pPr>
+        <w:rPr>
+          <w:rFonts w:ascii="Times New Roman" w:hAnsi="Times New Roman" w:cs="Times New Roman"/>
+          <w:sz w:val="24"/>
+          <w:szCs w:val="24"/>
+        </w:rPr>
+      </w:pPr>
+    </w:p>
+    <w:p>
+      <w:pPr>
+        <w:rPr>
+          <w:rFonts w:ascii="Times New Roman" w:hAnsi="Times New Roman" w:cs="Times New Roman"/>
+          <w:b/>
+          <w:bCs/>
+          <w:sz w:val="28"/>
+          <w:szCs w:val="28"/>
+        </w:rPr>
+      </w:pPr>
+      <w:r>
+        <w:rPr>
+          <w:rFonts w:ascii="Times New Roman" w:hAnsi="Times New Roman" w:cs="Times New Roman"/>
+          <w:b/>
+          <w:bCs/>
+          <w:sz w:val="28"/>
+          <w:szCs w:val="28"/>
+        </w:rPr>
+        <w:t>Select Sebagian Kolom:</w:t>
+      </w:r>
+    </w:p>
+    <w:p>
+      <w:pPr>
+        <w:rPr>
+          <w:rFonts w:ascii="Times New Roman" w:hAnsi="Times New Roman" w:cs="Times New Roman"/>
+          <w:sz w:val="24"/>
+          <w:szCs w:val="24"/>
+        </w:rPr>
+      </w:pPr>
+      <w:r>
+        <w:rPr>
+          <w:rFonts w:ascii="Times New Roman" w:hAnsi="Times New Roman" w:cs="Times New Roman"/>
+          <w:sz w:val="24"/>
+          <w:szCs w:val="24"/>
+        </w:rPr>
+        <w:t>Menampilkan kolom yang dipilih, misalnya barang, stokbarang dan kelompok pada tabel view_barang:</w:t>
+      </w:r>
+    </w:p>
+    <w:p>
+      <w:pPr>
+        <w:rPr>
+          <w:rFonts w:ascii="Times New Roman" w:hAnsi="Times New Roman" w:cs="Times New Roman"/>
+          <w:sz w:val="24"/>
+          <w:szCs w:val="24"/>
+        </w:rPr>
+      </w:pPr>
+      <w:r>
+        <w:rPr>
+          <w:rFonts w:ascii="Times New Roman" w:hAnsi="Times New Roman" w:cs="Times New Roman"/>
+          <w:sz w:val="24"/>
+          <w:szCs w:val="24"/>
+        </w:rPr>
+        <w:lastRenderedPageBreak/>
+        <w:drawing>
+          <wp:inline distT="0" distB="0" distL="0" distR="0">
+            <wp:extent cx="5731510" cy="2844165"/>
+            <wp:effectExtent l="0" t="0" r="2540" b="0"/>
+            <wp:docPr id="2072704100" name="Picture 18"/>
+            <wp:cNvGraphicFramePr>
+              <a:graphicFrameLocks xmlns:a="http://schemas.openxmlformats.org/drawingml/2006/main" noChangeAspect="1"/>
+            </wp:cNvGraphicFramePr>
+            <a:graphic xmlns:a="http://schemas.openxmlformats.org/drawingml/2006/main">
+              <a:graphicData uri="http://schemas.openxmlformats.org/drawingml/2006/picture">
+                <pic:pic xmlns:pic="http://schemas.openxmlformats.org/drawingml/2006/picture">
+                  <pic:nvPicPr>
+                    <pic:cNvPr id="2072704100" name="Picture 2072704100"/>
+                    <pic:cNvPicPr/>
+                  </pic:nvPicPr>
+                  <pic:blipFill>
+                    <a:blip r:embed="rId107">
+                      <a:extLst>
+                        <a:ext uri="{28A0092B-C50C-407E-A947-70E740481C1C}">
+                          <a14:useLocalDpi xmlns:a14="http://schemas.microsoft.com/office/drawing/2010/main" val="0"/>
+                        </a:ext>
+                      </a:extLst>
+                    </a:blip>
+                    <a:stretch>
+                      <a:fillRect/>
+                    </a:stretch>
+                  </pic:blipFill>
+                  <pic:spPr>
+                    <a:xfrm>
+                      <a:off x="0" y="0"/>
+                      <a:ext cx="5731510" cy="2844165"/>
+                    </a:xfrm>
+                    <a:prstGeom prst="rect">
+                      <a:avLst/>
+                    </a:prstGeom>
+                  </pic:spPr>
+                </pic:pic>
+              </a:graphicData>
+            </a:graphic>
+          </wp:inline>
+        </w:drawing>
+      </w:r>
+    </w:p>
+    <w:p>
+      <w:pPr>
+        <w:rPr>
+          <w:rFonts w:ascii="Times New Roman" w:hAnsi="Times New Roman" w:cs="Times New Roman"/>
+          <w:sz w:val="24"/>
+          <w:szCs w:val="24"/>
+        </w:rPr>
+      </w:pPr>
+    </w:p>
+    <w:p>
+      <w:pPr>
+        <w:rPr>
+          <w:rFonts w:ascii="Times New Roman" w:hAnsi="Times New Roman" w:cs="Times New Roman"/>
+          <w:b/>
+          <w:bCs/>
+          <w:sz w:val="28"/>
+          <w:szCs w:val="28"/>
+        </w:rPr>
+      </w:pPr>
+      <w:r>
+        <w:rPr>
+          <w:rFonts w:ascii="Times New Roman" w:hAnsi="Times New Roman" w:cs="Times New Roman"/>
+          <w:b/>
+          <w:bCs/>
+          <w:sz w:val="28"/>
+          <w:szCs w:val="28"/>
+        </w:rPr>
+        <w:t>Select Order:</w:t>
+      </w:r>
+    </w:p>
+    <w:p>
+      <w:pPr>
+        <w:rPr>
+          <w:rFonts w:ascii="Times New Roman" w:hAnsi="Times New Roman" w:cs="Times New Roman"/>
+          <w:sz w:val="24"/>
+          <w:szCs w:val="24"/>
+        </w:rPr>
+      </w:pPr>
+      <w:r>
+        <w:rPr>
+          <w:rFonts w:ascii="Times New Roman" w:hAnsi="Times New Roman" w:cs="Times New Roman"/>
+          <w:sz w:val="24"/>
+          <w:szCs w:val="24"/>
+        </w:rPr>
+        <w:t>Select order ialah menampilkan kolom pada suatu tabel dengan cara mengurutkan kolom yang dipilih</w:t>
+      </w:r>
+    </w:p>
+    <w:p>
+      <w:pPr>
+        <w:rPr>
+          <w:rFonts w:ascii="Times New Roman" w:hAnsi="Times New Roman" w:cs="Times New Roman"/>
+          <w:sz w:val="24"/>
+          <w:szCs w:val="24"/>
+        </w:rPr>
+      </w:pPr>
+      <w:r>
+        <w:rPr>
+          <w:rFonts w:ascii="Times New Roman" w:hAnsi="Times New Roman" w:cs="Times New Roman"/>
+          <w:sz w:val="24"/>
+          <w:szCs w:val="24"/>
+        </w:rPr>
+        <w:t>Pembuatan ulang view yang bernama view_barang:</w:t>
+      </w:r>
+    </w:p>
+    <w:p>
+      <w:pPr>
+        <w:rPr>
+          <w:rFonts w:ascii="Times New Roman" w:hAnsi="Times New Roman" w:cs="Times New Roman"/>
+          <w:b/>
+          <w:bCs/>
+          <w:sz w:val="28"/>
+          <w:szCs w:val="28"/>
+        </w:rPr>
+      </w:pPr>
+      <w:r>
+        <w:rPr>
+          <w:rFonts w:ascii="Times New Roman" w:hAnsi="Times New Roman" w:cs="Times New Roman"/>
+          <w:b/>
+          <w:bCs/>
+          <w:sz w:val="28"/>
+          <w:szCs w:val="28"/>
+        </w:rPr>
+        <w:drawing>
+          <wp:inline distT="0" distB="0" distL="0" distR="0">
+            <wp:extent cx="5731510" cy="1594485"/>
+            <wp:effectExtent l="0" t="0" r="2540" b="5715"/>
+            <wp:docPr id="1263494131" name="Picture 19"/>
+            <wp:cNvGraphicFramePr>
+              <a:graphicFrameLocks xmlns:a="http://schemas.openxmlformats.org/drawingml/2006/main" noChangeAspect="1"/>
+            </wp:cNvGraphicFramePr>
+            <a:graphic xmlns:a="http://schemas.openxmlformats.org/drawingml/2006/main">
+              <a:graphicData uri="http://schemas.openxmlformats.org/drawingml/2006/picture">
+                <pic:pic xmlns:pic="http://schemas.openxmlformats.org/drawingml/2006/picture">
+                  <pic:nvPicPr>
+                    <pic:cNvPr id="1263494131" name="Picture 1263494131"/>
+                    <pic:cNvPicPr/>
+                  </pic:nvPicPr>
+                  <pic:blipFill>
+                    <a:blip r:embed="rId101">
+                      <a:extLst>
+                        <a:ext uri="{28A0092B-C50C-407E-A947-70E740481C1C}">
+                          <a14:useLocalDpi xmlns:a14="http://schemas.microsoft.com/office/drawing/2010/main" val="0"/>
+                        </a:ext>
+                      </a:extLst>
+                    </a:blip>
+                    <a:stretch>
+                      <a:fillRect/>
+                    </a:stretch>
+                  </pic:blipFill>
+                  <pic:spPr>
+                    <a:xfrm>
+                      <a:off x="0" y="0"/>
+                      <a:ext cx="5731510" cy="1594485"/>
+                    </a:xfrm>
+                    <a:prstGeom prst="rect">
+                      <a:avLst/>
+                    </a:prstGeom>
+                  </pic:spPr>
+                </pic:pic>
+              </a:graphicData>
+            </a:graphic>
+          </wp:inline>
+        </w:drawing>
+      </w:r>
+    </w:p>
+    <w:p>
+      <w:pPr>
+        <w:rPr>
+          <w:rFonts w:ascii="Times New Roman" w:hAnsi="Times New Roman" w:cs="Times New Roman"/>
+          <w:sz w:val="24"/>
+          <w:szCs w:val="24"/>
+        </w:rPr>
+      </w:pPr>
+      <w:r>
+        <w:rPr>
+          <w:rFonts w:ascii="Times New Roman" w:hAnsi="Times New Roman" w:cs="Times New Roman"/>
+          <w:sz w:val="24"/>
+          <w:szCs w:val="24"/>
+        </w:rPr>
+        <w:t>Hasil select order dengan urutan naik (ASC):</w:t>
+      </w:r>
+    </w:p>
+    <w:p>
+      <w:pPr>
+        <w:rPr>
+          <w:rFonts w:ascii="Times New Roman" w:hAnsi="Times New Roman" w:cs="Times New Roman"/>
+          <w:sz w:val="24"/>
+          <w:szCs w:val="24"/>
+        </w:rPr>
+      </w:pPr>
+      <w:r>
+        <w:rPr>
+          <w:rFonts w:ascii="Times New Roman" w:hAnsi="Times New Roman" w:cs="Times New Roman"/>
+          <w:sz w:val="24"/>
+          <w:szCs w:val="24"/>
+        </w:rPr>
+        <w:lastRenderedPageBreak/>
+        <w:drawing>
+          <wp:inline distT="0" distB="0" distL="0" distR="0">
+            <wp:extent cx="5731510" cy="2649855"/>
+            <wp:effectExtent l="0" t="0" r="2540" b="0"/>
+            <wp:docPr id="1628848966" name="Picture 20"/>
+            <wp:cNvGraphicFramePr>
+              <a:graphicFrameLocks xmlns:a="http://schemas.openxmlformats.org/drawingml/2006/main" noChangeAspect="1"/>
+            </wp:cNvGraphicFramePr>
+            <a:graphic xmlns:a="http://schemas.openxmlformats.org/drawingml/2006/main">
+              <a:graphicData uri="http://schemas.openxmlformats.org/drawingml/2006/picture">
+                <pic:pic xmlns:pic="http://schemas.openxmlformats.org/drawingml/2006/picture">
+                  <pic:nvPicPr>
+                    <pic:cNvPr id="1628848966" name="Picture 1628848966"/>
+                    <pic:cNvPicPr/>
+                  </pic:nvPicPr>
+                  <pic:blipFill>
+                    <a:blip r:embed="rId108">
+                      <a:extLst>
+                        <a:ext uri="{28A0092B-C50C-407E-A947-70E740481C1C}">
+                          <a14:useLocalDpi xmlns:a14="http://schemas.microsoft.com/office/drawing/2010/main" val="0"/>
+                        </a:ext>
+                      </a:extLst>
+                    </a:blip>
+                    <a:stretch>
+                      <a:fillRect/>
+                    </a:stretch>
+                  </pic:blipFill>
+                  <pic:spPr>
+                    <a:xfrm>
+                      <a:off x="0" y="0"/>
+                      <a:ext cx="5731510" cy="2649855"/>
+                    </a:xfrm>
+                    <a:prstGeom prst="rect">
+                      <a:avLst/>
+                    </a:prstGeom>
+                  </pic:spPr>
+                </pic:pic>
+              </a:graphicData>
+            </a:graphic>
+          </wp:inline>
+        </w:drawing>
+      </w:r>
+    </w:p>
+    <w:p>
+      <w:pPr>
+        <w:rPr>
+          <w:rFonts w:ascii="Times New Roman" w:hAnsi="Times New Roman" w:cs="Times New Roman"/>
+          <w:sz w:val="24"/>
+          <w:szCs w:val="24"/>
+        </w:rPr>
+      </w:pPr>
+      <w:r>
+        <w:rPr>
+          <w:rFonts w:ascii="Times New Roman" w:hAnsi="Times New Roman" w:cs="Times New Roman"/>
+          <w:sz w:val="24"/>
+          <w:szCs w:val="24"/>
+        </w:rPr>
+        <w:t xml:space="preserve">Hasil select order dengan urutan </w:t>
+      </w:r>
+      <w:r>
+        <w:rPr>
+          <w:rFonts w:ascii="Times New Roman" w:hAnsi="Times New Roman" w:cs="Times New Roman"/>
+          <w:sz w:val="24"/>
+          <w:szCs w:val="24"/>
+        </w:rPr>
+        <w:t>turun</w:t>
+      </w:r>
+      <w:r>
+        <w:rPr>
+          <w:rFonts w:ascii="Times New Roman" w:hAnsi="Times New Roman" w:cs="Times New Roman"/>
+          <w:sz w:val="24"/>
+          <w:szCs w:val="24"/>
+        </w:rPr>
+        <w:t xml:space="preserve"> (</w:t>
+      </w:r>
+      <w:r>
+        <w:rPr>
+          <w:rFonts w:ascii="Times New Roman" w:hAnsi="Times New Roman" w:cs="Times New Roman"/>
+          <w:sz w:val="24"/>
+          <w:szCs w:val="24"/>
+        </w:rPr>
+        <w:t>DE</w:t>
+      </w:r>
+      <w:r>
+        <w:rPr>
+          <w:rFonts w:ascii="Times New Roman" w:hAnsi="Times New Roman" w:cs="Times New Roman"/>
+          <w:sz w:val="24"/>
+          <w:szCs w:val="24"/>
+        </w:rPr>
+        <w:t>SC)</w:t>
+      </w:r>
+    </w:p>
+    <w:p>
+      <w:pPr>
+        <w:rPr>
+          <w:rFonts w:ascii="Times New Roman" w:hAnsi="Times New Roman" w:cs="Times New Roman"/>
+          <w:sz w:val="24"/>
+          <w:szCs w:val="24"/>
+        </w:rPr>
+      </w:pPr>
+      <w:r>
+        <w:rPr>
+          <w:rFonts w:ascii="Times New Roman" w:hAnsi="Times New Roman" w:cs="Times New Roman"/>
+          <w:sz w:val="24"/>
+          <w:szCs w:val="24"/>
+        </w:rPr>
+        <w:drawing>
+          <wp:inline distT="0" distB="0" distL="0" distR="0">
+            <wp:extent cx="5731510" cy="2828290"/>
+            <wp:effectExtent l="0" t="0" r="2540" b="0"/>
+            <wp:docPr id="1488388811" name="Picture 21"/>
+            <wp:cNvGraphicFramePr>
+              <a:graphicFrameLocks xmlns:a="http://schemas.openxmlformats.org/drawingml/2006/main" noChangeAspect="1"/>
+            </wp:cNvGraphicFramePr>
+            <a:graphic xmlns:a="http://schemas.openxmlformats.org/drawingml/2006/main">
+              <a:graphicData uri="http://schemas.openxmlformats.org/drawingml/2006/picture">
+                <pic:pic xmlns:pic="http://schemas.openxmlformats.org/drawingml/2006/picture">
+                  <pic:nvPicPr>
+                    <pic:cNvPr id="1488388811" name="Picture 1488388811"/>
+                    <pic:cNvPicPr/>
+                  </pic:nvPicPr>
+                  <pic:blipFill>
+                    <a:blip r:embed="rId109">
+                      <a:extLst>
+                        <a:ext uri="{28A0092B-C50C-407E-A947-70E740481C1C}">
+                          <a14:useLocalDpi xmlns:a14="http://schemas.microsoft.com/office/drawing/2010/main" val="0"/>
+                        </a:ext>
+                      </a:extLst>
+                    </a:blip>
+                    <a:stretch>
+                      <a:fillRect/>
+                    </a:stretch>
+                  </pic:blipFill>
+                  <pic:spPr>
+                    <a:xfrm>
+                      <a:off x="0" y="0"/>
+                      <a:ext cx="5731510" cy="2828290"/>
+                    </a:xfrm>
+                    <a:prstGeom prst="rect">
+                      <a:avLst/>
+                    </a:prstGeom>
+                  </pic:spPr>
+                </pic:pic>
+              </a:graphicData>
+            </a:graphic>
+          </wp:inline>
+        </w:drawing>
+      </w:r>
+    </w:p>
+    <w:p>
+      <w:pPr>
+        <w:rPr>
+          <w:rFonts w:ascii="Times New Roman" w:hAnsi="Times New Roman" w:cs="Times New Roman"/>
+          <w:sz w:val="24"/>
+          <w:szCs w:val="24"/>
+        </w:rPr>
+      </w:pPr>
+    </w:p>
+    <w:p>
+      <w:pPr>
+        <w:rPr>
+          <w:rFonts w:ascii="Times New Roman" w:hAnsi="Times New Roman" w:cs="Times New Roman"/>
+          <w:b/>
+          <w:bCs/>
+          <w:sz w:val="28"/>
+          <w:szCs w:val="28"/>
+        </w:rPr>
+      </w:pPr>
+      <w:r>
+        <w:rPr>
+          <w:rFonts w:ascii="Times New Roman" w:hAnsi="Times New Roman" w:cs="Times New Roman"/>
+          <w:b/>
+          <w:bCs/>
+          <w:sz w:val="28"/>
+          <w:szCs w:val="28"/>
+        </w:rPr>
+        <w:t>Select Group:</w:t>
+      </w:r>
+    </w:p>
+    <w:p>
+      <w:pPr>
+        <w:rPr>
+          <w:rFonts w:ascii="Times New Roman" w:hAnsi="Times New Roman" w:cs="Times New Roman"/>
+          <w:sz w:val="24"/>
+          <w:szCs w:val="24"/>
+        </w:rPr>
+      </w:pPr>
+      <w:r>
+        <w:rPr>
+          <w:rFonts w:ascii="Times New Roman" w:hAnsi="Times New Roman" w:cs="Times New Roman"/>
+          <w:sz w:val="24"/>
+          <w:szCs w:val="24"/>
+        </w:rPr>
+        <w:t>Select group digunakan untuk mengelompokkan data sesuai dengan kelompok dari kolom yang dipilih:</w:t>
+      </w:r>
+    </w:p>
+    <w:p>
+      <w:pPr>
+        <w:rPr>
+          <w:rFonts w:ascii="Times New Roman" w:hAnsi="Times New Roman" w:cs="Times New Roman"/>
+          <w:sz w:val="24"/>
+          <w:szCs w:val="24"/>
+        </w:rPr>
+      </w:pPr>
+      <w:r>
+        <w:rPr>
+          <w:rFonts w:ascii="Times New Roman" w:hAnsi="Times New Roman" w:cs="Times New Roman"/>
+          <w:sz w:val="24"/>
+          <w:szCs w:val="24"/>
+        </w:rPr>
+        <w:lastRenderedPageBreak/>
+        <w:drawing>
+          <wp:inline distT="0" distB="0" distL="0" distR="0">
+            <wp:extent cx="5731510" cy="2594610"/>
+            <wp:effectExtent l="0" t="0" r="2540" b="0"/>
+            <wp:docPr id="556212822" name="Picture 22"/>
+            <wp:cNvGraphicFramePr>
+              <a:graphicFrameLocks xmlns:a="http://schemas.openxmlformats.org/drawingml/2006/main" noChangeAspect="1"/>
+            </wp:cNvGraphicFramePr>
+            <a:graphic xmlns:a="http://schemas.openxmlformats.org/drawingml/2006/main">
+              <a:graphicData uri="http://schemas.openxmlformats.org/drawingml/2006/picture">
+                <pic:pic xmlns:pic="http://schemas.openxmlformats.org/drawingml/2006/picture">
+                  <pic:nvPicPr>
+                    <pic:cNvPr id="556212822" name="Picture 556212822"/>
+                    <pic:cNvPicPr/>
+                  </pic:nvPicPr>
+                  <pic:blipFill>
+                    <a:blip r:embed="rId110">
+                      <a:extLst>
+                        <a:ext uri="{28A0092B-C50C-407E-A947-70E740481C1C}">
+                          <a14:useLocalDpi xmlns:a14="http://schemas.microsoft.com/office/drawing/2010/main" val="0"/>
+                        </a:ext>
+                      </a:extLst>
+                    </a:blip>
+                    <a:stretch>
+                      <a:fillRect/>
+                    </a:stretch>
+                  </pic:blipFill>
+                  <pic:spPr>
+                    <a:xfrm>
+                      <a:off x="0" y="0"/>
+                      <a:ext cx="5731510" cy="2594610"/>
+                    </a:xfrm>
+                    <a:prstGeom prst="rect">
+                      <a:avLst/>
+                    </a:prstGeom>
+                  </pic:spPr>
+                </pic:pic>
+              </a:graphicData>
+            </a:graphic>
+          </wp:inline>
+        </w:drawing>
+      </w:r>
+    </w:p>
+    <w:p>
+      <w:pPr>
+        <w:rPr>
+          <w:rFonts w:ascii="Times New Roman" w:hAnsi="Times New Roman" w:cs="Times New Roman"/>
+          <w:sz w:val="24"/>
+          <w:szCs w:val="24"/>
+        </w:rPr>
+      </w:pPr>
+    </w:p>
+    <w:p>
+      <w:pPr>
+        <w:rPr>
+          <w:rFonts w:ascii="Times New Roman" w:hAnsi="Times New Roman" w:cs="Times New Roman"/>
+          <w:b/>
+          <w:bCs/>
+          <w:sz w:val="28"/>
+          <w:szCs w:val="28"/>
+        </w:rPr>
+      </w:pPr>
+      <w:r>
+        <w:rPr>
+          <w:rFonts w:ascii="Times New Roman" w:hAnsi="Times New Roman" w:cs="Times New Roman"/>
+          <w:b/>
+          <w:bCs/>
+          <w:sz w:val="28"/>
+          <w:szCs w:val="28"/>
+        </w:rPr>
+        <w:t>Pengujian Where:</w:t>
+      </w:r>
+    </w:p>
+    <w:p>
+      <w:pPr>
+        <w:rPr>
+          <w:rFonts w:ascii="Times New Roman" w:hAnsi="Times New Roman" w:cs="Times New Roman"/>
+          <w:sz w:val="24"/>
+          <w:szCs w:val="24"/>
+        </w:rPr>
+      </w:pPr>
+      <w:r>
+        <w:rPr>
+          <w:rFonts w:ascii="Times New Roman" w:hAnsi="Times New Roman" w:cs="Times New Roman"/>
+          <w:sz w:val="24"/>
+          <w:szCs w:val="24"/>
+        </w:rPr>
+        <w:t>Pengujian WHERE dapat diletakkan di belakang:</w:t>
+      </w:r>
+    </w:p>
+    <w:p>
+      <w:pPr>
+        <w:pStyle w:val="ListParagraph"/>
+        <w:numPr>
+          <w:ilvl w:val="0"/>
+          <w:numId w:val="2"/>
+        </w:numPr>
+        <w:rPr>
+          <w:rFonts w:ascii="Times New Roman" w:hAnsi="Times New Roman" w:cs="Times New Roman"/>
+          <w:sz w:val="24"/>
+          <w:szCs w:val="24"/>
+        </w:rPr>
+      </w:pPr>
+      <w:r>
+        <w:rPr>
+          <w:rFonts w:ascii="Times New Roman" w:hAnsi="Times New Roman" w:cs="Times New Roman"/>
+          <w:sz w:val="24"/>
+          <w:szCs w:val="24"/>
+        </w:rPr>
+        <w:t>SELECT</w:t>
+      </w:r>
+    </w:p>
+    <w:p>
+      <w:pPr>
+        <w:pStyle w:val="ListParagraph"/>
+        <w:numPr>
+          <w:ilvl w:val="0"/>
+          <w:numId w:val="2"/>
+        </w:numPr>
+        <w:rPr>
+          <w:rFonts w:ascii="Times New Roman" w:hAnsi="Times New Roman" w:cs="Times New Roman"/>
+          <w:sz w:val="24"/>
+          <w:szCs w:val="24"/>
+        </w:rPr>
+      </w:pPr>
+      <w:r>
+        <w:rPr>
+          <w:rFonts w:ascii="Times New Roman" w:hAnsi="Times New Roman" w:cs="Times New Roman"/>
+          <w:sz w:val="24"/>
+          <w:szCs w:val="24"/>
+        </w:rPr>
+        <w:t>UPDATE</w:t>
+      </w:r>
+    </w:p>
+    <w:p>
+      <w:pPr>
+        <w:pStyle w:val="ListParagraph"/>
+        <w:numPr>
+          <w:ilvl w:val="0"/>
+          <w:numId w:val="2"/>
+        </w:numPr>
+        <w:rPr>
+          <w:rFonts w:ascii="Times New Roman" w:hAnsi="Times New Roman" w:cs="Times New Roman"/>
+          <w:sz w:val="24"/>
+          <w:szCs w:val="24"/>
+        </w:rPr>
+      </w:pPr>
+      <w:r>
+        <w:rPr>
+          <w:rFonts w:ascii="Times New Roman" w:hAnsi="Times New Roman" w:cs="Times New Roman"/>
+          <w:sz w:val="24"/>
+          <w:szCs w:val="24"/>
+        </w:rPr>
+        <w:t>DELETE</w:t>
+      </w:r>
+    </w:p>
+    <w:p>
+      <w:pPr>
+        <w:rPr>
+          <w:rFonts w:ascii="Times New Roman" w:hAnsi="Times New Roman" w:cs="Times New Roman"/>
+          <w:sz w:val="24"/>
+          <w:szCs w:val="24"/>
+        </w:rPr>
+      </w:pPr>
+      <w:r>
+        <w:rPr>
+          <w:rFonts w:ascii="Times New Roman" w:hAnsi="Times New Roman" w:cs="Times New Roman"/>
+          <w:sz w:val="24"/>
+          <w:szCs w:val="24"/>
+        </w:rPr>
+        <w:t>Pengujian WHERE akan dijalankan jika kondisi yang diuji terpenuhi, misalnya:</w:t>
+      </w:r>
+    </w:p>
+    <w:p>
+      <w:pPr>
+        <w:pStyle w:val="ListParagraph"/>
+        <w:numPr>
+          <w:ilvl w:val="0"/>
+          <w:numId w:val="3"/>
+        </w:numPr>
+        <w:rPr>
+          <w:rFonts w:ascii="Times New Roman" w:hAnsi="Times New Roman" w:cs="Times New Roman"/>
+          <w:sz w:val="24"/>
+          <w:szCs w:val="24"/>
+        </w:rPr>
+      </w:pPr>
+      <w:r>
+        <w:rPr>
+          <w:rFonts w:ascii="Times New Roman" w:hAnsi="Times New Roman" w:cs="Times New Roman"/>
+          <w:sz w:val="24"/>
+          <w:szCs w:val="24"/>
+        </w:rPr>
+        <w:t xml:space="preserve">Operator pembanding: </w:t>
+      </w:r>
+    </w:p>
+    <w:p>
+      <w:pPr>
+        <w:pStyle w:val="ListParagraph"/>
+        <w:numPr>
+          <w:ilvl w:val="0"/>
+          <w:numId w:val="4"/>
+        </w:numPr>
+        <w:rPr>
+          <w:rFonts w:ascii="Times New Roman" w:hAnsi="Times New Roman" w:cs="Times New Roman"/>
+          <w:sz w:val="24"/>
+          <w:szCs w:val="24"/>
+        </w:rPr>
+      </w:pPr>
+      <w:r>
+        <w:rPr>
+          <w:rFonts w:ascii="Times New Roman" w:hAnsi="Times New Roman" w:cs="Times New Roman"/>
+          <w:sz w:val="24"/>
+          <w:szCs w:val="24"/>
+        </w:rPr>
+        <w:t>= (Sama dengan)</w:t>
+      </w:r>
+    </w:p>
+    <w:p>
+      <w:pPr>
+        <w:pStyle w:val="ListParagraph"/>
+        <w:numPr>
+          <w:ilvl w:val="0"/>
+          <w:numId w:val="4"/>
+        </w:numPr>
+        <w:rPr>
+          <w:rFonts w:ascii="Times New Roman" w:hAnsi="Times New Roman" w:cs="Times New Roman"/>
+          <w:sz w:val="24"/>
+          <w:szCs w:val="24"/>
+        </w:rPr>
+      </w:pPr>
+      <w:r>
+        <w:rPr>
+          <w:rFonts w:ascii="Times New Roman" w:hAnsi="Times New Roman" w:cs="Times New Roman"/>
+          <w:sz w:val="24"/>
+          <w:szCs w:val="24"/>
+        </w:rPr>
+        <w:t>&lt; (Kurang dari)</w:t>
+      </w:r>
+    </w:p>
+    <w:p>
+      <w:pPr>
+        <w:pStyle w:val="ListParagraph"/>
+        <w:numPr>
+          <w:ilvl w:val="0"/>
+          <w:numId w:val="4"/>
+        </w:numPr>
+        <w:rPr>
+          <w:rFonts w:ascii="Times New Roman" w:hAnsi="Times New Roman" w:cs="Times New Roman"/>
+          <w:sz w:val="24"/>
+          <w:szCs w:val="24"/>
+        </w:rPr>
+      </w:pPr>
+      <w:r>
+        <w:rPr>
+          <w:rFonts w:ascii="Times New Roman" w:hAnsi="Times New Roman" w:cs="Times New Roman"/>
+          <w:sz w:val="24"/>
+          <w:szCs w:val="24"/>
+        </w:rPr>
+        <w:t>&gt; (Lebih dari)</w:t>
+      </w:r>
+    </w:p>
+    <w:p>
+      <w:pPr>
+        <w:pStyle w:val="ListParagraph"/>
+        <w:numPr>
+          <w:ilvl w:val="0"/>
+          <w:numId w:val="4"/>
+        </w:numPr>
+        <w:rPr>
+          <w:rFonts w:ascii="Times New Roman" w:hAnsi="Times New Roman" w:cs="Times New Roman"/>
+          <w:sz w:val="24"/>
+          <w:szCs w:val="24"/>
+        </w:rPr>
+      </w:pPr>
+      <w:r>
+        <w:rPr>
+          <w:rFonts w:ascii="Times New Roman" w:hAnsi="Times New Roman" w:cs="Times New Roman"/>
+          <w:sz w:val="24"/>
+          <w:szCs w:val="24"/>
+        </w:rPr>
+        <w:t>&lt;&gt; (Tidak sama dengan)</w:t>
+      </w:r>
+    </w:p>
+    <w:p>
+      <w:pPr>
+        <w:pStyle w:val="ListParagraph"/>
+        <w:numPr>
+          <w:ilvl w:val="0"/>
+          <w:numId w:val="4"/>
+        </w:numPr>
+        <w:rPr>
+          <w:rFonts w:ascii="Times New Roman" w:hAnsi="Times New Roman" w:cs="Times New Roman"/>
+          <w:sz w:val="24"/>
+          <w:szCs w:val="24"/>
+        </w:rPr>
+      </w:pPr>
+      <w:r>
+        <w:rPr>
+          <w:rFonts w:ascii="Times New Roman" w:hAnsi="Times New Roman" w:cs="Times New Roman"/>
+          <w:sz w:val="24"/>
+          <w:szCs w:val="24"/>
+        </w:rPr>
+        <w:t>&gt;= (Kurang dari atau sama dengan)</w:t>
+      </w:r>
+    </w:p>
+    <w:p>
+      <w:pPr>
+        <w:pStyle w:val="ListParagraph"/>
+        <w:numPr>
+          <w:ilvl w:val="0"/>
+          <w:numId w:val="4"/>
+        </w:numPr>
+        <w:rPr>
+          <w:rFonts w:ascii="Times New Roman" w:hAnsi="Times New Roman" w:cs="Times New Roman"/>
+          <w:sz w:val="24"/>
+          <w:szCs w:val="24"/>
+        </w:rPr>
+      </w:pPr>
+      <w:r>
+        <w:rPr>
+          <w:rFonts w:ascii="Times New Roman" w:hAnsi="Times New Roman" w:cs="Times New Roman"/>
+          <w:sz w:val="24"/>
+          <w:szCs w:val="24"/>
+        </w:rPr>
+        <w:t>&lt;= (Lebih dari atau sama dengan)</w:t>
+      </w:r>
+    </w:p>
+    <w:p>
+      <w:pPr>
+        <w:pStyle w:val="ListParagraph"/>
+        <w:numPr>
+          <w:ilvl w:val="0"/>
+          <w:numId w:val="4"/>
+        </w:numPr>
+        <w:rPr>
+          <w:rFonts w:ascii="Times New Roman" w:hAnsi="Times New Roman" w:cs="Times New Roman"/>
+          <w:sz w:val="24"/>
+          <w:szCs w:val="24"/>
+        </w:rPr>
+      </w:pPr>
+      <w:r>
+        <w:rPr>
+          <w:rFonts w:ascii="Times New Roman" w:hAnsi="Times New Roman" w:cs="Times New Roman"/>
+          <w:sz w:val="24"/>
+          <w:szCs w:val="24"/>
+        </w:rPr>
+        <w:t>LIKE (Mencari data yang mirip dengan kondisi)</w:t>
+      </w:r>
+    </w:p>
+    <w:p>
+      <w:pPr>
+        <w:pStyle w:val="ListParagraph"/>
+        <w:numPr>
+          <w:ilvl w:val="0"/>
+          <w:numId w:val="3"/>
+        </w:numPr>
+        <w:rPr>
+          <w:rFonts w:ascii="Times New Roman" w:hAnsi="Times New Roman" w:cs="Times New Roman"/>
+          <w:sz w:val="24"/>
+          <w:szCs w:val="24"/>
+        </w:rPr>
+      </w:pPr>
+      <w:r>
+        <w:rPr>
+          <w:rFonts w:ascii="Times New Roman" w:hAnsi="Times New Roman" w:cs="Times New Roman"/>
+          <w:sz w:val="24"/>
+          <w:szCs w:val="24"/>
+        </w:rPr>
+        <w:t>Operator logika:</w:t>
+      </w:r>
+    </w:p>
+    <w:p>
+      <w:pPr>
+        <w:pStyle w:val="ListParagraph"/>
+        <w:numPr>
+          <w:ilvl w:val="0"/>
+          <w:numId w:val="5"/>
+        </w:numPr>
+        <w:rPr>
+          <w:rFonts w:ascii="Times New Roman" w:hAnsi="Times New Roman" w:cs="Times New Roman"/>
+          <w:sz w:val="24"/>
+          <w:szCs w:val="24"/>
+        </w:rPr>
+      </w:pPr>
+      <w:r>
+        <w:rPr>
+          <w:rFonts w:ascii="Times New Roman" w:hAnsi="Times New Roman" w:cs="Times New Roman"/>
+          <w:sz w:val="24"/>
+          <w:szCs w:val="24"/>
+        </w:rPr>
+        <w:t>AND (Dijalankan jika seluruh kondisi bernilai benar)</w:t>
+      </w:r>
+    </w:p>
+    <w:p>
+      <w:pPr>
+        <w:pStyle w:val="ListParagraph"/>
+        <w:numPr>
+          <w:ilvl w:val="0"/>
+          <w:numId w:val="5"/>
+        </w:numPr>
+        <w:rPr>
+          <w:rFonts w:ascii="Times New Roman" w:hAnsi="Times New Roman" w:cs="Times New Roman"/>
+          <w:sz w:val="24"/>
+          <w:szCs w:val="24"/>
+        </w:rPr>
+      </w:pPr>
+      <w:r>
+        <w:rPr>
+          <w:rFonts w:ascii="Times New Roman" w:hAnsi="Times New Roman" w:cs="Times New Roman"/>
+          <w:sz w:val="24"/>
+          <w:szCs w:val="24"/>
+        </w:rPr>
+        <w:t>OR (Dijalankan jika salah satu kondisi bernilai benar)</w:t>
+      </w:r>
+    </w:p>
+    <w:p>
+      <w:pPr>
+        <w:pStyle w:val="ListParagraph"/>
+        <w:numPr>
+          <w:ilvl w:val="0"/>
+          <w:numId w:val="5"/>
+        </w:numPr>
+        <w:rPr>
+          <w:rFonts w:ascii="Times New Roman" w:hAnsi="Times New Roman" w:cs="Times New Roman"/>
+          <w:sz w:val="24"/>
+          <w:szCs w:val="24"/>
+        </w:rPr>
+      </w:pPr>
+      <w:r>
+        <w:rPr>
+          <w:rFonts w:ascii="Times New Roman" w:hAnsi="Times New Roman" w:cs="Times New Roman"/>
+          <w:sz w:val="24"/>
+          <w:szCs w:val="24"/>
+        </w:rPr>
+        <w:t>NOT (Membalikkan nilai, seperti ‘benar’ menjadi ‘salah’ begitu juga sebaliknya)</w:t>
+      </w:r>
+    </w:p>
+    <w:p>
+      <w:pPr>
+        <w:rPr>
+          <w:rFonts w:ascii="Times New Roman" w:hAnsi="Times New Roman" w:cs="Times New Roman"/>
+          <w:sz w:val="24"/>
+          <w:szCs w:val="24"/>
+        </w:rPr>
+      </w:pPr>
+    </w:p>
+    <w:p>
+      <w:pPr>
+        <w:rPr>
+          <w:rFonts w:ascii="Times New Roman" w:hAnsi="Times New Roman" w:cs="Times New Roman"/>
+          <w:sz w:val="24"/>
+          <w:szCs w:val="24"/>
+        </w:rPr>
+      </w:pPr>
+      <w:r>
+        <w:rPr>
+          <w:rFonts w:ascii="Times New Roman" w:hAnsi="Times New Roman" w:cs="Times New Roman"/>
+          <w:sz w:val="24"/>
+          <w:szCs w:val="24"/>
+        </w:rPr>
+        <w:t>Beberapa contoh pengujian:</w:t>
+      </w:r>
+    </w:p>
+    <w:p>
+      <w:pPr>
+        <w:rPr>
+          <w:rFonts w:ascii="Times New Roman" w:hAnsi="Times New Roman" w:cs="Times New Roman"/>
+          <w:b/>
+          <w:bCs/>
+          <w:sz w:val="24"/>
+          <w:szCs w:val="24"/>
+        </w:rPr>
+      </w:pPr>
+      <w:r>
+        <w:rPr>
+          <w:rFonts w:ascii="Times New Roman" w:hAnsi="Times New Roman" w:cs="Times New Roman"/>
+          <w:b/>
+          <w:bCs/>
+          <w:sz w:val="24"/>
+          <w:szCs w:val="24"/>
+        </w:rPr>
+        <w:t>Pengujian menggunakan operator pembanding:</w:t>
+      </w:r>
+    </w:p>
+    <w:p>
+      <w:pPr>
+        <w:pStyle w:val="ListParagraph"/>
+        <w:numPr>
+          <w:ilvl w:val="0"/>
+          <w:numId w:val="3"/>
+        </w:numPr>
+        <w:rPr>
+          <w:rFonts w:ascii="Times New Roman" w:hAnsi="Times New Roman" w:cs="Times New Roman"/>
+          <w:sz w:val="24"/>
+          <w:szCs w:val="24"/>
+        </w:rPr>
+      </w:pPr>
+      <w:r>
+        <w:rPr>
+          <w:rFonts w:ascii="Times New Roman" w:hAnsi="Times New Roman" w:cs="Times New Roman"/>
+          <w:sz w:val="24"/>
+          <w:szCs w:val="24"/>
+        </w:rPr>
+        <w:t>Pengujian dengan operator sama dengan (=):</w:t>
+      </w:r>
+    </w:p>
+    <w:p>
+      <w:pPr>
+        <w:pStyle w:val="ListParagraph"/>
+        <w:rPr>
+          <w:rFonts w:ascii="Times New Roman" w:hAnsi="Times New Roman" w:cs="Times New Roman"/>
+          <w:sz w:val="24"/>
+          <w:szCs w:val="24"/>
+        </w:rPr>
+      </w:pPr>
+      <w:r>
+        <w:rPr>
+          <w:rFonts w:ascii="Times New Roman" w:hAnsi="Times New Roman" w:cs="Times New Roman"/>
+          <w:sz w:val="24"/>
+          <w:szCs w:val="24"/>
+        </w:rPr>
+        <w:t xml:space="preserve">Pengujian dibawah ini akan menampilkan tabel tblbarang yang DIMANA hargajual </w:t>
+      </w:r>
+      <w:r>
+        <w:rPr>
+          <w:rFonts w:ascii="Times New Roman" w:hAnsi="Times New Roman" w:cs="Times New Roman"/>
+          <w:b/>
+          <w:bCs/>
+          <w:sz w:val="24"/>
+          <w:szCs w:val="24"/>
+        </w:rPr>
+        <w:t>SAMA DENGAN 5000</w:t>
+      </w:r>
+    </w:p>
+    <w:p>
+      <w:pPr>
+        <w:pStyle w:val="ListParagraph"/>
+        <w:rPr>
+          <w:rFonts w:ascii="Times New Roman" w:hAnsi="Times New Roman" w:cs="Times New Roman"/>
+          <w:sz w:val="24"/>
+          <w:szCs w:val="24"/>
+        </w:rPr>
+      </w:pPr>
+      <w:r>
+        <w:rPr>
+          <w:rFonts w:ascii="Times New Roman" w:hAnsi="Times New Roman" w:cs="Times New Roman"/>
+          <w:sz w:val="24"/>
+          <w:szCs w:val="24"/>
+        </w:rPr>
+        <w:lastRenderedPageBreak/>
+        <w:drawing>
+          <wp:inline distT="0" distB="0" distL="0" distR="0">
+            <wp:extent cx="5731510" cy="1641475"/>
+            <wp:effectExtent l="0" t="0" r="2540" b="0"/>
+            <wp:docPr id="1510552598" name="Picture 23"/>
+            <wp:cNvGraphicFramePr>
+              <a:graphicFrameLocks xmlns:a="http://schemas.openxmlformats.org/drawingml/2006/main" noChangeAspect="1"/>
+            </wp:cNvGraphicFramePr>
+            <a:graphic xmlns:a="http://schemas.openxmlformats.org/drawingml/2006/main">
+              <a:graphicData uri="http://schemas.openxmlformats.org/drawingml/2006/picture">
+                <pic:pic xmlns:pic="http://schemas.openxmlformats.org/drawingml/2006/picture">
+                  <pic:nvPicPr>
+                    <pic:cNvPr id="1510552598" name="Picture 1510552598"/>
+                    <pic:cNvPicPr/>
+                  </pic:nvPicPr>
+                  <pic:blipFill>
+                    <a:blip r:embed="rId111">
+                      <a:extLst>
+                        <a:ext uri="{28A0092B-C50C-407E-A947-70E740481C1C}">
+                          <a14:useLocalDpi xmlns:a14="http://schemas.microsoft.com/office/drawing/2010/main" val="0"/>
+                        </a:ext>
+                      </a:extLst>
+                    </a:blip>
+                    <a:stretch>
+                      <a:fillRect/>
+                    </a:stretch>
+                  </pic:blipFill>
+                  <pic:spPr>
+                    <a:xfrm>
+                      <a:off x="0" y="0"/>
+                      <a:ext cx="5731510" cy="1641475"/>
+                    </a:xfrm>
+                    <a:prstGeom prst="rect">
+                      <a:avLst/>
+                    </a:prstGeom>
+                  </pic:spPr>
+                </pic:pic>
+              </a:graphicData>
+            </a:graphic>
+          </wp:inline>
+        </w:drawing>
+      </w:r>
+    </w:p>
+    <w:p>
+      <w:pPr>
+        <w:pStyle w:val="ListParagraph"/>
+        <w:numPr>
+          <w:ilvl w:val="0"/>
+          <w:numId w:val="3"/>
+        </w:numPr>
+        <w:rPr>
+          <w:rFonts w:ascii="Times New Roman" w:hAnsi="Times New Roman" w:cs="Times New Roman"/>
+          <w:sz w:val="24"/>
+          <w:szCs w:val="24"/>
+        </w:rPr>
+      </w:pPr>
+      <w:r>
+        <w:rPr>
+          <w:rFonts w:ascii="Times New Roman" w:hAnsi="Times New Roman" w:cs="Times New Roman"/>
+          <w:sz w:val="24"/>
+          <w:szCs w:val="24"/>
+        </w:rPr>
+        <w:t>Pengujian dengan operator kurang dari (&lt;):</w:t>
+      </w:r>
+    </w:p>
+    <w:p>
+      <w:pPr>
+        <w:pStyle w:val="ListParagraph"/>
+        <w:rPr>
+          <w:rFonts w:ascii="Times New Roman" w:hAnsi="Times New Roman" w:cs="Times New Roman"/>
+          <w:sz w:val="24"/>
+          <w:szCs w:val="24"/>
+        </w:rPr>
+      </w:pPr>
+      <w:r>
+        <w:rPr>
+          <w:rFonts w:ascii="Times New Roman" w:hAnsi="Times New Roman" w:cs="Times New Roman"/>
+          <w:sz w:val="24"/>
+          <w:szCs w:val="24"/>
+        </w:rPr>
+        <w:t xml:space="preserve">Pengujian dibawah ini akan menampilkan tabel tblbarang yang DIMANA hargajual </w:t>
+      </w:r>
+      <w:r>
+        <w:rPr>
+          <w:rFonts w:ascii="Times New Roman" w:hAnsi="Times New Roman" w:cs="Times New Roman"/>
+          <w:b/>
+          <w:bCs/>
+          <w:sz w:val="24"/>
+          <w:szCs w:val="24"/>
+        </w:rPr>
+        <w:t>KURANG DARI 10000</w:t>
+      </w:r>
+      <w:r>
+        <w:rPr>
+          <w:rFonts w:ascii="Times New Roman" w:hAnsi="Times New Roman" w:cs="Times New Roman"/>
+          <w:sz w:val="24"/>
+          <w:szCs w:val="24"/>
+        </w:rPr>
+        <w:t>, lalu DIURUTKAN dari data yang memiliki hargajual terendah</w:t>
+      </w:r>
+      <w:r>
+        <w:rPr>
+          <w:rFonts w:ascii="Times New Roman" w:hAnsi="Times New Roman" w:cs="Times New Roman"/>
+          <w:sz w:val="24"/>
+          <w:szCs w:val="24"/>
+        </w:rPr>
+        <w:drawing>
+          <wp:inline distT="0" distB="0" distL="0" distR="0">
+            <wp:extent cx="5731510" cy="2213610"/>
+            <wp:effectExtent l="0" t="0" r="2540" b="0"/>
+            <wp:docPr id="374021993" name="Picture 25"/>
+            <wp:cNvGraphicFramePr>
+              <a:graphicFrameLocks xmlns:a="http://schemas.openxmlformats.org/drawingml/2006/main" noChangeAspect="1"/>
+            </wp:cNvGraphicFramePr>
+            <a:graphic xmlns:a="http://schemas.openxmlformats.org/drawingml/2006/main">
+              <a:graphicData uri="http://schemas.openxmlformats.org/drawingml/2006/picture">
+                <pic:pic xmlns:pic="http://schemas.openxmlformats.org/drawingml/2006/picture">
+                  <pic:nvPicPr>
+                    <pic:cNvPr id="374021993" name="Picture 374021993"/>
+                    <pic:cNvPicPr/>
+                  </pic:nvPicPr>
+                  <pic:blipFill>
+                    <a:blip r:embed="rId112">
+                      <a:extLst>
+                        <a:ext uri="{28A0092B-C50C-407E-A947-70E740481C1C}">
+                          <a14:useLocalDpi xmlns:a14="http://schemas.microsoft.com/office/drawing/2010/main" val="0"/>
+                        </a:ext>
+                      </a:extLst>
+                    </a:blip>
+                    <a:stretch>
+                      <a:fillRect/>
+                    </a:stretch>
+                  </pic:blipFill>
+                  <pic:spPr>
+                    <a:xfrm>
+                      <a:off x="0" y="0"/>
+                      <a:ext cx="5731510" cy="2213610"/>
+                    </a:xfrm>
+                    <a:prstGeom prst="rect">
+                      <a:avLst/>
+                    </a:prstGeom>
+                  </pic:spPr>
+                </pic:pic>
+              </a:graphicData>
+            </a:graphic>
+          </wp:inline>
+        </w:drawing>
+      </w:r>
+    </w:p>
+    <w:p>
+      <w:pPr>
+        <w:pStyle w:val="ListParagraph"/>
+        <w:numPr>
+          <w:ilvl w:val="0"/>
+          <w:numId w:val="3"/>
+        </w:numPr>
+        <w:rPr>
+          <w:rFonts w:ascii="Times New Roman" w:hAnsi="Times New Roman" w:cs="Times New Roman"/>
+          <w:sz w:val="24"/>
+          <w:szCs w:val="24"/>
+        </w:rPr>
+      </w:pPr>
+      <w:r>
+        <w:rPr>
+          <w:rFonts w:ascii="Times New Roman" w:hAnsi="Times New Roman" w:cs="Times New Roman"/>
+          <w:sz w:val="24"/>
+          <w:szCs w:val="24"/>
+        </w:rPr>
+        <w:t>Pengujian dengan operator lebih dari (&gt;):</w:t>
+      </w:r>
+    </w:p>
+    <w:p>
+      <w:pPr>
+        <w:pStyle w:val="ListParagraph"/>
+        <w:rPr>
+          <w:rFonts w:ascii="Times New Roman" w:hAnsi="Times New Roman" w:cs="Times New Roman"/>
+          <w:sz w:val="24"/>
+          <w:szCs w:val="24"/>
+        </w:rPr>
+      </w:pPr>
+      <w:r>
+        <w:rPr>
+          <w:rFonts w:ascii="Times New Roman" w:hAnsi="Times New Roman" w:cs="Times New Roman"/>
+          <w:sz w:val="24"/>
+          <w:szCs w:val="24"/>
+        </w:rPr>
+        <w:t xml:space="preserve">Pengujian dibawah ini akan menampilkan tabel tblbarang yang DIMANA hargajual </w:t>
+      </w:r>
+      <w:r>
+        <w:rPr>
+          <w:rFonts w:ascii="Times New Roman" w:hAnsi="Times New Roman" w:cs="Times New Roman"/>
+          <w:b/>
+          <w:bCs/>
+          <w:sz w:val="24"/>
+          <w:szCs w:val="24"/>
+        </w:rPr>
+        <w:t>LEBIH</w:t>
+      </w:r>
+      <w:r>
+        <w:rPr>
+          <w:rFonts w:ascii="Times New Roman" w:hAnsi="Times New Roman" w:cs="Times New Roman"/>
+          <w:b/>
+          <w:bCs/>
+          <w:sz w:val="24"/>
+          <w:szCs w:val="24"/>
+        </w:rPr>
+        <w:t xml:space="preserve"> DARI 10000</w:t>
+      </w:r>
+      <w:r>
+        <w:rPr>
+          <w:rFonts w:ascii="Times New Roman" w:hAnsi="Times New Roman" w:cs="Times New Roman"/>
+          <w:sz w:val="24"/>
+          <w:szCs w:val="24"/>
+        </w:rPr>
+        <w:t>, lalu DIURUTKAN dari data yang memiliki hargajual terendah</w:t>
+      </w:r>
+    </w:p>
+    <w:p>
+      <w:pPr>
+        <w:pStyle w:val="ListParagraph"/>
+        <w:rPr>
+          <w:rFonts w:ascii="Times New Roman" w:hAnsi="Times New Roman" w:cs="Times New Roman"/>
+          <w:sz w:val="24"/>
+          <w:szCs w:val="24"/>
+        </w:rPr>
+      </w:pPr>
+      <w:r>
+        <w:rPr>
+          <w:rFonts w:ascii="Times New Roman" w:hAnsi="Times New Roman" w:cs="Times New Roman"/>
+          <w:sz w:val="24"/>
+          <w:szCs w:val="24"/>
+        </w:rPr>
+        <w:drawing>
+          <wp:inline distT="0" distB="0" distL="0" distR="0">
+            <wp:extent cx="5731510" cy="2139950"/>
+            <wp:effectExtent l="0" t="0" r="2540" b="0"/>
+            <wp:docPr id="769478480" name="Picture 26"/>
+            <wp:cNvGraphicFramePr>
+              <a:graphicFrameLocks xmlns:a="http://schemas.openxmlformats.org/drawingml/2006/main" noChangeAspect="1"/>
+            </wp:cNvGraphicFramePr>
+            <a:graphic xmlns:a="http://schemas.openxmlformats.org/drawingml/2006/main">
+              <a:graphicData uri="http://schemas.openxmlformats.org/drawingml/2006/picture">
+                <pic:pic xmlns:pic="http://schemas.openxmlformats.org/drawingml/2006/picture">
+                  <pic:nvPicPr>
+                    <pic:cNvPr id="769478480" name="Picture 769478480"/>
+                    <pic:cNvPicPr/>
+                  </pic:nvPicPr>
+                  <pic:blipFill>
+                    <a:blip r:embed="rId113">
+                      <a:extLst>
+                        <a:ext uri="{28A0092B-C50C-407E-A947-70E740481C1C}">
+                          <a14:useLocalDpi xmlns:a14="http://schemas.microsoft.com/office/drawing/2010/main" val="0"/>
+                        </a:ext>
+                      </a:extLst>
+                    </a:blip>
+                    <a:stretch>
+                      <a:fillRect/>
+                    </a:stretch>
+                  </pic:blipFill>
+                  <pic:spPr>
+                    <a:xfrm>
+                      <a:off x="0" y="0"/>
+                      <a:ext cx="5731510" cy="2139950"/>
+                    </a:xfrm>
+                    <a:prstGeom prst="rect">
+                      <a:avLst/>
+                    </a:prstGeom>
+                  </pic:spPr>
+                </pic:pic>
+              </a:graphicData>
+            </a:graphic>
+          </wp:inline>
+        </w:drawing>
+      </w:r>
+    </w:p>
+    <w:p>
+      <w:pPr>
+        <w:pStyle w:val="ListParagraph"/>
+        <w:numPr>
+          <w:ilvl w:val="0"/>
+          <w:numId w:val="3"/>
+        </w:numPr>
+        <w:rPr>
+          <w:rFonts w:ascii="Times New Roman" w:hAnsi="Times New Roman" w:cs="Times New Roman"/>
+          <w:sz w:val="24"/>
+          <w:szCs w:val="24"/>
+        </w:rPr>
+      </w:pPr>
+      <w:r>
+        <w:rPr>
+          <w:rFonts w:ascii="Times New Roman" w:hAnsi="Times New Roman" w:cs="Times New Roman"/>
+          <w:sz w:val="24"/>
+          <w:szCs w:val="24"/>
+        </w:rPr>
+        <w:t xml:space="preserve">Pengujian dengan operator </w:t>
+      </w:r>
+      <w:r>
+        <w:rPr>
+          <w:rFonts w:ascii="Times New Roman" w:hAnsi="Times New Roman" w:cs="Times New Roman"/>
+          <w:sz w:val="24"/>
+          <w:szCs w:val="24"/>
+        </w:rPr>
+        <w:t>tidak sama dengan</w:t>
+      </w:r>
+      <w:r>
+        <w:rPr>
+          <w:rFonts w:ascii="Times New Roman" w:hAnsi="Times New Roman" w:cs="Times New Roman"/>
+          <w:sz w:val="24"/>
+          <w:szCs w:val="24"/>
+        </w:rPr>
+        <w:t xml:space="preserve"> (</w:t>
+      </w:r>
+      <w:r>
+        <w:rPr>
+          <w:rFonts w:ascii="Times New Roman" w:hAnsi="Times New Roman" w:cs="Times New Roman"/>
+          <w:sz w:val="24"/>
+          <w:szCs w:val="24"/>
+        </w:rPr>
+        <w:t>&lt;</w:t>
+      </w:r>
+      <w:r>
+        <w:rPr>
+          <w:rFonts w:ascii="Times New Roman" w:hAnsi="Times New Roman" w:cs="Times New Roman"/>
+          <w:sz w:val="24"/>
+          <w:szCs w:val="24"/>
+        </w:rPr>
+        <w:t>&gt;):</w:t>
+      </w:r>
+    </w:p>
+    <w:p>
+      <w:pPr>
+        <w:pStyle w:val="ListParagraph"/>
+        <w:rPr>
+          <w:rFonts w:ascii="Times New Roman" w:hAnsi="Times New Roman" w:cs="Times New Roman"/>
+          <w:sz w:val="24"/>
+          <w:szCs w:val="24"/>
+        </w:rPr>
+      </w:pPr>
+      <w:r>
+        <w:rPr>
+          <w:rFonts w:ascii="Times New Roman" w:hAnsi="Times New Roman" w:cs="Times New Roman"/>
+          <w:sz w:val="24"/>
+          <w:szCs w:val="24"/>
+        </w:rPr>
+        <w:t>Pengujian dibawah ini akan menampilkan tabel tblbarang yang DIMANA</w:t>
+      </w:r>
+      <w:r>
+        <w:rPr>
+          <w:rFonts w:ascii="Times New Roman" w:hAnsi="Times New Roman" w:cs="Times New Roman"/>
+          <w:sz w:val="24"/>
+          <w:szCs w:val="24"/>
+        </w:rPr>
+        <w:t xml:space="preserve"> idkelompok</w:t>
+      </w:r>
+      <w:r>
+        <w:rPr>
+          <w:rFonts w:ascii="Times New Roman" w:hAnsi="Times New Roman" w:cs="Times New Roman"/>
+          <w:sz w:val="24"/>
+          <w:szCs w:val="24"/>
+        </w:rPr>
+        <w:t xml:space="preserve"> </w:t>
+      </w:r>
+      <w:r>
+        <w:rPr>
+          <w:rFonts w:ascii="Times New Roman" w:hAnsi="Times New Roman" w:cs="Times New Roman"/>
+          <w:b/>
+          <w:bCs/>
+          <w:sz w:val="24"/>
+          <w:szCs w:val="24"/>
+        </w:rPr>
+        <w:t>TIDAK SAMA DENGAN</w:t>
+      </w:r>
+      <w:r>
+        <w:rPr>
+          <w:rFonts w:ascii="Times New Roman" w:hAnsi="Times New Roman" w:cs="Times New Roman"/>
+          <w:b/>
+          <w:bCs/>
+          <w:sz w:val="24"/>
+          <w:szCs w:val="24"/>
+        </w:rPr>
+        <w:t xml:space="preserve"> </w:t>
+      </w:r>
+      <w:r>
+        <w:rPr>
+          <w:rFonts w:ascii="Times New Roman" w:hAnsi="Times New Roman" w:cs="Times New Roman"/>
+          <w:b/>
+          <w:bCs/>
+          <w:sz w:val="24"/>
+          <w:szCs w:val="24"/>
+        </w:rPr>
+        <w:t>9</w:t>
+      </w:r>
+      <w:r>
+        <w:rPr>
+          <w:rFonts w:ascii="Times New Roman" w:hAnsi="Times New Roman" w:cs="Times New Roman"/>
+          <w:sz w:val="24"/>
+          <w:szCs w:val="24"/>
+        </w:rPr>
+        <w:t xml:space="preserve">, lalu DIURUTKAN dari data </w:t>
+      </w:r>
+      <w:r>
+        <w:rPr>
+          <w:rFonts w:ascii="Times New Roman" w:hAnsi="Times New Roman" w:cs="Times New Roman"/>
+          <w:sz w:val="24"/>
+          <w:szCs w:val="24"/>
+        </w:rPr>
+        <w:t>dengan idbarang</w:t>
+      </w:r>
+      <w:r>
+        <w:rPr>
+          <w:rFonts w:ascii="Times New Roman" w:hAnsi="Times New Roman" w:cs="Times New Roman"/>
+          <w:sz w:val="24"/>
+          <w:szCs w:val="24"/>
+        </w:rPr>
+        <w:t xml:space="preserve"> ter</w:t>
+      </w:r>
+      <w:r>
+        <w:rPr>
+          <w:rFonts w:ascii="Times New Roman" w:hAnsi="Times New Roman" w:cs="Times New Roman"/>
+          <w:sz w:val="24"/>
+          <w:szCs w:val="24"/>
+        </w:rPr>
+        <w:t>kecil</w:t>
+      </w:r>
+    </w:p>
+    <w:p>
+      <w:pPr>
+        <w:pStyle w:val="ListParagraph"/>
+        <w:rPr>
+          <w:rFonts w:ascii="Times New Roman" w:hAnsi="Times New Roman" w:cs="Times New Roman"/>
+          <w:sz w:val="24"/>
+          <w:szCs w:val="24"/>
+        </w:rPr>
+      </w:pPr>
+      <w:r>
+        <w:rPr>
+          <w:rFonts w:ascii="Times New Roman" w:hAnsi="Times New Roman" w:cs="Times New Roman"/>
+          <w:sz w:val="24"/>
+          <w:szCs w:val="24"/>
+        </w:rPr>
+        <w:lastRenderedPageBreak/>
+        <w:drawing>
+          <wp:inline distT="0" distB="0" distL="0" distR="0">
+            <wp:extent cx="5731510" cy="2446020"/>
+            <wp:effectExtent l="0" t="0" r="2540" b="0"/>
+            <wp:docPr id="626518744" name="Picture 27"/>
+            <wp:cNvGraphicFramePr>
+              <a:graphicFrameLocks xmlns:a="http://schemas.openxmlformats.org/drawingml/2006/main" noChangeAspect="1"/>
+            </wp:cNvGraphicFramePr>
+            <a:graphic xmlns:a="http://schemas.openxmlformats.org/drawingml/2006/main">
+              <a:graphicData uri="http://schemas.openxmlformats.org/drawingml/2006/picture">
+                <pic:pic xmlns:pic="http://schemas.openxmlformats.org/drawingml/2006/picture">
+                  <pic:nvPicPr>
+                    <pic:cNvPr id="626518744" name="Picture 626518744"/>
+                    <pic:cNvPicPr/>
+                  </pic:nvPicPr>
+                  <pic:blipFill>
+                    <a:blip r:embed="rId114">
+                      <a:extLst>
+                        <a:ext uri="{28A0092B-C50C-407E-A947-70E740481C1C}">
+                          <a14:useLocalDpi xmlns:a14="http://schemas.microsoft.com/office/drawing/2010/main" val="0"/>
+                        </a:ext>
+                      </a:extLst>
+                    </a:blip>
+                    <a:stretch>
+                      <a:fillRect/>
+                    </a:stretch>
+                  </pic:blipFill>
+                  <pic:spPr>
+                    <a:xfrm>
+                      <a:off x="0" y="0"/>
+                      <a:ext cx="5731510" cy="2446020"/>
+                    </a:xfrm>
+                    <a:prstGeom prst="rect">
+                      <a:avLst/>
+                    </a:prstGeom>
+                  </pic:spPr>
+                </pic:pic>
+              </a:graphicData>
+            </a:graphic>
+          </wp:inline>
+        </w:drawing>
+      </w:r>
+    </w:p>
+    <w:p>
+      <w:pPr>
+        <w:pStyle w:val="ListParagraph"/>
+        <w:numPr>
+          <w:ilvl w:val="0"/>
+          <w:numId w:val="3"/>
+        </w:numPr>
+        <w:rPr>
+          <w:rFonts w:ascii="Times New Roman" w:hAnsi="Times New Roman" w:cs="Times New Roman"/>
+          <w:sz w:val="24"/>
+          <w:szCs w:val="24"/>
+        </w:rPr>
+      </w:pPr>
+      <w:r>
+        <w:rPr>
+          <w:rFonts w:ascii="Times New Roman" w:hAnsi="Times New Roman" w:cs="Times New Roman"/>
+          <w:sz w:val="24"/>
+          <w:szCs w:val="24"/>
+        </w:rPr>
+        <w:t xml:space="preserve">Pengujian dengan operator </w:t>
+      </w:r>
+      <w:r>
+        <w:rPr>
+          <w:rFonts w:ascii="Times New Roman" w:hAnsi="Times New Roman" w:cs="Times New Roman"/>
+          <w:sz w:val="24"/>
+          <w:szCs w:val="24"/>
+        </w:rPr>
+        <w:t>kurang dari atau sama dengan</w:t>
+      </w:r>
+      <w:r>
+        <w:rPr>
+          <w:rFonts w:ascii="Times New Roman" w:hAnsi="Times New Roman" w:cs="Times New Roman"/>
+          <w:sz w:val="24"/>
+          <w:szCs w:val="24"/>
+        </w:rPr>
+        <w:t xml:space="preserve"> (</w:t>
+      </w:r>
+      <w:r>
+        <w:rPr>
+          <w:rFonts w:ascii="Times New Roman" w:hAnsi="Times New Roman" w:cs="Times New Roman"/>
+          <w:sz w:val="24"/>
+          <w:szCs w:val="24"/>
+        </w:rPr>
+        <w:t>&lt;=</w:t>
+      </w:r>
+      <w:r>
+        <w:rPr>
+          <w:rFonts w:ascii="Times New Roman" w:hAnsi="Times New Roman" w:cs="Times New Roman"/>
+          <w:sz w:val="24"/>
+          <w:szCs w:val="24"/>
+        </w:rPr>
+        <w:t>):</w:t>
+      </w:r>
+    </w:p>
+    <w:p>
+      <w:pPr>
+        <w:pStyle w:val="ListParagraph"/>
+        <w:rPr>
+          <w:rFonts w:ascii="Times New Roman" w:hAnsi="Times New Roman" w:cs="Times New Roman"/>
+          <w:sz w:val="24"/>
+          <w:szCs w:val="24"/>
+        </w:rPr>
+      </w:pPr>
+      <w:r>
+        <w:rPr>
+          <w:rFonts w:ascii="Times New Roman" w:hAnsi="Times New Roman" w:cs="Times New Roman"/>
+          <w:sz w:val="24"/>
+          <w:szCs w:val="24"/>
+        </w:rPr>
+        <w:t xml:space="preserve">Pengujian dibawah ini akan menampilkan tabel tblbarang yang DIMANA hargajual </w:t>
+      </w:r>
+      <w:r>
+        <w:rPr>
+          <w:rFonts w:ascii="Times New Roman" w:hAnsi="Times New Roman" w:cs="Times New Roman"/>
+          <w:b/>
+          <w:bCs/>
+          <w:sz w:val="24"/>
+          <w:szCs w:val="24"/>
+        </w:rPr>
+        <w:t xml:space="preserve">KURANG DARI </w:t>
+      </w:r>
+      <w:r>
+        <w:rPr>
+          <w:rFonts w:ascii="Times New Roman" w:hAnsi="Times New Roman" w:cs="Times New Roman"/>
+          <w:b/>
+          <w:bCs/>
+          <w:sz w:val="24"/>
+          <w:szCs w:val="24"/>
+        </w:rPr>
+        <w:t xml:space="preserve">ATAU SAMA DENGAN </w:t>
+      </w:r>
+      <w:r>
+        <w:rPr>
+          <w:rFonts w:ascii="Times New Roman" w:hAnsi="Times New Roman" w:cs="Times New Roman"/>
+          <w:b/>
+          <w:bCs/>
+          <w:sz w:val="24"/>
+          <w:szCs w:val="24"/>
+        </w:rPr>
+        <w:t>1</w:t>
+      </w:r>
+      <w:r>
+        <w:rPr>
+          <w:rFonts w:ascii="Times New Roman" w:hAnsi="Times New Roman" w:cs="Times New Roman"/>
+          <w:b/>
+          <w:bCs/>
+          <w:sz w:val="24"/>
+          <w:szCs w:val="24"/>
+        </w:rPr>
+        <w:t>2</w:t>
+      </w:r>
+      <w:r>
+        <w:rPr>
+          <w:rFonts w:ascii="Times New Roman" w:hAnsi="Times New Roman" w:cs="Times New Roman"/>
+          <w:b/>
+          <w:bCs/>
+          <w:sz w:val="24"/>
+          <w:szCs w:val="24"/>
+        </w:rPr>
+        <w:t>000</w:t>
+      </w:r>
+      <w:r>
+        <w:rPr>
+          <w:rFonts w:ascii="Times New Roman" w:hAnsi="Times New Roman" w:cs="Times New Roman"/>
+          <w:sz w:val="24"/>
+          <w:szCs w:val="24"/>
+        </w:rPr>
+        <w:t xml:space="preserve">, lalu DIURUTKAN dari data </w:t>
+      </w:r>
+      <w:r>
+        <w:rPr>
+          <w:rFonts w:ascii="Times New Roman" w:hAnsi="Times New Roman" w:cs="Times New Roman"/>
+          <w:sz w:val="24"/>
+          <w:szCs w:val="24"/>
+        </w:rPr>
+        <w:t>dengan</w:t>
+      </w:r>
+      <w:r>
+        <w:rPr>
+          <w:rFonts w:ascii="Times New Roman" w:hAnsi="Times New Roman" w:cs="Times New Roman"/>
+          <w:sz w:val="24"/>
+          <w:szCs w:val="24"/>
+        </w:rPr>
+        <w:t xml:space="preserve"> hargajual terendah</w:t>
+      </w:r>
+      <w:r>
+        <w:rPr>
+          <w:rFonts w:ascii="Times New Roman" w:hAnsi="Times New Roman" w:cs="Times New Roman"/>
+          <w:sz w:val="24"/>
+          <w:szCs w:val="24"/>
+        </w:rPr>
+        <w:t>. Jadi, data dengan hargajual 12000 juga akan ikut ditampilkan</w:t>
+      </w:r>
+    </w:p>
+    <w:p>
+      <w:pPr>
+        <w:pStyle w:val="ListParagraph"/>
+        <w:rPr>
+          <w:rFonts w:ascii="Times New Roman" w:hAnsi="Times New Roman" w:cs="Times New Roman"/>
+          <w:sz w:val="24"/>
+          <w:szCs w:val="24"/>
+        </w:rPr>
+      </w:pPr>
+      <w:r>
+        <w:rPr>
+          <w:rFonts w:ascii="Times New Roman" w:hAnsi="Times New Roman" w:cs="Times New Roman"/>
+          <w:sz w:val="24"/>
+          <w:szCs w:val="24"/>
+        </w:rPr>
+        <w:drawing>
+          <wp:inline distT="0" distB="0" distL="0" distR="0">
+            <wp:extent cx="5731510" cy="2466340"/>
+            <wp:effectExtent l="0" t="0" r="2540" b="0"/>
+            <wp:docPr id="789681710" name="Picture 28"/>
+            <wp:cNvGraphicFramePr>
+              <a:graphicFrameLocks xmlns:a="http://schemas.openxmlformats.org/drawingml/2006/main" noChangeAspect="1"/>
+            </wp:cNvGraphicFramePr>
+            <a:graphic xmlns:a="http://schemas.openxmlformats.org/drawingml/2006/main">
+              <a:graphicData uri="http://schemas.openxmlformats.org/drawingml/2006/picture">
+                <pic:pic xmlns:pic="http://schemas.openxmlformats.org/drawingml/2006/picture">
+                  <pic:nvPicPr>
+                    <pic:cNvPr id="789681710" name="Picture 789681710"/>
+                    <pic:cNvPicPr/>
+                  </pic:nvPicPr>
+                  <pic:blipFill>
+                    <a:blip r:embed="rId115">
+                      <a:extLst>
+                        <a:ext uri="{28A0092B-C50C-407E-A947-70E740481C1C}">
+                          <a14:useLocalDpi xmlns:a14="http://schemas.microsoft.com/office/drawing/2010/main" val="0"/>
+                        </a:ext>
+                      </a:extLst>
+                    </a:blip>
+                    <a:stretch>
+                      <a:fillRect/>
+                    </a:stretch>
+                  </pic:blipFill>
+                  <pic:spPr>
+                    <a:xfrm>
+                      <a:off x="0" y="0"/>
+                      <a:ext cx="5731510" cy="2466340"/>
+                    </a:xfrm>
+                    <a:prstGeom prst="rect">
+                      <a:avLst/>
+                    </a:prstGeom>
+                  </pic:spPr>
+                </pic:pic>
+              </a:graphicData>
+            </a:graphic>
+          </wp:inline>
+        </w:drawing>
+      </w:r>
+    </w:p>
+    <w:p>
+      <w:pPr>
+        <w:pStyle w:val="ListParagraph"/>
+        <w:numPr>
+          <w:ilvl w:val="0"/>
+          <w:numId w:val="3"/>
+        </w:numPr>
+        <w:rPr>
+          <w:rFonts w:ascii="Times New Roman" w:hAnsi="Times New Roman" w:cs="Times New Roman"/>
+          <w:sz w:val="24"/>
+          <w:szCs w:val="24"/>
+        </w:rPr>
+      </w:pPr>
+      <w:r>
+        <w:rPr>
+          <w:rFonts w:ascii="Times New Roman" w:hAnsi="Times New Roman" w:cs="Times New Roman"/>
+          <w:sz w:val="24"/>
+          <w:szCs w:val="24"/>
+        </w:rPr>
+        <w:t xml:space="preserve">Pengujian dengan operator lebih dari </w:t>
+      </w:r>
+      <w:r>
+        <w:rPr>
+          <w:rFonts w:ascii="Times New Roman" w:hAnsi="Times New Roman" w:cs="Times New Roman"/>
+          <w:sz w:val="24"/>
+          <w:szCs w:val="24"/>
+        </w:rPr>
+        <w:t xml:space="preserve">atau sama dengan </w:t>
+      </w:r>
+      <w:r>
+        <w:rPr>
+          <w:rFonts w:ascii="Times New Roman" w:hAnsi="Times New Roman" w:cs="Times New Roman"/>
+          <w:sz w:val="24"/>
+          <w:szCs w:val="24"/>
+        </w:rPr>
+        <w:t>(&gt;</w:t>
+      </w:r>
+      <w:r>
+        <w:rPr>
+          <w:rFonts w:ascii="Times New Roman" w:hAnsi="Times New Roman" w:cs="Times New Roman"/>
+          <w:sz w:val="24"/>
+          <w:szCs w:val="24"/>
+        </w:rPr>
+        <w:t>=</w:t>
+      </w:r>
+      <w:r>
+        <w:rPr>
+          <w:rFonts w:ascii="Times New Roman" w:hAnsi="Times New Roman" w:cs="Times New Roman"/>
+          <w:sz w:val="24"/>
+          <w:szCs w:val="24"/>
+        </w:rPr>
+        <w:t>):</w:t>
+      </w:r>
+    </w:p>
+    <w:p>
+      <w:pPr>
+        <w:pStyle w:val="ListParagraph"/>
+        <w:rPr>
+          <w:rFonts w:ascii="Times New Roman" w:hAnsi="Times New Roman" w:cs="Times New Roman"/>
+          <w:sz w:val="24"/>
+          <w:szCs w:val="24"/>
+        </w:rPr>
+      </w:pPr>
+      <w:r>
+        <w:rPr>
+          <w:rFonts w:ascii="Times New Roman" w:hAnsi="Times New Roman" w:cs="Times New Roman"/>
+          <w:sz w:val="24"/>
+          <w:szCs w:val="24"/>
+        </w:rPr>
+        <w:t xml:space="preserve">Pengujian dibawah ini akan menampilkan tabel tblbarang yang DIMANA hargajual </w:t>
+      </w:r>
+      <w:r>
+        <w:rPr>
+          <w:rFonts w:ascii="Times New Roman" w:hAnsi="Times New Roman" w:cs="Times New Roman"/>
+          <w:b/>
+          <w:bCs/>
+          <w:sz w:val="24"/>
+          <w:szCs w:val="24"/>
+        </w:rPr>
+        <w:t>LEBIH</w:t>
+      </w:r>
+      <w:r>
+        <w:rPr>
+          <w:rFonts w:ascii="Times New Roman" w:hAnsi="Times New Roman" w:cs="Times New Roman"/>
+          <w:b/>
+          <w:bCs/>
+          <w:sz w:val="24"/>
+          <w:szCs w:val="24"/>
+        </w:rPr>
+        <w:t xml:space="preserve"> DARI ATAU SAMA DENGAN 12000</w:t>
+      </w:r>
+      <w:r>
+        <w:rPr>
+          <w:rFonts w:ascii="Times New Roman" w:hAnsi="Times New Roman" w:cs="Times New Roman"/>
+          <w:sz w:val="24"/>
+          <w:szCs w:val="24"/>
+        </w:rPr>
+        <w:t xml:space="preserve">, lalu DIURUTKAN dari data </w:t>
+      </w:r>
+      <w:r>
+        <w:rPr>
+          <w:rFonts w:ascii="Times New Roman" w:hAnsi="Times New Roman" w:cs="Times New Roman"/>
+          <w:sz w:val="24"/>
+          <w:szCs w:val="24"/>
+        </w:rPr>
+        <w:t>dengan</w:t>
+      </w:r>
+      <w:r>
+        <w:rPr>
+          <w:rFonts w:ascii="Times New Roman" w:hAnsi="Times New Roman" w:cs="Times New Roman"/>
+          <w:sz w:val="24"/>
+          <w:szCs w:val="24"/>
+        </w:rPr>
+        <w:t xml:space="preserve"> hargajual terendah</w:t>
+      </w:r>
+      <w:r>
+        <w:rPr>
+          <w:rFonts w:ascii="Times New Roman" w:hAnsi="Times New Roman" w:cs="Times New Roman"/>
+          <w:sz w:val="24"/>
+          <w:szCs w:val="24"/>
+        </w:rPr>
+        <w:t>. Jadi, data dengan hargajual 12000 juga akan ikut ditampilkan</w:t>
+      </w:r>
+    </w:p>
+    <w:p>
+      <w:pPr>
+        <w:pStyle w:val="ListParagraph"/>
+        <w:rPr>
+          <w:rFonts w:ascii="Times New Roman" w:hAnsi="Times New Roman" w:cs="Times New Roman"/>
+          <w:sz w:val="24"/>
+          <w:szCs w:val="24"/>
+        </w:rPr>
+      </w:pPr>
+      <w:r>
+        <w:rPr>
+          <w:rFonts w:ascii="Times New Roman" w:hAnsi="Times New Roman" w:cs="Times New Roman"/>
+          <w:sz w:val="24"/>
+          <w:szCs w:val="24"/>
+        </w:rPr>
+        <w:drawing>
+          <wp:inline distT="0" distB="0" distL="0" distR="0">
+            <wp:extent cx="5731510" cy="2089785"/>
+            <wp:effectExtent l="0" t="0" r="2540" b="5715"/>
+            <wp:docPr id="567924930" name="Picture 29"/>
+            <wp:cNvGraphicFramePr>
+              <a:graphicFrameLocks xmlns:a="http://schemas.openxmlformats.org/drawingml/2006/main" noChangeAspect="1"/>
+            </wp:cNvGraphicFramePr>
+            <a:graphic xmlns:a="http://schemas.openxmlformats.org/drawingml/2006/main">
+              <a:graphicData uri="http://schemas.openxmlformats.org/drawingml/2006/picture">
+                <pic:pic xmlns:pic="http://schemas.openxmlformats.org/drawingml/2006/picture">
+                  <pic:nvPicPr>
+                    <pic:cNvPr id="567924930" name="Picture 567924930"/>
+                    <pic:cNvPicPr/>
+                  </pic:nvPicPr>
+                  <pic:blipFill>
+                    <a:blip r:embed="rId116">
+                      <a:extLst>
+                        <a:ext uri="{28A0092B-C50C-407E-A947-70E740481C1C}">
+                          <a14:useLocalDpi xmlns:a14="http://schemas.microsoft.com/office/drawing/2010/main" val="0"/>
+                        </a:ext>
+                      </a:extLst>
+                    </a:blip>
+                    <a:stretch>
+                      <a:fillRect/>
+                    </a:stretch>
+                  </pic:blipFill>
+                  <pic:spPr>
+                    <a:xfrm>
+                      <a:off x="0" y="0"/>
+                      <a:ext cx="5731510" cy="2089785"/>
+                    </a:xfrm>
+                    <a:prstGeom prst="rect">
+                      <a:avLst/>
+                    </a:prstGeom>
+                  </pic:spPr>
+                </pic:pic>
+              </a:graphicData>
+            </a:graphic>
+          </wp:inline>
+        </w:drawing>
+      </w:r>
+    </w:p>
+    <w:p>
+      <w:pPr>
+        <w:rPr>
+          <w:rFonts w:ascii="Times New Roman" w:hAnsi="Times New Roman" w:cs="Times New Roman"/>
+          <w:b/>
+          <w:bCs/>
+          <w:sz w:val="24"/>
+          <w:szCs w:val="24"/>
+        </w:rPr>
+      </w:pPr>
+      <w:r>
+        <w:rPr>
+          <w:rFonts w:ascii="Times New Roman" w:hAnsi="Times New Roman" w:cs="Times New Roman"/>
+          <w:b/>
+          <w:bCs/>
+          <w:sz w:val="24"/>
+          <w:szCs w:val="24"/>
+        </w:rPr>
+        <w:lastRenderedPageBreak/>
+        <w:t>Pengujian menggunakan operator logika:</w:t>
+      </w:r>
+    </w:p>
+    <w:p>
+      <w:pPr>
+        <w:pStyle w:val="ListParagraph"/>
+        <w:numPr>
+          <w:ilvl w:val="0"/>
+          <w:numId w:val="3"/>
+        </w:numPr>
+        <w:rPr>
+          <w:rFonts w:ascii="Times New Roman" w:hAnsi="Times New Roman" w:cs="Times New Roman"/>
+          <w:sz w:val="24"/>
+          <w:szCs w:val="24"/>
+        </w:rPr>
+      </w:pPr>
+      <w:r>
+        <w:rPr>
+          <w:rFonts w:ascii="Times New Roman" w:hAnsi="Times New Roman" w:cs="Times New Roman"/>
+          <w:sz w:val="24"/>
+          <w:szCs w:val="24"/>
+        </w:rPr>
+        <w:t>Pengujian dengan operator logika AND:</w:t>
+      </w:r>
+    </w:p>
+    <w:p>
+      <w:pPr>
+        <w:pStyle w:val="ListParagraph"/>
+        <w:rPr>
+          <w:rFonts w:ascii="Times New Roman" w:hAnsi="Times New Roman" w:cs="Times New Roman"/>
+          <w:sz w:val="24"/>
+          <w:szCs w:val="24"/>
+        </w:rPr>
+      </w:pPr>
+      <w:r>
+        <w:rPr>
+          <w:rFonts w:ascii="Times New Roman" w:hAnsi="Times New Roman" w:cs="Times New Roman"/>
+          <w:sz w:val="24"/>
+          <w:szCs w:val="24"/>
+        </w:rPr>
+        <w:t xml:space="preserve">Pengujian dibawah ini akan menampilkan data yang DIMANA hargajual KURANG DARI 12000 </w:t>
+      </w:r>
+      <w:r>
+        <w:rPr>
+          <w:rFonts w:ascii="Times New Roman" w:hAnsi="Times New Roman" w:cs="Times New Roman"/>
+          <w:b/>
+          <w:bCs/>
+          <w:sz w:val="24"/>
+          <w:szCs w:val="24"/>
+        </w:rPr>
+        <w:t>DAN</w:t>
+      </w:r>
+      <w:r>
+        <w:rPr>
+          <w:rFonts w:ascii="Times New Roman" w:hAnsi="Times New Roman" w:cs="Times New Roman"/>
+          <w:sz w:val="24"/>
+          <w:szCs w:val="24"/>
+        </w:rPr>
+        <w:t xml:space="preserve"> idkelompok ialah 9 yang diurutkan dari data dengan idbarang terkecil</w:t>
+      </w:r>
+    </w:p>
+    <w:p>
+      <w:pPr>
+        <w:pStyle w:val="ListParagraph"/>
+        <w:rPr>
+          <w:rFonts w:ascii="Times New Roman" w:hAnsi="Times New Roman" w:cs="Times New Roman"/>
+          <w:sz w:val="24"/>
+          <w:szCs w:val="24"/>
+        </w:rPr>
+      </w:pPr>
+      <w:r>
+        <w:rPr>
+          <w:rFonts w:ascii="Times New Roman" w:hAnsi="Times New Roman" w:cs="Times New Roman"/>
+          <w:sz w:val="24"/>
+          <w:szCs w:val="24"/>
+        </w:rPr>
+        <w:drawing>
+          <wp:inline distT="0" distB="0" distL="0" distR="0">
+            <wp:extent cx="5731510" cy="1614170"/>
+            <wp:effectExtent l="0" t="0" r="2540" b="5080"/>
+            <wp:docPr id="290460760" name="Picture 30"/>
+            <wp:cNvGraphicFramePr>
+              <a:graphicFrameLocks xmlns:a="http://schemas.openxmlformats.org/drawingml/2006/main" noChangeAspect="1"/>
+            </wp:cNvGraphicFramePr>
+            <a:graphic xmlns:a="http://schemas.openxmlformats.org/drawingml/2006/main">
+              <a:graphicData uri="http://schemas.openxmlformats.org/drawingml/2006/picture">
+                <pic:pic xmlns:pic="http://schemas.openxmlformats.org/drawingml/2006/picture">
+                  <pic:nvPicPr>
+                    <pic:cNvPr id="290460760" name="Picture 290460760"/>
+                    <pic:cNvPicPr/>
+                  </pic:nvPicPr>
+                  <pic:blipFill>
+                    <a:blip r:embed="rId117">
+                      <a:extLst>
+                        <a:ext uri="{28A0092B-C50C-407E-A947-70E740481C1C}">
+                          <a14:useLocalDpi xmlns:a14="http://schemas.microsoft.com/office/drawing/2010/main" val="0"/>
+                        </a:ext>
+                      </a:extLst>
+                    </a:blip>
+                    <a:stretch>
+                      <a:fillRect/>
+                    </a:stretch>
+                  </pic:blipFill>
+                  <pic:spPr>
+                    <a:xfrm>
+                      <a:off x="0" y="0"/>
+                      <a:ext cx="5731510" cy="1614170"/>
+                    </a:xfrm>
+                    <a:prstGeom prst="rect">
+                      <a:avLst/>
+                    </a:prstGeom>
+                  </pic:spPr>
+                </pic:pic>
+              </a:graphicData>
+            </a:graphic>
+          </wp:inline>
+        </w:drawing>
+      </w:r>
+    </w:p>
+    <w:p>
+      <w:pPr>
+        <w:pStyle w:val="ListParagraph"/>
+        <w:numPr>
+          <w:ilvl w:val="0"/>
+          <w:numId w:val="3"/>
+        </w:numPr>
+        <w:rPr>
+          <w:rFonts w:ascii="Times New Roman" w:hAnsi="Times New Roman" w:cs="Times New Roman"/>
+          <w:sz w:val="24"/>
+          <w:szCs w:val="24"/>
+        </w:rPr>
+      </w:pPr>
+      <w:r>
+        <w:rPr>
+          <w:rFonts w:ascii="Times New Roman" w:hAnsi="Times New Roman" w:cs="Times New Roman"/>
+          <w:sz w:val="24"/>
+          <w:szCs w:val="24"/>
+        </w:rPr>
+        <w:t>Pengujian dengan operator logika OR:</w:t>
+      </w:r>
+    </w:p>
+    <w:p>
+      <w:pPr>
+        <w:pStyle w:val="ListParagraph"/>
+        <w:rPr>
+          <w:rFonts w:ascii="Times New Roman" w:hAnsi="Times New Roman" w:cs="Times New Roman"/>
+          <w:sz w:val="24"/>
+          <w:szCs w:val="24"/>
+        </w:rPr>
+      </w:pPr>
+      <w:r>
+        <w:rPr>
+          <w:rFonts w:ascii="Times New Roman" w:hAnsi="Times New Roman" w:cs="Times New Roman"/>
+          <w:sz w:val="24"/>
+          <w:szCs w:val="24"/>
+        </w:rPr>
+        <w:t xml:space="preserve">Pengujian dibawah ini akan menampilkan data yang DIMANA hargajual KURANG DARI 12000 </w:t>
+      </w:r>
+      <w:r>
+        <w:rPr>
+          <w:rFonts w:ascii="Times New Roman" w:hAnsi="Times New Roman" w:cs="Times New Roman"/>
+          <w:b/>
+          <w:bCs/>
+          <w:sz w:val="24"/>
+          <w:szCs w:val="24"/>
+        </w:rPr>
+        <w:t xml:space="preserve">ATAU </w:t>
+      </w:r>
+      <w:r>
+        <w:rPr>
+          <w:rFonts w:ascii="Times New Roman" w:hAnsi="Times New Roman" w:cs="Times New Roman"/>
+          <w:sz w:val="24"/>
+          <w:szCs w:val="24"/>
+        </w:rPr>
+        <w:t>idkelompok SAMA DENGAN 9 yang diurutkan dari data dengan idbarang terkecil</w:t>
+      </w:r>
+    </w:p>
+    <w:p>
+      <w:pPr>
+        <w:pStyle w:val="ListParagraph"/>
+        <w:rPr>
+          <w:rFonts w:ascii="Times New Roman" w:hAnsi="Times New Roman" w:cs="Times New Roman"/>
+          <w:sz w:val="24"/>
+          <w:szCs w:val="24"/>
+        </w:rPr>
+      </w:pPr>
+      <w:r>
+        <w:rPr>
+          <w:rFonts w:ascii="Times New Roman" w:hAnsi="Times New Roman" w:cs="Times New Roman"/>
+          <w:sz w:val="24"/>
+          <w:szCs w:val="24"/>
+        </w:rPr>
+        <w:drawing>
+          <wp:inline distT="0" distB="0" distL="0" distR="0">
+            <wp:extent cx="5731510" cy="1956435"/>
+            <wp:effectExtent l="0" t="0" r="2540" b="5715"/>
+            <wp:docPr id="908865907" name="Picture 31"/>
+            <wp:cNvGraphicFramePr>
+              <a:graphicFrameLocks xmlns:a="http://schemas.openxmlformats.org/drawingml/2006/main" noChangeAspect="1"/>
+            </wp:cNvGraphicFramePr>
+            <a:graphic xmlns:a="http://schemas.openxmlformats.org/drawingml/2006/main">
+              <a:graphicData uri="http://schemas.openxmlformats.org/drawingml/2006/picture">
+                <pic:pic xmlns:pic="http://schemas.openxmlformats.org/drawingml/2006/picture">
+                  <pic:nvPicPr>
+                    <pic:cNvPr id="908865907" name="Picture 908865907"/>
+                    <pic:cNvPicPr/>
+                  </pic:nvPicPr>
+                  <pic:blipFill>
+                    <a:blip r:embed="rId118">
+                      <a:extLst>
+                        <a:ext uri="{28A0092B-C50C-407E-A947-70E740481C1C}">
+                          <a14:useLocalDpi xmlns:a14="http://schemas.microsoft.com/office/drawing/2010/main" val="0"/>
+                        </a:ext>
+                      </a:extLst>
+                    </a:blip>
+                    <a:stretch>
+                      <a:fillRect/>
+                    </a:stretch>
+                  </pic:blipFill>
+                  <pic:spPr>
+                    <a:xfrm>
+                      <a:off x="0" y="0"/>
+                      <a:ext cx="5731510" cy="1956435"/>
+                    </a:xfrm>
+                    <a:prstGeom prst="rect">
+                      <a:avLst/>
+                    </a:prstGeom>
+                  </pic:spPr>
+                </pic:pic>
+              </a:graphicData>
+            </a:graphic>
+          </wp:inline>
+        </w:drawing>
+      </w:r>
+    </w:p>
+    <w:p>
+      <w:pPr>
+        <w:pStyle w:val="ListParagraph"/>
+        <w:numPr>
+          <w:ilvl w:val="0"/>
+          <w:numId w:val="3"/>
+        </w:numPr>
+        <w:rPr>
+          <w:rFonts w:ascii="Times New Roman" w:hAnsi="Times New Roman" w:cs="Times New Roman"/>
+          <w:sz w:val="24"/>
+          <w:szCs w:val="24"/>
+        </w:rPr>
+      </w:pPr>
+      <w:r>
+        <w:rPr>
+          <w:rFonts w:ascii="Times New Roman" w:hAnsi="Times New Roman" w:cs="Times New Roman"/>
+          <w:sz w:val="24"/>
+          <w:szCs w:val="24"/>
+        </w:rPr>
+        <w:t>Pengujian dengan operator logika NOT:</w:t>
+      </w:r>
+    </w:p>
+    <w:p>
+      <w:pPr>
+        <w:pStyle w:val="ListParagraph"/>
+        <w:rPr>
+          <w:rFonts w:ascii="Times New Roman" w:hAnsi="Times New Roman" w:cs="Times New Roman"/>
+          <w:sz w:val="24"/>
+          <w:szCs w:val="24"/>
+        </w:rPr>
+      </w:pPr>
+      <w:r>
+        <w:rPr>
+          <w:rFonts w:ascii="Times New Roman" w:hAnsi="Times New Roman" w:cs="Times New Roman"/>
+          <w:sz w:val="24"/>
+          <w:szCs w:val="24"/>
+        </w:rPr>
+        <w:t xml:space="preserve">Pengujian dibawah ini akan menampilkan data yang DIMANA idkelompok </w:t>
+      </w:r>
+      <w:r>
+        <w:rPr>
+          <w:rFonts w:ascii="Times New Roman" w:hAnsi="Times New Roman" w:cs="Times New Roman"/>
+          <w:b/>
+          <w:bCs/>
+          <w:sz w:val="24"/>
+          <w:szCs w:val="24"/>
+        </w:rPr>
+        <w:t xml:space="preserve">TIDAK SAMA DENGAN 5 </w:t>
+      </w:r>
+      <w:r>
+        <w:rPr>
+          <w:rFonts w:ascii="Times New Roman" w:hAnsi="Times New Roman" w:cs="Times New Roman"/>
+          <w:sz w:val="24"/>
+          <w:szCs w:val="24"/>
+        </w:rPr>
+        <w:t>yang akan diurutkan dari data dengan idbarang terkecil.</w:t>
+      </w:r>
+    </w:p>
+    <w:p>
+      <w:pPr>
+        <w:pStyle w:val="ListParagraph"/>
+        <w:rPr>
+          <w:rFonts w:ascii="Times New Roman" w:hAnsi="Times New Roman" w:cs="Times New Roman"/>
+          <w:sz w:val="24"/>
+          <w:szCs w:val="24"/>
+        </w:rPr>
+      </w:pPr>
+      <w:r>
+        <w:rPr>
+          <w:rFonts w:ascii="Times New Roman" w:hAnsi="Times New Roman" w:cs="Times New Roman"/>
+          <w:sz w:val="24"/>
+          <w:szCs w:val="24"/>
+        </w:rPr>
+        <w:drawing>
+          <wp:inline distT="0" distB="0" distL="0" distR="0">
+            <wp:extent cx="5731510" cy="2293620"/>
+            <wp:effectExtent l="0" t="0" r="2540" b="0"/>
+            <wp:docPr id="2065098238" name="Picture 32"/>
+            <wp:cNvGraphicFramePr>
+              <a:graphicFrameLocks xmlns:a="http://schemas.openxmlformats.org/drawingml/2006/main" noChangeAspect="1"/>
+            </wp:cNvGraphicFramePr>
+            <a:graphic xmlns:a="http://schemas.openxmlformats.org/drawingml/2006/main">
+              <a:graphicData uri="http://schemas.openxmlformats.org/drawingml/2006/picture">
+                <pic:pic xmlns:pic="http://schemas.openxmlformats.org/drawingml/2006/picture">
+                  <pic:nvPicPr>
+                    <pic:cNvPr id="2065098238" name="Picture 2065098238"/>
+                    <pic:cNvPicPr/>
+                  </pic:nvPicPr>
+                  <pic:blipFill>
+                    <a:blip r:embed="rId119">
+                      <a:extLst>
+                        <a:ext uri="{28A0092B-C50C-407E-A947-70E740481C1C}">
+                          <a14:useLocalDpi xmlns:a14="http://schemas.microsoft.com/office/drawing/2010/main" val="0"/>
+                        </a:ext>
+                      </a:extLst>
+                    </a:blip>
+                    <a:stretch>
+                      <a:fillRect/>
+                    </a:stretch>
+                  </pic:blipFill>
+                  <pic:spPr>
+                    <a:xfrm>
+                      <a:off x="0" y="0"/>
+                      <a:ext cx="5731510" cy="2293620"/>
+                    </a:xfrm>
+                    <a:prstGeom prst="rect">
+                      <a:avLst/>
+                    </a:prstGeom>
+                  </pic:spPr>
+                </pic:pic>
+              </a:graphicData>
+            </a:graphic>
+          </wp:inline>
+        </w:drawing>
+      </w:r>
+    </w:p>
+    <w:p>
+      <w:pPr>
+        <w:pStyle w:val="ListParagraph"/>
+        <w:rPr>
+          <w:rFonts w:ascii="Times New Roman" w:hAnsi="Times New Roman" w:cs="Times New Roman"/>
+          <w:sz w:val="24"/>
+          <w:szCs w:val="24"/>
+        </w:rPr>
+      </w:pPr>
+      <w:r>
+        <w:rPr>
+          <w:rFonts w:ascii="Times New Roman" w:hAnsi="Times New Roman" w:cs="Times New Roman"/>
+          <w:sz w:val="24"/>
+          <w:szCs w:val="24"/>
+        </w:rPr>
+        <w:t xml:space="preserve">Sekilas, operator logika </w:t>
+      </w:r>
+      <w:r>
+        <w:rPr>
+          <w:rFonts w:ascii="Times New Roman" w:hAnsi="Times New Roman" w:cs="Times New Roman"/>
+          <w:b/>
+          <w:bCs/>
+          <w:sz w:val="24"/>
+          <w:szCs w:val="24"/>
+        </w:rPr>
+        <w:t>NOT</w:t>
+      </w:r>
+      <w:r>
+        <w:rPr>
+          <w:rFonts w:ascii="Times New Roman" w:hAnsi="Times New Roman" w:cs="Times New Roman"/>
+          <w:sz w:val="24"/>
+          <w:szCs w:val="24"/>
+        </w:rPr>
+        <w:t xml:space="preserve"> hampir mirip dengan operator perbandingan </w:t>
+      </w:r>
+      <w:r>
+        <w:rPr>
+          <w:rFonts w:ascii="Times New Roman" w:hAnsi="Times New Roman" w:cs="Times New Roman"/>
+          <w:b/>
+          <w:bCs/>
+          <w:sz w:val="24"/>
+          <w:szCs w:val="24"/>
+        </w:rPr>
+        <w:t>&lt;&gt;</w:t>
+      </w:r>
+      <w:r>
+        <w:rPr>
+          <w:rFonts w:ascii="Times New Roman" w:hAnsi="Times New Roman" w:cs="Times New Roman"/>
+          <w:sz w:val="24"/>
+          <w:szCs w:val="24"/>
+        </w:rPr>
+        <w:t>.</w:t>
+      </w:r>
+    </w:p>
+    <w:p>
+      <w:pPr>
+        <w:rPr>
+          <w:rFonts w:ascii="Times New Roman" w:hAnsi="Times New Roman" w:cs="Times New Roman"/>
+          <w:b/>
+          <w:bCs/>
+          <w:sz w:val="24"/>
+          <w:szCs w:val="24"/>
+        </w:rPr>
+      </w:pPr>
+      <w:r>
+        <w:rPr>
+          <w:rFonts w:ascii="Times New Roman" w:hAnsi="Times New Roman" w:cs="Times New Roman"/>
+          <w:b/>
+          <w:bCs/>
+          <w:sz w:val="24"/>
+          <w:szCs w:val="24"/>
+        </w:rPr>
+        <w:t>Pengujian menggunakan perintah LIKE:</w:t>
+      </w:r>
+    </w:p>
+    <w:p>
+      <w:pPr>
+        <w:rPr>
+          <w:rFonts w:ascii="Times New Roman" w:hAnsi="Times New Roman" w:cs="Times New Roman"/>
+          <w:sz w:val="24"/>
+          <w:szCs w:val="24"/>
+        </w:rPr>
+      </w:pPr>
+      <w:r>
+        <w:rPr>
+          <w:rFonts w:ascii="Times New Roman" w:hAnsi="Times New Roman" w:cs="Times New Roman"/>
+          <w:sz w:val="24"/>
+          <w:szCs w:val="24"/>
+        </w:rPr>
+        <w:lastRenderedPageBreak/>
+        <w:t>Pada penggunaan perintah LIKE, simbol % melambangkan huruf apapun. Jadi, jika simbol (%) diletakkan diawal huruf</w:t>
+      </w:r>
+      <w:r>
+        <w:rPr>
+          <w:rFonts w:ascii="Times New Roman" w:hAnsi="Times New Roman" w:cs="Times New Roman"/>
+          <w:sz w:val="24"/>
+          <w:szCs w:val="24"/>
+        </w:rPr>
+        <w:t xml:space="preserve"> (contoh: %a)</w:t>
+      </w:r>
+      <w:r>
+        <w:rPr>
+          <w:rFonts w:ascii="Times New Roman" w:hAnsi="Times New Roman" w:cs="Times New Roman"/>
+          <w:sz w:val="24"/>
+          <w:szCs w:val="24"/>
+        </w:rPr>
+        <w:t xml:space="preserve">, maka MySQL akan menampilkan data dengan </w:t>
+      </w:r>
+      <w:r>
+        <w:rPr>
+          <w:rFonts w:ascii="Times New Roman" w:hAnsi="Times New Roman" w:cs="Times New Roman"/>
+          <w:sz w:val="24"/>
+          <w:szCs w:val="24"/>
+        </w:rPr>
+        <w:t>huruf apapun di awalan dan dengan akhiran huruf yang dimasukkan, yaitu ‘a’. Tetapi, jika simbol (%) diletakkan diakhir huruf (contoh: b%), maka MySQL akan menampilkan data dengan huruf apapun di akhiran dan dengan awalan huruf yang dimasukkan, yaitu ‘b’.</w:t>
+      </w:r>
+    </w:p>
+    <w:p>
+      <w:pPr>
+        <w:rPr>
+          <w:rFonts w:ascii="Times New Roman" w:hAnsi="Times New Roman" w:cs="Times New Roman"/>
+          <w:sz w:val="24"/>
+          <w:szCs w:val="24"/>
+        </w:rPr>
+      </w:pPr>
+      <w:r>
+        <w:rPr>
+          <w:rFonts w:ascii="Times New Roman" w:hAnsi="Times New Roman" w:cs="Times New Roman"/>
+          <w:sz w:val="24"/>
+          <w:szCs w:val="24"/>
+        </w:rPr>
+        <w:t xml:space="preserve">Pertama-tama, mari kita coba mencari data yang memiliki </w:t>
+      </w:r>
+      <w:r>
+        <w:rPr>
+          <w:rFonts w:ascii="Times New Roman" w:hAnsi="Times New Roman" w:cs="Times New Roman"/>
+          <w:b/>
+          <w:bCs/>
+          <w:sz w:val="24"/>
+          <w:szCs w:val="24"/>
+        </w:rPr>
+        <w:t>huruf akhiran a</w:t>
+      </w:r>
+      <w:r>
+        <w:rPr>
+          <w:rFonts w:ascii="Times New Roman" w:hAnsi="Times New Roman" w:cs="Times New Roman"/>
+          <w:sz w:val="24"/>
+          <w:szCs w:val="24"/>
+        </w:rPr>
+        <w:t xml:space="preserve"> dan </w:t>
+      </w:r>
+      <w:r>
+        <w:rPr>
+          <w:rFonts w:ascii="Times New Roman" w:hAnsi="Times New Roman" w:cs="Times New Roman"/>
+          <w:b/>
+          <w:bCs/>
+          <w:sz w:val="24"/>
+          <w:szCs w:val="24"/>
+        </w:rPr>
+        <w:t>huruf awalannya</w:t>
+      </w:r>
+      <w:r>
+        <w:rPr>
+          <w:rFonts w:ascii="Times New Roman" w:hAnsi="Times New Roman" w:cs="Times New Roman"/>
+          <w:sz w:val="24"/>
+          <w:szCs w:val="24"/>
+        </w:rPr>
+        <w:t xml:space="preserve"> apapun dengan cara mengetikkan ‘</w:t>
+      </w:r>
+      <w:r>
+        <w:rPr>
+          <w:rFonts w:ascii="Times New Roman" w:hAnsi="Times New Roman" w:cs="Times New Roman"/>
+          <w:b/>
+          <w:bCs/>
+          <w:sz w:val="24"/>
+          <w:szCs w:val="24"/>
+        </w:rPr>
+        <w:t>%a</w:t>
+      </w:r>
+      <w:r>
+        <w:rPr>
+          <w:rFonts w:ascii="Times New Roman" w:hAnsi="Times New Roman" w:cs="Times New Roman"/>
+          <w:sz w:val="24"/>
+          <w:szCs w:val="24"/>
+        </w:rPr>
+        <w:t>’</w:t>
+      </w:r>
+      <w:r>
+        <w:rPr>
+          <w:rFonts w:ascii="Times New Roman" w:hAnsi="Times New Roman" w:cs="Times New Roman"/>
+          <w:sz w:val="24"/>
+          <w:szCs w:val="24"/>
+        </w:rPr>
+        <w:t>:</w:t>
+      </w:r>
+    </w:p>
+    <w:p>
+      <w:pPr>
+        <w:rPr>
+          <w:rFonts w:ascii="Times New Roman" w:hAnsi="Times New Roman" w:cs="Times New Roman"/>
+          <w:sz w:val="24"/>
+          <w:szCs w:val="24"/>
+        </w:rPr>
+      </w:pPr>
+      <w:r>
+        <w:rPr>
+          <w:rFonts w:ascii="Times New Roman" w:hAnsi="Times New Roman" w:cs="Times New Roman"/>
+          <w:sz w:val="24"/>
+          <w:szCs w:val="24"/>
+        </w:rPr>
+        <w:drawing>
+          <wp:inline distT="0" distB="0" distL="0" distR="0">
+            <wp:extent cx="5731510" cy="1616710"/>
+            <wp:effectExtent l="0" t="0" r="2540" b="2540"/>
+            <wp:docPr id="1751849579" name="Picture 34"/>
+            <wp:cNvGraphicFramePr>
+              <a:graphicFrameLocks xmlns:a="http://schemas.openxmlformats.org/drawingml/2006/main" noChangeAspect="1"/>
+            </wp:cNvGraphicFramePr>
+            <a:graphic xmlns:a="http://schemas.openxmlformats.org/drawingml/2006/main">
+              <a:graphicData uri="http://schemas.openxmlformats.org/drawingml/2006/picture">
+                <pic:pic xmlns:pic="http://schemas.openxmlformats.org/drawingml/2006/picture">
+                  <pic:nvPicPr>
+                    <pic:cNvPr id="1751849579" name="Picture 1751849579"/>
+                    <pic:cNvPicPr/>
+                  </pic:nvPicPr>
+                  <pic:blipFill>
+                    <a:blip r:embed="rId120">
+                      <a:extLst>
+                        <a:ext uri="{28A0092B-C50C-407E-A947-70E740481C1C}">
+                          <a14:useLocalDpi xmlns:a14="http://schemas.microsoft.com/office/drawing/2010/main" val="0"/>
+                        </a:ext>
+                      </a:extLst>
+                    </a:blip>
+                    <a:stretch>
+                      <a:fillRect/>
+                    </a:stretch>
+                  </pic:blipFill>
+                  <pic:spPr>
+                    <a:xfrm>
+                      <a:off x="0" y="0"/>
+                      <a:ext cx="5731510" cy="1616710"/>
+                    </a:xfrm>
+                    <a:prstGeom prst="rect">
+                      <a:avLst/>
+                    </a:prstGeom>
+                  </pic:spPr>
+                </pic:pic>
+              </a:graphicData>
+            </a:graphic>
+          </wp:inline>
+        </w:drawing>
+      </w:r>
+    </w:p>
+    <w:p>
+      <w:pPr>
+        <w:rPr>
+          <w:rFonts w:ascii="Times New Roman" w:hAnsi="Times New Roman" w:cs="Times New Roman"/>
+          <w:sz w:val="24"/>
+          <w:szCs w:val="24"/>
+        </w:rPr>
+      </w:pPr>
+      <w:r>
+        <w:rPr>
+          <w:rFonts w:ascii="Times New Roman" w:hAnsi="Times New Roman" w:cs="Times New Roman"/>
+          <w:sz w:val="24"/>
+          <w:szCs w:val="24"/>
+        </w:rPr>
+        <w:t xml:space="preserve">Kemudian, kita akan coba mencari data yang memiliki </w:t>
+      </w:r>
+      <w:r>
+        <w:rPr>
+          <w:rFonts w:ascii="Times New Roman" w:hAnsi="Times New Roman" w:cs="Times New Roman"/>
+          <w:b/>
+          <w:bCs/>
+          <w:sz w:val="24"/>
+          <w:szCs w:val="24"/>
+        </w:rPr>
+        <w:t>huruf awalan b</w:t>
+      </w:r>
+      <w:r>
+        <w:rPr>
+          <w:rFonts w:ascii="Times New Roman" w:hAnsi="Times New Roman" w:cs="Times New Roman"/>
+          <w:sz w:val="24"/>
+          <w:szCs w:val="24"/>
+        </w:rPr>
+        <w:t xml:space="preserve"> dan </w:t>
+      </w:r>
+      <w:r>
+        <w:rPr>
+          <w:rFonts w:ascii="Times New Roman" w:hAnsi="Times New Roman" w:cs="Times New Roman"/>
+          <w:b/>
+          <w:bCs/>
+          <w:sz w:val="24"/>
+          <w:szCs w:val="24"/>
+        </w:rPr>
+        <w:t>akhirannya huruf apapun</w:t>
+      </w:r>
+      <w:r>
+        <w:rPr>
+          <w:rFonts w:ascii="Times New Roman" w:hAnsi="Times New Roman" w:cs="Times New Roman"/>
+          <w:sz w:val="24"/>
+          <w:szCs w:val="24"/>
+        </w:rPr>
+        <w:t xml:space="preserve"> dengan cara mengetikkan ‘</w:t>
+      </w:r>
+      <w:r>
+        <w:rPr>
+          <w:rFonts w:ascii="Times New Roman" w:hAnsi="Times New Roman" w:cs="Times New Roman"/>
+          <w:b/>
+          <w:bCs/>
+          <w:sz w:val="24"/>
+          <w:szCs w:val="24"/>
+        </w:rPr>
+        <w:t>b%</w:t>
+      </w:r>
+      <w:r>
+        <w:rPr>
+          <w:rFonts w:ascii="Times New Roman" w:hAnsi="Times New Roman" w:cs="Times New Roman"/>
+          <w:sz w:val="24"/>
+          <w:szCs w:val="24"/>
+        </w:rPr>
+        <w:t>’</w:t>
+      </w:r>
+      <w:r>
+        <w:rPr>
+          <w:rFonts w:ascii="Times New Roman" w:hAnsi="Times New Roman" w:cs="Times New Roman"/>
+          <w:sz w:val="24"/>
+          <w:szCs w:val="24"/>
+        </w:rPr>
+        <w:t>:</w:t>
+      </w:r>
+    </w:p>
+    <w:p>
+      <w:pPr>
+        <w:rPr>
+          <w:rFonts w:ascii="Times New Roman" w:hAnsi="Times New Roman" w:cs="Times New Roman"/>
+          <w:sz w:val="24"/>
+          <w:szCs w:val="24"/>
+        </w:rPr>
+      </w:pPr>
+      <w:r>
+        <w:rPr>
+          <w:rFonts w:ascii="Times New Roman" w:hAnsi="Times New Roman" w:cs="Times New Roman"/>
+          <w:sz w:val="24"/>
+          <w:szCs w:val="24"/>
+        </w:rPr>
+        <w:drawing>
+          <wp:inline distT="0" distB="0" distL="0" distR="0">
+            <wp:extent cx="5731510" cy="2066925"/>
+            <wp:effectExtent l="0" t="0" r="2540" b="9525"/>
+            <wp:docPr id="358402475" name="Picture 35"/>
+            <wp:cNvGraphicFramePr>
+              <a:graphicFrameLocks xmlns:a="http://schemas.openxmlformats.org/drawingml/2006/main" noChangeAspect="1"/>
+            </wp:cNvGraphicFramePr>
+            <a:graphic xmlns:a="http://schemas.openxmlformats.org/drawingml/2006/main">
+              <a:graphicData uri="http://schemas.openxmlformats.org/drawingml/2006/picture">
+                <pic:pic xmlns:pic="http://schemas.openxmlformats.org/drawingml/2006/picture">
+                  <pic:nvPicPr>
+                    <pic:cNvPr id="358402475" name="Picture 358402475"/>
+                    <pic:cNvPicPr/>
+                  </pic:nvPicPr>
+                  <pic:blipFill>
+                    <a:blip r:embed="rId121">
+                      <a:extLst>
+                        <a:ext uri="{28A0092B-C50C-407E-A947-70E740481C1C}">
+                          <a14:useLocalDpi xmlns:a14="http://schemas.microsoft.com/office/drawing/2010/main" val="0"/>
+                        </a:ext>
+                      </a:extLst>
+                    </a:blip>
+                    <a:stretch>
+                      <a:fillRect/>
+                    </a:stretch>
+                  </pic:blipFill>
+                  <pic:spPr>
+                    <a:xfrm>
+                      <a:off x="0" y="0"/>
+                      <a:ext cx="5731510" cy="2066925"/>
+                    </a:xfrm>
+                    <a:prstGeom prst="rect">
+                      <a:avLst/>
+                    </a:prstGeom>
+                  </pic:spPr>
+                </pic:pic>
+              </a:graphicData>
+            </a:graphic>
+          </wp:inline>
+        </w:drawing>
+      </w:r>
+    </w:p>
+    <w:p>
+      <w:pPr>
+        <w:rPr>
+          <w:rFonts w:ascii="Times New Roman" w:hAnsi="Times New Roman" w:cs="Times New Roman"/>
+          <w:sz w:val="24"/>
+          <w:szCs w:val="24"/>
+        </w:rPr>
+      </w:pPr>
+      <w:r>
+        <w:rPr>
+          <w:rFonts w:ascii="Times New Roman" w:hAnsi="Times New Roman" w:cs="Times New Roman"/>
+          <w:sz w:val="24"/>
+          <w:szCs w:val="24"/>
+        </w:rPr>
+        <w:t xml:space="preserve">Sekarang, kita akan coba untuk mencari data yang memiliki </w:t>
+      </w:r>
+      <w:r>
+        <w:rPr>
+          <w:rFonts w:ascii="Times New Roman" w:hAnsi="Times New Roman" w:cs="Times New Roman"/>
+          <w:b/>
+          <w:bCs/>
+          <w:sz w:val="24"/>
+          <w:szCs w:val="24"/>
+        </w:rPr>
+        <w:t>huruf awalan dan akhiran apapun</w:t>
+      </w:r>
+      <w:r>
+        <w:rPr>
+          <w:rFonts w:ascii="Times New Roman" w:hAnsi="Times New Roman" w:cs="Times New Roman"/>
+          <w:sz w:val="24"/>
+          <w:szCs w:val="24"/>
+        </w:rPr>
+        <w:t xml:space="preserve"> dan </w:t>
+      </w:r>
+      <w:r>
+        <w:rPr>
+          <w:rFonts w:ascii="Times New Roman" w:hAnsi="Times New Roman" w:cs="Times New Roman"/>
+          <w:b/>
+          <w:bCs/>
+          <w:sz w:val="24"/>
+          <w:szCs w:val="24"/>
+        </w:rPr>
+        <w:t>ditengahnya ada huruf d</w:t>
+      </w:r>
+      <w:r>
+        <w:rPr>
+          <w:rFonts w:ascii="Times New Roman" w:hAnsi="Times New Roman" w:cs="Times New Roman"/>
+          <w:sz w:val="24"/>
+          <w:szCs w:val="24"/>
+        </w:rPr>
+        <w:t xml:space="preserve"> dengan cara mengetikkan ‘</w:t>
+      </w:r>
+      <w:r>
+        <w:rPr>
+          <w:rFonts w:ascii="Times New Roman" w:hAnsi="Times New Roman" w:cs="Times New Roman"/>
+          <w:b/>
+          <w:bCs/>
+          <w:sz w:val="24"/>
+          <w:szCs w:val="24"/>
+        </w:rPr>
+        <w:t>%d%</w:t>
+      </w:r>
+      <w:r>
+        <w:rPr>
+          <w:rFonts w:ascii="Times New Roman" w:hAnsi="Times New Roman" w:cs="Times New Roman"/>
+          <w:sz w:val="24"/>
+          <w:szCs w:val="24"/>
+        </w:rPr>
+        <w:t>’:</w:t>
+      </w:r>
+    </w:p>
+    <w:p>
+      <w:pPr>
+        <w:rPr>
+          <w:rFonts w:ascii="Times New Roman" w:hAnsi="Times New Roman" w:cs="Times New Roman"/>
+          <w:sz w:val="24"/>
+          <w:szCs w:val="24"/>
+        </w:rPr>
+      </w:pPr>
+      <w:r>
+        <w:rPr>
+          <w:rFonts w:ascii="Times New Roman" w:hAnsi="Times New Roman" w:cs="Times New Roman"/>
+          <w:sz w:val="24"/>
+          <w:szCs w:val="24"/>
+        </w:rPr>
+        <w:drawing>
+          <wp:inline distT="0" distB="0" distL="0" distR="0">
+            <wp:extent cx="5731510" cy="1679575"/>
+            <wp:effectExtent l="0" t="0" r="2540" b="0"/>
+            <wp:docPr id="1174118830" name="Picture 36"/>
+            <wp:cNvGraphicFramePr>
+              <a:graphicFrameLocks xmlns:a="http://schemas.openxmlformats.org/drawingml/2006/main" noChangeAspect="1"/>
+            </wp:cNvGraphicFramePr>
+            <a:graphic xmlns:a="http://schemas.openxmlformats.org/drawingml/2006/main">
+              <a:graphicData uri="http://schemas.openxmlformats.org/drawingml/2006/picture">
+                <pic:pic xmlns:pic="http://schemas.openxmlformats.org/drawingml/2006/picture">
+                  <pic:nvPicPr>
+                    <pic:cNvPr id="1174118830" name="Picture 1174118830"/>
+                    <pic:cNvPicPr/>
+                  </pic:nvPicPr>
+                  <pic:blipFill>
+                    <a:blip r:embed="rId122">
+                      <a:extLst>
+                        <a:ext uri="{28A0092B-C50C-407E-A947-70E740481C1C}">
+                          <a14:useLocalDpi xmlns:a14="http://schemas.microsoft.com/office/drawing/2010/main" val="0"/>
+                        </a:ext>
+                      </a:extLst>
+                    </a:blip>
+                    <a:stretch>
+                      <a:fillRect/>
+                    </a:stretch>
+                  </pic:blipFill>
+                  <pic:spPr>
+                    <a:xfrm>
+                      <a:off x="0" y="0"/>
+                      <a:ext cx="5731510" cy="1679575"/>
+                    </a:xfrm>
+                    <a:prstGeom prst="rect">
+                      <a:avLst/>
+                    </a:prstGeom>
+                  </pic:spPr>
+                </pic:pic>
+              </a:graphicData>
+            </a:graphic>
+          </wp:inline>
+        </w:drawing>
+      </w:r>
+    </w:p>
+    <w:p>
+      <w:pPr>
+        <w:rPr>
+          <w:rFonts w:ascii="Times New Roman" w:hAnsi="Times New Roman" w:cs="Times New Roman"/>
+          <w:sz w:val="24"/>
+          <w:szCs w:val="24"/>
+        </w:rPr>
+      </w:pPr>
+    </w:p>
+    <w:p>
+      <w:pPr>
+        <w:rPr>
+          <w:rFonts w:ascii="Times New Roman" w:hAnsi="Times New Roman" w:cs="Times New Roman"/>
+          <w:b/>
+          <w:bCs/>
+          <w:sz w:val="28"/>
+          <w:szCs w:val="28"/>
+        </w:rPr>
+      </w:pPr>
+      <w:r>
+        <w:rPr>
+          <w:rFonts w:ascii="Times New Roman" w:hAnsi="Times New Roman" w:cs="Times New Roman"/>
+          <w:b/>
+          <w:bCs/>
+          <w:sz w:val="28"/>
+          <w:szCs w:val="28"/>
+        </w:rPr>
+        <w:t>Subquery (Select in Select):</w:t>
+      </w:r>
+    </w:p>
+    <w:p>
+      <w:pPr>
+        <w:rPr>
+          <w:rFonts w:ascii="Times New Roman" w:hAnsi="Times New Roman" w:cs="Times New Roman"/>
+          <w:sz w:val="24"/>
+          <w:szCs w:val="24"/>
+        </w:rPr>
+      </w:pPr>
+      <w:r>
+        <w:rPr>
+          <w:rFonts w:ascii="Times New Roman" w:hAnsi="Times New Roman" w:cs="Times New Roman"/>
+          <w:sz w:val="24"/>
+          <w:szCs w:val="24"/>
+        </w:rPr>
+        <w:lastRenderedPageBreak/>
+        <w:t>Subquery ialah select didalam select.</w:t>
+      </w:r>
+    </w:p>
+    <w:p>
+      <w:pPr>
+        <w:rPr>
+          <w:rFonts w:ascii="Times New Roman" w:hAnsi="Times New Roman" w:cs="Times New Roman"/>
+          <w:sz w:val="24"/>
+          <w:szCs w:val="24"/>
+        </w:rPr>
+      </w:pPr>
+      <w:r>
+        <w:rPr>
+          <w:rFonts w:ascii="Times New Roman" w:hAnsi="Times New Roman" w:cs="Times New Roman"/>
+          <w:sz w:val="24"/>
+          <w:szCs w:val="24"/>
+        </w:rPr>
+        <w:t>Menambahkan data pada tabel [tblkelompok]:</w:t>
+      </w:r>
+    </w:p>
+    <w:p>
+      <w:pPr>
+        <w:rPr>
+          <w:rFonts w:ascii="Times New Roman" w:hAnsi="Times New Roman" w:cs="Times New Roman"/>
+          <w:sz w:val="24"/>
+          <w:szCs w:val="24"/>
+        </w:rPr>
+      </w:pPr>
+      <w:r>
+        <w:rPr>
+          <w:rFonts w:ascii="Times New Roman" w:hAnsi="Times New Roman" w:cs="Times New Roman"/>
+          <w:sz w:val="24"/>
+          <w:szCs w:val="24"/>
+        </w:rPr>
+        <w:drawing>
+          <wp:inline distT="0" distB="0" distL="0" distR="0">
+            <wp:extent cx="5731510" cy="1400175"/>
+            <wp:effectExtent l="0" t="0" r="2540" b="9525"/>
+            <wp:docPr id="1971807047" name="Picture 37"/>
+            <wp:cNvGraphicFramePr>
+              <a:graphicFrameLocks xmlns:a="http://schemas.openxmlformats.org/drawingml/2006/main" noChangeAspect="1"/>
+            </wp:cNvGraphicFramePr>
+            <a:graphic xmlns:a="http://schemas.openxmlformats.org/drawingml/2006/main">
+              <a:graphicData uri="http://schemas.openxmlformats.org/drawingml/2006/picture">
+                <pic:pic xmlns:pic="http://schemas.openxmlformats.org/drawingml/2006/picture">
+                  <pic:nvPicPr>
+                    <pic:cNvPr id="1971807047" name="Picture 1971807047"/>
+                    <pic:cNvPicPr/>
+                  </pic:nvPicPr>
+                  <pic:blipFill>
+                    <a:blip r:embed="rId123">
+                      <a:extLst>
+                        <a:ext uri="{28A0092B-C50C-407E-A947-70E740481C1C}">
+                          <a14:useLocalDpi xmlns:a14="http://schemas.microsoft.com/office/drawing/2010/main" val="0"/>
+                        </a:ext>
+                      </a:extLst>
+                    </a:blip>
+                    <a:stretch>
+                      <a:fillRect/>
+                    </a:stretch>
+                  </pic:blipFill>
+                  <pic:spPr>
+                    <a:xfrm>
+                      <a:off x="0" y="0"/>
+                      <a:ext cx="5731510" cy="1400175"/>
+                    </a:xfrm>
+                    <a:prstGeom prst="rect">
+                      <a:avLst/>
+                    </a:prstGeom>
+                  </pic:spPr>
+                </pic:pic>
+              </a:graphicData>
+            </a:graphic>
+          </wp:inline>
+        </w:drawing>
+      </w:r>
+    </w:p>
+    <w:p>
+      <w:pPr>
+        <w:rPr>
+          <w:rFonts w:ascii="Times New Roman" w:hAnsi="Times New Roman" w:cs="Times New Roman"/>
+          <w:sz w:val="24"/>
+          <w:szCs w:val="24"/>
+        </w:rPr>
+      </w:pPr>
+      <w:r>
+        <w:rPr>
+          <w:rFonts w:ascii="Times New Roman" w:hAnsi="Times New Roman" w:cs="Times New Roman"/>
+          <w:sz w:val="24"/>
+          <w:szCs w:val="24"/>
+        </w:rPr>
+        <w:t>Maka hasilnya akan menampilkan seperti ini:</w:t>
+      </w:r>
+    </w:p>
+    <w:p>
+      <w:pPr>
+        <w:rPr>
+          <w:rFonts w:ascii="Times New Roman" w:hAnsi="Times New Roman" w:cs="Times New Roman"/>
+          <w:sz w:val="24"/>
+          <w:szCs w:val="24"/>
+        </w:rPr>
+      </w:pPr>
+      <w:r>
+        <w:rPr>
+          <w:rFonts w:ascii="Times New Roman" w:hAnsi="Times New Roman" w:cs="Times New Roman"/>
+          <w:sz w:val="24"/>
+          <w:szCs w:val="24"/>
+        </w:rPr>
+        <w:drawing>
+          <wp:inline distT="0" distB="0" distL="0" distR="0">
+            <wp:extent cx="5731510" cy="2375535"/>
+            <wp:effectExtent l="0" t="0" r="2540" b="5715"/>
+            <wp:docPr id="178712472" name="Picture 38"/>
+            <wp:cNvGraphicFramePr>
+              <a:graphicFrameLocks xmlns:a="http://schemas.openxmlformats.org/drawingml/2006/main" noChangeAspect="1"/>
+            </wp:cNvGraphicFramePr>
+            <a:graphic xmlns:a="http://schemas.openxmlformats.org/drawingml/2006/main">
+              <a:graphicData uri="http://schemas.openxmlformats.org/drawingml/2006/picture">
+                <pic:pic xmlns:pic="http://schemas.openxmlformats.org/drawingml/2006/picture">
+                  <pic:nvPicPr>
+                    <pic:cNvPr id="178712472" name="Picture 178712472"/>
+                    <pic:cNvPicPr/>
+                  </pic:nvPicPr>
+                  <pic:blipFill>
+                    <a:blip r:embed="rId124">
+                      <a:extLst>
+                        <a:ext uri="{28A0092B-C50C-407E-A947-70E740481C1C}">
+                          <a14:useLocalDpi xmlns:a14="http://schemas.microsoft.com/office/drawing/2010/main" val="0"/>
+                        </a:ext>
+                      </a:extLst>
+                    </a:blip>
+                    <a:stretch>
+                      <a:fillRect/>
+                    </a:stretch>
+                  </pic:blipFill>
+                  <pic:spPr>
+                    <a:xfrm>
+                      <a:off x="0" y="0"/>
+                      <a:ext cx="5731510" cy="2375535"/>
+                    </a:xfrm>
+                    <a:prstGeom prst="rect">
+                      <a:avLst/>
+                    </a:prstGeom>
+                  </pic:spPr>
+                </pic:pic>
+              </a:graphicData>
+            </a:graphic>
+          </wp:inline>
+        </w:drawing>
+      </w:r>
+    </w:p>
+    <w:p>
+      <w:pPr>
+        <w:rPr>
+          <w:rFonts w:ascii="Times New Roman" w:hAnsi="Times New Roman" w:cs="Times New Roman"/>
+          <w:sz w:val="24"/>
+          <w:szCs w:val="24"/>
+        </w:rPr>
+      </w:pPr>
+      <w:r>
+        <w:rPr>
+          <w:rFonts w:ascii="Times New Roman" w:hAnsi="Times New Roman" w:cs="Times New Roman"/>
+          <w:sz w:val="24"/>
+          <w:szCs w:val="24"/>
+        </w:rPr>
+        <w:t>Lalu kita akan memeriksa tabel [view_barang]:</w:t>
+      </w:r>
+    </w:p>
+    <w:p>
+      <w:pPr>
+        <w:rPr>
+          <w:rFonts w:ascii="Times New Roman" w:hAnsi="Times New Roman" w:cs="Times New Roman"/>
+          <w:sz w:val="24"/>
+          <w:szCs w:val="24"/>
+        </w:rPr>
+      </w:pPr>
+      <w:r>
+        <w:rPr>
+          <w:rFonts w:ascii="Times New Roman" w:hAnsi="Times New Roman" w:cs="Times New Roman"/>
+          <w:sz w:val="24"/>
+          <w:szCs w:val="24"/>
+        </w:rPr>
+        <w:drawing>
+          <wp:inline distT="0" distB="0" distL="0" distR="0">
+            <wp:extent cx="5731510" cy="2854960"/>
+            <wp:effectExtent l="0" t="0" r="2540" b="2540"/>
+            <wp:docPr id="1392195973" name="Picture 39"/>
+            <wp:cNvGraphicFramePr>
+              <a:graphicFrameLocks xmlns:a="http://schemas.openxmlformats.org/drawingml/2006/main" noChangeAspect="1"/>
+            </wp:cNvGraphicFramePr>
+            <a:graphic xmlns:a="http://schemas.openxmlformats.org/drawingml/2006/main">
+              <a:graphicData uri="http://schemas.openxmlformats.org/drawingml/2006/picture">
+                <pic:pic xmlns:pic="http://schemas.openxmlformats.org/drawingml/2006/picture">
+                  <pic:nvPicPr>
+                    <pic:cNvPr id="1392195973" name="Picture 1392195973"/>
+                    <pic:cNvPicPr/>
+                  </pic:nvPicPr>
+                  <pic:blipFill>
+                    <a:blip r:embed="rId125">
+                      <a:extLst>
+                        <a:ext uri="{28A0092B-C50C-407E-A947-70E740481C1C}">
+                          <a14:useLocalDpi xmlns:a14="http://schemas.microsoft.com/office/drawing/2010/main" val="0"/>
+                        </a:ext>
+                      </a:extLst>
+                    </a:blip>
+                    <a:stretch>
+                      <a:fillRect/>
+                    </a:stretch>
+                  </pic:blipFill>
+                  <pic:spPr>
+                    <a:xfrm>
+                      <a:off x="0" y="0"/>
+                      <a:ext cx="5731510" cy="2854960"/>
+                    </a:xfrm>
+                    <a:prstGeom prst="rect">
+                      <a:avLst/>
+                    </a:prstGeom>
+                  </pic:spPr>
+                </pic:pic>
+              </a:graphicData>
+            </a:graphic>
+          </wp:inline>
+        </w:drawing>
+      </w:r>
+    </w:p>
+    <w:p>
+      <w:pPr>
+        <w:rPr>
+          <w:rFonts w:ascii="Times New Roman" w:hAnsi="Times New Roman" w:cs="Times New Roman"/>
+          <w:sz w:val="24"/>
+          <w:szCs w:val="24"/>
+        </w:rPr>
+      </w:pPr>
+      <w:r>
+        <w:rPr>
+          <w:rFonts w:ascii="Times New Roman" w:hAnsi="Times New Roman" w:cs="Times New Roman"/>
+          <w:sz w:val="24"/>
+          <w:szCs w:val="24"/>
+        </w:rPr>
+        <w:t>Menggunakan Subquery</w:t>
+      </w:r>
+    </w:p>
+    <w:p>
+      <w:pPr>
+        <w:rPr>
+          <w:rFonts w:ascii="Times New Roman" w:hAnsi="Times New Roman" w:cs="Times New Roman"/>
+          <w:sz w:val="24"/>
+          <w:szCs w:val="24"/>
+        </w:rPr>
+      </w:pPr>
+      <w:r>
+        <w:rPr>
+          <w:rFonts w:ascii="Times New Roman" w:hAnsi="Times New Roman" w:cs="Times New Roman"/>
+          <w:sz w:val="24"/>
+          <w:szCs w:val="24"/>
+        </w:rPr>
+        <w:t>Mencari data yang dimana idkelompok berada pada tabel view_barang:</w:t>
+      </w:r>
+    </w:p>
+    <w:p>
+      <w:pPr>
+        <w:rPr>
+          <w:rFonts w:ascii="Times New Roman" w:hAnsi="Times New Roman" w:cs="Times New Roman"/>
+          <w:sz w:val="24"/>
+          <w:szCs w:val="24"/>
+        </w:rPr>
+      </w:pPr>
+      <w:r>
+        <w:rPr>
+          <w:rFonts w:ascii="Times New Roman" w:hAnsi="Times New Roman" w:cs="Times New Roman"/>
+          <w:sz w:val="24"/>
+          <w:szCs w:val="24"/>
+        </w:rPr>
+        <w:lastRenderedPageBreak/>
+        <w:drawing>
+          <wp:inline distT="0" distB="0" distL="0" distR="0">
+            <wp:extent cx="5099312" cy="2400423"/>
+            <wp:effectExtent l="0" t="0" r="6350" b="0"/>
+            <wp:docPr id="562370199" name="Picture 40"/>
+            <wp:cNvGraphicFramePr>
+              <a:graphicFrameLocks xmlns:a="http://schemas.openxmlformats.org/drawingml/2006/main" noChangeAspect="1"/>
+            </wp:cNvGraphicFramePr>
+            <a:graphic xmlns:a="http://schemas.openxmlformats.org/drawingml/2006/main">
+              <a:graphicData uri="http://schemas.openxmlformats.org/drawingml/2006/picture">
+                <pic:pic xmlns:pic="http://schemas.openxmlformats.org/drawingml/2006/picture">
+                  <pic:nvPicPr>
+                    <pic:cNvPr id="562370199" name="Picture 562370199"/>
+                    <pic:cNvPicPr/>
+                  </pic:nvPicPr>
+                  <pic:blipFill>
+                    <a:blip r:embed="rId126">
+                      <a:extLst>
+                        <a:ext uri="{28A0092B-C50C-407E-A947-70E740481C1C}">
+                          <a14:useLocalDpi xmlns:a14="http://schemas.microsoft.com/office/drawing/2010/main" val="0"/>
+                        </a:ext>
+                      </a:extLst>
+                    </a:blip>
+                    <a:stretch>
+                      <a:fillRect/>
+                    </a:stretch>
+                  </pic:blipFill>
+                  <pic:spPr>
+                    <a:xfrm>
+                      <a:off x="0" y="0"/>
+                      <a:ext cx="5099312" cy="2400423"/>
+                    </a:xfrm>
+                    <a:prstGeom prst="rect">
+                      <a:avLst/>
+                    </a:prstGeom>
+                  </pic:spPr>
+                </pic:pic>
+              </a:graphicData>
+            </a:graphic>
+          </wp:inline>
+        </w:drawing>
+      </w:r>
+    </w:p>
+    <w:p>
+      <w:pPr>
+        <w:rPr>
+          <w:rFonts w:ascii="Times New Roman" w:hAnsi="Times New Roman" w:cs="Times New Roman"/>
+          <w:sz w:val="24"/>
+          <w:szCs w:val="24"/>
+        </w:rPr>
+      </w:pPr>
+      <w:r>
+        <w:rPr>
+          <w:rFonts w:ascii="Times New Roman" w:hAnsi="Times New Roman" w:cs="Times New Roman"/>
+          <w:sz w:val="24"/>
+          <w:szCs w:val="24"/>
+        </w:rPr>
+        <w:t>Mencari data yang dimana idkelompok tidak berada pada tabel view_barang:</w:t>
+      </w:r>
+    </w:p>
+    <w:p>
+      <w:pPr>
+        <w:rPr>
+          <w:rFonts w:ascii="Times New Roman" w:hAnsi="Times New Roman" w:cs="Times New Roman"/>
+          <w:sz w:val="24"/>
+          <w:szCs w:val="24"/>
+        </w:rPr>
+      </w:pPr>
+      <w:r>
+        <w:rPr>
+          <w:rFonts w:ascii="Times New Roman" w:hAnsi="Times New Roman" w:cs="Times New Roman"/>
+          <w:sz w:val="24"/>
+          <w:szCs w:val="24"/>
+        </w:rPr>
+        <w:drawing>
+          <wp:inline distT="0" distB="0" distL="0" distR="0">
+            <wp:extent cx="5105662" cy="2355971"/>
+            <wp:effectExtent l="0" t="0" r="0" b="6350"/>
+            <wp:docPr id="418734914" name="Picture 41"/>
+            <wp:cNvGraphicFramePr>
+              <a:graphicFrameLocks xmlns:a="http://schemas.openxmlformats.org/drawingml/2006/main" noChangeAspect="1"/>
+            </wp:cNvGraphicFramePr>
+            <a:graphic xmlns:a="http://schemas.openxmlformats.org/drawingml/2006/main">
+              <a:graphicData uri="http://schemas.openxmlformats.org/drawingml/2006/picture">
+                <pic:pic xmlns:pic="http://schemas.openxmlformats.org/drawingml/2006/picture">
+                  <pic:nvPicPr>
+                    <pic:cNvPr id="418734914" name="Picture 418734914"/>
+                    <pic:cNvPicPr/>
+                  </pic:nvPicPr>
+                  <pic:blipFill>
+                    <a:blip r:embed="rId127">
+                      <a:extLst>
+                        <a:ext uri="{28A0092B-C50C-407E-A947-70E740481C1C}">
+                          <a14:useLocalDpi xmlns:a14="http://schemas.microsoft.com/office/drawing/2010/main" val="0"/>
+                        </a:ext>
+                      </a:extLst>
+                    </a:blip>
+                    <a:stretch>
+                      <a:fillRect/>
+                    </a:stretch>
+                  </pic:blipFill>
+                  <pic:spPr>
+                    <a:xfrm>
+                      <a:off x="0" y="0"/>
+                      <a:ext cx="5105662" cy="2355971"/>
+                    </a:xfrm>
+                    <a:prstGeom prst="rect">
+                      <a:avLst/>
+                    </a:prstGeom>
+                  </pic:spPr>
+                </pic:pic>
+              </a:graphicData>
+            </a:graphic>
+          </wp:inline>
+        </w:drawing>
+      </w:r>
+    </w:p>
+    <w:p>
+      <w:pPr>
+        <w:rPr>
+          <w:rFonts w:ascii="Times New Roman" w:hAnsi="Times New Roman" w:cs="Times New Roman"/>
+          <w:b/>
+          <w:bCs/>
+          <w:sz w:val="28"/>
+          <w:szCs w:val="28"/>
+        </w:rPr>
+      </w:pPr>
+    </w:p>
+    <w:p>
+      <w:pPr>
+        <w:rPr>
+          <w:rFonts w:ascii="Times New Roman" w:hAnsi="Times New Roman" w:cs="Times New Roman"/>
+          <w:b/>
+          <w:bCs/>
+          <w:sz w:val="28"/>
+          <w:szCs w:val="28"/>
+        </w:rPr>
+      </w:pPr>
+      <w:r>
+        <w:rPr>
+          <w:rFonts w:ascii="Times New Roman" w:hAnsi="Times New Roman" w:cs="Times New Roman"/>
+          <w:b/>
+          <w:bCs/>
+          <w:sz w:val="28"/>
+          <w:szCs w:val="28"/>
+        </w:rPr>
+        <w:t>Membuat Relasi Antar Tabel</w:t>
+      </w:r>
+    </w:p>
     <w:sectPr>
       <w:pgSz w:w="11906" w:h="16838"/>
       <w:pgMar w:top="1440" w:right="1440" w:bottom="1440" w:left="1440" w:header="708" w:footer="708" w:gutter="0"/>
@@ -8750,6 +13737,119 @@
 <file path=word/numbering.xml><?xml version="1.0" encoding="utf-8"?>
 <w:numbering xmlns:wpc="http://schemas.microsoft.com/office/word/2010/wordprocessingCanvas" xmlns:cx="http://schemas.microsoft.com/office/drawing/2014/chartex" xmlns:cx1="http://schemas.microsoft.com/office/drawing/2015/9/8/chartex" xmlns:cx2="http://schemas.microsoft.com/office/drawing/2015/10/21/chartex" xmlns:cx3="http://schemas.microsoft.com/office/drawing/2016/5/9/chartex" xmlns:cx4="http://schemas.microsoft.com/office/drawing/2016/5/10/chartex" xmlns:cx5="http://schemas.microsoft.com/office/drawing/2016/5/11/chartex" xmlns:cx6="http://schemas.microsoft.com/office/drawing/2016/5/12/chartex" xmlns:cx7="http://schemas.microsoft.com/office/drawing/2016/5/13/chartex" xmlns:cx8="http://schemas.microsoft.com/office/drawing/2016/5/14/chartex" xmlns:mc="http://schemas.openxmlformats.org/markup-compatibility/2006" xmlns:aink="http://schemas.microsoft.com/office/drawing/2016/ink" xmlns:am3d="http://schemas.microsoft.com/office/drawing/2017/model3d" xmlns:o="urn:schemas-microsoft-com:office:office" xmlns:oel="http://schemas.microsoft.com/office/2019/extlst" xmlns:r="http://schemas.openxmlformats.org/officeDocument/2006/relationships" xmlns:m="http://schemas.openxmlformats.org/officeDocument/2006/math" xmlns:v="urn:schemas-microsoft-com:vml" xmlns:wp14="http://schemas.microsoft.com/office/word/2010/wordprocessingDrawing" xmlns:wp="http://schemas.openxmlformats.org/drawingml/2006/wordprocessingDrawing" xmlns:w10="urn:schemas-microsoft-com:office:word" xmlns:w="http://schemas.openxmlformats.org/wordprocessingml/2006/main" xmlns:w14="http://schemas.microsoft.com/office/word/2010/wordml" xmlns:w15="http://schemas.microsoft.com/office/word/2012/wordml" xmlns:w16cex="http://schemas.microsoft.com/office/word/2018/wordml/cex" xmlns:w16cid="http://schemas.microsoft.com/office/word/2016/wordml/cid" xmlns:w16="http://schemas.microsoft.com/office/word/2018/wordml" xmlns:w16du="http://schemas.microsoft.com/office/word/2023/wordml/word16du" xmlns:w16sdtdh="http://schemas.microsoft.com/office/word/2020/wordml/sdtdatahash" xmlns:w16sdtfl="http://schemas.microsoft.com/office/word/2024/wordml/sdtformatlock" xmlns:w16se="http://schemas.microsoft.com/office/word/2015/wordml/symex" xmlns:wpg="http://schemas.microsoft.com/office/word/2010/wordprocessingGroup" xmlns:wpi="http://schemas.microsoft.com/office/word/2010/wordprocessingInk" xmlns:wne="http://schemas.microsoft.com/office/word/2006/wordml" xmlns:wps="http://schemas.microsoft.com/office/word/2010/wordprocessingShape" mc:Ignorable="w14 w15 w16se w16cid w16 w16cex w16sdtdh w16sdtfl w16du wp14">
   <w:abstractNum w:abstractNumId="0" w15:restartNumberingAfterBreak="0">
+    <w:nsid w:val="04BC5378"/>
+    <w:multiLevelType w:val="hybridMultilevel"/>
+    <w:tmpl w:val="F5B81C98"/>
+    <w:lvl w:ilvl="0" w:tplc="38090003">
+      <w:start w:val="1"/>
+      <w:numFmt w:val="bullet"/>
+      <w:lvlText w:val="o"/>
+      <w:lvlJc w:val="left"/>
+      <w:pPr>
+        <w:ind w:left="1440" w:hanging="360"/>
+      </w:pPr>
+      <w:rPr>
+        <w:rFonts w:ascii="Courier New" w:hAnsi="Courier New" w:cs="Courier New" w:hint="default"/>
+      </w:rPr>
+    </w:lvl>
+    <w:lvl w:ilvl="1" w:tplc="38090003" w:tentative="1">
+      <w:start w:val="1"/>
+      <w:numFmt w:val="bullet"/>
+      <w:lvlText w:val="o"/>
+      <w:lvlJc w:val="left"/>
+      <w:pPr>
+        <w:ind w:left="2160" w:hanging="360"/>
+      </w:pPr>
+      <w:rPr>
+        <w:rFonts w:ascii="Courier New" w:hAnsi="Courier New" w:cs="Courier New" w:hint="default"/>
+      </w:rPr>
+    </w:lvl>
+    <w:lvl w:ilvl="2" w:tplc="38090005" w:tentative="1">
+      <w:start w:val="1"/>
+      <w:numFmt w:val="bullet"/>
+      <w:lvlText w:val=""/>
+      <w:lvlJc w:val="left"/>
+      <w:pPr>
+        <w:ind w:left="2880" w:hanging="360"/>
+      </w:pPr>
+      <w:rPr>
+        <w:rFonts w:ascii="Wingdings" w:hAnsi="Wingdings" w:hint="default"/>
+      </w:rPr>
+    </w:lvl>
+    <w:lvl w:ilvl="3" w:tplc="38090001" w:tentative="1">
+      <w:start w:val="1"/>
+      <w:numFmt w:val="bullet"/>
+      <w:lvlText w:val=""/>
+      <w:lvlJc w:val="left"/>
+      <w:pPr>
+        <w:ind w:left="3600" w:hanging="360"/>
+      </w:pPr>
+      <w:rPr>
+        <w:rFonts w:ascii="Symbol" w:hAnsi="Symbol" w:hint="default"/>
+      </w:rPr>
+    </w:lvl>
+    <w:lvl w:ilvl="4" w:tplc="38090003" w:tentative="1">
+      <w:start w:val="1"/>
+      <w:numFmt w:val="bullet"/>
+      <w:lvlText w:val="o"/>
+      <w:lvlJc w:val="left"/>
+      <w:pPr>
+        <w:ind w:left="4320" w:hanging="360"/>
+      </w:pPr>
+      <w:rPr>
+        <w:rFonts w:ascii="Courier New" w:hAnsi="Courier New" w:cs="Courier New" w:hint="default"/>
+      </w:rPr>
+    </w:lvl>
+    <w:lvl w:ilvl="5" w:tplc="38090005" w:tentative="1">
+      <w:start w:val="1"/>
+      <w:numFmt w:val="bullet"/>
+      <w:lvlText w:val=""/>
+      <w:lvlJc w:val="left"/>
+      <w:pPr>
+        <w:ind w:left="5040" w:hanging="360"/>
+      </w:pPr>
+      <w:rPr>
+        <w:rFonts w:ascii="Wingdings" w:hAnsi="Wingdings" w:hint="default"/>
+      </w:rPr>
+    </w:lvl>
+    <w:lvl w:ilvl="6" w:tplc="38090001" w:tentative="1">
+      <w:start w:val="1"/>
+      <w:numFmt w:val="bullet"/>
+      <w:lvlText w:val=""/>
+      <w:lvlJc w:val="left"/>
+      <w:pPr>
+        <w:ind w:left="5760" w:hanging="360"/>
+      </w:pPr>
+      <w:rPr>
+        <w:rFonts w:ascii="Symbol" w:hAnsi="Symbol" w:hint="default"/>
+      </w:rPr>
+    </w:lvl>
+    <w:lvl w:ilvl="7" w:tplc="38090003" w:tentative="1">
+      <w:start w:val="1"/>
+      <w:numFmt w:val="bullet"/>
+      <w:lvlText w:val="o"/>
+      <w:lvlJc w:val="left"/>
+      <w:pPr>
+        <w:ind w:left="6480" w:hanging="360"/>
+      </w:pPr>
+      <w:rPr>
+        <w:rFonts w:ascii="Courier New" w:hAnsi="Courier New" w:cs="Courier New" w:hint="default"/>
+      </w:rPr>
+    </w:lvl>
+    <w:lvl w:ilvl="8" w:tplc="38090005" w:tentative="1">
+      <w:start w:val="1"/>
+      <w:numFmt w:val="bullet"/>
+      <w:lvlText w:val=""/>
+      <w:lvlJc w:val="left"/>
+      <w:pPr>
+        <w:ind w:left="7200" w:hanging="360"/>
+      </w:pPr>
+      <w:rPr>
+        <w:rFonts w:ascii="Wingdings" w:hAnsi="Wingdings" w:hint="default"/>
+      </w:rPr>
+    </w:lvl>
+  </w:abstractNum>
+  <w:abstractNum w:abstractNumId="1" w15:restartNumberingAfterBreak="0">
     <w:nsid w:val="3F6E1830"/>
     <w:multiLevelType w:val="hybridMultilevel"/>
     <w:tmpl w:val="22D808D0"/>
@@ -8862,8 +13962,359 @@
       </w:rPr>
     </w:lvl>
   </w:abstractNum>
+  <w:abstractNum w:abstractNumId="2" w15:restartNumberingAfterBreak="0">
+    <w:nsid w:val="46D06496"/>
+    <w:multiLevelType w:val="hybridMultilevel"/>
+    <w:tmpl w:val="4A421796"/>
+    <w:lvl w:ilvl="0" w:tplc="38090001">
+      <w:start w:val="1"/>
+      <w:numFmt w:val="bullet"/>
+      <w:lvlText w:val=""/>
+      <w:lvlJc w:val="left"/>
+      <w:pPr>
+        <w:ind w:left="720" w:hanging="360"/>
+      </w:pPr>
+      <w:rPr>
+        <w:rFonts w:ascii="Symbol" w:hAnsi="Symbol" w:hint="default"/>
+      </w:rPr>
+    </w:lvl>
+    <w:lvl w:ilvl="1" w:tplc="38090003" w:tentative="1">
+      <w:start w:val="1"/>
+      <w:numFmt w:val="bullet"/>
+      <w:lvlText w:val="o"/>
+      <w:lvlJc w:val="left"/>
+      <w:pPr>
+        <w:ind w:left="1440" w:hanging="360"/>
+      </w:pPr>
+      <w:rPr>
+        <w:rFonts w:ascii="Courier New" w:hAnsi="Courier New" w:cs="Courier New" w:hint="default"/>
+      </w:rPr>
+    </w:lvl>
+    <w:lvl w:ilvl="2" w:tplc="38090005" w:tentative="1">
+      <w:start w:val="1"/>
+      <w:numFmt w:val="bullet"/>
+      <w:lvlText w:val=""/>
+      <w:lvlJc w:val="left"/>
+      <w:pPr>
+        <w:ind w:left="2160" w:hanging="360"/>
+      </w:pPr>
+      <w:rPr>
+        <w:rFonts w:ascii="Wingdings" w:hAnsi="Wingdings" w:hint="default"/>
+      </w:rPr>
+    </w:lvl>
+    <w:lvl w:ilvl="3" w:tplc="38090001" w:tentative="1">
+      <w:start w:val="1"/>
+      <w:numFmt w:val="bullet"/>
+      <w:lvlText w:val=""/>
+      <w:lvlJc w:val="left"/>
+      <w:pPr>
+        <w:ind w:left="2880" w:hanging="360"/>
+      </w:pPr>
+      <w:rPr>
+        <w:rFonts w:ascii="Symbol" w:hAnsi="Symbol" w:hint="default"/>
+      </w:rPr>
+    </w:lvl>
+    <w:lvl w:ilvl="4" w:tplc="38090003" w:tentative="1">
+      <w:start w:val="1"/>
+      <w:numFmt w:val="bullet"/>
+      <w:lvlText w:val="o"/>
+      <w:lvlJc w:val="left"/>
+      <w:pPr>
+        <w:ind w:left="3600" w:hanging="360"/>
+      </w:pPr>
+      <w:rPr>
+        <w:rFonts w:ascii="Courier New" w:hAnsi="Courier New" w:cs="Courier New" w:hint="default"/>
+      </w:rPr>
+    </w:lvl>
+    <w:lvl w:ilvl="5" w:tplc="38090005" w:tentative="1">
+      <w:start w:val="1"/>
+      <w:numFmt w:val="bullet"/>
+      <w:lvlText w:val=""/>
+      <w:lvlJc w:val="left"/>
+      <w:pPr>
+        <w:ind w:left="4320" w:hanging="360"/>
+      </w:pPr>
+      <w:rPr>
+        <w:rFonts w:ascii="Wingdings" w:hAnsi="Wingdings" w:hint="default"/>
+      </w:rPr>
+    </w:lvl>
+    <w:lvl w:ilvl="6" w:tplc="38090001" w:tentative="1">
+      <w:start w:val="1"/>
+      <w:numFmt w:val="bullet"/>
+      <w:lvlText w:val=""/>
+      <w:lvlJc w:val="left"/>
+      <w:pPr>
+        <w:ind w:left="5040" w:hanging="360"/>
+      </w:pPr>
+      <w:rPr>
+        <w:rFonts w:ascii="Symbol" w:hAnsi="Symbol" w:hint="default"/>
+      </w:rPr>
+    </w:lvl>
+    <w:lvl w:ilvl="7" w:tplc="38090003" w:tentative="1">
+      <w:start w:val="1"/>
+      <w:numFmt w:val="bullet"/>
+      <w:lvlText w:val="o"/>
+      <w:lvlJc w:val="left"/>
+      <w:pPr>
+        <w:ind w:left="5760" w:hanging="360"/>
+      </w:pPr>
+      <w:rPr>
+        <w:rFonts w:ascii="Courier New" w:hAnsi="Courier New" w:cs="Courier New" w:hint="default"/>
+      </w:rPr>
+    </w:lvl>
+    <w:lvl w:ilvl="8" w:tplc="38090005" w:tentative="1">
+      <w:start w:val="1"/>
+      <w:numFmt w:val="bullet"/>
+      <w:lvlText w:val=""/>
+      <w:lvlJc w:val="left"/>
+      <w:pPr>
+        <w:ind w:left="6480" w:hanging="360"/>
+      </w:pPr>
+      <w:rPr>
+        <w:rFonts w:ascii="Wingdings" w:hAnsi="Wingdings" w:hint="default"/>
+      </w:rPr>
+    </w:lvl>
+  </w:abstractNum>
+  <w:abstractNum w:abstractNumId="3" w15:restartNumberingAfterBreak="0">
+    <w:nsid w:val="49BA369A"/>
+    <w:multiLevelType w:val="hybridMultilevel"/>
+    <w:tmpl w:val="EC2CD730"/>
+    <w:lvl w:ilvl="0" w:tplc="38090003">
+      <w:start w:val="1"/>
+      <w:numFmt w:val="bullet"/>
+      <w:lvlText w:val="o"/>
+      <w:lvlJc w:val="left"/>
+      <w:pPr>
+        <w:ind w:left="1440" w:hanging="360"/>
+      </w:pPr>
+      <w:rPr>
+        <w:rFonts w:ascii="Courier New" w:hAnsi="Courier New" w:cs="Courier New" w:hint="default"/>
+      </w:rPr>
+    </w:lvl>
+    <w:lvl w:ilvl="1" w:tplc="38090003" w:tentative="1">
+      <w:start w:val="1"/>
+      <w:numFmt w:val="bullet"/>
+      <w:lvlText w:val="o"/>
+      <w:lvlJc w:val="left"/>
+      <w:pPr>
+        <w:ind w:left="2160" w:hanging="360"/>
+      </w:pPr>
+      <w:rPr>
+        <w:rFonts w:ascii="Courier New" w:hAnsi="Courier New" w:cs="Courier New" w:hint="default"/>
+      </w:rPr>
+    </w:lvl>
+    <w:lvl w:ilvl="2" w:tplc="38090005" w:tentative="1">
+      <w:start w:val="1"/>
+      <w:numFmt w:val="bullet"/>
+      <w:lvlText w:val=""/>
+      <w:lvlJc w:val="left"/>
+      <w:pPr>
+        <w:ind w:left="2880" w:hanging="360"/>
+      </w:pPr>
+      <w:rPr>
+        <w:rFonts w:ascii="Wingdings" w:hAnsi="Wingdings" w:hint="default"/>
+      </w:rPr>
+    </w:lvl>
+    <w:lvl w:ilvl="3" w:tplc="38090001" w:tentative="1">
+      <w:start w:val="1"/>
+      <w:numFmt w:val="bullet"/>
+      <w:lvlText w:val=""/>
+      <w:lvlJc w:val="left"/>
+      <w:pPr>
+        <w:ind w:left="3600" w:hanging="360"/>
+      </w:pPr>
+      <w:rPr>
+        <w:rFonts w:ascii="Symbol" w:hAnsi="Symbol" w:hint="default"/>
+      </w:rPr>
+    </w:lvl>
+    <w:lvl w:ilvl="4" w:tplc="38090003" w:tentative="1">
+      <w:start w:val="1"/>
+      <w:numFmt w:val="bullet"/>
+      <w:lvlText w:val="o"/>
+      <w:lvlJc w:val="left"/>
+      <w:pPr>
+        <w:ind w:left="4320" w:hanging="360"/>
+      </w:pPr>
+      <w:rPr>
+        <w:rFonts w:ascii="Courier New" w:hAnsi="Courier New" w:cs="Courier New" w:hint="default"/>
+      </w:rPr>
+    </w:lvl>
+    <w:lvl w:ilvl="5" w:tplc="38090005" w:tentative="1">
+      <w:start w:val="1"/>
+      <w:numFmt w:val="bullet"/>
+      <w:lvlText w:val=""/>
+      <w:lvlJc w:val="left"/>
+      <w:pPr>
+        <w:ind w:left="5040" w:hanging="360"/>
+      </w:pPr>
+      <w:rPr>
+        <w:rFonts w:ascii="Wingdings" w:hAnsi="Wingdings" w:hint="default"/>
+      </w:rPr>
+    </w:lvl>
+    <w:lvl w:ilvl="6" w:tplc="38090001" w:tentative="1">
+      <w:start w:val="1"/>
+      <w:numFmt w:val="bullet"/>
+      <w:lvlText w:val=""/>
+      <w:lvlJc w:val="left"/>
+      <w:pPr>
+        <w:ind w:left="5760" w:hanging="360"/>
+      </w:pPr>
+      <w:rPr>
+        <w:rFonts w:ascii="Symbol" w:hAnsi="Symbol" w:hint="default"/>
+      </w:rPr>
+    </w:lvl>
+    <w:lvl w:ilvl="7" w:tplc="38090003" w:tentative="1">
+      <w:start w:val="1"/>
+      <w:numFmt w:val="bullet"/>
+      <w:lvlText w:val="o"/>
+      <w:lvlJc w:val="left"/>
+      <w:pPr>
+        <w:ind w:left="6480" w:hanging="360"/>
+      </w:pPr>
+      <w:rPr>
+        <w:rFonts w:ascii="Courier New" w:hAnsi="Courier New" w:cs="Courier New" w:hint="default"/>
+      </w:rPr>
+    </w:lvl>
+    <w:lvl w:ilvl="8" w:tplc="38090005" w:tentative="1">
+      <w:start w:val="1"/>
+      <w:numFmt w:val="bullet"/>
+      <w:lvlText w:val=""/>
+      <w:lvlJc w:val="left"/>
+      <w:pPr>
+        <w:ind w:left="7200" w:hanging="360"/>
+      </w:pPr>
+      <w:rPr>
+        <w:rFonts w:ascii="Wingdings" w:hAnsi="Wingdings" w:hint="default"/>
+      </w:rPr>
+    </w:lvl>
+  </w:abstractNum>
+  <w:abstractNum w:abstractNumId="4" w15:restartNumberingAfterBreak="0">
+    <w:nsid w:val="759A6864"/>
+    <w:multiLevelType w:val="hybridMultilevel"/>
+    <w:tmpl w:val="30B03764"/>
+    <w:lvl w:ilvl="0" w:tplc="38090001">
+      <w:start w:val="1"/>
+      <w:numFmt w:val="bullet"/>
+      <w:lvlText w:val=""/>
+      <w:lvlJc w:val="left"/>
+      <w:pPr>
+        <w:ind w:left="720" w:hanging="360"/>
+      </w:pPr>
+      <w:rPr>
+        <w:rFonts w:ascii="Symbol" w:hAnsi="Symbol" w:hint="default"/>
+      </w:rPr>
+    </w:lvl>
+    <w:lvl w:ilvl="1" w:tplc="38090003" w:tentative="1">
+      <w:start w:val="1"/>
+      <w:numFmt w:val="bullet"/>
+      <w:lvlText w:val="o"/>
+      <w:lvlJc w:val="left"/>
+      <w:pPr>
+        <w:ind w:left="1440" w:hanging="360"/>
+      </w:pPr>
+      <w:rPr>
+        <w:rFonts w:ascii="Courier New" w:hAnsi="Courier New" w:cs="Courier New" w:hint="default"/>
+      </w:rPr>
+    </w:lvl>
+    <w:lvl w:ilvl="2" w:tplc="38090005" w:tentative="1">
+      <w:start w:val="1"/>
+      <w:numFmt w:val="bullet"/>
+      <w:lvlText w:val=""/>
+      <w:lvlJc w:val="left"/>
+      <w:pPr>
+        <w:ind w:left="2160" w:hanging="360"/>
+      </w:pPr>
+      <w:rPr>
+        <w:rFonts w:ascii="Wingdings" w:hAnsi="Wingdings" w:hint="default"/>
+      </w:rPr>
+    </w:lvl>
+    <w:lvl w:ilvl="3" w:tplc="38090001" w:tentative="1">
+      <w:start w:val="1"/>
+      <w:numFmt w:val="bullet"/>
+      <w:lvlText w:val=""/>
+      <w:lvlJc w:val="left"/>
+      <w:pPr>
+        <w:ind w:left="2880" w:hanging="360"/>
+      </w:pPr>
+      <w:rPr>
+        <w:rFonts w:ascii="Symbol" w:hAnsi="Symbol" w:hint="default"/>
+      </w:rPr>
+    </w:lvl>
+    <w:lvl w:ilvl="4" w:tplc="38090003" w:tentative="1">
+      <w:start w:val="1"/>
+      <w:numFmt w:val="bullet"/>
+      <w:lvlText w:val="o"/>
+      <w:lvlJc w:val="left"/>
+      <w:pPr>
+        <w:ind w:left="3600" w:hanging="360"/>
+      </w:pPr>
+      <w:rPr>
+        <w:rFonts w:ascii="Courier New" w:hAnsi="Courier New" w:cs="Courier New" w:hint="default"/>
+      </w:rPr>
+    </w:lvl>
+    <w:lvl w:ilvl="5" w:tplc="38090005" w:tentative="1">
+      <w:start w:val="1"/>
+      <w:numFmt w:val="bullet"/>
+      <w:lvlText w:val=""/>
+      <w:lvlJc w:val="left"/>
+      <w:pPr>
+        <w:ind w:left="4320" w:hanging="360"/>
+      </w:pPr>
+      <w:rPr>
+        <w:rFonts w:ascii="Wingdings" w:hAnsi="Wingdings" w:hint="default"/>
+      </w:rPr>
+    </w:lvl>
+    <w:lvl w:ilvl="6" w:tplc="38090001" w:tentative="1">
+      <w:start w:val="1"/>
+      <w:numFmt w:val="bullet"/>
+      <w:lvlText w:val=""/>
+      <w:lvlJc w:val="left"/>
+      <w:pPr>
+        <w:ind w:left="5040" w:hanging="360"/>
+      </w:pPr>
+      <w:rPr>
+        <w:rFonts w:ascii="Symbol" w:hAnsi="Symbol" w:hint="default"/>
+      </w:rPr>
+    </w:lvl>
+    <w:lvl w:ilvl="7" w:tplc="38090003" w:tentative="1">
+      <w:start w:val="1"/>
+      <w:numFmt w:val="bullet"/>
+      <w:lvlText w:val="o"/>
+      <w:lvlJc w:val="left"/>
+      <w:pPr>
+        <w:ind w:left="5760" w:hanging="360"/>
+      </w:pPr>
+      <w:rPr>
+        <w:rFonts w:ascii="Courier New" w:hAnsi="Courier New" w:cs="Courier New" w:hint="default"/>
+      </w:rPr>
+    </w:lvl>
+    <w:lvl w:ilvl="8" w:tplc="38090005" w:tentative="1">
+      <w:start w:val="1"/>
+      <w:numFmt w:val="bullet"/>
+      <w:lvlText w:val=""/>
+      <w:lvlJc w:val="left"/>
+      <w:pPr>
+        <w:ind w:left="6480" w:hanging="360"/>
+      </w:pPr>
+      <w:rPr>
+        <w:rFonts w:ascii="Wingdings" w:hAnsi="Wingdings" w:hint="default"/>
+      </w:rPr>
+    </w:lvl>
+  </w:abstractNum>
   <w:num w:numId="1" w16cid:durableId="904072917">
+    <w:abstractNumId w:val="1"/>
+  </w:num>
+  <w:num w:numId="2" w16cid:durableId="1726222268">
+    <w:abstractNumId w:val="2"/>
+  </w:num>
+  <w:num w:numId="3" w16cid:durableId="1883051605">
+    <w:abstractNumId w:val="4"/>
+  </w:num>
+  <w:num w:numId="4" w16cid:durableId="1196960817">
     <w:abstractNumId w:val="0"/>
+  </w:num>
+  <w:num w:numId="5" w16cid:durableId="1745948747">
+    <w:abstractNumId w:val="3"/>
   </w:num>
 </w:numbering>
 </file>
@@ -10098,4 +15549,16 @@
     </a:ext>
   </a:extLst>
 </a:theme>
+</file>
+
+<file path=customXml/item1.xml><?xml version="1.0" encoding="utf-8"?>
+<b:Sources xmlns:b="http://schemas.openxmlformats.org/officeDocument/2006/bibliography" xmlns="http://schemas.openxmlformats.org/officeDocument/2006/bibliography" SelectedStyle="\APASixthEditionOfficeOnline.xsl" StyleName="APA" Version="6"/>
+</file>
+
+<file path=customXml/itemProps1.xml><?xml version="1.0" encoding="utf-8"?>
+<ds:datastoreItem xmlns:ds="http://schemas.openxmlformats.org/officeDocument/2006/customXml" ds:itemID="{3D53D297-9386-416F-975B-A602C3A2F6ED}">
+  <ds:schemaRefs>
+    <ds:schemaRef ds:uri="http://schemas.openxmlformats.org/officeDocument/2006/bibliography"/>
+  </ds:schemaRefs>
+</ds:datastoreItem>
 </file>
--- a/Tugas Tambahan/Pengerjaan Tugas Tambahan MySQL.docx
+++ b/Tugas Tambahan/Pengerjaan Tugas Tambahan MySQL.docx
@@ -10787,39 +10787,7 @@
           <w:sz w:val="24"/>
           <w:szCs w:val="24"/>
         </w:rPr>
-        <w:t xml:space="preserve">Hasil select order dengan urutan </w:t>
-      </w:r>
-      <w:r>
-        <w:rPr>
-          <w:rFonts w:ascii="Times New Roman" w:hAnsi="Times New Roman" w:cs="Times New Roman"/>
-          <w:sz w:val="24"/>
-          <w:szCs w:val="24"/>
-        </w:rPr>
-        <w:t>turun</w:t>
-      </w:r>
-      <w:r>
-        <w:rPr>
-          <w:rFonts w:ascii="Times New Roman" w:hAnsi="Times New Roman" w:cs="Times New Roman"/>
-          <w:sz w:val="24"/>
-          <w:szCs w:val="24"/>
-        </w:rPr>
-        <w:t xml:space="preserve"> (</w:t>
-      </w:r>
-      <w:r>
-        <w:rPr>
-          <w:rFonts w:ascii="Times New Roman" w:hAnsi="Times New Roman" w:cs="Times New Roman"/>
-          <w:sz w:val="24"/>
-          <w:szCs w:val="24"/>
-        </w:rPr>
-        <w:t>DE</w:t>
-      </w:r>
-      <w:r>
-        <w:rPr>
-          <w:rFonts w:ascii="Times New Roman" w:hAnsi="Times New Roman" w:cs="Times New Roman"/>
-          <w:sz w:val="24"/>
-          <w:szCs w:val="24"/>
-        </w:rPr>
-        <w:t>SC)</w:t>
+        <w:t>Hasil select order dengan urutan turun (DESC)</w:t>
       </w:r>
     </w:p>
     <w:p>
@@ -11687,17 +11655,7 @@
           <w:sz w:val="24"/>
           <w:szCs w:val="24"/>
         </w:rPr>
-        <w:t>LEBIH</w:t>
-      </w:r>
-      <w:r>
-        <w:rPr>
-          <w:rFonts w:ascii="Times New Roman" w:hAnsi="Times New Roman" w:cs="Times New Roman"/>
-          <w:b/>
-          <w:bCs/>
-          <w:sz w:val="24"/>
-          <w:szCs w:val="24"/>
-        </w:rPr>
-        <w:t xml:space="preserve"> DARI 10000</w:t>
+        <w:t>LEBIH DARI 10000</w:t>
       </w:r>
       <w:r>
         <w:rPr>
@@ -11785,39 +11743,7 @@
           <w:sz w:val="24"/>
           <w:szCs w:val="24"/>
         </w:rPr>
-        <w:t xml:space="preserve">Pengujian dengan operator </w:t>
-      </w:r>
-      <w:r>
-        <w:rPr>
-          <w:rFonts w:ascii="Times New Roman" w:hAnsi="Times New Roman" w:cs="Times New Roman"/>
-          <w:sz w:val="24"/>
-          <w:szCs w:val="24"/>
-        </w:rPr>
-        <w:t>tidak sama dengan</w:t>
-      </w:r>
-      <w:r>
-        <w:rPr>
-          <w:rFonts w:ascii="Times New Roman" w:hAnsi="Times New Roman" w:cs="Times New Roman"/>
-          <w:sz w:val="24"/>
-          <w:szCs w:val="24"/>
-        </w:rPr>
-        <w:t xml:space="preserve"> (</w:t>
-      </w:r>
-      <w:r>
-        <w:rPr>
-          <w:rFonts w:ascii="Times New Roman" w:hAnsi="Times New Roman" w:cs="Times New Roman"/>
-          <w:sz w:val="24"/>
-          <w:szCs w:val="24"/>
-        </w:rPr>
-        <w:t>&lt;</w:t>
-      </w:r>
-      <w:r>
-        <w:rPr>
-          <w:rFonts w:ascii="Times New Roman" w:hAnsi="Times New Roman" w:cs="Times New Roman"/>
-          <w:sz w:val="24"/>
-          <w:szCs w:val="24"/>
-        </w:rPr>
-        <w:t>&gt;):</w:t>
+        <w:t>Pengujian dengan operator tidak sama dengan (&lt;&gt;):</w:t>
       </w:r>
     </w:p>
     <w:p>
@@ -11861,27 +11787,7 @@
           <w:sz w:val="24"/>
           <w:szCs w:val="24"/>
         </w:rPr>
-        <w:t>TIDAK SAMA DENGAN</w:t>
-      </w:r>
-      <w:r>
-        <w:rPr>
-          <w:rFonts w:ascii="Times New Roman" w:hAnsi="Times New Roman" w:cs="Times New Roman"/>
-          <w:b/>
-          <w:bCs/>
-          <w:sz w:val="24"/>
-          <w:szCs w:val="24"/>
-        </w:rPr>
-        <w:t xml:space="preserve"> </w:t>
-      </w:r>
-      <w:r>
-        <w:rPr>
-          <w:rFonts w:ascii="Times New Roman" w:hAnsi="Times New Roman" w:cs="Times New Roman"/>
-          <w:b/>
-          <w:bCs/>
-          <w:sz w:val="24"/>
-          <w:szCs w:val="24"/>
-        </w:rPr>
-        <w:t>9</w:t>
+        <w:t>TIDAK SAMA DENGAN 9</w:t>
       </w:r>
       <w:r>
         <w:rPr>
@@ -11994,39 +11900,7 @@
           <w:sz w:val="24"/>
           <w:szCs w:val="24"/>
         </w:rPr>
-        <w:t xml:space="preserve">Pengujian dengan operator </w:t>
-      </w:r>
-      <w:r>
-        <w:rPr>
-          <w:rFonts w:ascii="Times New Roman" w:hAnsi="Times New Roman" w:cs="Times New Roman"/>
-          <w:sz w:val="24"/>
-          <w:szCs w:val="24"/>
-        </w:rPr>
-        <w:t>kurang dari atau sama dengan</w:t>
-      </w:r>
-      <w:r>
-        <w:rPr>
-          <w:rFonts w:ascii="Times New Roman" w:hAnsi="Times New Roman" w:cs="Times New Roman"/>
-          <w:sz w:val="24"/>
-          <w:szCs w:val="24"/>
-        </w:rPr>
-        <w:t xml:space="preserve"> (</w:t>
-      </w:r>
-      <w:r>
-        <w:rPr>
-          <w:rFonts w:ascii="Times New Roman" w:hAnsi="Times New Roman" w:cs="Times New Roman"/>
-          <w:sz w:val="24"/>
-          <w:szCs w:val="24"/>
-        </w:rPr>
-        <w:t>&lt;=</w:t>
-      </w:r>
-      <w:r>
-        <w:rPr>
-          <w:rFonts w:ascii="Times New Roman" w:hAnsi="Times New Roman" w:cs="Times New Roman"/>
-          <w:sz w:val="24"/>
-          <w:szCs w:val="24"/>
-        </w:rPr>
-        <w:t>):</w:t>
+        <w:t>Pengujian dengan operator kurang dari atau sama dengan (&lt;=):</w:t>
       </w:r>
     </w:p>
     <w:p>
@@ -12054,47 +11928,7 @@
           <w:sz w:val="24"/>
           <w:szCs w:val="24"/>
         </w:rPr>
-        <w:t xml:space="preserve">KURANG DARI </w:t>
-      </w:r>
-      <w:r>
-        <w:rPr>
-          <w:rFonts w:ascii="Times New Roman" w:hAnsi="Times New Roman" w:cs="Times New Roman"/>
-          <w:b/>
-          <w:bCs/>
-          <w:sz w:val="24"/>
-          <w:szCs w:val="24"/>
-        </w:rPr>
-        <w:t xml:space="preserve">ATAU SAMA DENGAN </w:t>
-      </w:r>
-      <w:r>
-        <w:rPr>
-          <w:rFonts w:ascii="Times New Roman" w:hAnsi="Times New Roman" w:cs="Times New Roman"/>
-          <w:b/>
-          <w:bCs/>
-          <w:sz w:val="24"/>
-          <w:szCs w:val="24"/>
-        </w:rPr>
-        <w:t>1</w:t>
-      </w:r>
-      <w:r>
-        <w:rPr>
-          <w:rFonts w:ascii="Times New Roman" w:hAnsi="Times New Roman" w:cs="Times New Roman"/>
-          <w:b/>
-          <w:bCs/>
-          <w:sz w:val="24"/>
-          <w:szCs w:val="24"/>
-        </w:rPr>
-        <w:t>2</w:t>
-      </w:r>
-      <w:r>
-        <w:rPr>
-          <w:rFonts w:ascii="Times New Roman" w:hAnsi="Times New Roman" w:cs="Times New Roman"/>
-          <w:b/>
-          <w:bCs/>
-          <w:sz w:val="24"/>
-          <w:szCs w:val="24"/>
-        </w:rPr>
-        <w:t>000</w:t>
+        <w:t>KURANG DARI ATAU SAMA DENGAN 12000</w:t>
       </w:r>
       <w:r>
         <w:rPr>
@@ -12206,39 +12040,7 @@
           <w:sz w:val="24"/>
           <w:szCs w:val="24"/>
         </w:rPr>
-        <w:t xml:space="preserve">Pengujian dengan operator lebih dari </w:t>
-      </w:r>
-      <w:r>
-        <w:rPr>
-          <w:rFonts w:ascii="Times New Roman" w:hAnsi="Times New Roman" w:cs="Times New Roman"/>
-          <w:sz w:val="24"/>
-          <w:szCs w:val="24"/>
-        </w:rPr>
-        <w:t xml:space="preserve">atau sama dengan </w:t>
-      </w:r>
-      <w:r>
-        <w:rPr>
-          <w:rFonts w:ascii="Times New Roman" w:hAnsi="Times New Roman" w:cs="Times New Roman"/>
-          <w:sz w:val="24"/>
-          <w:szCs w:val="24"/>
-        </w:rPr>
-        <w:t>(&gt;</w:t>
-      </w:r>
-      <w:r>
-        <w:rPr>
-          <w:rFonts w:ascii="Times New Roman" w:hAnsi="Times New Roman" w:cs="Times New Roman"/>
-          <w:sz w:val="24"/>
-          <w:szCs w:val="24"/>
-        </w:rPr>
-        <w:t>=</w:t>
-      </w:r>
-      <w:r>
-        <w:rPr>
-          <w:rFonts w:ascii="Times New Roman" w:hAnsi="Times New Roman" w:cs="Times New Roman"/>
-          <w:sz w:val="24"/>
-          <w:szCs w:val="24"/>
-        </w:rPr>
-        <w:t>):</w:t>
+        <w:t>Pengujian dengan operator lebih dari atau sama dengan (&gt;=):</w:t>
       </w:r>
     </w:p>
     <w:p>
@@ -12266,17 +12068,7 @@
           <w:sz w:val="24"/>
           <w:szCs w:val="24"/>
         </w:rPr>
-        <w:t>LEBIH</w:t>
-      </w:r>
-      <w:r>
-        <w:rPr>
-          <w:rFonts w:ascii="Times New Roman" w:hAnsi="Times New Roman" w:cs="Times New Roman"/>
-          <w:b/>
-          <w:bCs/>
-          <w:sz w:val="24"/>
-          <w:szCs w:val="24"/>
-        </w:rPr>
-        <w:t xml:space="preserve"> DARI ATAU SAMA DENGAN 12000</w:t>
+        <w:t>LEBIH DARI ATAU SAMA DENGAN 12000</w:t>
       </w:r>
       <w:r>
         <w:rPr>
@@ -13724,6 +13516,3331 @@
         <w:t>Membuat Relasi Antar Tabel</w:t>
       </w:r>
     </w:p>
+    <w:p>
+      <w:pPr>
+        <w:rPr>
+          <w:rFonts w:ascii="Times New Roman" w:hAnsi="Times New Roman" w:cs="Times New Roman"/>
+          <w:b/>
+          <w:bCs/>
+          <w:sz w:val="24"/>
+          <w:szCs w:val="24"/>
+        </w:rPr>
+      </w:pPr>
+      <w:r>
+        <w:rPr>
+          <w:rFonts w:ascii="Times New Roman" w:hAnsi="Times New Roman" w:cs="Times New Roman"/>
+          <w:b/>
+          <w:bCs/>
+          <w:sz w:val="24"/>
+          <w:szCs w:val="24"/>
+        </w:rPr>
+        <w:t>Proses Bisnis</w:t>
+      </w:r>
+    </w:p>
+    <w:p>
+      <w:pPr>
+        <w:rPr>
+          <w:rFonts w:ascii="Times New Roman" w:hAnsi="Times New Roman" w:cs="Times New Roman"/>
+          <w:sz w:val="24"/>
+          <w:szCs w:val="24"/>
+        </w:rPr>
+      </w:pPr>
+      <w:r>
+        <w:rPr>
+          <w:rFonts w:ascii="Times New Roman" w:hAnsi="Times New Roman" w:cs="Times New Roman"/>
+          <w:sz w:val="24"/>
+          <w:szCs w:val="24"/>
+        </w:rPr>
+        <w:t>Jadi, pelanggan yang membeli akan dicatat pada tabel order, hanya pelanggan yang terdaftar pada tabel pelanggan yang bisa melakukan order.</w:t>
+      </w:r>
+    </w:p>
+    <w:p>
+      <w:pPr>
+        <w:rPr>
+          <w:rFonts w:ascii="Times New Roman" w:hAnsi="Times New Roman" w:cs="Times New Roman"/>
+          <w:sz w:val="24"/>
+          <w:szCs w:val="24"/>
+        </w:rPr>
+      </w:pPr>
+      <w:r>
+        <w:rPr>
+          <w:rFonts w:ascii="Times New Roman" w:hAnsi="Times New Roman" w:cs="Times New Roman"/>
+          <w:sz w:val="24"/>
+          <w:szCs w:val="24"/>
+        </w:rPr>
+        <w:drawing>
+          <wp:inline distT="0" distB="0" distL="0" distR="0">
+            <wp:extent cx="5080261" cy="1676486"/>
+            <wp:effectExtent l="0" t="0" r="6350" b="0"/>
+            <wp:docPr id="1901831446" name="Picture 8"/>
+            <wp:cNvGraphicFramePr>
+              <a:graphicFrameLocks xmlns:a="http://schemas.openxmlformats.org/drawingml/2006/main" noChangeAspect="1"/>
+            </wp:cNvGraphicFramePr>
+            <a:graphic xmlns:a="http://schemas.openxmlformats.org/drawingml/2006/main">
+              <a:graphicData uri="http://schemas.openxmlformats.org/drawingml/2006/picture">
+                <pic:pic xmlns:pic="http://schemas.openxmlformats.org/drawingml/2006/picture">
+                  <pic:nvPicPr>
+                    <pic:cNvPr id="1901831446" name="Picture 1901831446"/>
+                    <pic:cNvPicPr/>
+                  </pic:nvPicPr>
+                  <pic:blipFill>
+                    <a:blip r:embed="rId128">
+                      <a:extLst>
+                        <a:ext uri="{28A0092B-C50C-407E-A947-70E740481C1C}">
+                          <a14:useLocalDpi xmlns:a14="http://schemas.microsoft.com/office/drawing/2010/main" val="0"/>
+                        </a:ext>
+                      </a:extLst>
+                    </a:blip>
+                    <a:stretch>
+                      <a:fillRect/>
+                    </a:stretch>
+                  </pic:blipFill>
+                  <pic:spPr>
+                    <a:xfrm>
+                      <a:off x="0" y="0"/>
+                      <a:ext cx="5080261" cy="1676486"/>
+                    </a:xfrm>
+                    <a:prstGeom prst="rect">
+                      <a:avLst/>
+                    </a:prstGeom>
+                  </pic:spPr>
+                </pic:pic>
+              </a:graphicData>
+            </a:graphic>
+          </wp:inline>
+        </w:drawing>
+      </w:r>
+    </w:p>
+    <w:p>
+      <w:pPr>
+        <w:rPr>
+          <w:rFonts w:ascii="Times New Roman" w:hAnsi="Times New Roman" w:cs="Times New Roman"/>
+          <w:sz w:val="24"/>
+          <w:szCs w:val="24"/>
+        </w:rPr>
+      </w:pPr>
+      <w:r>
+        <w:rPr>
+          <w:rFonts w:ascii="Times New Roman" w:hAnsi="Times New Roman" w:cs="Times New Roman"/>
+          <w:sz w:val="24"/>
+          <w:szCs w:val="24"/>
+        </w:rPr>
+        <w:t>Memeriksa hasil pembuatan relasi:</w:t>
+      </w:r>
+    </w:p>
+    <w:p>
+      <w:pPr>
+        <w:rPr>
+          <w:rFonts w:ascii="Times New Roman" w:hAnsi="Times New Roman" w:cs="Times New Roman"/>
+          <w:sz w:val="24"/>
+          <w:szCs w:val="24"/>
+        </w:rPr>
+      </w:pPr>
+      <w:r>
+        <w:rPr>
+          <w:rFonts w:ascii="Times New Roman" w:hAnsi="Times New Roman" w:cs="Times New Roman"/>
+          <w:sz w:val="24"/>
+          <w:szCs w:val="24"/>
+        </w:rPr>
+        <w:lastRenderedPageBreak/>
+        <w:drawing>
+          <wp:inline distT="0" distB="0" distL="0" distR="0">
+            <wp:extent cx="5731510" cy="2462530"/>
+            <wp:effectExtent l="0" t="0" r="2540" b="0"/>
+            <wp:docPr id="2121874101" name="Picture 7"/>
+            <wp:cNvGraphicFramePr>
+              <a:graphicFrameLocks xmlns:a="http://schemas.openxmlformats.org/drawingml/2006/main" noChangeAspect="1"/>
+            </wp:cNvGraphicFramePr>
+            <a:graphic xmlns:a="http://schemas.openxmlformats.org/drawingml/2006/main">
+              <a:graphicData uri="http://schemas.openxmlformats.org/drawingml/2006/picture">
+                <pic:pic xmlns:pic="http://schemas.openxmlformats.org/drawingml/2006/picture">
+                  <pic:nvPicPr>
+                    <pic:cNvPr id="2121874101" name="Picture 2121874101"/>
+                    <pic:cNvPicPr/>
+                  </pic:nvPicPr>
+                  <pic:blipFill>
+                    <a:blip r:embed="rId129" cstate="print">
+                      <a:extLst>
+                        <a:ext uri="{28A0092B-C50C-407E-A947-70E740481C1C}">
+                          <a14:useLocalDpi xmlns:a14="http://schemas.microsoft.com/office/drawing/2010/main" val="0"/>
+                        </a:ext>
+                      </a:extLst>
+                    </a:blip>
+                    <a:stretch>
+                      <a:fillRect/>
+                    </a:stretch>
+                  </pic:blipFill>
+                  <pic:spPr>
+                    <a:xfrm>
+                      <a:off x="0" y="0"/>
+                      <a:ext cx="5731510" cy="2462530"/>
+                    </a:xfrm>
+                    <a:prstGeom prst="rect">
+                      <a:avLst/>
+                    </a:prstGeom>
+                  </pic:spPr>
+                </pic:pic>
+              </a:graphicData>
+            </a:graphic>
+          </wp:inline>
+        </w:drawing>
+      </w:r>
+    </w:p>
+    <w:p>
+      <w:pPr>
+        <w:rPr>
+          <w:rFonts w:ascii="Times New Roman" w:hAnsi="Times New Roman" w:cs="Times New Roman"/>
+          <w:sz w:val="24"/>
+          <w:szCs w:val="24"/>
+        </w:rPr>
+      </w:pPr>
+    </w:p>
+    <w:p>
+      <w:pPr>
+        <w:rPr>
+          <w:rFonts w:ascii="Times New Roman" w:hAnsi="Times New Roman" w:cs="Times New Roman"/>
+          <w:b/>
+          <w:bCs/>
+          <w:sz w:val="28"/>
+          <w:szCs w:val="28"/>
+        </w:rPr>
+      </w:pPr>
+      <w:r>
+        <w:rPr>
+          <w:rFonts w:ascii="Times New Roman" w:hAnsi="Times New Roman" w:cs="Times New Roman"/>
+          <w:b/>
+          <w:bCs/>
+          <w:sz w:val="28"/>
+          <w:szCs w:val="28"/>
+        </w:rPr>
+        <w:t>Relasi 2 Tabel Master Dan 1 Tabel Transaksi</w:t>
+      </w:r>
+    </w:p>
+    <w:p>
+      <w:pPr>
+        <w:rPr>
+          <w:rFonts w:ascii="Times New Roman" w:hAnsi="Times New Roman" w:cs="Times New Roman"/>
+          <w:sz w:val="24"/>
+          <w:szCs w:val="24"/>
+        </w:rPr>
+      </w:pPr>
+      <w:r>
+        <w:rPr>
+          <w:rFonts w:ascii="Times New Roman" w:hAnsi="Times New Roman" w:cs="Times New Roman"/>
+          <w:sz w:val="24"/>
+          <w:szCs w:val="24"/>
+        </w:rPr>
+        <w:t>Membuat relasi antara tabel [tblrderdetail] dan tabel [tblorder]:</w:t>
+      </w:r>
+    </w:p>
+    <w:p>
+      <w:pPr>
+        <w:rPr>
+          <w:rFonts w:ascii="Times New Roman" w:hAnsi="Times New Roman" w:cs="Times New Roman"/>
+          <w:sz w:val="24"/>
+          <w:szCs w:val="24"/>
+        </w:rPr>
+      </w:pPr>
+      <w:r>
+        <w:rPr>
+          <w:rFonts w:ascii="Times New Roman" w:hAnsi="Times New Roman" w:cs="Times New Roman"/>
+          <w:sz w:val="24"/>
+          <w:szCs w:val="24"/>
+        </w:rPr>
+        <w:drawing>
+          <wp:inline distT="0" distB="0" distL="0" distR="0">
+            <wp:extent cx="5731510" cy="1717040"/>
+            <wp:effectExtent l="0" t="0" r="2540" b="0"/>
+            <wp:docPr id="839419663" name="Picture 9"/>
+            <wp:cNvGraphicFramePr>
+              <a:graphicFrameLocks xmlns:a="http://schemas.openxmlformats.org/drawingml/2006/main" noChangeAspect="1"/>
+            </wp:cNvGraphicFramePr>
+            <a:graphic xmlns:a="http://schemas.openxmlformats.org/drawingml/2006/main">
+              <a:graphicData uri="http://schemas.openxmlformats.org/drawingml/2006/picture">
+                <pic:pic xmlns:pic="http://schemas.openxmlformats.org/drawingml/2006/picture">
+                  <pic:nvPicPr>
+                    <pic:cNvPr id="839419663" name="Picture 839419663"/>
+                    <pic:cNvPicPr/>
+                  </pic:nvPicPr>
+                  <pic:blipFill>
+                    <a:blip r:embed="rId130">
+                      <a:extLst>
+                        <a:ext uri="{28A0092B-C50C-407E-A947-70E740481C1C}">
+                          <a14:useLocalDpi xmlns:a14="http://schemas.microsoft.com/office/drawing/2010/main" val="0"/>
+                        </a:ext>
+                      </a:extLst>
+                    </a:blip>
+                    <a:stretch>
+                      <a:fillRect/>
+                    </a:stretch>
+                  </pic:blipFill>
+                  <pic:spPr>
+                    <a:xfrm>
+                      <a:off x="0" y="0"/>
+                      <a:ext cx="5731510" cy="1717040"/>
+                    </a:xfrm>
+                    <a:prstGeom prst="rect">
+                      <a:avLst/>
+                    </a:prstGeom>
+                  </pic:spPr>
+                </pic:pic>
+              </a:graphicData>
+            </a:graphic>
+          </wp:inline>
+        </w:drawing>
+      </w:r>
+    </w:p>
+    <w:p>
+      <w:pPr>
+        <w:rPr>
+          <w:rFonts w:ascii="Times New Roman" w:hAnsi="Times New Roman" w:cs="Times New Roman"/>
+          <w:sz w:val="24"/>
+          <w:szCs w:val="24"/>
+        </w:rPr>
+      </w:pPr>
+      <w:r>
+        <w:rPr>
+          <w:rFonts w:ascii="Times New Roman" w:hAnsi="Times New Roman" w:cs="Times New Roman"/>
+          <w:sz w:val="24"/>
+          <w:szCs w:val="24"/>
+        </w:rPr>
+        <w:t>Membuat relasi antara tabel [tblorderdetail] dan tabel [tblbarang]:</w:t>
+      </w:r>
+    </w:p>
+    <w:p>
+      <w:pPr>
+        <w:rPr>
+          <w:rFonts w:ascii="Times New Roman" w:hAnsi="Times New Roman" w:cs="Times New Roman"/>
+          <w:sz w:val="24"/>
+          <w:szCs w:val="24"/>
+        </w:rPr>
+      </w:pPr>
+      <w:r>
+        <w:rPr>
+          <w:rFonts w:ascii="Times New Roman" w:hAnsi="Times New Roman" w:cs="Times New Roman"/>
+          <w:sz w:val="24"/>
+          <w:szCs w:val="24"/>
+        </w:rPr>
+        <w:drawing>
+          <wp:inline distT="0" distB="0" distL="0" distR="0">
+            <wp:extent cx="4826248" cy="1847945"/>
+            <wp:effectExtent l="0" t="0" r="0" b="0"/>
+            <wp:docPr id="134659488" name="Picture 10"/>
+            <wp:cNvGraphicFramePr>
+              <a:graphicFrameLocks xmlns:a="http://schemas.openxmlformats.org/drawingml/2006/main" noChangeAspect="1"/>
+            </wp:cNvGraphicFramePr>
+            <a:graphic xmlns:a="http://schemas.openxmlformats.org/drawingml/2006/main">
+              <a:graphicData uri="http://schemas.openxmlformats.org/drawingml/2006/picture">
+                <pic:pic xmlns:pic="http://schemas.openxmlformats.org/drawingml/2006/picture">
+                  <pic:nvPicPr>
+                    <pic:cNvPr id="134659488" name="Picture 134659488"/>
+                    <pic:cNvPicPr/>
+                  </pic:nvPicPr>
+                  <pic:blipFill>
+                    <a:blip r:embed="rId131">
+                      <a:extLst>
+                        <a:ext uri="{28A0092B-C50C-407E-A947-70E740481C1C}">
+                          <a14:useLocalDpi xmlns:a14="http://schemas.microsoft.com/office/drawing/2010/main" val="0"/>
+                        </a:ext>
+                      </a:extLst>
+                    </a:blip>
+                    <a:stretch>
+                      <a:fillRect/>
+                    </a:stretch>
+                  </pic:blipFill>
+                  <pic:spPr>
+                    <a:xfrm>
+                      <a:off x="0" y="0"/>
+                      <a:ext cx="4826248" cy="1847945"/>
+                    </a:xfrm>
+                    <a:prstGeom prst="rect">
+                      <a:avLst/>
+                    </a:prstGeom>
+                  </pic:spPr>
+                </pic:pic>
+              </a:graphicData>
+            </a:graphic>
+          </wp:inline>
+        </w:drawing>
+      </w:r>
+    </w:p>
+    <w:p>
+      <w:pPr>
+        <w:rPr>
+          <w:rFonts w:ascii="Times New Roman" w:hAnsi="Times New Roman" w:cs="Times New Roman"/>
+          <w:sz w:val="24"/>
+          <w:szCs w:val="24"/>
+        </w:rPr>
+      </w:pPr>
+      <w:r>
+        <w:rPr>
+          <w:rFonts w:ascii="Times New Roman" w:hAnsi="Times New Roman" w:cs="Times New Roman"/>
+          <w:sz w:val="24"/>
+          <w:szCs w:val="24"/>
+        </w:rPr>
+        <w:t>Memeriksa hasil pembuatan relasi antara 2 tabel master, yaitu [tblorder] dan [tblbarang] serta 1 tabel transaksi, yaitu [tblorderdetail]:</w:t>
+      </w:r>
+    </w:p>
+    <w:p>
+      <w:pPr>
+        <w:rPr>
+          <w:rFonts w:ascii="Times New Roman" w:hAnsi="Times New Roman" w:cs="Times New Roman"/>
+          <w:sz w:val="24"/>
+          <w:szCs w:val="24"/>
+        </w:rPr>
+      </w:pPr>
+      <w:r>
+        <w:rPr>
+          <w:rFonts w:ascii="Times New Roman" w:hAnsi="Times New Roman" w:cs="Times New Roman"/>
+          <w:sz w:val="24"/>
+          <w:szCs w:val="24"/>
+        </w:rPr>
+        <w:lastRenderedPageBreak/>
+        <w:drawing>
+          <wp:inline distT="0" distB="0" distL="0" distR="0">
+            <wp:extent cx="5731510" cy="2510790"/>
+            <wp:effectExtent l="0" t="0" r="2540" b="3810"/>
+            <wp:docPr id="54150438" name="Picture 11"/>
+            <wp:cNvGraphicFramePr>
+              <a:graphicFrameLocks xmlns:a="http://schemas.openxmlformats.org/drawingml/2006/main" noChangeAspect="1"/>
+            </wp:cNvGraphicFramePr>
+            <a:graphic xmlns:a="http://schemas.openxmlformats.org/drawingml/2006/main">
+              <a:graphicData uri="http://schemas.openxmlformats.org/drawingml/2006/picture">
+                <pic:pic xmlns:pic="http://schemas.openxmlformats.org/drawingml/2006/picture">
+                  <pic:nvPicPr>
+                    <pic:cNvPr id="54150438" name="Picture 54150438"/>
+                    <pic:cNvPicPr/>
+                  </pic:nvPicPr>
+                  <pic:blipFill>
+                    <a:blip r:embed="rId132" cstate="print">
+                      <a:extLst>
+                        <a:ext uri="{28A0092B-C50C-407E-A947-70E740481C1C}">
+                          <a14:useLocalDpi xmlns:a14="http://schemas.microsoft.com/office/drawing/2010/main" val="0"/>
+                        </a:ext>
+                      </a:extLst>
+                    </a:blip>
+                    <a:stretch>
+                      <a:fillRect/>
+                    </a:stretch>
+                  </pic:blipFill>
+                  <pic:spPr>
+                    <a:xfrm>
+                      <a:off x="0" y="0"/>
+                      <a:ext cx="5731510" cy="2510790"/>
+                    </a:xfrm>
+                    <a:prstGeom prst="rect">
+                      <a:avLst/>
+                    </a:prstGeom>
+                  </pic:spPr>
+                </pic:pic>
+              </a:graphicData>
+            </a:graphic>
+          </wp:inline>
+        </w:drawing>
+      </w:r>
+    </w:p>
+    <w:p>
+      <w:pPr>
+        <w:rPr>
+          <w:rFonts w:ascii="Times New Roman" w:hAnsi="Times New Roman" w:cs="Times New Roman"/>
+          <w:sz w:val="24"/>
+          <w:szCs w:val="24"/>
+        </w:rPr>
+      </w:pPr>
+    </w:p>
+    <w:p>
+      <w:pPr>
+        <w:rPr>
+          <w:rFonts w:ascii="Times New Roman" w:hAnsi="Times New Roman" w:cs="Times New Roman"/>
+          <w:b/>
+          <w:bCs/>
+          <w:sz w:val="28"/>
+          <w:szCs w:val="28"/>
+        </w:rPr>
+      </w:pPr>
+      <w:r>
+        <w:rPr>
+          <w:rFonts w:ascii="Times New Roman" w:hAnsi="Times New Roman" w:cs="Times New Roman"/>
+          <w:b/>
+          <w:bCs/>
+          <w:sz w:val="28"/>
+          <w:szCs w:val="28"/>
+        </w:rPr>
+        <w:t>Dummy Data</w:t>
+      </w:r>
+    </w:p>
+    <w:p>
+      <w:pPr>
+        <w:rPr>
+          <w:rFonts w:ascii="Times New Roman" w:hAnsi="Times New Roman" w:cs="Times New Roman"/>
+          <w:sz w:val="24"/>
+          <w:szCs w:val="24"/>
+        </w:rPr>
+      </w:pPr>
+      <w:r>
+        <w:rPr>
+          <w:rFonts w:ascii="Times New Roman" w:hAnsi="Times New Roman" w:cs="Times New Roman"/>
+          <w:sz w:val="24"/>
+          <w:szCs w:val="24"/>
+        </w:rPr>
+        <w:t>Dummy data ialah data yang tidak sebenarnya, yang dimana akan diperlukan jika data sebenarnya tidak dapat diperoleh</w:t>
+      </w:r>
+    </w:p>
+    <w:p>
+      <w:pPr>
+        <w:rPr>
+          <w:rFonts w:ascii="Times New Roman" w:hAnsi="Times New Roman" w:cs="Times New Roman"/>
+          <w:sz w:val="24"/>
+          <w:szCs w:val="24"/>
+        </w:rPr>
+      </w:pPr>
+      <w:r>
+        <w:rPr>
+          <w:rFonts w:ascii="Times New Roman" w:hAnsi="Times New Roman" w:cs="Times New Roman"/>
+          <w:sz w:val="24"/>
+          <w:szCs w:val="24"/>
+        </w:rPr>
+        <w:t>Menampilkan struktur tabel:</w:t>
+      </w:r>
+    </w:p>
+    <w:p>
+      <w:pPr>
+        <w:rPr>
+          <w:rFonts w:ascii="Times New Roman" w:hAnsi="Times New Roman" w:cs="Times New Roman"/>
+          <w:sz w:val="24"/>
+          <w:szCs w:val="24"/>
+        </w:rPr>
+      </w:pPr>
+      <w:r>
+        <w:rPr>
+          <w:rFonts w:ascii="Times New Roman" w:hAnsi="Times New Roman" w:cs="Times New Roman"/>
+          <w:sz w:val="24"/>
+          <w:szCs w:val="24"/>
+        </w:rPr>
+        <w:drawing>
+          <wp:inline distT="0" distB="0" distL="0" distR="0">
+            <wp:extent cx="5327924" cy="2171812"/>
+            <wp:effectExtent l="0" t="0" r="6350" b="0"/>
+            <wp:docPr id="1288802434" name="Picture 12"/>
+            <wp:cNvGraphicFramePr>
+              <a:graphicFrameLocks xmlns:a="http://schemas.openxmlformats.org/drawingml/2006/main" noChangeAspect="1"/>
+            </wp:cNvGraphicFramePr>
+            <a:graphic xmlns:a="http://schemas.openxmlformats.org/drawingml/2006/main">
+              <a:graphicData uri="http://schemas.openxmlformats.org/drawingml/2006/picture">
+                <pic:pic xmlns:pic="http://schemas.openxmlformats.org/drawingml/2006/picture">
+                  <pic:nvPicPr>
+                    <pic:cNvPr id="1288802434" name="Picture 1288802434"/>
+                    <pic:cNvPicPr/>
+                  </pic:nvPicPr>
+                  <pic:blipFill>
+                    <a:blip r:embed="rId133">
+                      <a:extLst>
+                        <a:ext uri="{28A0092B-C50C-407E-A947-70E740481C1C}">
+                          <a14:useLocalDpi xmlns:a14="http://schemas.microsoft.com/office/drawing/2010/main" val="0"/>
+                        </a:ext>
+                      </a:extLst>
+                    </a:blip>
+                    <a:stretch>
+                      <a:fillRect/>
+                    </a:stretch>
+                  </pic:blipFill>
+                  <pic:spPr>
+                    <a:xfrm>
+                      <a:off x="0" y="0"/>
+                      <a:ext cx="5327924" cy="2171812"/>
+                    </a:xfrm>
+                    <a:prstGeom prst="rect">
+                      <a:avLst/>
+                    </a:prstGeom>
+                  </pic:spPr>
+                </pic:pic>
+              </a:graphicData>
+            </a:graphic>
+          </wp:inline>
+        </w:drawing>
+      </w:r>
+    </w:p>
+    <w:p>
+      <w:pPr>
+        <w:rPr>
+          <w:rFonts w:ascii="Times New Roman" w:hAnsi="Times New Roman" w:cs="Times New Roman"/>
+          <w:sz w:val="24"/>
+          <w:szCs w:val="24"/>
+        </w:rPr>
+      </w:pPr>
+      <w:r>
+        <w:rPr>
+          <w:rFonts w:ascii="Times New Roman" w:hAnsi="Times New Roman" w:cs="Times New Roman"/>
+          <w:sz w:val="24"/>
+          <w:szCs w:val="24"/>
+        </w:rPr>
+        <w:t>Mengisi nama pelanggan dengan dummy data:</w:t>
+      </w:r>
+    </w:p>
+    <w:p>
+      <w:pPr>
+        <w:rPr>
+          <w:rFonts w:ascii="Times New Roman" w:hAnsi="Times New Roman" w:cs="Times New Roman"/>
+          <w:sz w:val="24"/>
+          <w:szCs w:val="24"/>
+        </w:rPr>
+      </w:pPr>
+      <w:r>
+        <w:rPr>
+          <w:rFonts w:ascii="Times New Roman" w:hAnsi="Times New Roman" w:cs="Times New Roman"/>
+          <w:sz w:val="24"/>
+          <w:szCs w:val="24"/>
+        </w:rPr>
+        <w:drawing>
+          <wp:inline distT="0" distB="0" distL="0" distR="0">
+            <wp:extent cx="5689892" cy="1244664"/>
+            <wp:effectExtent l="0" t="0" r="6350" b="0"/>
+            <wp:docPr id="571317839" name="Picture 13"/>
+            <wp:cNvGraphicFramePr>
+              <a:graphicFrameLocks xmlns:a="http://schemas.openxmlformats.org/drawingml/2006/main" noChangeAspect="1"/>
+            </wp:cNvGraphicFramePr>
+            <a:graphic xmlns:a="http://schemas.openxmlformats.org/drawingml/2006/main">
+              <a:graphicData uri="http://schemas.openxmlformats.org/drawingml/2006/picture">
+                <pic:pic xmlns:pic="http://schemas.openxmlformats.org/drawingml/2006/picture">
+                  <pic:nvPicPr>
+                    <pic:cNvPr id="571317839" name="Picture 571317839"/>
+                    <pic:cNvPicPr/>
+                  </pic:nvPicPr>
+                  <pic:blipFill>
+                    <a:blip r:embed="rId134">
+                      <a:extLst>
+                        <a:ext uri="{28A0092B-C50C-407E-A947-70E740481C1C}">
+                          <a14:useLocalDpi xmlns:a14="http://schemas.microsoft.com/office/drawing/2010/main" val="0"/>
+                        </a:ext>
+                      </a:extLst>
+                    </a:blip>
+                    <a:stretch>
+                      <a:fillRect/>
+                    </a:stretch>
+                  </pic:blipFill>
+                  <pic:spPr>
+                    <a:xfrm>
+                      <a:off x="0" y="0"/>
+                      <a:ext cx="5689892" cy="1244664"/>
+                    </a:xfrm>
+                    <a:prstGeom prst="rect">
+                      <a:avLst/>
+                    </a:prstGeom>
+                  </pic:spPr>
+                </pic:pic>
+              </a:graphicData>
+            </a:graphic>
+          </wp:inline>
+        </w:drawing>
+      </w:r>
+    </w:p>
+    <w:p>
+      <w:pPr>
+        <w:rPr>
+          <w:rFonts w:ascii="Times New Roman" w:hAnsi="Times New Roman" w:cs="Times New Roman"/>
+          <w:sz w:val="24"/>
+          <w:szCs w:val="24"/>
+        </w:rPr>
+      </w:pPr>
+      <w:r>
+        <w:rPr>
+          <w:rFonts w:ascii="Times New Roman" w:hAnsi="Times New Roman" w:cs="Times New Roman"/>
+          <w:sz w:val="24"/>
+          <w:szCs w:val="24"/>
+        </w:rPr>
+        <w:t>Memeriksa hasil insert datanya:</w:t>
+      </w:r>
+    </w:p>
+    <w:p>
+      <w:pPr>
+        <w:rPr>
+          <w:rFonts w:ascii="Times New Roman" w:hAnsi="Times New Roman" w:cs="Times New Roman"/>
+          <w:sz w:val="24"/>
+          <w:szCs w:val="24"/>
+        </w:rPr>
+      </w:pPr>
+      <w:r>
+        <w:rPr>
+          <w:rFonts w:ascii="Times New Roman" w:hAnsi="Times New Roman" w:cs="Times New Roman"/>
+          <w:sz w:val="24"/>
+          <w:szCs w:val="24"/>
+        </w:rPr>
+        <w:lastRenderedPageBreak/>
+        <w:drawing>
+          <wp:inline distT="0" distB="0" distL="0" distR="0">
+            <wp:extent cx="4559534" cy="1879697"/>
+            <wp:effectExtent l="0" t="0" r="0" b="6350"/>
+            <wp:docPr id="1942935946" name="Picture 14"/>
+            <wp:cNvGraphicFramePr>
+              <a:graphicFrameLocks xmlns:a="http://schemas.openxmlformats.org/drawingml/2006/main" noChangeAspect="1"/>
+            </wp:cNvGraphicFramePr>
+            <a:graphic xmlns:a="http://schemas.openxmlformats.org/drawingml/2006/main">
+              <a:graphicData uri="http://schemas.openxmlformats.org/drawingml/2006/picture">
+                <pic:pic xmlns:pic="http://schemas.openxmlformats.org/drawingml/2006/picture">
+                  <pic:nvPicPr>
+                    <pic:cNvPr id="1942935946" name="Picture 1942935946"/>
+                    <pic:cNvPicPr/>
+                  </pic:nvPicPr>
+                  <pic:blipFill>
+                    <a:blip r:embed="rId135">
+                      <a:extLst>
+                        <a:ext uri="{28A0092B-C50C-407E-A947-70E740481C1C}">
+                          <a14:useLocalDpi xmlns:a14="http://schemas.microsoft.com/office/drawing/2010/main" val="0"/>
+                        </a:ext>
+                      </a:extLst>
+                    </a:blip>
+                    <a:stretch>
+                      <a:fillRect/>
+                    </a:stretch>
+                  </pic:blipFill>
+                  <pic:spPr>
+                    <a:xfrm>
+                      <a:off x="0" y="0"/>
+                      <a:ext cx="4559534" cy="1879697"/>
+                    </a:xfrm>
+                    <a:prstGeom prst="rect">
+                      <a:avLst/>
+                    </a:prstGeom>
+                  </pic:spPr>
+                </pic:pic>
+              </a:graphicData>
+            </a:graphic>
+          </wp:inline>
+        </w:drawing>
+      </w:r>
+    </w:p>
+    <w:p>
+      <w:pPr>
+        <w:rPr>
+          <w:rFonts w:ascii="Times New Roman" w:hAnsi="Times New Roman" w:cs="Times New Roman"/>
+          <w:sz w:val="24"/>
+          <w:szCs w:val="24"/>
+        </w:rPr>
+      </w:pPr>
+    </w:p>
+    <w:p>
+      <w:pPr>
+        <w:rPr>
+          <w:rFonts w:ascii="Times New Roman" w:hAnsi="Times New Roman" w:cs="Times New Roman"/>
+          <w:b/>
+          <w:bCs/>
+          <w:sz w:val="28"/>
+          <w:szCs w:val="28"/>
+        </w:rPr>
+      </w:pPr>
+      <w:r>
+        <w:rPr>
+          <w:rFonts w:ascii="Times New Roman" w:hAnsi="Times New Roman" w:cs="Times New Roman"/>
+          <w:b/>
+          <w:bCs/>
+          <w:sz w:val="28"/>
+          <w:szCs w:val="28"/>
+        </w:rPr>
+        <w:t>Konsep Trigger</w:t>
+      </w:r>
+    </w:p>
+    <w:p>
+      <w:pPr>
+        <w:rPr>
+          <w:rFonts w:ascii="Times New Roman" w:hAnsi="Times New Roman" w:cs="Times New Roman"/>
+          <w:sz w:val="24"/>
+          <w:szCs w:val="24"/>
+        </w:rPr>
+      </w:pPr>
+      <w:r>
+        <w:rPr>
+          <w:rFonts w:ascii="Times New Roman" w:hAnsi="Times New Roman" w:cs="Times New Roman"/>
+          <w:sz w:val="24"/>
+          <w:szCs w:val="24"/>
+        </w:rPr>
+        <w:t>Trigger ialah perintah pada insert, update, delete, function, dan procedure yang akan dijalankan pada kejadian:</w:t>
+      </w:r>
+    </w:p>
+    <w:p>
+      <w:pPr>
+        <w:pStyle w:val="ListParagraph"/>
+        <w:numPr>
+          <w:ilvl w:val="0"/>
+          <w:numId w:val="3"/>
+        </w:numPr>
+        <w:rPr>
+          <w:rFonts w:ascii="Times New Roman" w:hAnsi="Times New Roman" w:cs="Times New Roman"/>
+          <w:sz w:val="24"/>
+          <w:szCs w:val="24"/>
+        </w:rPr>
+      </w:pPr>
+      <w:r>
+        <w:rPr>
+          <w:rFonts w:ascii="Times New Roman" w:hAnsi="Times New Roman" w:cs="Times New Roman"/>
+          <w:sz w:val="24"/>
+          <w:szCs w:val="24"/>
+        </w:rPr>
+        <w:t>AFTER INSERT (setelah INSERT) pada tabel yang dimaksud</w:t>
+      </w:r>
+    </w:p>
+    <w:p>
+      <w:pPr>
+        <w:pStyle w:val="ListParagraph"/>
+        <w:numPr>
+          <w:ilvl w:val="0"/>
+          <w:numId w:val="3"/>
+        </w:numPr>
+        <w:rPr>
+          <w:rFonts w:ascii="Times New Roman" w:hAnsi="Times New Roman" w:cs="Times New Roman"/>
+          <w:sz w:val="24"/>
+          <w:szCs w:val="24"/>
+        </w:rPr>
+      </w:pPr>
+      <w:r>
+        <w:rPr>
+          <w:rFonts w:ascii="Times New Roman" w:hAnsi="Times New Roman" w:cs="Times New Roman"/>
+          <w:sz w:val="24"/>
+          <w:szCs w:val="24"/>
+        </w:rPr>
+        <w:t>BEFORE INSERT (sebelum INSERT) pada tabel yang dimaksud</w:t>
+      </w:r>
+    </w:p>
+    <w:p>
+      <w:pPr>
+        <w:pStyle w:val="ListParagraph"/>
+        <w:numPr>
+          <w:ilvl w:val="0"/>
+          <w:numId w:val="3"/>
+        </w:numPr>
+        <w:rPr>
+          <w:rFonts w:ascii="Times New Roman" w:hAnsi="Times New Roman" w:cs="Times New Roman"/>
+          <w:sz w:val="24"/>
+          <w:szCs w:val="24"/>
+        </w:rPr>
+      </w:pPr>
+      <w:r>
+        <w:rPr>
+          <w:rFonts w:ascii="Times New Roman" w:hAnsi="Times New Roman" w:cs="Times New Roman"/>
+          <w:sz w:val="24"/>
+          <w:szCs w:val="24"/>
+        </w:rPr>
+        <w:t xml:space="preserve">AFTER </w:t>
+      </w:r>
+      <w:r>
+        <w:rPr>
+          <w:rFonts w:ascii="Times New Roman" w:hAnsi="Times New Roman" w:cs="Times New Roman"/>
+          <w:sz w:val="24"/>
+          <w:szCs w:val="24"/>
+        </w:rPr>
+        <w:t>DELETE</w:t>
+      </w:r>
+      <w:r>
+        <w:rPr>
+          <w:rFonts w:ascii="Times New Roman" w:hAnsi="Times New Roman" w:cs="Times New Roman"/>
+          <w:sz w:val="24"/>
+          <w:szCs w:val="24"/>
+        </w:rPr>
+        <w:t xml:space="preserve"> (setelah </w:t>
+      </w:r>
+      <w:r>
+        <w:rPr>
+          <w:rFonts w:ascii="Times New Roman" w:hAnsi="Times New Roman" w:cs="Times New Roman"/>
+          <w:sz w:val="24"/>
+          <w:szCs w:val="24"/>
+        </w:rPr>
+        <w:t>DELETE</w:t>
+      </w:r>
+      <w:r>
+        <w:rPr>
+          <w:rFonts w:ascii="Times New Roman" w:hAnsi="Times New Roman" w:cs="Times New Roman"/>
+          <w:sz w:val="24"/>
+          <w:szCs w:val="24"/>
+        </w:rPr>
+        <w:t>) pada tabel yang dimaksud</w:t>
+      </w:r>
+    </w:p>
+    <w:p>
+      <w:pPr>
+        <w:pStyle w:val="ListParagraph"/>
+        <w:numPr>
+          <w:ilvl w:val="0"/>
+          <w:numId w:val="3"/>
+        </w:numPr>
+        <w:rPr>
+          <w:rFonts w:ascii="Times New Roman" w:hAnsi="Times New Roman" w:cs="Times New Roman"/>
+          <w:sz w:val="24"/>
+          <w:szCs w:val="24"/>
+        </w:rPr>
+      </w:pPr>
+      <w:r>
+        <w:rPr>
+          <w:rFonts w:ascii="Times New Roman" w:hAnsi="Times New Roman" w:cs="Times New Roman"/>
+          <w:sz w:val="24"/>
+          <w:szCs w:val="24"/>
+        </w:rPr>
+        <w:t>BEFORE</w:t>
+      </w:r>
+      <w:r>
+        <w:rPr>
+          <w:rFonts w:ascii="Times New Roman" w:hAnsi="Times New Roman" w:cs="Times New Roman"/>
+          <w:sz w:val="24"/>
+          <w:szCs w:val="24"/>
+        </w:rPr>
+        <w:t xml:space="preserve"> DELETE</w:t>
+      </w:r>
+      <w:r>
+        <w:rPr>
+          <w:rFonts w:ascii="Times New Roman" w:hAnsi="Times New Roman" w:cs="Times New Roman"/>
+          <w:sz w:val="24"/>
+          <w:szCs w:val="24"/>
+        </w:rPr>
+        <w:t xml:space="preserve"> (sebelum </w:t>
+      </w:r>
+      <w:r>
+        <w:rPr>
+          <w:rFonts w:ascii="Times New Roman" w:hAnsi="Times New Roman" w:cs="Times New Roman"/>
+          <w:sz w:val="24"/>
+          <w:szCs w:val="24"/>
+        </w:rPr>
+        <w:t>DELETE</w:t>
+      </w:r>
+      <w:r>
+        <w:rPr>
+          <w:rFonts w:ascii="Times New Roman" w:hAnsi="Times New Roman" w:cs="Times New Roman"/>
+          <w:sz w:val="24"/>
+          <w:szCs w:val="24"/>
+        </w:rPr>
+        <w:t>) pada tabel yang dimaksud</w:t>
+      </w:r>
+    </w:p>
+    <w:p>
+      <w:pPr>
+        <w:pStyle w:val="ListParagraph"/>
+        <w:numPr>
+          <w:ilvl w:val="0"/>
+          <w:numId w:val="3"/>
+        </w:numPr>
+        <w:rPr>
+          <w:rFonts w:ascii="Times New Roman" w:hAnsi="Times New Roman" w:cs="Times New Roman"/>
+          <w:sz w:val="24"/>
+          <w:szCs w:val="24"/>
+        </w:rPr>
+      </w:pPr>
+      <w:r>
+        <w:rPr>
+          <w:rFonts w:ascii="Times New Roman" w:hAnsi="Times New Roman" w:cs="Times New Roman"/>
+          <w:sz w:val="24"/>
+          <w:szCs w:val="24"/>
+        </w:rPr>
+        <w:t xml:space="preserve">AFTER </w:t>
+      </w:r>
+      <w:r>
+        <w:rPr>
+          <w:rFonts w:ascii="Times New Roman" w:hAnsi="Times New Roman" w:cs="Times New Roman"/>
+          <w:sz w:val="24"/>
+          <w:szCs w:val="24"/>
+        </w:rPr>
+        <w:t>UPDATE</w:t>
+      </w:r>
+      <w:r>
+        <w:rPr>
+          <w:rFonts w:ascii="Times New Roman" w:hAnsi="Times New Roman" w:cs="Times New Roman"/>
+          <w:sz w:val="24"/>
+          <w:szCs w:val="24"/>
+        </w:rPr>
+        <w:t xml:space="preserve"> (setelah </w:t>
+      </w:r>
+      <w:r>
+        <w:rPr>
+          <w:rFonts w:ascii="Times New Roman" w:hAnsi="Times New Roman" w:cs="Times New Roman"/>
+          <w:sz w:val="24"/>
+          <w:szCs w:val="24"/>
+        </w:rPr>
+        <w:t>UPDATE</w:t>
+      </w:r>
+      <w:r>
+        <w:rPr>
+          <w:rFonts w:ascii="Times New Roman" w:hAnsi="Times New Roman" w:cs="Times New Roman"/>
+          <w:sz w:val="24"/>
+          <w:szCs w:val="24"/>
+        </w:rPr>
+        <w:t>) pada tabel yang dimaksud</w:t>
+      </w:r>
+    </w:p>
+    <w:p>
+      <w:pPr>
+        <w:pStyle w:val="ListParagraph"/>
+        <w:numPr>
+          <w:ilvl w:val="0"/>
+          <w:numId w:val="3"/>
+        </w:numPr>
+        <w:rPr>
+          <w:rFonts w:ascii="Times New Roman" w:hAnsi="Times New Roman" w:cs="Times New Roman"/>
+          <w:sz w:val="24"/>
+          <w:szCs w:val="24"/>
+        </w:rPr>
+      </w:pPr>
+      <w:r>
+        <w:rPr>
+          <w:rFonts w:ascii="Times New Roman" w:hAnsi="Times New Roman" w:cs="Times New Roman"/>
+          <w:sz w:val="24"/>
+          <w:szCs w:val="24"/>
+        </w:rPr>
+        <w:t xml:space="preserve">BEFORE </w:t>
+      </w:r>
+      <w:r>
+        <w:rPr>
+          <w:rFonts w:ascii="Times New Roman" w:hAnsi="Times New Roman" w:cs="Times New Roman"/>
+          <w:sz w:val="24"/>
+          <w:szCs w:val="24"/>
+        </w:rPr>
+        <w:t>UPDATE</w:t>
+      </w:r>
+      <w:r>
+        <w:rPr>
+          <w:rFonts w:ascii="Times New Roman" w:hAnsi="Times New Roman" w:cs="Times New Roman"/>
+          <w:sz w:val="24"/>
+          <w:szCs w:val="24"/>
+        </w:rPr>
+        <w:t xml:space="preserve"> (sebelum </w:t>
+      </w:r>
+      <w:r>
+        <w:rPr>
+          <w:rFonts w:ascii="Times New Roman" w:hAnsi="Times New Roman" w:cs="Times New Roman"/>
+          <w:sz w:val="24"/>
+          <w:szCs w:val="24"/>
+        </w:rPr>
+        <w:t>UPDATE</w:t>
+      </w:r>
+      <w:r>
+        <w:rPr>
+          <w:rFonts w:ascii="Times New Roman" w:hAnsi="Times New Roman" w:cs="Times New Roman"/>
+          <w:sz w:val="24"/>
+          <w:szCs w:val="24"/>
+        </w:rPr>
+        <w:t>) pada tabel yang dimaksud</w:t>
+      </w:r>
+    </w:p>
+    <w:p>
+      <w:pPr>
+        <w:rPr>
+          <w:rFonts w:ascii="Times New Roman" w:hAnsi="Times New Roman" w:cs="Times New Roman"/>
+          <w:sz w:val="24"/>
+          <w:szCs w:val="24"/>
+        </w:rPr>
+      </w:pPr>
+    </w:p>
+    <w:p>
+      <w:pPr>
+        <w:pStyle w:val="ListParagraph"/>
+        <w:numPr>
+          <w:ilvl w:val="0"/>
+          <w:numId w:val="7"/>
+        </w:numPr>
+        <w:rPr>
+          <w:rFonts w:ascii="Times New Roman" w:hAnsi="Times New Roman" w:cs="Times New Roman"/>
+          <w:b/>
+          <w:bCs/>
+          <w:sz w:val="24"/>
+          <w:szCs w:val="24"/>
+        </w:rPr>
+      </w:pPr>
+      <w:r>
+        <w:rPr>
+          <w:rFonts w:ascii="Times New Roman" w:hAnsi="Times New Roman" w:cs="Times New Roman"/>
+          <w:b/>
+          <w:bCs/>
+          <w:sz w:val="24"/>
+          <w:szCs w:val="24"/>
+        </w:rPr>
+        <w:t>Menampilkan semua tabel:</w:t>
+      </w:r>
+    </w:p>
+    <w:p>
+      <w:pPr>
+        <w:pStyle w:val="ListParagraph"/>
+        <w:rPr>
+          <w:rFonts w:ascii="Times New Roman" w:hAnsi="Times New Roman" w:cs="Times New Roman"/>
+          <w:b/>
+          <w:bCs/>
+          <w:sz w:val="24"/>
+          <w:szCs w:val="24"/>
+        </w:rPr>
+      </w:pPr>
+      <w:r>
+        <w:rPr>
+          <w:rFonts w:ascii="Times New Roman" w:hAnsi="Times New Roman" w:cs="Times New Roman"/>
+          <w:b/>
+          <w:bCs/>
+          <w:sz w:val="24"/>
+          <w:szCs w:val="24"/>
+        </w:rPr>
+        <w:drawing>
+          <wp:inline distT="0" distB="0" distL="0" distR="0">
+            <wp:extent cx="5061210" cy="2749691"/>
+            <wp:effectExtent l="0" t="0" r="6350" b="0"/>
+            <wp:docPr id="703096153" name="Picture 15"/>
+            <wp:cNvGraphicFramePr>
+              <a:graphicFrameLocks xmlns:a="http://schemas.openxmlformats.org/drawingml/2006/main" noChangeAspect="1"/>
+            </wp:cNvGraphicFramePr>
+            <a:graphic xmlns:a="http://schemas.openxmlformats.org/drawingml/2006/main">
+              <a:graphicData uri="http://schemas.openxmlformats.org/drawingml/2006/picture">
+                <pic:pic xmlns:pic="http://schemas.openxmlformats.org/drawingml/2006/picture">
+                  <pic:nvPicPr>
+                    <pic:cNvPr id="703096153" name="Picture 703096153"/>
+                    <pic:cNvPicPr/>
+                  </pic:nvPicPr>
+                  <pic:blipFill>
+                    <a:blip r:embed="rId136">
+                      <a:extLst>
+                        <a:ext uri="{28A0092B-C50C-407E-A947-70E740481C1C}">
+                          <a14:useLocalDpi xmlns:a14="http://schemas.microsoft.com/office/drawing/2010/main" val="0"/>
+                        </a:ext>
+                      </a:extLst>
+                    </a:blip>
+                    <a:stretch>
+                      <a:fillRect/>
+                    </a:stretch>
+                  </pic:blipFill>
+                  <pic:spPr>
+                    <a:xfrm>
+                      <a:off x="0" y="0"/>
+                      <a:ext cx="5061210" cy="2749691"/>
+                    </a:xfrm>
+                    <a:prstGeom prst="rect">
+                      <a:avLst/>
+                    </a:prstGeom>
+                  </pic:spPr>
+                </pic:pic>
+              </a:graphicData>
+            </a:graphic>
+          </wp:inline>
+        </w:drawing>
+      </w:r>
+    </w:p>
+    <w:p>
+      <w:pPr>
+        <w:pStyle w:val="ListParagraph"/>
+        <w:rPr>
+          <w:rFonts w:ascii="Times New Roman" w:hAnsi="Times New Roman" w:cs="Times New Roman"/>
+          <w:b/>
+          <w:bCs/>
+          <w:sz w:val="24"/>
+          <w:szCs w:val="24"/>
+        </w:rPr>
+      </w:pPr>
+    </w:p>
+    <w:p>
+      <w:pPr>
+        <w:pStyle w:val="ListParagraph"/>
+        <w:numPr>
+          <w:ilvl w:val="0"/>
+          <w:numId w:val="7"/>
+        </w:numPr>
+        <w:rPr>
+          <w:rFonts w:ascii="Times New Roman" w:hAnsi="Times New Roman" w:cs="Times New Roman"/>
+          <w:b/>
+          <w:bCs/>
+          <w:sz w:val="24"/>
+          <w:szCs w:val="24"/>
+        </w:rPr>
+      </w:pPr>
+      <w:r>
+        <w:rPr>
+          <w:rFonts w:ascii="Times New Roman" w:hAnsi="Times New Roman" w:cs="Times New Roman"/>
+          <w:b/>
+          <w:bCs/>
+          <w:sz w:val="24"/>
+          <w:szCs w:val="24"/>
+        </w:rPr>
+        <w:t>Mel</w:t>
+      </w:r>
+      <w:r>
+        <w:rPr>
+          <w:rFonts w:ascii="Times New Roman" w:hAnsi="Times New Roman" w:cs="Times New Roman"/>
+          <w:b/>
+          <w:bCs/>
+          <w:sz w:val="24"/>
+          <w:szCs w:val="24"/>
+        </w:rPr>
+        <w:t>ihat struktur semua tabel:</w:t>
+      </w:r>
+    </w:p>
+    <w:p>
+      <w:pPr>
+        <w:pStyle w:val="ListParagraph"/>
+        <w:rPr>
+          <w:rFonts w:ascii="Times New Roman" w:hAnsi="Times New Roman" w:cs="Times New Roman"/>
+          <w:b/>
+          <w:bCs/>
+          <w:sz w:val="24"/>
+          <w:szCs w:val="24"/>
+        </w:rPr>
+      </w:pPr>
+      <w:r>
+        <w:rPr>
+          <w:rFonts w:ascii="Times New Roman" w:hAnsi="Times New Roman" w:cs="Times New Roman"/>
+          <w:b/>
+          <w:bCs/>
+          <w:sz w:val="24"/>
+          <w:szCs w:val="24"/>
+        </w:rPr>
+        <w:t>[tblbarang]</w:t>
+      </w:r>
+    </w:p>
+    <w:p>
+      <w:pPr>
+        <w:pStyle w:val="ListParagraph"/>
+        <w:rPr>
+          <w:rFonts w:ascii="Times New Roman" w:hAnsi="Times New Roman" w:cs="Times New Roman"/>
+          <w:b/>
+          <w:bCs/>
+          <w:sz w:val="24"/>
+          <w:szCs w:val="24"/>
+        </w:rPr>
+      </w:pPr>
+      <w:r>
+        <w:rPr>
+          <w:rFonts w:ascii="Times New Roman" w:hAnsi="Times New Roman" w:cs="Times New Roman"/>
+          <w:b/>
+          <w:bCs/>
+          <w:sz w:val="24"/>
+          <w:szCs w:val="24"/>
+        </w:rPr>
+        <w:lastRenderedPageBreak/>
+        <w:drawing>
+          <wp:inline distT="0" distB="0" distL="0" distR="0">
+            <wp:extent cx="5105662" cy="2667137"/>
+            <wp:effectExtent l="0" t="0" r="0" b="0"/>
+            <wp:docPr id="711308095" name="Picture 16"/>
+            <wp:cNvGraphicFramePr>
+              <a:graphicFrameLocks xmlns:a="http://schemas.openxmlformats.org/drawingml/2006/main" noChangeAspect="1"/>
+            </wp:cNvGraphicFramePr>
+            <a:graphic xmlns:a="http://schemas.openxmlformats.org/drawingml/2006/main">
+              <a:graphicData uri="http://schemas.openxmlformats.org/drawingml/2006/picture">
+                <pic:pic xmlns:pic="http://schemas.openxmlformats.org/drawingml/2006/picture">
+                  <pic:nvPicPr>
+                    <pic:cNvPr id="711308095" name="Picture 711308095"/>
+                    <pic:cNvPicPr/>
+                  </pic:nvPicPr>
+                  <pic:blipFill>
+                    <a:blip r:embed="rId137">
+                      <a:extLst>
+                        <a:ext uri="{28A0092B-C50C-407E-A947-70E740481C1C}">
+                          <a14:useLocalDpi xmlns:a14="http://schemas.microsoft.com/office/drawing/2010/main" val="0"/>
+                        </a:ext>
+                      </a:extLst>
+                    </a:blip>
+                    <a:stretch>
+                      <a:fillRect/>
+                    </a:stretch>
+                  </pic:blipFill>
+                  <pic:spPr>
+                    <a:xfrm>
+                      <a:off x="0" y="0"/>
+                      <a:ext cx="5105662" cy="2667137"/>
+                    </a:xfrm>
+                    <a:prstGeom prst="rect">
+                      <a:avLst/>
+                    </a:prstGeom>
+                  </pic:spPr>
+                </pic:pic>
+              </a:graphicData>
+            </a:graphic>
+          </wp:inline>
+        </w:drawing>
+      </w:r>
+    </w:p>
+    <w:p>
+      <w:pPr>
+        <w:pStyle w:val="ListParagraph"/>
+        <w:rPr>
+          <w:rFonts w:ascii="Times New Roman" w:hAnsi="Times New Roman" w:cs="Times New Roman"/>
+          <w:b/>
+          <w:bCs/>
+          <w:sz w:val="24"/>
+          <w:szCs w:val="24"/>
+        </w:rPr>
+      </w:pPr>
+      <w:r>
+        <w:rPr>
+          <w:rFonts w:ascii="Times New Roman" w:hAnsi="Times New Roman" w:cs="Times New Roman"/>
+          <w:b/>
+          <w:bCs/>
+          <w:sz w:val="24"/>
+          <w:szCs w:val="24"/>
+        </w:rPr>
+        <w:t>{tblkelompok]</w:t>
+      </w:r>
+    </w:p>
+    <w:p>
+      <w:pPr>
+        <w:pStyle w:val="ListParagraph"/>
+        <w:rPr>
+          <w:rFonts w:ascii="Times New Roman" w:hAnsi="Times New Roman" w:cs="Times New Roman"/>
+          <w:b/>
+          <w:bCs/>
+          <w:sz w:val="24"/>
+          <w:szCs w:val="24"/>
+        </w:rPr>
+      </w:pPr>
+      <w:r>
+        <w:rPr>
+          <w:rFonts w:ascii="Times New Roman" w:hAnsi="Times New Roman" w:cs="Times New Roman"/>
+          <w:b/>
+          <w:bCs/>
+          <w:sz w:val="24"/>
+          <w:szCs w:val="24"/>
+        </w:rPr>
+        <w:drawing>
+          <wp:inline distT="0" distB="0" distL="0" distR="0">
+            <wp:extent cx="5099312" cy="2082907"/>
+            <wp:effectExtent l="0" t="0" r="6350" b="0"/>
+            <wp:docPr id="1755545180" name="Picture 17"/>
+            <wp:cNvGraphicFramePr>
+              <a:graphicFrameLocks xmlns:a="http://schemas.openxmlformats.org/drawingml/2006/main" noChangeAspect="1"/>
+            </wp:cNvGraphicFramePr>
+            <a:graphic xmlns:a="http://schemas.openxmlformats.org/drawingml/2006/main">
+              <a:graphicData uri="http://schemas.openxmlformats.org/drawingml/2006/picture">
+                <pic:pic xmlns:pic="http://schemas.openxmlformats.org/drawingml/2006/picture">
+                  <pic:nvPicPr>
+                    <pic:cNvPr id="1755545180" name="Picture 1755545180"/>
+                    <pic:cNvPicPr/>
+                  </pic:nvPicPr>
+                  <pic:blipFill>
+                    <a:blip r:embed="rId138">
+                      <a:extLst>
+                        <a:ext uri="{28A0092B-C50C-407E-A947-70E740481C1C}">
+                          <a14:useLocalDpi xmlns:a14="http://schemas.microsoft.com/office/drawing/2010/main" val="0"/>
+                        </a:ext>
+                      </a:extLst>
+                    </a:blip>
+                    <a:stretch>
+                      <a:fillRect/>
+                    </a:stretch>
+                  </pic:blipFill>
+                  <pic:spPr>
+                    <a:xfrm>
+                      <a:off x="0" y="0"/>
+                      <a:ext cx="5099312" cy="2082907"/>
+                    </a:xfrm>
+                    <a:prstGeom prst="rect">
+                      <a:avLst/>
+                    </a:prstGeom>
+                  </pic:spPr>
+                </pic:pic>
+              </a:graphicData>
+            </a:graphic>
+          </wp:inline>
+        </w:drawing>
+      </w:r>
+    </w:p>
+    <w:p>
+      <w:pPr>
+        <w:pStyle w:val="ListParagraph"/>
+        <w:rPr>
+          <w:rFonts w:ascii="Times New Roman" w:hAnsi="Times New Roman" w:cs="Times New Roman"/>
+          <w:b/>
+          <w:bCs/>
+          <w:sz w:val="24"/>
+          <w:szCs w:val="24"/>
+        </w:rPr>
+      </w:pPr>
+      <w:r>
+        <w:rPr>
+          <w:rFonts w:ascii="Times New Roman" w:hAnsi="Times New Roman" w:cs="Times New Roman"/>
+          <w:b/>
+          <w:bCs/>
+          <w:sz w:val="24"/>
+          <w:szCs w:val="24"/>
+        </w:rPr>
+        <w:t>[tblorder]</w:t>
+      </w:r>
+    </w:p>
+    <w:p>
+      <w:pPr>
+        <w:pStyle w:val="ListParagraph"/>
+        <w:rPr>
+          <w:rFonts w:ascii="Times New Roman" w:hAnsi="Times New Roman" w:cs="Times New Roman"/>
+          <w:b/>
+          <w:bCs/>
+          <w:sz w:val="24"/>
+          <w:szCs w:val="24"/>
+        </w:rPr>
+      </w:pPr>
+      <w:r>
+        <w:rPr>
+          <w:rFonts w:ascii="Times New Roman" w:hAnsi="Times New Roman" w:cs="Times New Roman"/>
+          <w:b/>
+          <w:bCs/>
+          <w:sz w:val="24"/>
+          <w:szCs w:val="24"/>
+        </w:rPr>
+        <w:drawing>
+          <wp:inline distT="0" distB="0" distL="0" distR="0">
+            <wp:extent cx="5321573" cy="2749691"/>
+            <wp:effectExtent l="0" t="0" r="0" b="0"/>
+            <wp:docPr id="1548785225" name="Picture 18"/>
+            <wp:cNvGraphicFramePr>
+              <a:graphicFrameLocks xmlns:a="http://schemas.openxmlformats.org/drawingml/2006/main" noChangeAspect="1"/>
+            </wp:cNvGraphicFramePr>
+            <a:graphic xmlns:a="http://schemas.openxmlformats.org/drawingml/2006/main">
+              <a:graphicData uri="http://schemas.openxmlformats.org/drawingml/2006/picture">
+                <pic:pic xmlns:pic="http://schemas.openxmlformats.org/drawingml/2006/picture">
+                  <pic:nvPicPr>
+                    <pic:cNvPr id="1548785225" name="Picture 1548785225"/>
+                    <pic:cNvPicPr/>
+                  </pic:nvPicPr>
+                  <pic:blipFill>
+                    <a:blip r:embed="rId139">
+                      <a:extLst>
+                        <a:ext uri="{28A0092B-C50C-407E-A947-70E740481C1C}">
+                          <a14:useLocalDpi xmlns:a14="http://schemas.microsoft.com/office/drawing/2010/main" val="0"/>
+                        </a:ext>
+                      </a:extLst>
+                    </a:blip>
+                    <a:stretch>
+                      <a:fillRect/>
+                    </a:stretch>
+                  </pic:blipFill>
+                  <pic:spPr>
+                    <a:xfrm>
+                      <a:off x="0" y="0"/>
+                      <a:ext cx="5321573" cy="2749691"/>
+                    </a:xfrm>
+                    <a:prstGeom prst="rect">
+                      <a:avLst/>
+                    </a:prstGeom>
+                  </pic:spPr>
+                </pic:pic>
+              </a:graphicData>
+            </a:graphic>
+          </wp:inline>
+        </w:drawing>
+      </w:r>
+    </w:p>
+    <w:p>
+      <w:pPr>
+        <w:pStyle w:val="ListParagraph"/>
+        <w:rPr>
+          <w:rFonts w:ascii="Times New Roman" w:hAnsi="Times New Roman" w:cs="Times New Roman"/>
+          <w:b/>
+          <w:bCs/>
+          <w:sz w:val="24"/>
+          <w:szCs w:val="24"/>
+        </w:rPr>
+      </w:pPr>
+      <w:r>
+        <w:rPr>
+          <w:rFonts w:ascii="Times New Roman" w:hAnsi="Times New Roman" w:cs="Times New Roman"/>
+          <w:b/>
+          <w:bCs/>
+          <w:sz w:val="24"/>
+          <w:szCs w:val="24"/>
+        </w:rPr>
+        <w:t>[tblorderdetail]</w:t>
+      </w:r>
+    </w:p>
+    <w:p>
+      <w:pPr>
+        <w:pStyle w:val="ListParagraph"/>
+        <w:rPr>
+          <w:rFonts w:ascii="Times New Roman" w:hAnsi="Times New Roman" w:cs="Times New Roman"/>
+          <w:b/>
+          <w:bCs/>
+          <w:sz w:val="24"/>
+          <w:szCs w:val="24"/>
+        </w:rPr>
+      </w:pPr>
+      <w:r>
+        <w:rPr>
+          <w:rFonts w:ascii="Times New Roman" w:hAnsi="Times New Roman" w:cs="Times New Roman"/>
+          <w:b/>
+          <w:bCs/>
+          <w:sz w:val="24"/>
+          <w:szCs w:val="24"/>
+        </w:rPr>
+        <w:lastRenderedPageBreak/>
+        <w:drawing>
+          <wp:inline distT="0" distB="0" distL="0" distR="0">
+            <wp:extent cx="5340624" cy="2305168"/>
+            <wp:effectExtent l="0" t="0" r="0" b="0"/>
+            <wp:docPr id="861204204" name="Picture 19"/>
+            <wp:cNvGraphicFramePr>
+              <a:graphicFrameLocks xmlns:a="http://schemas.openxmlformats.org/drawingml/2006/main" noChangeAspect="1"/>
+            </wp:cNvGraphicFramePr>
+            <a:graphic xmlns:a="http://schemas.openxmlformats.org/drawingml/2006/main">
+              <a:graphicData uri="http://schemas.openxmlformats.org/drawingml/2006/picture">
+                <pic:pic xmlns:pic="http://schemas.openxmlformats.org/drawingml/2006/picture">
+                  <pic:nvPicPr>
+                    <pic:cNvPr id="861204204" name="Picture 861204204"/>
+                    <pic:cNvPicPr/>
+                  </pic:nvPicPr>
+                  <pic:blipFill>
+                    <a:blip r:embed="rId140">
+                      <a:extLst>
+                        <a:ext uri="{28A0092B-C50C-407E-A947-70E740481C1C}">
+                          <a14:useLocalDpi xmlns:a14="http://schemas.microsoft.com/office/drawing/2010/main" val="0"/>
+                        </a:ext>
+                      </a:extLst>
+                    </a:blip>
+                    <a:stretch>
+                      <a:fillRect/>
+                    </a:stretch>
+                  </pic:blipFill>
+                  <pic:spPr>
+                    <a:xfrm>
+                      <a:off x="0" y="0"/>
+                      <a:ext cx="5340624" cy="2305168"/>
+                    </a:xfrm>
+                    <a:prstGeom prst="rect">
+                      <a:avLst/>
+                    </a:prstGeom>
+                  </pic:spPr>
+                </pic:pic>
+              </a:graphicData>
+            </a:graphic>
+          </wp:inline>
+        </w:drawing>
+      </w:r>
+    </w:p>
+    <w:p>
+      <w:pPr>
+        <w:pStyle w:val="ListParagraph"/>
+        <w:rPr>
+          <w:rFonts w:ascii="Times New Roman" w:hAnsi="Times New Roman" w:cs="Times New Roman"/>
+          <w:b/>
+          <w:bCs/>
+          <w:sz w:val="24"/>
+          <w:szCs w:val="24"/>
+        </w:rPr>
+      </w:pPr>
+      <w:r>
+        <w:rPr>
+          <w:rFonts w:ascii="Times New Roman" w:hAnsi="Times New Roman" w:cs="Times New Roman"/>
+          <w:b/>
+          <w:bCs/>
+          <w:sz w:val="24"/>
+          <w:szCs w:val="24"/>
+        </w:rPr>
+        <w:t>[tblpelanggan]</w:t>
+      </w:r>
+    </w:p>
+    <w:p>
+      <w:pPr>
+        <w:pStyle w:val="ListParagraph"/>
+        <w:rPr>
+          <w:rFonts w:ascii="Times New Roman" w:hAnsi="Times New Roman" w:cs="Times New Roman"/>
+          <w:b/>
+          <w:bCs/>
+          <w:sz w:val="24"/>
+          <w:szCs w:val="24"/>
+        </w:rPr>
+      </w:pPr>
+      <w:r>
+        <w:rPr>
+          <w:rFonts w:ascii="Times New Roman" w:hAnsi="Times New Roman" w:cs="Times New Roman"/>
+          <w:b/>
+          <w:bCs/>
+          <w:sz w:val="24"/>
+          <w:szCs w:val="24"/>
+        </w:rPr>
+        <w:drawing>
+          <wp:inline distT="0" distB="0" distL="0" distR="0">
+            <wp:extent cx="5334274" cy="2057506"/>
+            <wp:effectExtent l="0" t="0" r="0" b="0"/>
+            <wp:docPr id="32664383" name="Picture 20"/>
+            <wp:cNvGraphicFramePr>
+              <a:graphicFrameLocks xmlns:a="http://schemas.openxmlformats.org/drawingml/2006/main" noChangeAspect="1"/>
+            </wp:cNvGraphicFramePr>
+            <a:graphic xmlns:a="http://schemas.openxmlformats.org/drawingml/2006/main">
+              <a:graphicData uri="http://schemas.openxmlformats.org/drawingml/2006/picture">
+                <pic:pic xmlns:pic="http://schemas.openxmlformats.org/drawingml/2006/picture">
+                  <pic:nvPicPr>
+                    <pic:cNvPr id="32664383" name="Picture 32664383"/>
+                    <pic:cNvPicPr/>
+                  </pic:nvPicPr>
+                  <pic:blipFill>
+                    <a:blip r:embed="rId141">
+                      <a:extLst>
+                        <a:ext uri="{28A0092B-C50C-407E-A947-70E740481C1C}">
+                          <a14:useLocalDpi xmlns:a14="http://schemas.microsoft.com/office/drawing/2010/main" val="0"/>
+                        </a:ext>
+                      </a:extLst>
+                    </a:blip>
+                    <a:stretch>
+                      <a:fillRect/>
+                    </a:stretch>
+                  </pic:blipFill>
+                  <pic:spPr>
+                    <a:xfrm>
+                      <a:off x="0" y="0"/>
+                      <a:ext cx="5334274" cy="2057506"/>
+                    </a:xfrm>
+                    <a:prstGeom prst="rect">
+                      <a:avLst/>
+                    </a:prstGeom>
+                  </pic:spPr>
+                </pic:pic>
+              </a:graphicData>
+            </a:graphic>
+          </wp:inline>
+        </w:drawing>
+      </w:r>
+    </w:p>
+    <w:p>
+      <w:pPr>
+        <w:pStyle w:val="ListParagraph"/>
+        <w:rPr>
+          <w:rFonts w:ascii="Times New Roman" w:hAnsi="Times New Roman" w:cs="Times New Roman"/>
+          <w:b/>
+          <w:bCs/>
+          <w:sz w:val="24"/>
+          <w:szCs w:val="24"/>
+        </w:rPr>
+      </w:pPr>
+    </w:p>
+    <w:p>
+      <w:pPr>
+        <w:pStyle w:val="ListParagraph"/>
+        <w:numPr>
+          <w:ilvl w:val="0"/>
+          <w:numId w:val="7"/>
+        </w:numPr>
+        <w:rPr>
+          <w:rFonts w:ascii="Times New Roman" w:hAnsi="Times New Roman" w:cs="Times New Roman"/>
+          <w:b/>
+          <w:bCs/>
+          <w:sz w:val="24"/>
+          <w:szCs w:val="24"/>
+        </w:rPr>
+      </w:pPr>
+      <w:r>
+        <w:rPr>
+          <w:rFonts w:ascii="Times New Roman" w:hAnsi="Times New Roman" w:cs="Times New Roman"/>
+          <w:b/>
+          <w:bCs/>
+          <w:sz w:val="24"/>
+          <w:szCs w:val="24"/>
+        </w:rPr>
+        <w:t>Penyusunan proses bisnia</w:t>
+      </w:r>
+    </w:p>
+    <w:p>
+      <w:pPr>
+        <w:pStyle w:val="ListParagraph"/>
+        <w:rPr>
+          <w:rFonts w:ascii="Times New Roman" w:hAnsi="Times New Roman" w:cs="Times New Roman"/>
+          <w:sz w:val="24"/>
+          <w:szCs w:val="24"/>
+        </w:rPr>
+      </w:pPr>
+      <w:r>
+        <w:rPr>
+          <w:rFonts w:ascii="Times New Roman" w:hAnsi="Times New Roman" w:cs="Times New Roman"/>
+          <w:sz w:val="24"/>
+          <w:szCs w:val="24"/>
+        </w:rPr>
+        <w:t xml:space="preserve">Jadi, kolom [stokbarang] pada tabel [tblbarang] akan </w:t>
+      </w:r>
+      <w:r>
+        <w:rPr>
+          <w:rFonts w:ascii="Times New Roman" w:hAnsi="Times New Roman" w:cs="Times New Roman"/>
+          <w:b/>
+          <w:bCs/>
+          <w:sz w:val="24"/>
+          <w:szCs w:val="24"/>
+        </w:rPr>
+        <w:t>BERKURANG</w:t>
+      </w:r>
+      <w:r>
+        <w:rPr>
+          <w:rFonts w:ascii="Times New Roman" w:hAnsi="Times New Roman" w:cs="Times New Roman"/>
+          <w:sz w:val="24"/>
+          <w:szCs w:val="24"/>
+        </w:rPr>
+        <w:t xml:space="preserve"> jika terjadi </w:t>
+      </w:r>
+      <w:r>
+        <w:rPr>
+          <w:rFonts w:ascii="Times New Roman" w:hAnsi="Times New Roman" w:cs="Times New Roman"/>
+          <w:b/>
+          <w:bCs/>
+          <w:sz w:val="24"/>
+          <w:szCs w:val="24"/>
+        </w:rPr>
+        <w:t>INSERT</w:t>
+      </w:r>
+      <w:r>
+        <w:rPr>
+          <w:rFonts w:ascii="Times New Roman" w:hAnsi="Times New Roman" w:cs="Times New Roman"/>
+          <w:sz w:val="24"/>
+          <w:szCs w:val="24"/>
+        </w:rPr>
+        <w:t xml:space="preserve"> data pada tabel [tblorderdetail].</w:t>
+      </w:r>
+    </w:p>
+    <w:p>
+      <w:pPr>
+        <w:pStyle w:val="ListParagraph"/>
+        <w:rPr>
+          <w:rFonts w:ascii="Times New Roman" w:hAnsi="Times New Roman" w:cs="Times New Roman"/>
+          <w:sz w:val="24"/>
+          <w:szCs w:val="24"/>
+        </w:rPr>
+      </w:pPr>
+      <w:r>
+        <w:rPr>
+          <w:rFonts w:ascii="Times New Roman" w:hAnsi="Times New Roman" w:cs="Times New Roman"/>
+          <w:sz w:val="24"/>
+          <w:szCs w:val="24"/>
+        </w:rPr>
+        <w:t>Kemudian, k</w:t>
+      </w:r>
+      <w:r>
+        <w:rPr>
+          <w:rFonts w:ascii="Times New Roman" w:hAnsi="Times New Roman" w:cs="Times New Roman"/>
+          <w:sz w:val="24"/>
+          <w:szCs w:val="24"/>
+        </w:rPr>
+        <w:t xml:space="preserve">olom [stokbarang] pada tabel [tblbarang] akan </w:t>
+      </w:r>
+      <w:r>
+        <w:rPr>
+          <w:rFonts w:ascii="Times New Roman" w:hAnsi="Times New Roman" w:cs="Times New Roman"/>
+          <w:b/>
+          <w:bCs/>
+          <w:sz w:val="24"/>
+          <w:szCs w:val="24"/>
+        </w:rPr>
+        <w:t>BERTAMBAH</w:t>
+      </w:r>
+      <w:r>
+        <w:rPr>
+          <w:rFonts w:ascii="Times New Roman" w:hAnsi="Times New Roman" w:cs="Times New Roman"/>
+          <w:sz w:val="24"/>
+          <w:szCs w:val="24"/>
+        </w:rPr>
+        <w:t xml:space="preserve"> jika terjadi </w:t>
+      </w:r>
+      <w:r>
+        <w:rPr>
+          <w:rFonts w:ascii="Times New Roman" w:hAnsi="Times New Roman" w:cs="Times New Roman"/>
+          <w:b/>
+          <w:bCs/>
+          <w:sz w:val="24"/>
+          <w:szCs w:val="24"/>
+        </w:rPr>
+        <w:t>DELETE</w:t>
+      </w:r>
+      <w:r>
+        <w:rPr>
+          <w:rFonts w:ascii="Times New Roman" w:hAnsi="Times New Roman" w:cs="Times New Roman"/>
+          <w:sz w:val="24"/>
+          <w:szCs w:val="24"/>
+        </w:rPr>
+        <w:t xml:space="preserve"> data pada tabel [tblorderdetail]</w:t>
+      </w:r>
+      <w:r>
+        <w:rPr>
+          <w:rFonts w:ascii="Times New Roman" w:hAnsi="Times New Roman" w:cs="Times New Roman"/>
+          <w:sz w:val="24"/>
+          <w:szCs w:val="24"/>
+        </w:rPr>
+        <w:t>.</w:t>
+      </w:r>
+    </w:p>
+    <w:p>
+      <w:pPr>
+        <w:pStyle w:val="ListParagraph"/>
+        <w:rPr>
+          <w:rFonts w:ascii="Times New Roman" w:hAnsi="Times New Roman" w:cs="Times New Roman"/>
+          <w:sz w:val="24"/>
+          <w:szCs w:val="24"/>
+        </w:rPr>
+      </w:pPr>
+      <w:r>
+        <w:rPr>
+          <w:rFonts w:ascii="Times New Roman" w:hAnsi="Times New Roman" w:cs="Times New Roman"/>
+          <w:sz w:val="24"/>
+          <w:szCs w:val="24"/>
+        </w:rPr>
+        <w:t>Lalu, k</w:t>
+      </w:r>
+      <w:r>
+        <w:rPr>
+          <w:rFonts w:ascii="Times New Roman" w:hAnsi="Times New Roman" w:cs="Times New Roman"/>
+          <w:sz w:val="24"/>
+          <w:szCs w:val="24"/>
+        </w:rPr>
+        <w:t xml:space="preserve">olom [total] pada tabel [tblorder] akan </w:t>
+      </w:r>
+      <w:r>
+        <w:rPr>
+          <w:rFonts w:ascii="Times New Roman" w:hAnsi="Times New Roman" w:cs="Times New Roman"/>
+          <w:b/>
+          <w:bCs/>
+          <w:sz w:val="24"/>
+          <w:szCs w:val="24"/>
+        </w:rPr>
+        <w:t>BERTAMBAH</w:t>
+      </w:r>
+      <w:r>
+        <w:rPr>
+          <w:rFonts w:ascii="Times New Roman" w:hAnsi="Times New Roman" w:cs="Times New Roman"/>
+          <w:sz w:val="24"/>
+          <w:szCs w:val="24"/>
+        </w:rPr>
+        <w:t xml:space="preserve"> jika terjadi </w:t>
+      </w:r>
+      <w:r>
+        <w:rPr>
+          <w:rFonts w:ascii="Times New Roman" w:hAnsi="Times New Roman" w:cs="Times New Roman"/>
+          <w:b/>
+          <w:bCs/>
+          <w:sz w:val="24"/>
+          <w:szCs w:val="24"/>
+        </w:rPr>
+        <w:t xml:space="preserve">INSERT </w:t>
+      </w:r>
+      <w:r>
+        <w:rPr>
+          <w:rFonts w:ascii="Times New Roman" w:hAnsi="Times New Roman" w:cs="Times New Roman"/>
+          <w:sz w:val="24"/>
+          <w:szCs w:val="24"/>
+        </w:rPr>
+        <w:t>data pada tabel [tblorderdetail]</w:t>
+      </w:r>
+      <w:r>
+        <w:rPr>
+          <w:rFonts w:ascii="Times New Roman" w:hAnsi="Times New Roman" w:cs="Times New Roman"/>
+          <w:sz w:val="24"/>
+          <w:szCs w:val="24"/>
+        </w:rPr>
+        <w:t>.</w:t>
+      </w:r>
+    </w:p>
+    <w:p>
+      <w:pPr>
+        <w:pStyle w:val="ListParagraph"/>
+        <w:rPr>
+          <w:rFonts w:ascii="Times New Roman" w:hAnsi="Times New Roman" w:cs="Times New Roman"/>
+          <w:sz w:val="24"/>
+          <w:szCs w:val="24"/>
+        </w:rPr>
+      </w:pPr>
+      <w:r>
+        <w:rPr>
+          <w:rFonts w:ascii="Times New Roman" w:hAnsi="Times New Roman" w:cs="Times New Roman"/>
+          <w:sz w:val="24"/>
+          <w:szCs w:val="24"/>
+        </w:rPr>
+        <w:t xml:space="preserve">Terakhir, </w:t>
+      </w:r>
+      <w:r>
+        <w:rPr>
+          <w:rFonts w:ascii="Times New Roman" w:hAnsi="Times New Roman" w:cs="Times New Roman"/>
+          <w:sz w:val="24"/>
+          <w:szCs w:val="24"/>
+        </w:rPr>
+        <w:t xml:space="preserve">kolom [total] pada tabel [tblorder] akan </w:t>
+      </w:r>
+      <w:r>
+        <w:rPr>
+          <w:rFonts w:ascii="Times New Roman" w:hAnsi="Times New Roman" w:cs="Times New Roman"/>
+          <w:b/>
+          <w:bCs/>
+          <w:sz w:val="24"/>
+          <w:szCs w:val="24"/>
+        </w:rPr>
+        <w:t>BERKURANG</w:t>
+      </w:r>
+      <w:r>
+        <w:rPr>
+          <w:rFonts w:ascii="Times New Roman" w:hAnsi="Times New Roman" w:cs="Times New Roman"/>
+          <w:sz w:val="24"/>
+          <w:szCs w:val="24"/>
+        </w:rPr>
+        <w:t xml:space="preserve"> jika terjadi </w:t>
+      </w:r>
+      <w:r>
+        <w:rPr>
+          <w:rFonts w:ascii="Times New Roman" w:hAnsi="Times New Roman" w:cs="Times New Roman"/>
+          <w:b/>
+          <w:bCs/>
+          <w:sz w:val="24"/>
+          <w:szCs w:val="24"/>
+        </w:rPr>
+        <w:t>DELETE</w:t>
+      </w:r>
+      <w:r>
+        <w:rPr>
+          <w:rFonts w:ascii="Times New Roman" w:hAnsi="Times New Roman" w:cs="Times New Roman"/>
+          <w:sz w:val="24"/>
+          <w:szCs w:val="24"/>
+        </w:rPr>
+        <w:t xml:space="preserve"> data pada tabel [tblorderdetail]</w:t>
+      </w:r>
+      <w:r>
+        <w:rPr>
+          <w:rFonts w:ascii="Times New Roman" w:hAnsi="Times New Roman" w:cs="Times New Roman"/>
+          <w:sz w:val="24"/>
+          <w:szCs w:val="24"/>
+        </w:rPr>
+        <w:t>.</w:t>
+      </w:r>
+    </w:p>
+    <w:p>
+      <w:pPr>
+        <w:pStyle w:val="ListParagraph"/>
+        <w:rPr>
+          <w:rFonts w:ascii="Times New Roman" w:hAnsi="Times New Roman" w:cs="Times New Roman"/>
+          <w:sz w:val="24"/>
+          <w:szCs w:val="24"/>
+        </w:rPr>
+      </w:pPr>
+    </w:p>
+    <w:p>
+      <w:pPr>
+        <w:pStyle w:val="ListParagraph"/>
+        <w:numPr>
+          <w:ilvl w:val="0"/>
+          <w:numId w:val="7"/>
+        </w:numPr>
+        <w:rPr>
+          <w:rFonts w:ascii="Times New Roman" w:hAnsi="Times New Roman" w:cs="Times New Roman"/>
+          <w:sz w:val="24"/>
+          <w:szCs w:val="24"/>
+        </w:rPr>
+      </w:pPr>
+      <w:r>
+        <w:rPr>
+          <w:rFonts w:ascii="Times New Roman" w:hAnsi="Times New Roman" w:cs="Times New Roman"/>
+          <w:b/>
+          <w:bCs/>
+          <w:sz w:val="24"/>
+          <w:szCs w:val="24"/>
+        </w:rPr>
+        <w:t>Pemeriksaan nama kolom yang sama</w:t>
+      </w:r>
+    </w:p>
+    <w:p>
+      <w:pPr>
+        <w:pStyle w:val="ListParagraph"/>
+        <w:rPr>
+          <w:rFonts w:ascii="Times New Roman" w:hAnsi="Times New Roman" w:cs="Times New Roman"/>
+          <w:sz w:val="24"/>
+          <w:szCs w:val="24"/>
+        </w:rPr>
+      </w:pPr>
+      <w:r>
+        <w:rPr>
+          <w:rFonts w:ascii="Times New Roman" w:hAnsi="Times New Roman" w:cs="Times New Roman"/>
+          <w:sz w:val="24"/>
+          <w:szCs w:val="24"/>
+        </w:rPr>
+        <w:t>Mengubah nama kolom [hargajual] pada tabel [tblorderdetail] menjadi [hargapenjualan]</w:t>
+      </w:r>
+      <w:r>
+        <w:rPr>
+          <w:rFonts w:ascii="Times New Roman" w:hAnsi="Times New Roman" w:cs="Times New Roman"/>
+          <w:sz w:val="24"/>
+          <w:szCs w:val="24"/>
+        </w:rPr>
+        <w:t xml:space="preserve"> karena mereka ialah kolom yang sama :</w:t>
+      </w:r>
+    </w:p>
+    <w:p>
+      <w:pPr>
+        <w:pStyle w:val="ListParagraph"/>
+        <w:rPr>
+          <w:rFonts w:ascii="Times New Roman" w:hAnsi="Times New Roman" w:cs="Times New Roman"/>
+          <w:sz w:val="24"/>
+          <w:szCs w:val="24"/>
+        </w:rPr>
+      </w:pPr>
+      <w:r>
+        <w:rPr>
+          <w:rFonts w:ascii="Times New Roman" w:hAnsi="Times New Roman" w:cs="Times New Roman"/>
+          <w:sz w:val="24"/>
+          <w:szCs w:val="24"/>
+        </w:rPr>
+        <w:drawing>
+          <wp:inline distT="0" distB="0" distL="0" distR="0">
+            <wp:extent cx="5731510" cy="995045"/>
+            <wp:effectExtent l="0" t="0" r="2540" b="0"/>
+            <wp:docPr id="1192830328" name="Picture 21"/>
+            <wp:cNvGraphicFramePr>
+              <a:graphicFrameLocks xmlns:a="http://schemas.openxmlformats.org/drawingml/2006/main" noChangeAspect="1"/>
+            </wp:cNvGraphicFramePr>
+            <a:graphic xmlns:a="http://schemas.openxmlformats.org/drawingml/2006/main">
+              <a:graphicData uri="http://schemas.openxmlformats.org/drawingml/2006/picture">
+                <pic:pic xmlns:pic="http://schemas.openxmlformats.org/drawingml/2006/picture">
+                  <pic:nvPicPr>
+                    <pic:cNvPr id="1192830328" name="Picture 1192830328"/>
+                    <pic:cNvPicPr/>
+                  </pic:nvPicPr>
+                  <pic:blipFill>
+                    <a:blip r:embed="rId142">
+                      <a:extLst>
+                        <a:ext uri="{28A0092B-C50C-407E-A947-70E740481C1C}">
+                          <a14:useLocalDpi xmlns:a14="http://schemas.microsoft.com/office/drawing/2010/main" val="0"/>
+                        </a:ext>
+                      </a:extLst>
+                    </a:blip>
+                    <a:stretch>
+                      <a:fillRect/>
+                    </a:stretch>
+                  </pic:blipFill>
+                  <pic:spPr>
+                    <a:xfrm>
+                      <a:off x="0" y="0"/>
+                      <a:ext cx="5731510" cy="995045"/>
+                    </a:xfrm>
+                    <a:prstGeom prst="rect">
+                      <a:avLst/>
+                    </a:prstGeom>
+                  </pic:spPr>
+                </pic:pic>
+              </a:graphicData>
+            </a:graphic>
+          </wp:inline>
+        </w:drawing>
+      </w:r>
+    </w:p>
+    <w:p>
+      <w:pPr>
+        <w:pStyle w:val="ListParagraph"/>
+        <w:rPr>
+          <w:rFonts w:ascii="Times New Roman" w:hAnsi="Times New Roman" w:cs="Times New Roman"/>
+          <w:sz w:val="24"/>
+          <w:szCs w:val="24"/>
+        </w:rPr>
+      </w:pPr>
+      <w:r>
+        <w:rPr>
+          <w:rFonts w:ascii="Times New Roman" w:hAnsi="Times New Roman" w:cs="Times New Roman"/>
+          <w:sz w:val="24"/>
+          <w:szCs w:val="24"/>
+        </w:rPr>
+        <w:t>Melihat hasil perubahan:</w:t>
+      </w:r>
+    </w:p>
+    <w:p>
+      <w:pPr>
+        <w:pStyle w:val="ListParagraph"/>
+        <w:rPr>
+          <w:rFonts w:ascii="Times New Roman" w:hAnsi="Times New Roman" w:cs="Times New Roman"/>
+          <w:b/>
+          <w:bCs/>
+          <w:sz w:val="24"/>
+          <w:szCs w:val="24"/>
+        </w:rPr>
+      </w:pPr>
+      <w:r>
+        <w:rPr>
+          <w:rFonts w:ascii="Times New Roman" w:hAnsi="Times New Roman" w:cs="Times New Roman"/>
+          <w:b/>
+          <w:bCs/>
+          <w:sz w:val="24"/>
+          <w:szCs w:val="24"/>
+        </w:rPr>
+        <w:lastRenderedPageBreak/>
+        <w:drawing>
+          <wp:inline distT="0" distB="0" distL="0" distR="0">
+            <wp:extent cx="5731510" cy="2252345"/>
+            <wp:effectExtent l="0" t="0" r="2540" b="0"/>
+            <wp:docPr id="2073230078" name="Picture 22"/>
+            <wp:cNvGraphicFramePr>
+              <a:graphicFrameLocks xmlns:a="http://schemas.openxmlformats.org/drawingml/2006/main" noChangeAspect="1"/>
+            </wp:cNvGraphicFramePr>
+            <a:graphic xmlns:a="http://schemas.openxmlformats.org/drawingml/2006/main">
+              <a:graphicData uri="http://schemas.openxmlformats.org/drawingml/2006/picture">
+                <pic:pic xmlns:pic="http://schemas.openxmlformats.org/drawingml/2006/picture">
+                  <pic:nvPicPr>
+                    <pic:cNvPr id="2073230078" name="Picture 2073230078"/>
+                    <pic:cNvPicPr/>
+                  </pic:nvPicPr>
+                  <pic:blipFill>
+                    <a:blip r:embed="rId143">
+                      <a:extLst>
+                        <a:ext uri="{28A0092B-C50C-407E-A947-70E740481C1C}">
+                          <a14:useLocalDpi xmlns:a14="http://schemas.microsoft.com/office/drawing/2010/main" val="0"/>
+                        </a:ext>
+                      </a:extLst>
+                    </a:blip>
+                    <a:stretch>
+                      <a:fillRect/>
+                    </a:stretch>
+                  </pic:blipFill>
+                  <pic:spPr>
+                    <a:xfrm>
+                      <a:off x="0" y="0"/>
+                      <a:ext cx="5731510" cy="2252345"/>
+                    </a:xfrm>
+                    <a:prstGeom prst="rect">
+                      <a:avLst/>
+                    </a:prstGeom>
+                  </pic:spPr>
+                </pic:pic>
+              </a:graphicData>
+            </a:graphic>
+          </wp:inline>
+        </w:drawing>
+      </w:r>
+    </w:p>
+    <w:p>
+      <w:pPr>
+        <w:pStyle w:val="ListParagraph"/>
+        <w:rPr>
+          <w:rFonts w:ascii="Times New Roman" w:hAnsi="Times New Roman" w:cs="Times New Roman"/>
+          <w:b/>
+          <w:bCs/>
+          <w:sz w:val="24"/>
+          <w:szCs w:val="24"/>
+        </w:rPr>
+      </w:pPr>
+    </w:p>
+    <w:p>
+      <w:pPr>
+        <w:pStyle w:val="ListParagraph"/>
+        <w:numPr>
+          <w:ilvl w:val="0"/>
+          <w:numId w:val="7"/>
+        </w:numPr>
+        <w:rPr>
+          <w:rFonts w:ascii="Times New Roman" w:hAnsi="Times New Roman" w:cs="Times New Roman"/>
+          <w:b/>
+          <w:bCs/>
+          <w:sz w:val="24"/>
+          <w:szCs w:val="24"/>
+        </w:rPr>
+      </w:pPr>
+      <w:r>
+        <w:rPr>
+          <w:rFonts w:ascii="Times New Roman" w:hAnsi="Times New Roman" w:cs="Times New Roman"/>
+          <w:b/>
+          <w:bCs/>
+          <w:sz w:val="24"/>
+          <w:szCs w:val="24"/>
+        </w:rPr>
+        <w:t>Pemeriksaan kolom untuk perubahan hasil trigger</w:t>
+      </w:r>
+    </w:p>
+    <w:p>
+      <w:pPr>
+        <w:pStyle w:val="ListParagraph"/>
+        <w:rPr>
+          <w:rFonts w:ascii="Times New Roman" w:hAnsi="Times New Roman" w:cs="Times New Roman"/>
+          <w:sz w:val="24"/>
+          <w:szCs w:val="24"/>
+        </w:rPr>
+      </w:pPr>
+      <w:r>
+        <w:rPr>
+          <w:rFonts w:ascii="Times New Roman" w:hAnsi="Times New Roman" w:cs="Times New Roman"/>
+          <w:sz w:val="24"/>
+          <w:szCs w:val="24"/>
+        </w:rPr>
+        <w:t>Kolom [stokbarang] berikut ini belum di SET DEFAULT dengan ANGKA NOL:</w:t>
+      </w:r>
+    </w:p>
+    <w:p>
+      <w:pPr>
+        <w:pStyle w:val="ListParagraph"/>
+        <w:rPr>
+          <w:rFonts w:ascii="Times New Roman" w:hAnsi="Times New Roman" w:cs="Times New Roman"/>
+          <w:sz w:val="24"/>
+          <w:szCs w:val="24"/>
+        </w:rPr>
+      </w:pPr>
+      <w:r>
+        <w:rPr>
+          <w:rFonts w:ascii="Times New Roman" w:hAnsi="Times New Roman" w:cs="Times New Roman"/>
+          <w:sz w:val="24"/>
+          <w:szCs w:val="24"/>
+        </w:rPr>
+        <w:drawing>
+          <wp:inline distT="0" distB="0" distL="0" distR="0">
+            <wp:extent cx="5105662" cy="2667137"/>
+            <wp:effectExtent l="0" t="0" r="0" b="0"/>
+            <wp:docPr id="1994647460" name="Picture 23"/>
+            <wp:cNvGraphicFramePr>
+              <a:graphicFrameLocks xmlns:a="http://schemas.openxmlformats.org/drawingml/2006/main" noChangeAspect="1"/>
+            </wp:cNvGraphicFramePr>
+            <a:graphic xmlns:a="http://schemas.openxmlformats.org/drawingml/2006/main">
+              <a:graphicData uri="http://schemas.openxmlformats.org/drawingml/2006/picture">
+                <pic:pic xmlns:pic="http://schemas.openxmlformats.org/drawingml/2006/picture">
+                  <pic:nvPicPr>
+                    <pic:cNvPr id="1994647460" name="Picture 1994647460"/>
+                    <pic:cNvPicPr/>
+                  </pic:nvPicPr>
+                  <pic:blipFill>
+                    <a:blip r:embed="rId137">
+                      <a:extLst>
+                        <a:ext uri="{28A0092B-C50C-407E-A947-70E740481C1C}">
+                          <a14:useLocalDpi xmlns:a14="http://schemas.microsoft.com/office/drawing/2010/main" val="0"/>
+                        </a:ext>
+                      </a:extLst>
+                    </a:blip>
+                    <a:stretch>
+                      <a:fillRect/>
+                    </a:stretch>
+                  </pic:blipFill>
+                  <pic:spPr>
+                    <a:xfrm>
+                      <a:off x="0" y="0"/>
+                      <a:ext cx="5105662" cy="2667137"/>
+                    </a:xfrm>
+                    <a:prstGeom prst="rect">
+                      <a:avLst/>
+                    </a:prstGeom>
+                  </pic:spPr>
+                </pic:pic>
+              </a:graphicData>
+            </a:graphic>
+          </wp:inline>
+        </w:drawing>
+      </w:r>
+    </w:p>
+    <w:p>
+      <w:pPr>
+        <w:pStyle w:val="ListParagraph"/>
+        <w:rPr>
+          <w:rFonts w:ascii="Times New Roman" w:hAnsi="Times New Roman" w:cs="Times New Roman"/>
+          <w:sz w:val="24"/>
+          <w:szCs w:val="24"/>
+        </w:rPr>
+      </w:pPr>
+      <w:r>
+        <w:rPr>
+          <w:rFonts w:ascii="Times New Roman" w:hAnsi="Times New Roman" w:cs="Times New Roman"/>
+          <w:sz w:val="24"/>
+          <w:szCs w:val="24"/>
+        </w:rPr>
+        <w:t>Melakukan ALTER pada tabel [tblbarang]:</w:t>
+      </w:r>
+    </w:p>
+    <w:p>
+      <w:pPr>
+        <w:pStyle w:val="ListParagraph"/>
+        <w:rPr>
+          <w:rFonts w:ascii="Times New Roman" w:hAnsi="Times New Roman" w:cs="Times New Roman"/>
+          <w:sz w:val="24"/>
+          <w:szCs w:val="24"/>
+        </w:rPr>
+      </w:pPr>
+      <w:r>
+        <w:rPr>
+          <w:rFonts w:ascii="Times New Roman" w:hAnsi="Times New Roman" w:cs="Times New Roman"/>
+          <w:sz w:val="24"/>
+          <w:szCs w:val="24"/>
+        </w:rPr>
+        <w:drawing>
+          <wp:inline distT="0" distB="0" distL="0" distR="0">
+            <wp:extent cx="5731510" cy="958215"/>
+            <wp:effectExtent l="0" t="0" r="2540" b="0"/>
+            <wp:docPr id="479226327" name="Picture 24"/>
+            <wp:cNvGraphicFramePr>
+              <a:graphicFrameLocks xmlns:a="http://schemas.openxmlformats.org/drawingml/2006/main" noChangeAspect="1"/>
+            </wp:cNvGraphicFramePr>
+            <a:graphic xmlns:a="http://schemas.openxmlformats.org/drawingml/2006/main">
+              <a:graphicData uri="http://schemas.openxmlformats.org/drawingml/2006/picture">
+                <pic:pic xmlns:pic="http://schemas.openxmlformats.org/drawingml/2006/picture">
+                  <pic:nvPicPr>
+                    <pic:cNvPr id="479226327" name="Picture 479226327"/>
+                    <pic:cNvPicPr/>
+                  </pic:nvPicPr>
+                  <pic:blipFill>
+                    <a:blip r:embed="rId144">
+                      <a:extLst>
+                        <a:ext uri="{28A0092B-C50C-407E-A947-70E740481C1C}">
+                          <a14:useLocalDpi xmlns:a14="http://schemas.microsoft.com/office/drawing/2010/main" val="0"/>
+                        </a:ext>
+                      </a:extLst>
+                    </a:blip>
+                    <a:stretch>
+                      <a:fillRect/>
+                    </a:stretch>
+                  </pic:blipFill>
+                  <pic:spPr>
+                    <a:xfrm>
+                      <a:off x="0" y="0"/>
+                      <a:ext cx="5731510" cy="958215"/>
+                    </a:xfrm>
+                    <a:prstGeom prst="rect">
+                      <a:avLst/>
+                    </a:prstGeom>
+                  </pic:spPr>
+                </pic:pic>
+              </a:graphicData>
+            </a:graphic>
+          </wp:inline>
+        </w:drawing>
+      </w:r>
+    </w:p>
+    <w:p>
+      <w:pPr>
+        <w:pStyle w:val="ListParagraph"/>
+        <w:rPr>
+          <w:rFonts w:ascii="Times New Roman" w:hAnsi="Times New Roman" w:cs="Times New Roman"/>
+          <w:sz w:val="24"/>
+          <w:szCs w:val="24"/>
+        </w:rPr>
+      </w:pPr>
+      <w:r>
+        <w:rPr>
+          <w:rFonts w:ascii="Times New Roman" w:hAnsi="Times New Roman" w:cs="Times New Roman"/>
+          <w:sz w:val="24"/>
+          <w:szCs w:val="24"/>
+        </w:rPr>
+        <w:t>Menampilkan hasil perubahan kolom [stokbarang] pada tabel [tblbarang]:</w:t>
+      </w:r>
+    </w:p>
+    <w:p>
+      <w:pPr>
+        <w:pStyle w:val="ListParagraph"/>
+        <w:rPr>
+          <w:rFonts w:ascii="Times New Roman" w:hAnsi="Times New Roman" w:cs="Times New Roman"/>
+          <w:sz w:val="24"/>
+          <w:szCs w:val="24"/>
+        </w:rPr>
+      </w:pPr>
+      <w:r>
+        <w:rPr>
+          <w:rFonts w:ascii="Times New Roman" w:hAnsi="Times New Roman" w:cs="Times New Roman"/>
+          <w:sz w:val="24"/>
+          <w:szCs w:val="24"/>
+        </w:rPr>
+        <w:lastRenderedPageBreak/>
+        <w:drawing>
+          <wp:inline distT="0" distB="0" distL="0" distR="0">
+            <wp:extent cx="5181866" cy="2559182"/>
+            <wp:effectExtent l="0" t="0" r="0" b="0"/>
+            <wp:docPr id="45768787" name="Picture 25"/>
+            <wp:cNvGraphicFramePr>
+              <a:graphicFrameLocks xmlns:a="http://schemas.openxmlformats.org/drawingml/2006/main" noChangeAspect="1"/>
+            </wp:cNvGraphicFramePr>
+            <a:graphic xmlns:a="http://schemas.openxmlformats.org/drawingml/2006/main">
+              <a:graphicData uri="http://schemas.openxmlformats.org/drawingml/2006/picture">
+                <pic:pic xmlns:pic="http://schemas.openxmlformats.org/drawingml/2006/picture">
+                  <pic:nvPicPr>
+                    <pic:cNvPr id="45768787" name="Picture 45768787"/>
+                    <pic:cNvPicPr/>
+                  </pic:nvPicPr>
+                  <pic:blipFill>
+                    <a:blip r:embed="rId145">
+                      <a:extLst>
+                        <a:ext uri="{28A0092B-C50C-407E-A947-70E740481C1C}">
+                          <a14:useLocalDpi xmlns:a14="http://schemas.microsoft.com/office/drawing/2010/main" val="0"/>
+                        </a:ext>
+                      </a:extLst>
+                    </a:blip>
+                    <a:stretch>
+                      <a:fillRect/>
+                    </a:stretch>
+                  </pic:blipFill>
+                  <pic:spPr>
+                    <a:xfrm>
+                      <a:off x="0" y="0"/>
+                      <a:ext cx="5181866" cy="2559182"/>
+                    </a:xfrm>
+                    <a:prstGeom prst="rect">
+                      <a:avLst/>
+                    </a:prstGeom>
+                  </pic:spPr>
+                </pic:pic>
+              </a:graphicData>
+            </a:graphic>
+          </wp:inline>
+        </w:drawing>
+      </w:r>
+    </w:p>
+    <w:p>
+      <w:pPr>
+        <w:pStyle w:val="ListParagraph"/>
+        <w:rPr>
+          <w:rFonts w:ascii="Times New Roman" w:hAnsi="Times New Roman" w:cs="Times New Roman"/>
+          <w:sz w:val="24"/>
+          <w:szCs w:val="24"/>
+        </w:rPr>
+      </w:pPr>
+      <w:r>
+        <w:rPr>
+          <w:rFonts w:ascii="Times New Roman" w:hAnsi="Times New Roman" w:cs="Times New Roman"/>
+          <w:sz w:val="24"/>
+          <w:szCs w:val="24"/>
+        </w:rPr>
+        <w:t>Memeriksa kolom [total] pada tabel [tblorder] yang dimana belum di set DEFAULT ANGKA NOL:</w:t>
+      </w:r>
+    </w:p>
+    <w:p>
+      <w:pPr>
+        <w:pStyle w:val="ListParagraph"/>
+        <w:rPr>
+          <w:rFonts w:ascii="Times New Roman" w:hAnsi="Times New Roman" w:cs="Times New Roman"/>
+          <w:sz w:val="24"/>
+          <w:szCs w:val="24"/>
+        </w:rPr>
+      </w:pPr>
+      <w:r>
+        <w:rPr>
+          <w:rFonts w:ascii="Times New Roman" w:hAnsi="Times New Roman" w:cs="Times New Roman"/>
+          <w:sz w:val="24"/>
+          <w:szCs w:val="24"/>
+        </w:rPr>
+        <w:drawing>
+          <wp:inline distT="0" distB="0" distL="0" distR="0">
+            <wp:extent cx="5321573" cy="2749691"/>
+            <wp:effectExtent l="0" t="0" r="0" b="0"/>
+            <wp:docPr id="1391244785" name="Picture 26"/>
+            <wp:cNvGraphicFramePr>
+              <a:graphicFrameLocks xmlns:a="http://schemas.openxmlformats.org/drawingml/2006/main" noChangeAspect="1"/>
+            </wp:cNvGraphicFramePr>
+            <a:graphic xmlns:a="http://schemas.openxmlformats.org/drawingml/2006/main">
+              <a:graphicData uri="http://schemas.openxmlformats.org/drawingml/2006/picture">
+                <pic:pic xmlns:pic="http://schemas.openxmlformats.org/drawingml/2006/picture">
+                  <pic:nvPicPr>
+                    <pic:cNvPr id="1391244785" name="Picture 1391244785"/>
+                    <pic:cNvPicPr/>
+                  </pic:nvPicPr>
+                  <pic:blipFill>
+                    <a:blip r:embed="rId139">
+                      <a:extLst>
+                        <a:ext uri="{28A0092B-C50C-407E-A947-70E740481C1C}">
+                          <a14:useLocalDpi xmlns:a14="http://schemas.microsoft.com/office/drawing/2010/main" val="0"/>
+                        </a:ext>
+                      </a:extLst>
+                    </a:blip>
+                    <a:stretch>
+                      <a:fillRect/>
+                    </a:stretch>
+                  </pic:blipFill>
+                  <pic:spPr>
+                    <a:xfrm>
+                      <a:off x="0" y="0"/>
+                      <a:ext cx="5321573" cy="2749691"/>
+                    </a:xfrm>
+                    <a:prstGeom prst="rect">
+                      <a:avLst/>
+                    </a:prstGeom>
+                  </pic:spPr>
+                </pic:pic>
+              </a:graphicData>
+            </a:graphic>
+          </wp:inline>
+        </w:drawing>
+      </w:r>
+    </w:p>
+    <w:p>
+      <w:pPr>
+        <w:pStyle w:val="ListParagraph"/>
+        <w:rPr>
+          <w:rFonts w:ascii="Times New Roman" w:hAnsi="Times New Roman" w:cs="Times New Roman"/>
+          <w:sz w:val="24"/>
+          <w:szCs w:val="24"/>
+        </w:rPr>
+      </w:pPr>
+      <w:r>
+        <w:rPr>
+          <w:rFonts w:ascii="Times New Roman" w:hAnsi="Times New Roman" w:cs="Times New Roman"/>
+          <w:sz w:val="24"/>
+          <w:szCs w:val="24"/>
+        </w:rPr>
+        <w:t>Melakukan ALTER pada tabel [tblorder]:</w:t>
+      </w:r>
+    </w:p>
+    <w:p>
+      <w:pPr>
+        <w:pStyle w:val="ListParagraph"/>
+        <w:rPr>
+          <w:rFonts w:ascii="Times New Roman" w:hAnsi="Times New Roman" w:cs="Times New Roman"/>
+          <w:sz w:val="24"/>
+          <w:szCs w:val="24"/>
+        </w:rPr>
+      </w:pPr>
+      <w:r>
+        <w:rPr>
+          <w:rFonts w:ascii="Times New Roman" w:hAnsi="Times New Roman" w:cs="Times New Roman"/>
+          <w:sz w:val="24"/>
+          <w:szCs w:val="24"/>
+        </w:rPr>
+        <w:drawing>
+          <wp:inline distT="0" distB="0" distL="0" distR="0">
+            <wp:extent cx="5731510" cy="1212215"/>
+            <wp:effectExtent l="0" t="0" r="2540" b="6985"/>
+            <wp:docPr id="1358402728" name="Picture 27"/>
+            <wp:cNvGraphicFramePr>
+              <a:graphicFrameLocks xmlns:a="http://schemas.openxmlformats.org/drawingml/2006/main" noChangeAspect="1"/>
+            </wp:cNvGraphicFramePr>
+            <a:graphic xmlns:a="http://schemas.openxmlformats.org/drawingml/2006/main">
+              <a:graphicData uri="http://schemas.openxmlformats.org/drawingml/2006/picture">
+                <pic:pic xmlns:pic="http://schemas.openxmlformats.org/drawingml/2006/picture">
+                  <pic:nvPicPr>
+                    <pic:cNvPr id="1358402728" name="Picture 1358402728"/>
+                    <pic:cNvPicPr/>
+                  </pic:nvPicPr>
+                  <pic:blipFill>
+                    <a:blip r:embed="rId146">
+                      <a:extLst>
+                        <a:ext uri="{28A0092B-C50C-407E-A947-70E740481C1C}">
+                          <a14:useLocalDpi xmlns:a14="http://schemas.microsoft.com/office/drawing/2010/main" val="0"/>
+                        </a:ext>
+                      </a:extLst>
+                    </a:blip>
+                    <a:stretch>
+                      <a:fillRect/>
+                    </a:stretch>
+                  </pic:blipFill>
+                  <pic:spPr>
+                    <a:xfrm>
+                      <a:off x="0" y="0"/>
+                      <a:ext cx="5731510" cy="1212215"/>
+                    </a:xfrm>
+                    <a:prstGeom prst="rect">
+                      <a:avLst/>
+                    </a:prstGeom>
+                  </pic:spPr>
+                </pic:pic>
+              </a:graphicData>
+            </a:graphic>
+          </wp:inline>
+        </w:drawing>
+      </w:r>
+    </w:p>
+    <w:p>
+      <w:pPr>
+        <w:pStyle w:val="ListParagraph"/>
+        <w:rPr>
+          <w:rFonts w:ascii="Times New Roman" w:hAnsi="Times New Roman" w:cs="Times New Roman"/>
+          <w:sz w:val="24"/>
+          <w:szCs w:val="24"/>
+        </w:rPr>
+      </w:pPr>
+      <w:r>
+        <w:rPr>
+          <w:rFonts w:ascii="Times New Roman" w:hAnsi="Times New Roman" w:cs="Times New Roman"/>
+          <w:sz w:val="24"/>
+          <w:szCs w:val="24"/>
+        </w:rPr>
+        <w:t>Menampilkan hasil perubahan kolom [total] pada tabel [tblorder]:</w:t>
+      </w:r>
+    </w:p>
+    <w:p>
+      <w:pPr>
+        <w:pStyle w:val="ListParagraph"/>
+        <w:rPr>
+          <w:rFonts w:ascii="Times New Roman" w:hAnsi="Times New Roman" w:cs="Times New Roman"/>
+          <w:sz w:val="24"/>
+          <w:szCs w:val="24"/>
+        </w:rPr>
+      </w:pPr>
+      <w:r>
+        <w:rPr>
+          <w:rFonts w:ascii="Times New Roman" w:hAnsi="Times New Roman" w:cs="Times New Roman"/>
+          <w:sz w:val="24"/>
+          <w:szCs w:val="24"/>
+        </w:rPr>
+        <w:lastRenderedPageBreak/>
+        <w:drawing>
+          <wp:inline distT="0" distB="0" distL="0" distR="0">
+            <wp:extent cx="5731510" cy="2659380"/>
+            <wp:effectExtent l="0" t="0" r="2540" b="7620"/>
+            <wp:docPr id="617992602" name="Picture 28"/>
+            <wp:cNvGraphicFramePr>
+              <a:graphicFrameLocks xmlns:a="http://schemas.openxmlformats.org/drawingml/2006/main" noChangeAspect="1"/>
+            </wp:cNvGraphicFramePr>
+            <a:graphic xmlns:a="http://schemas.openxmlformats.org/drawingml/2006/main">
+              <a:graphicData uri="http://schemas.openxmlformats.org/drawingml/2006/picture">
+                <pic:pic xmlns:pic="http://schemas.openxmlformats.org/drawingml/2006/picture">
+                  <pic:nvPicPr>
+                    <pic:cNvPr id="617992602" name="Picture 617992602"/>
+                    <pic:cNvPicPr/>
+                  </pic:nvPicPr>
+                  <pic:blipFill>
+                    <a:blip r:embed="rId147">
+                      <a:extLst>
+                        <a:ext uri="{28A0092B-C50C-407E-A947-70E740481C1C}">
+                          <a14:useLocalDpi xmlns:a14="http://schemas.microsoft.com/office/drawing/2010/main" val="0"/>
+                        </a:ext>
+                      </a:extLst>
+                    </a:blip>
+                    <a:stretch>
+                      <a:fillRect/>
+                    </a:stretch>
+                  </pic:blipFill>
+                  <pic:spPr>
+                    <a:xfrm>
+                      <a:off x="0" y="0"/>
+                      <a:ext cx="5731510" cy="2659380"/>
+                    </a:xfrm>
+                    <a:prstGeom prst="rect">
+                      <a:avLst/>
+                    </a:prstGeom>
+                  </pic:spPr>
+                </pic:pic>
+              </a:graphicData>
+            </a:graphic>
+          </wp:inline>
+        </w:drawing>
+      </w:r>
+    </w:p>
+    <w:p>
+      <w:pPr>
+        <w:pStyle w:val="ListParagraph"/>
+        <w:rPr>
+          <w:rFonts w:ascii="Times New Roman" w:hAnsi="Times New Roman" w:cs="Times New Roman"/>
+          <w:sz w:val="24"/>
+          <w:szCs w:val="24"/>
+        </w:rPr>
+      </w:pPr>
+      <w:r>
+        <w:rPr>
+          <w:rFonts w:ascii="Times New Roman" w:hAnsi="Times New Roman" w:cs="Times New Roman"/>
+          <w:sz w:val="24"/>
+          <w:szCs w:val="24"/>
+        </w:rPr>
+        <w:t xml:space="preserve"> </w:t>
+      </w:r>
+    </w:p>
+    <w:p>
+      <w:pPr>
+        <w:rPr>
+          <w:rFonts w:ascii="Times New Roman" w:hAnsi="Times New Roman" w:cs="Times New Roman"/>
+          <w:b/>
+          <w:bCs/>
+          <w:sz w:val="28"/>
+          <w:szCs w:val="28"/>
+        </w:rPr>
+      </w:pPr>
+      <w:r>
+        <w:rPr>
+          <w:rFonts w:ascii="Times New Roman" w:hAnsi="Times New Roman" w:cs="Times New Roman"/>
+          <w:b/>
+          <w:bCs/>
+          <w:sz w:val="28"/>
+          <w:szCs w:val="28"/>
+        </w:rPr>
+        <w:t>Pembuatan Trigger</w:t>
+      </w:r>
+    </w:p>
+    <w:p>
+      <w:pPr>
+        <w:rPr>
+          <w:rFonts w:ascii="Times New Roman" w:hAnsi="Times New Roman" w:cs="Times New Roman"/>
+          <w:sz w:val="24"/>
+          <w:szCs w:val="24"/>
+        </w:rPr>
+      </w:pPr>
+      <w:r>
+        <w:rPr>
+          <w:rFonts w:ascii="Times New Roman" w:hAnsi="Times New Roman" w:cs="Times New Roman"/>
+          <w:sz w:val="24"/>
+          <w:szCs w:val="24"/>
+        </w:rPr>
+        <w:t>Ada 4 trigger yang akan kita buat:</w:t>
+      </w:r>
+    </w:p>
+    <w:tbl>
+      <w:tblPr>
+        <w:tblStyle w:val="TableGrid"/>
+        <w:tblW w:w="0" w:type="auto"/>
+        <w:tblLook w:val="04A0" w:firstRow="1" w:lastRow="0" w:firstColumn="1" w:lastColumn="0" w:noHBand="0" w:noVBand="1"/>
+      </w:tblPr>
+      <w:tblGrid>
+        <w:gridCol w:w="3005"/>
+        <w:gridCol w:w="3005"/>
+        <w:gridCol w:w="3006"/>
+      </w:tblGrid>
+      <w:tr>
+        <w:tc>
+          <w:tcPr>
+            <w:tcW w:w="3005" w:type="dxa"/>
+          </w:tcPr>
+          <w:p>
+            <w:pPr>
+              <w:jc w:val="center"/>
+              <w:rPr>
+                <w:rFonts w:ascii="Times New Roman" w:hAnsi="Times New Roman" w:cs="Times New Roman"/>
+                <w:b/>
+                <w:bCs/>
+                <w:sz w:val="24"/>
+                <w:szCs w:val="24"/>
+              </w:rPr>
+            </w:pPr>
+            <w:r>
+              <w:rPr>
+                <w:rFonts w:ascii="Times New Roman" w:hAnsi="Times New Roman" w:cs="Times New Roman"/>
+                <w:b/>
+                <w:bCs/>
+                <w:sz w:val="24"/>
+                <w:szCs w:val="24"/>
+              </w:rPr>
+              <w:t>Nama Trigger</w:t>
+            </w:r>
+          </w:p>
+        </w:tc>
+        <w:tc>
+          <w:tcPr>
+            <w:tcW w:w="3005" w:type="dxa"/>
+          </w:tcPr>
+          <w:p>
+            <w:pPr>
+              <w:jc w:val="center"/>
+              <w:rPr>
+                <w:rFonts w:ascii="Times New Roman" w:hAnsi="Times New Roman" w:cs="Times New Roman"/>
+                <w:b/>
+                <w:bCs/>
+                <w:sz w:val="24"/>
+                <w:szCs w:val="24"/>
+              </w:rPr>
+            </w:pPr>
+            <w:r>
+              <w:rPr>
+                <w:rFonts w:ascii="Times New Roman" w:hAnsi="Times New Roman" w:cs="Times New Roman"/>
+                <w:b/>
+                <w:bCs/>
+                <w:sz w:val="24"/>
+                <w:szCs w:val="24"/>
+              </w:rPr>
+              <w:t>Kejadian</w:t>
+            </w:r>
+          </w:p>
+        </w:tc>
+        <w:tc>
+          <w:tcPr>
+            <w:tcW w:w="3006" w:type="dxa"/>
+          </w:tcPr>
+          <w:p>
+            <w:pPr>
+              <w:jc w:val="center"/>
+              <w:rPr>
+                <w:rFonts w:ascii="Times New Roman" w:hAnsi="Times New Roman" w:cs="Times New Roman"/>
+                <w:b/>
+                <w:bCs/>
+                <w:sz w:val="24"/>
+                <w:szCs w:val="24"/>
+              </w:rPr>
+            </w:pPr>
+            <w:r>
+              <w:rPr>
+                <w:rFonts w:ascii="Times New Roman" w:hAnsi="Times New Roman" w:cs="Times New Roman"/>
+                <w:b/>
+                <w:bCs/>
+                <w:sz w:val="24"/>
+                <w:szCs w:val="24"/>
+              </w:rPr>
+              <w:t>Fungsi</w:t>
+            </w:r>
+          </w:p>
+        </w:tc>
+      </w:tr>
+      <w:tr>
+        <w:tc>
+          <w:tcPr>
+            <w:tcW w:w="3005" w:type="dxa"/>
+          </w:tcPr>
+          <w:p>
+            <w:pPr>
+              <w:rPr>
+                <w:rFonts w:ascii="Times New Roman" w:hAnsi="Times New Roman" w:cs="Times New Roman"/>
+                <w:sz w:val="24"/>
+                <w:szCs w:val="24"/>
+              </w:rPr>
+            </w:pPr>
+            <w:r>
+              <w:rPr>
+                <w:rFonts w:ascii="Times New Roman" w:hAnsi="Times New Roman" w:cs="Times New Roman"/>
+                <w:sz w:val="24"/>
+                <w:szCs w:val="24"/>
+              </w:rPr>
+              <w:t>kurang_stok</w:t>
+            </w:r>
+          </w:p>
+        </w:tc>
+        <w:tc>
+          <w:tcPr>
+            <w:tcW w:w="3005" w:type="dxa"/>
+          </w:tcPr>
+          <w:p>
+            <w:pPr>
+              <w:rPr>
+                <w:rFonts w:ascii="Times New Roman" w:hAnsi="Times New Roman" w:cs="Times New Roman"/>
+                <w:sz w:val="24"/>
+                <w:szCs w:val="24"/>
+              </w:rPr>
+            </w:pPr>
+            <w:r>
+              <w:rPr>
+                <w:rFonts w:ascii="Times New Roman" w:hAnsi="Times New Roman" w:cs="Times New Roman"/>
+                <w:sz w:val="24"/>
+                <w:szCs w:val="24"/>
+              </w:rPr>
+              <w:t>BEFORE INSERT ON</w:t>
+            </w:r>
+          </w:p>
+        </w:tc>
+        <w:tc>
+          <w:tcPr>
+            <w:tcW w:w="3006" w:type="dxa"/>
+          </w:tcPr>
+          <w:p>
+            <w:pPr>
+              <w:rPr>
+                <w:rFonts w:ascii="Times New Roman" w:hAnsi="Times New Roman" w:cs="Times New Roman"/>
+                <w:sz w:val="24"/>
+                <w:szCs w:val="24"/>
+              </w:rPr>
+            </w:pPr>
+            <w:r>
+              <w:rPr>
+                <w:rFonts w:ascii="Times New Roman" w:hAnsi="Times New Roman" w:cs="Times New Roman"/>
+                <w:sz w:val="24"/>
+                <w:szCs w:val="24"/>
+              </w:rPr>
+              <w:t>Mengurangi [stokbarang] pada tabel [tblbarang] SEBELUM INSERT pada tabel [tblorderdetail]</w:t>
+            </w:r>
+          </w:p>
+        </w:tc>
+      </w:tr>
+      <w:tr>
+        <w:tc>
+          <w:tcPr>
+            <w:tcW w:w="3005" w:type="dxa"/>
+          </w:tcPr>
+          <w:p>
+            <w:pPr>
+              <w:rPr>
+                <w:rFonts w:ascii="Times New Roman" w:hAnsi="Times New Roman" w:cs="Times New Roman"/>
+                <w:sz w:val="24"/>
+                <w:szCs w:val="24"/>
+              </w:rPr>
+            </w:pPr>
+            <w:r>
+              <w:rPr>
+                <w:rFonts w:ascii="Times New Roman" w:hAnsi="Times New Roman" w:cs="Times New Roman"/>
+                <w:sz w:val="24"/>
+                <w:szCs w:val="24"/>
+              </w:rPr>
+              <w:t>tambah_total</w:t>
+            </w:r>
+          </w:p>
+        </w:tc>
+        <w:tc>
+          <w:tcPr>
+            <w:tcW w:w="3005" w:type="dxa"/>
+          </w:tcPr>
+          <w:p>
+            <w:pPr>
+              <w:rPr>
+                <w:rFonts w:ascii="Times New Roman" w:hAnsi="Times New Roman" w:cs="Times New Roman"/>
+                <w:sz w:val="24"/>
+                <w:szCs w:val="24"/>
+              </w:rPr>
+            </w:pPr>
+            <w:r>
+              <w:rPr>
+                <w:rFonts w:ascii="Times New Roman" w:hAnsi="Times New Roman" w:cs="Times New Roman"/>
+                <w:sz w:val="24"/>
+                <w:szCs w:val="24"/>
+              </w:rPr>
+              <w:t>AFTER INSERT ON</w:t>
+            </w:r>
+          </w:p>
+        </w:tc>
+        <w:tc>
+          <w:tcPr>
+            <w:tcW w:w="3006" w:type="dxa"/>
+          </w:tcPr>
+          <w:p>
+            <w:pPr>
+              <w:rPr>
+                <w:rFonts w:ascii="Times New Roman" w:hAnsi="Times New Roman" w:cs="Times New Roman"/>
+                <w:sz w:val="24"/>
+                <w:szCs w:val="24"/>
+              </w:rPr>
+            </w:pPr>
+            <w:r>
+              <w:rPr>
+                <w:rFonts w:ascii="Times New Roman" w:hAnsi="Times New Roman" w:cs="Times New Roman"/>
+                <w:sz w:val="24"/>
+                <w:szCs w:val="24"/>
+              </w:rPr>
+              <w:t>Menambah [total] pada tabel [tblorder] SESUDAH INSERT pada tabel [tblorderdetail]</w:t>
+            </w:r>
+          </w:p>
+        </w:tc>
+      </w:tr>
+      <w:tr>
+        <w:tc>
+          <w:tcPr>
+            <w:tcW w:w="3005" w:type="dxa"/>
+          </w:tcPr>
+          <w:p>
+            <w:pPr>
+              <w:rPr>
+                <w:rFonts w:ascii="Times New Roman" w:hAnsi="Times New Roman" w:cs="Times New Roman"/>
+                <w:sz w:val="24"/>
+                <w:szCs w:val="24"/>
+              </w:rPr>
+            </w:pPr>
+            <w:r>
+              <w:rPr>
+                <w:rFonts w:ascii="Times New Roman" w:hAnsi="Times New Roman" w:cs="Times New Roman"/>
+                <w:sz w:val="24"/>
+                <w:szCs w:val="24"/>
+              </w:rPr>
+              <w:t>tambah_stok</w:t>
+            </w:r>
+          </w:p>
+        </w:tc>
+        <w:tc>
+          <w:tcPr>
+            <w:tcW w:w="3005" w:type="dxa"/>
+          </w:tcPr>
+          <w:p>
+            <w:pPr>
+              <w:rPr>
+                <w:rFonts w:ascii="Times New Roman" w:hAnsi="Times New Roman" w:cs="Times New Roman"/>
+                <w:sz w:val="24"/>
+                <w:szCs w:val="24"/>
+              </w:rPr>
+            </w:pPr>
+            <w:r>
+              <w:rPr>
+                <w:rFonts w:ascii="Times New Roman" w:hAnsi="Times New Roman" w:cs="Times New Roman"/>
+                <w:sz w:val="24"/>
+                <w:szCs w:val="24"/>
+              </w:rPr>
+              <w:t>BEFORE DELETE ON</w:t>
+            </w:r>
+          </w:p>
+        </w:tc>
+        <w:tc>
+          <w:tcPr>
+            <w:tcW w:w="3006" w:type="dxa"/>
+          </w:tcPr>
+          <w:p>
+            <w:pPr>
+              <w:rPr>
+                <w:rFonts w:ascii="Times New Roman" w:hAnsi="Times New Roman" w:cs="Times New Roman"/>
+                <w:sz w:val="24"/>
+                <w:szCs w:val="24"/>
+              </w:rPr>
+            </w:pPr>
+            <w:r>
+              <w:rPr>
+                <w:rFonts w:ascii="Times New Roman" w:hAnsi="Times New Roman" w:cs="Times New Roman"/>
+                <w:sz w:val="24"/>
+                <w:szCs w:val="24"/>
+              </w:rPr>
+              <w:t>Menambah [stokbarang] pada tabel [tblbarang] SEBELUM DELETE pada tabel [tblorderdetail]</w:t>
+            </w:r>
+          </w:p>
+        </w:tc>
+      </w:tr>
+      <w:tr>
+        <w:tc>
+          <w:tcPr>
+            <w:tcW w:w="3005" w:type="dxa"/>
+          </w:tcPr>
+          <w:p>
+            <w:pPr>
+              <w:rPr>
+                <w:rFonts w:ascii="Times New Roman" w:hAnsi="Times New Roman" w:cs="Times New Roman"/>
+                <w:sz w:val="24"/>
+                <w:szCs w:val="24"/>
+              </w:rPr>
+            </w:pPr>
+            <w:r>
+              <w:rPr>
+                <w:rFonts w:ascii="Times New Roman" w:hAnsi="Times New Roman" w:cs="Times New Roman"/>
+                <w:sz w:val="24"/>
+                <w:szCs w:val="24"/>
+              </w:rPr>
+              <w:t>kurang_total</w:t>
+            </w:r>
+          </w:p>
+        </w:tc>
+        <w:tc>
+          <w:tcPr>
+            <w:tcW w:w="3005" w:type="dxa"/>
+          </w:tcPr>
+          <w:p>
+            <w:pPr>
+              <w:rPr>
+                <w:rFonts w:ascii="Times New Roman" w:hAnsi="Times New Roman" w:cs="Times New Roman"/>
+                <w:sz w:val="24"/>
+                <w:szCs w:val="24"/>
+              </w:rPr>
+            </w:pPr>
+            <w:r>
+              <w:rPr>
+                <w:rFonts w:ascii="Times New Roman" w:hAnsi="Times New Roman" w:cs="Times New Roman"/>
+                <w:sz w:val="24"/>
+                <w:szCs w:val="24"/>
+              </w:rPr>
+              <w:t>AFTER DELETE ON</w:t>
+            </w:r>
+          </w:p>
+        </w:tc>
+        <w:tc>
+          <w:tcPr>
+            <w:tcW w:w="3006" w:type="dxa"/>
+          </w:tcPr>
+          <w:p>
+            <w:pPr>
+              <w:rPr>
+                <w:rFonts w:ascii="Times New Roman" w:hAnsi="Times New Roman" w:cs="Times New Roman"/>
+                <w:sz w:val="24"/>
+                <w:szCs w:val="24"/>
+              </w:rPr>
+            </w:pPr>
+            <w:r>
+              <w:rPr>
+                <w:rFonts w:ascii="Times New Roman" w:hAnsi="Times New Roman" w:cs="Times New Roman"/>
+                <w:sz w:val="24"/>
+                <w:szCs w:val="24"/>
+              </w:rPr>
+              <w:t>Mengurangi [total[ pada tabel [tblorder] SESUDAH DELETE pada tabel [tblorderdetail]</w:t>
+            </w:r>
+          </w:p>
+        </w:tc>
+      </w:tr>
+    </w:tbl>
+    <w:p>
+      <w:pPr>
+        <w:rPr>
+          <w:rFonts w:ascii="Times New Roman" w:hAnsi="Times New Roman" w:cs="Times New Roman"/>
+          <w:sz w:val="24"/>
+          <w:szCs w:val="24"/>
+        </w:rPr>
+      </w:pPr>
+    </w:p>
+    <w:p>
+      <w:pPr>
+        <w:rPr>
+          <w:rFonts w:ascii="Times New Roman" w:hAnsi="Times New Roman" w:cs="Times New Roman"/>
+          <w:b/>
+          <w:bCs/>
+          <w:sz w:val="24"/>
+          <w:szCs w:val="24"/>
+        </w:rPr>
+      </w:pPr>
+      <w:r>
+        <w:rPr>
+          <w:rFonts w:ascii="Times New Roman" w:hAnsi="Times New Roman" w:cs="Times New Roman"/>
+          <w:b/>
+          <w:bCs/>
+          <w:sz w:val="24"/>
+          <w:szCs w:val="24"/>
+        </w:rPr>
+        <w:t>kurang_stok:</w:t>
+      </w:r>
+    </w:p>
+    <w:p>
+      <w:pPr>
+        <w:rPr>
+          <w:rFonts w:ascii="Times New Roman" w:hAnsi="Times New Roman" w:cs="Times New Roman"/>
+          <w:b/>
+          <w:bCs/>
+          <w:sz w:val="24"/>
+          <w:szCs w:val="24"/>
+        </w:rPr>
+      </w:pPr>
+      <w:r>
+        <w:rPr>
+          <w:rFonts w:ascii="Times New Roman" w:hAnsi="Times New Roman" w:cs="Times New Roman"/>
+          <w:b/>
+          <w:bCs/>
+          <w:sz w:val="24"/>
+          <w:szCs w:val="24"/>
+        </w:rPr>
+        <w:drawing>
+          <wp:inline distT="0" distB="0" distL="0" distR="0">
+            <wp:extent cx="5112013" cy="1638384"/>
+            <wp:effectExtent l="0" t="0" r="0" b="0"/>
+            <wp:docPr id="1153685930" name="Picture 29"/>
+            <wp:cNvGraphicFramePr>
+              <a:graphicFrameLocks xmlns:a="http://schemas.openxmlformats.org/drawingml/2006/main" noChangeAspect="1"/>
+            </wp:cNvGraphicFramePr>
+            <a:graphic xmlns:a="http://schemas.openxmlformats.org/drawingml/2006/main">
+              <a:graphicData uri="http://schemas.openxmlformats.org/drawingml/2006/picture">
+                <pic:pic xmlns:pic="http://schemas.openxmlformats.org/drawingml/2006/picture">
+                  <pic:nvPicPr>
+                    <pic:cNvPr id="1153685930" name="Picture 1153685930"/>
+                    <pic:cNvPicPr/>
+                  </pic:nvPicPr>
+                  <pic:blipFill>
+                    <a:blip r:embed="rId148">
+                      <a:extLst>
+                        <a:ext uri="{28A0092B-C50C-407E-A947-70E740481C1C}">
+                          <a14:useLocalDpi xmlns:a14="http://schemas.microsoft.com/office/drawing/2010/main" val="0"/>
+                        </a:ext>
+                      </a:extLst>
+                    </a:blip>
+                    <a:stretch>
+                      <a:fillRect/>
+                    </a:stretch>
+                  </pic:blipFill>
+                  <pic:spPr>
+                    <a:xfrm>
+                      <a:off x="0" y="0"/>
+                      <a:ext cx="5112013" cy="1638384"/>
+                    </a:xfrm>
+                    <a:prstGeom prst="rect">
+                      <a:avLst/>
+                    </a:prstGeom>
+                  </pic:spPr>
+                </pic:pic>
+              </a:graphicData>
+            </a:graphic>
+          </wp:inline>
+        </w:drawing>
+      </w:r>
+    </w:p>
+    <w:p>
+      <w:pPr>
+        <w:rPr>
+          <w:rFonts w:ascii="Times New Roman" w:hAnsi="Times New Roman" w:cs="Times New Roman"/>
+          <w:b/>
+          <w:bCs/>
+          <w:sz w:val="24"/>
+          <w:szCs w:val="24"/>
+        </w:rPr>
+      </w:pPr>
+      <w:r>
+        <w:rPr>
+          <w:rFonts w:ascii="Times New Roman" w:hAnsi="Times New Roman" w:cs="Times New Roman"/>
+          <w:b/>
+          <w:bCs/>
+          <w:sz w:val="24"/>
+          <w:szCs w:val="24"/>
+        </w:rPr>
+        <w:lastRenderedPageBreak/>
+        <w:t>tambah_total:</w:t>
+      </w:r>
+    </w:p>
+    <w:p>
+      <w:pPr>
+        <w:rPr>
+          <w:rFonts w:ascii="Times New Roman" w:hAnsi="Times New Roman" w:cs="Times New Roman"/>
+          <w:b/>
+          <w:bCs/>
+          <w:sz w:val="24"/>
+          <w:szCs w:val="24"/>
+        </w:rPr>
+      </w:pPr>
+      <w:r>
+        <w:rPr>
+          <w:rFonts w:ascii="Times New Roman" w:hAnsi="Times New Roman" w:cs="Times New Roman"/>
+          <w:b/>
+          <w:bCs/>
+          <w:sz w:val="24"/>
+          <w:szCs w:val="24"/>
+        </w:rPr>
+        <w:drawing>
+          <wp:inline distT="0" distB="0" distL="0" distR="0">
+            <wp:extent cx="4642089" cy="1841595"/>
+            <wp:effectExtent l="0" t="0" r="6350" b="6350"/>
+            <wp:docPr id="968043057" name="Picture 30"/>
+            <wp:cNvGraphicFramePr>
+              <a:graphicFrameLocks xmlns:a="http://schemas.openxmlformats.org/drawingml/2006/main" noChangeAspect="1"/>
+            </wp:cNvGraphicFramePr>
+            <a:graphic xmlns:a="http://schemas.openxmlformats.org/drawingml/2006/main">
+              <a:graphicData uri="http://schemas.openxmlformats.org/drawingml/2006/picture">
+                <pic:pic xmlns:pic="http://schemas.openxmlformats.org/drawingml/2006/picture">
+                  <pic:nvPicPr>
+                    <pic:cNvPr id="968043057" name="Picture 968043057"/>
+                    <pic:cNvPicPr/>
+                  </pic:nvPicPr>
+                  <pic:blipFill>
+                    <a:blip r:embed="rId149">
+                      <a:extLst>
+                        <a:ext uri="{28A0092B-C50C-407E-A947-70E740481C1C}">
+                          <a14:useLocalDpi xmlns:a14="http://schemas.microsoft.com/office/drawing/2010/main" val="0"/>
+                        </a:ext>
+                      </a:extLst>
+                    </a:blip>
+                    <a:stretch>
+                      <a:fillRect/>
+                    </a:stretch>
+                  </pic:blipFill>
+                  <pic:spPr>
+                    <a:xfrm>
+                      <a:off x="0" y="0"/>
+                      <a:ext cx="4642089" cy="1841595"/>
+                    </a:xfrm>
+                    <a:prstGeom prst="rect">
+                      <a:avLst/>
+                    </a:prstGeom>
+                  </pic:spPr>
+                </pic:pic>
+              </a:graphicData>
+            </a:graphic>
+          </wp:inline>
+        </w:drawing>
+      </w:r>
+    </w:p>
+    <w:p>
+      <w:pPr>
+        <w:rPr>
+          <w:rFonts w:ascii="Times New Roman" w:hAnsi="Times New Roman" w:cs="Times New Roman"/>
+          <w:b/>
+          <w:bCs/>
+          <w:sz w:val="24"/>
+          <w:szCs w:val="24"/>
+        </w:rPr>
+      </w:pPr>
+      <w:r>
+        <w:rPr>
+          <w:rFonts w:ascii="Times New Roman" w:hAnsi="Times New Roman" w:cs="Times New Roman"/>
+          <w:b/>
+          <w:bCs/>
+          <w:sz w:val="24"/>
+          <w:szCs w:val="24"/>
+        </w:rPr>
+        <w:t>tambah_stok:</w:t>
+      </w:r>
+    </w:p>
+    <w:p>
+      <w:pPr>
+        <w:rPr>
+          <w:rFonts w:ascii="Times New Roman" w:hAnsi="Times New Roman" w:cs="Times New Roman"/>
+          <w:b/>
+          <w:bCs/>
+          <w:sz w:val="24"/>
+          <w:szCs w:val="24"/>
+        </w:rPr>
+      </w:pPr>
+      <w:r>
+        <w:rPr>
+          <w:rFonts w:ascii="Times New Roman" w:hAnsi="Times New Roman" w:cs="Times New Roman"/>
+          <w:b/>
+          <w:bCs/>
+          <w:sz w:val="24"/>
+          <w:szCs w:val="24"/>
+        </w:rPr>
+        <w:drawing>
+          <wp:inline distT="0" distB="0" distL="0" distR="0">
+            <wp:extent cx="4654789" cy="1746340"/>
+            <wp:effectExtent l="0" t="0" r="0" b="6350"/>
+            <wp:docPr id="2056721558" name="Picture 31"/>
+            <wp:cNvGraphicFramePr>
+              <a:graphicFrameLocks xmlns:a="http://schemas.openxmlformats.org/drawingml/2006/main" noChangeAspect="1"/>
+            </wp:cNvGraphicFramePr>
+            <a:graphic xmlns:a="http://schemas.openxmlformats.org/drawingml/2006/main">
+              <a:graphicData uri="http://schemas.openxmlformats.org/drawingml/2006/picture">
+                <pic:pic xmlns:pic="http://schemas.openxmlformats.org/drawingml/2006/picture">
+                  <pic:nvPicPr>
+                    <pic:cNvPr id="2056721558" name="Picture 2056721558"/>
+                    <pic:cNvPicPr/>
+                  </pic:nvPicPr>
+                  <pic:blipFill>
+                    <a:blip r:embed="rId150">
+                      <a:extLst>
+                        <a:ext uri="{28A0092B-C50C-407E-A947-70E740481C1C}">
+                          <a14:useLocalDpi xmlns:a14="http://schemas.microsoft.com/office/drawing/2010/main" val="0"/>
+                        </a:ext>
+                      </a:extLst>
+                    </a:blip>
+                    <a:stretch>
+                      <a:fillRect/>
+                    </a:stretch>
+                  </pic:blipFill>
+                  <pic:spPr>
+                    <a:xfrm>
+                      <a:off x="0" y="0"/>
+                      <a:ext cx="4654789" cy="1746340"/>
+                    </a:xfrm>
+                    <a:prstGeom prst="rect">
+                      <a:avLst/>
+                    </a:prstGeom>
+                  </pic:spPr>
+                </pic:pic>
+              </a:graphicData>
+            </a:graphic>
+          </wp:inline>
+        </w:drawing>
+      </w:r>
+    </w:p>
+    <w:p>
+      <w:pPr>
+        <w:rPr>
+          <w:rFonts w:ascii="Times New Roman" w:hAnsi="Times New Roman" w:cs="Times New Roman"/>
+          <w:b/>
+          <w:bCs/>
+          <w:sz w:val="24"/>
+          <w:szCs w:val="24"/>
+        </w:rPr>
+      </w:pPr>
+      <w:r>
+        <w:rPr>
+          <w:rFonts w:ascii="Times New Roman" w:hAnsi="Times New Roman" w:cs="Times New Roman"/>
+          <w:b/>
+          <w:bCs/>
+          <w:sz w:val="24"/>
+          <w:szCs w:val="24"/>
+        </w:rPr>
+        <w:t>kurang_total:</w:t>
+      </w:r>
+    </w:p>
+    <w:p>
+      <w:pPr>
+        <w:rPr>
+          <w:rFonts w:ascii="Times New Roman" w:hAnsi="Times New Roman" w:cs="Times New Roman"/>
+          <w:b/>
+          <w:bCs/>
+          <w:sz w:val="24"/>
+          <w:szCs w:val="24"/>
+        </w:rPr>
+      </w:pPr>
+      <w:r>
+        <w:rPr>
+          <w:rFonts w:ascii="Times New Roman" w:hAnsi="Times New Roman" w:cs="Times New Roman"/>
+          <w:b/>
+          <w:bCs/>
+          <w:sz w:val="24"/>
+          <w:szCs w:val="24"/>
+        </w:rPr>
+        <w:drawing>
+          <wp:inline distT="0" distB="0" distL="0" distR="0">
+            <wp:extent cx="4623038" cy="1714588"/>
+            <wp:effectExtent l="0" t="0" r="6350" b="0"/>
+            <wp:docPr id="959217884" name="Picture 32"/>
+            <wp:cNvGraphicFramePr>
+              <a:graphicFrameLocks xmlns:a="http://schemas.openxmlformats.org/drawingml/2006/main" noChangeAspect="1"/>
+            </wp:cNvGraphicFramePr>
+            <a:graphic xmlns:a="http://schemas.openxmlformats.org/drawingml/2006/main">
+              <a:graphicData uri="http://schemas.openxmlformats.org/drawingml/2006/picture">
+                <pic:pic xmlns:pic="http://schemas.openxmlformats.org/drawingml/2006/picture">
+                  <pic:nvPicPr>
+                    <pic:cNvPr id="959217884" name="Picture 959217884"/>
+                    <pic:cNvPicPr/>
+                  </pic:nvPicPr>
+                  <pic:blipFill>
+                    <a:blip r:embed="rId151">
+                      <a:extLst>
+                        <a:ext uri="{28A0092B-C50C-407E-A947-70E740481C1C}">
+                          <a14:useLocalDpi xmlns:a14="http://schemas.microsoft.com/office/drawing/2010/main" val="0"/>
+                        </a:ext>
+                      </a:extLst>
+                    </a:blip>
+                    <a:stretch>
+                      <a:fillRect/>
+                    </a:stretch>
+                  </pic:blipFill>
+                  <pic:spPr>
+                    <a:xfrm>
+                      <a:off x="0" y="0"/>
+                      <a:ext cx="4623038" cy="1714588"/>
+                    </a:xfrm>
+                    <a:prstGeom prst="rect">
+                      <a:avLst/>
+                    </a:prstGeom>
+                  </pic:spPr>
+                </pic:pic>
+              </a:graphicData>
+            </a:graphic>
+          </wp:inline>
+        </w:drawing>
+      </w:r>
+    </w:p>
     <w:sectPr>
       <w:pgSz w:w="11906" w:h="16838"/>
       <w:pgMar w:top="1440" w:right="1440" w:bottom="1440" w:left="1440" w:header="708" w:footer="708" w:gutter="0"/>
@@ -13850,6 +16967,95 @@
     </w:lvl>
   </w:abstractNum>
   <w:abstractNum w:abstractNumId="1" w15:restartNumberingAfterBreak="0">
+    <w:nsid w:val="16AB5A67"/>
+    <w:multiLevelType w:val="hybridMultilevel"/>
+    <w:tmpl w:val="8508FB6C"/>
+    <w:lvl w:ilvl="0" w:tplc="3809000F">
+      <w:start w:val="1"/>
+      <w:numFmt w:val="decimal"/>
+      <w:lvlText w:val="%1."/>
+      <w:lvlJc w:val="left"/>
+      <w:pPr>
+        <w:ind w:left="720" w:hanging="360"/>
+      </w:pPr>
+      <w:rPr>
+        <w:rFonts w:hint="default"/>
+      </w:rPr>
+    </w:lvl>
+    <w:lvl w:ilvl="1" w:tplc="38090019" w:tentative="1">
+      <w:start w:val="1"/>
+      <w:numFmt w:val="lowerLetter"/>
+      <w:lvlText w:val="%2."/>
+      <w:lvlJc w:val="left"/>
+      <w:pPr>
+        <w:ind w:left="1440" w:hanging="360"/>
+      </w:pPr>
+    </w:lvl>
+    <w:lvl w:ilvl="2" w:tplc="3809001B" w:tentative="1">
+      <w:start w:val="1"/>
+      <w:numFmt w:val="lowerRoman"/>
+      <w:lvlText w:val="%3."/>
+      <w:lvlJc w:val="right"/>
+      <w:pPr>
+        <w:ind w:left="2160" w:hanging="180"/>
+      </w:pPr>
+    </w:lvl>
+    <w:lvl w:ilvl="3" w:tplc="3809000F" w:tentative="1">
+      <w:start w:val="1"/>
+      <w:numFmt w:val="decimal"/>
+      <w:lvlText w:val="%4."/>
+      <w:lvlJc w:val="left"/>
+      <w:pPr>
+        <w:ind w:left="2880" w:hanging="360"/>
+      </w:pPr>
+    </w:lvl>
+    <w:lvl w:ilvl="4" w:tplc="38090019" w:tentative="1">
+      <w:start w:val="1"/>
+      <w:numFmt w:val="lowerLetter"/>
+      <w:lvlText w:val="%5."/>
+      <w:lvlJc w:val="left"/>
+      <w:pPr>
+        <w:ind w:left="3600" w:hanging="360"/>
+      </w:pPr>
+    </w:lvl>
+    <w:lvl w:ilvl="5" w:tplc="3809001B" w:tentative="1">
+      <w:start w:val="1"/>
+      <w:numFmt w:val="lowerRoman"/>
+      <w:lvlText w:val="%6."/>
+      <w:lvlJc w:val="right"/>
+      <w:pPr>
+        <w:ind w:left="4320" w:hanging="180"/>
+      </w:pPr>
+    </w:lvl>
+    <w:lvl w:ilvl="6" w:tplc="3809000F" w:tentative="1">
+      <w:start w:val="1"/>
+      <w:numFmt w:val="decimal"/>
+      <w:lvlText w:val="%7."/>
+      <w:lvlJc w:val="left"/>
+      <w:pPr>
+        <w:ind w:left="5040" w:hanging="360"/>
+      </w:pPr>
+    </w:lvl>
+    <w:lvl w:ilvl="7" w:tplc="38090019" w:tentative="1">
+      <w:start w:val="1"/>
+      <w:numFmt w:val="lowerLetter"/>
+      <w:lvlText w:val="%8."/>
+      <w:lvlJc w:val="left"/>
+      <w:pPr>
+        <w:ind w:left="5760" w:hanging="360"/>
+      </w:pPr>
+    </w:lvl>
+    <w:lvl w:ilvl="8" w:tplc="3809001B" w:tentative="1">
+      <w:start w:val="1"/>
+      <w:numFmt w:val="lowerRoman"/>
+      <w:lvlText w:val="%9."/>
+      <w:lvlJc w:val="right"/>
+      <w:pPr>
+        <w:ind w:left="6480" w:hanging="180"/>
+      </w:pPr>
+    </w:lvl>
+  </w:abstractNum>
+  <w:abstractNum w:abstractNumId="2" w15:restartNumberingAfterBreak="0">
     <w:nsid w:val="3F6E1830"/>
     <w:multiLevelType w:val="hybridMultilevel"/>
     <w:tmpl w:val="22D808D0"/>
@@ -13962,7 +17168,7 @@
       </w:rPr>
     </w:lvl>
   </w:abstractNum>
-  <w:abstractNum w:abstractNumId="2" w15:restartNumberingAfterBreak="0">
+  <w:abstractNum w:abstractNumId="3" w15:restartNumberingAfterBreak="0">
     <w:nsid w:val="46D06496"/>
     <w:multiLevelType w:val="hybridMultilevel"/>
     <w:tmpl w:val="4A421796"/>
@@ -14075,7 +17281,7 @@
       </w:rPr>
     </w:lvl>
   </w:abstractNum>
-  <w:abstractNum w:abstractNumId="3" w15:restartNumberingAfterBreak="0">
+  <w:abstractNum w:abstractNumId="4" w15:restartNumberingAfterBreak="0">
     <w:nsid w:val="49BA369A"/>
     <w:multiLevelType w:val="hybridMultilevel"/>
     <w:tmpl w:val="EC2CD730"/>
@@ -14188,10 +17394,99 @@
       </w:rPr>
     </w:lvl>
   </w:abstractNum>
-  <w:abstractNum w:abstractNumId="4" w15:restartNumberingAfterBreak="0">
+  <w:abstractNum w:abstractNumId="5" w15:restartNumberingAfterBreak="0">
+    <w:nsid w:val="4A92063A"/>
+    <w:multiLevelType w:val="hybridMultilevel"/>
+    <w:tmpl w:val="77B278AC"/>
+    <w:lvl w:ilvl="0" w:tplc="3809000F">
+      <w:start w:val="1"/>
+      <w:numFmt w:val="decimal"/>
+      <w:lvlText w:val="%1."/>
+      <w:lvlJc w:val="left"/>
+      <w:pPr>
+        <w:ind w:left="720" w:hanging="360"/>
+      </w:pPr>
+      <w:rPr>
+        <w:rFonts w:hint="default"/>
+      </w:rPr>
+    </w:lvl>
+    <w:lvl w:ilvl="1" w:tplc="38090019" w:tentative="1">
+      <w:start w:val="1"/>
+      <w:numFmt w:val="lowerLetter"/>
+      <w:lvlText w:val="%2."/>
+      <w:lvlJc w:val="left"/>
+      <w:pPr>
+        <w:ind w:left="1440" w:hanging="360"/>
+      </w:pPr>
+    </w:lvl>
+    <w:lvl w:ilvl="2" w:tplc="3809001B" w:tentative="1">
+      <w:start w:val="1"/>
+      <w:numFmt w:val="lowerRoman"/>
+      <w:lvlText w:val="%3."/>
+      <w:lvlJc w:val="right"/>
+      <w:pPr>
+        <w:ind w:left="2160" w:hanging="180"/>
+      </w:pPr>
+    </w:lvl>
+    <w:lvl w:ilvl="3" w:tplc="3809000F" w:tentative="1">
+      <w:start w:val="1"/>
+      <w:numFmt w:val="decimal"/>
+      <w:lvlText w:val="%4."/>
+      <w:lvlJc w:val="left"/>
+      <w:pPr>
+        <w:ind w:left="2880" w:hanging="360"/>
+      </w:pPr>
+    </w:lvl>
+    <w:lvl w:ilvl="4" w:tplc="38090019" w:tentative="1">
+      <w:start w:val="1"/>
+      <w:numFmt w:val="lowerLetter"/>
+      <w:lvlText w:val="%5."/>
+      <w:lvlJc w:val="left"/>
+      <w:pPr>
+        <w:ind w:left="3600" w:hanging="360"/>
+      </w:pPr>
+    </w:lvl>
+    <w:lvl w:ilvl="5" w:tplc="3809001B" w:tentative="1">
+      <w:start w:val="1"/>
+      <w:numFmt w:val="lowerRoman"/>
+      <w:lvlText w:val="%6."/>
+      <w:lvlJc w:val="right"/>
+      <w:pPr>
+        <w:ind w:left="4320" w:hanging="180"/>
+      </w:pPr>
+    </w:lvl>
+    <w:lvl w:ilvl="6" w:tplc="3809000F" w:tentative="1">
+      <w:start w:val="1"/>
+      <w:numFmt w:val="decimal"/>
+      <w:lvlText w:val="%7."/>
+      <w:lvlJc w:val="left"/>
+      <w:pPr>
+        <w:ind w:left="5040" w:hanging="360"/>
+      </w:pPr>
+    </w:lvl>
+    <w:lvl w:ilvl="7" w:tplc="38090019" w:tentative="1">
+      <w:start w:val="1"/>
+      <w:numFmt w:val="lowerLetter"/>
+      <w:lvlText w:val="%8."/>
+      <w:lvlJc w:val="left"/>
+      <w:pPr>
+        <w:ind w:left="5760" w:hanging="360"/>
+      </w:pPr>
+    </w:lvl>
+    <w:lvl w:ilvl="8" w:tplc="3809001B" w:tentative="1">
+      <w:start w:val="1"/>
+      <w:numFmt w:val="lowerRoman"/>
+      <w:lvlText w:val="%9."/>
+      <w:lvlJc w:val="right"/>
+      <w:pPr>
+        <w:ind w:left="6480" w:hanging="180"/>
+      </w:pPr>
+    </w:lvl>
+  </w:abstractNum>
+  <w:abstractNum w:abstractNumId="6" w15:restartNumberingAfterBreak="0">
     <w:nsid w:val="759A6864"/>
     <w:multiLevelType w:val="hybridMultilevel"/>
-    <w:tmpl w:val="30B03764"/>
+    <w:tmpl w:val="A3127E22"/>
     <w:lvl w:ilvl="0" w:tplc="38090001">
       <w:start w:val="1"/>
       <w:numFmt w:val="bullet"/>
@@ -14302,19 +17597,25 @@
     </w:lvl>
   </w:abstractNum>
   <w:num w:numId="1" w16cid:durableId="904072917">
-    <w:abstractNumId w:val="1"/>
+    <w:abstractNumId w:val="2"/>
   </w:num>
   <w:num w:numId="2" w16cid:durableId="1726222268">
-    <w:abstractNumId w:val="2"/>
+    <w:abstractNumId w:val="3"/>
   </w:num>
   <w:num w:numId="3" w16cid:durableId="1883051605">
-    <w:abstractNumId w:val="4"/>
+    <w:abstractNumId w:val="6"/>
   </w:num>
   <w:num w:numId="4" w16cid:durableId="1196960817">
     <w:abstractNumId w:val="0"/>
   </w:num>
   <w:num w:numId="5" w16cid:durableId="1745948747">
-    <w:abstractNumId w:val="3"/>
+    <w:abstractNumId w:val="4"/>
+  </w:num>
+  <w:num w:numId="6" w16cid:durableId="141427703">
+    <w:abstractNumId w:val="1"/>
+  </w:num>
+  <w:num w:numId="7" w16cid:durableId="989401016">
+    <w:abstractNumId w:val="5"/>
   </w:num>
 </w:numbering>
 </file>
@@ -14926,7 +18227,6 @@
   <w:style w:type="character" w:default="1" w:styleId="DefaultParagraphFont">
     <w:name w:val="Default Paragraph Font"/>
     <w:uiPriority w:val="1"/>
-    <w:semiHidden/>
     <w:unhideWhenUsed/>
   </w:style>
   <w:style w:type="table" w:default="1" w:styleId="TableNormal">
@@ -15253,6 +18553,25 @@
       <w:spacing w:val="5"/>
     </w:rPr>
   </w:style>
+  <w:style w:type="table" w:styleId="TableGrid">
+    <w:name w:val="Table Grid"/>
+    <w:basedOn w:val="TableNormal"/>
+    <w:uiPriority w:val="39"/>
+    <w:rsid w:val="00D818BF"/>
+    <w:pPr>
+      <w:spacing w:after="0" w:line="240" w:lineRule="auto"/>
+    </w:pPr>
+    <w:tblPr>
+      <w:tblBorders>
+        <w:top w:val="single" w:sz="4" w:space="0" w:color="auto"/>
+        <w:left w:val="single" w:sz="4" w:space="0" w:color="auto"/>
+        <w:bottom w:val="single" w:sz="4" w:space="0" w:color="auto"/>
+        <w:right w:val="single" w:sz="4" w:space="0" w:color="auto"/>
+        <w:insideH w:val="single" w:sz="4" w:space="0" w:color="auto"/>
+        <w:insideV w:val="single" w:sz="4" w:space="0" w:color="auto"/>
+      </w:tblBorders>
+    </w:tblPr>
+  </w:style>
 </w:styles>
 </file>
 
